--- a/Entrevista.docx
+++ b/Entrevista.docx
@@ -3,6 +3,73 @@
 <w:document xmlns:wpc="http://schemas.microsoft.com/office/word/2010/wordprocessingCanvas" xmlns:mo="http://schemas.microsoft.com/office/mac/office/2008/main" xmlns:mc="http://schemas.openxmlformats.org/markup-compatibility/2006" xmlns:mv="urn:schemas-microsoft-com:mac:vml" xmlns:o="urn:schemas-microsoft-com:office:office" xmlns:r="http://schemas.openxmlformats.org/officeDocument/2006/relationships" xmlns:m="http://schemas.openxmlformats.org/officeDocument/2006/math" xmlns:v="urn:schemas-microsoft-com:vml" xmlns:wp14="http://schemas.microsoft.com/office/word/2010/wordprocessingDrawing" xmlns:wp="http://schemas.openxmlformats.org/drawingml/2006/wordprocessingDrawing" xmlns:w10="urn:schemas-microsoft-com:office:word" xmlns:w="http://schemas.openxmlformats.org/wordprocessingml/2006/main" xmlns:w14="http://schemas.microsoft.com/office/word/2010/wordml" xmlns:wpg="http://schemas.microsoft.com/office/word/2010/wordprocessingGroup" xmlns:wpi="http://schemas.microsoft.com/office/word/2010/wordprocessingInk" xmlns:wne="http://schemas.microsoft.com/office/word/2006/wordml" xmlns:wps="http://schemas.microsoft.com/office/word/2010/wordprocessingShape" mc:Ignorable="w14 wp14">
   <w:body>
     <w:p>
+      <w:pPr>
+        <w:pStyle w:val="Normal"/>
+        <w:suppressLineNumbers w:val="0"/>
+        <w:bidi w:val="0"/>
+        <w:spacing w:before="160" w:beforeAutospacing="off" w:after="0" w:afterAutospacing="off" w:line="276" w:lineRule="auto"/>
+        <w:ind w:left="0" w:right="0"/>
+        <w:jc w:val="left"/>
+        <w:rPr>
+          <w:rFonts w:ascii="Lato" w:hAnsi="Lato"/>
+          <w:b w:val="1"/>
+          <w:bCs w:val="1"/>
+          <w:color w:val="000000" w:themeColor="text1" w:themeTint="FF" w:themeShade="FF"/>
+          <w:sz w:val="20"/>
+          <w:szCs w:val="20"/>
+          <w:lang w:val="pt-BR"/>
+        </w:rPr>
+      </w:pPr>
+      <w:r>
+        <w:rPr>
+          <w:rFonts w:ascii="Lato" w:hAnsi="Lato" w:eastAsia="Lato" w:cs="Lato"/>
+          <w:b w:val="1"/>
+          <w:bCs w:val="1"/>
+          <w:color w:val="8064A2" w:themeColor="accent4" w:themeTint="FF" w:themeShade="FF"/>
+          <w:sz w:val="20"/>
+          <w:szCs w:val="20"/>
+          <w:lang w:val="pt-BR"/>
+        </w:rPr>
+        <w:t>ELABORADO POR:</w:t>
+      </w:r>
+      <w:r>
+        <w:rPr>
+          <w:rFonts w:ascii="Calibri" w:hAnsi="Calibri" w:eastAsia="Calibri" w:cs="Calibri" w:asciiTheme="majorAscii" w:hAnsiTheme="majorAscii" w:eastAsiaTheme="majorAscii" w:cstheme="majorAscii"/>
+          <w:b w:val="0"/>
+          <w:bCs w:val="0"/>
+          <w:color w:val="404040" w:themeColor="text1" w:themeTint="BF" w:themeShade="FF"/>
+          <w:sz w:val="20"/>
+          <w:szCs w:val="20"/>
+          <w:lang w:val="pt-BR"/>
+        </w:rPr>
+        <w:t xml:space="preserve"> Érbson Amorim, </w:t>
+      </w:r>
+      <w:r>
+        <w:rPr>
+          <w:rFonts w:ascii="Calibri" w:hAnsi="Calibri" w:eastAsia="Calibri" w:cs="Calibri" w:asciiTheme="majorAscii" w:hAnsiTheme="majorAscii" w:eastAsiaTheme="majorAscii" w:cstheme="majorAscii"/>
+          <w:b w:val="0"/>
+          <w:bCs w:val="0"/>
+          <w:color w:val="404040" w:themeColor="text1" w:themeTint="BF" w:themeShade="FF"/>
+          <w:sz w:val="20"/>
+          <w:szCs w:val="20"/>
+          <w:lang w:val="pt-BR"/>
+        </w:rPr>
+        <w:t>Gi</w:t>
+      </w:r>
+      <w:r>
+        <w:rPr>
+          <w:rFonts w:ascii="Calibri" w:hAnsi="Calibri" w:eastAsia="Calibri" w:cs="Calibri" w:asciiTheme="majorAscii" w:hAnsiTheme="majorAscii" w:eastAsiaTheme="majorAscii" w:cstheme="majorAscii"/>
+          <w:b w:val="0"/>
+          <w:bCs w:val="0"/>
+          <w:color w:val="404040" w:themeColor="text1" w:themeTint="BF" w:themeShade="FF"/>
+          <w:sz w:val="20"/>
+          <w:szCs w:val="20"/>
+          <w:lang w:val="pt-BR"/>
+        </w:rPr>
+        <w:t xml:space="preserve"> Muniz e Thaís Quinto</w:t>
+      </w:r>
+    </w:p>
+    <w:p xmlns:wp14="http://schemas.microsoft.com/office/word/2010/wordml" wp14:textId="051821D4">
       <w:pPr>
         <w:spacing w:after="80"/>
         <w:keepNext/>
@@ -10,14 +77,41 @@
       <w:r>
         <w:rPr>
           <w:rFonts w:ascii="Lato" w:hAnsi="Lato"/>
-          <w:b/>
+          <w:b w:val="1"/>
+          <w:bCs w:val="1"/>
           <w:color w:val="5248BE"/>
           <w:sz w:val="15"/>
+          <w:szCs w:val="15"/>
+          <w:lang w:val="pt-BR"/>
         </w:rPr>
-        <w:t>PESQUISA DE USUÁRIO  •  UX RESEARCH  •  LEVANTAMENTO DE REQUISITOS</w:t>
+        <w:t xml:space="preserve">PESQUISA DE USUÁRIO </w:t>
+      </w:r>
+      <w:r>
+        <w:rPr>
+          <w:rFonts w:ascii="Lato" w:hAnsi="Lato"/>
+          <w:b w:val="1"/>
+          <w:bCs w:val="1"/>
+          <w:color w:val="5248BE"/>
+          <w:sz w:val="15"/>
+          <w:szCs w:val="15"/>
+          <w:lang w:val="pt-BR"/>
+        </w:rPr>
+        <w:t>• UX</w:t>
+      </w:r>
+      <w:r>
+        <w:rPr>
+          <w:rFonts w:ascii="Lato" w:hAnsi="Lato"/>
+          <w:b w:val="1"/>
+          <w:bCs w:val="1"/>
+          <w:color w:val="5248BE"/>
+          <w:sz w:val="15"/>
+          <w:szCs w:val="15"/>
+          <w:lang w:val="pt-BR"/>
+        </w:rPr>
+        <w:t xml:space="preserve"> RESEARCH • LEVANTAMENTO DE REQUISITOS</w:t>
       </w:r>
     </w:p>
-    <w:p>
+    <w:p xmlns:wp14="http://schemas.microsoft.com/office/word/2010/wordml" wp14:textId="77777777">
       <w:pPr>
         <w:spacing w:before="0" w:after="60"/>
         <w:keepNext/>
@@ -32,7 +126,7 @@
         <w:t>Entrevista — Experiência e Melhoria do Estacionamento</w:t>
       </w:r>
     </w:p>
-    <w:p>
+    <w:p xmlns:wp14="http://schemas.microsoft.com/office/word/2010/wordml" wp14:textId="77777777">
       <w:pPr>
         <w:spacing w:after="140"/>
         <w:keepNext/>
@@ -48,19 +142,19 @@
     </w:p>
     <w:tbl>
       <w:tblPr>
-        <w:tblW w:type="auto" w:w="0"/>
+        <w:tblW w:w="0" w:type="auto"/>
         <w:jc w:val="center"/>
         <w:tblLayout w:type="fixed"/>
-        <w:tblLook w:firstColumn="1" w:firstRow="1" w:lastColumn="0" w:lastRow="0" w:noHBand="0" w:noVBand="1" w:val="04A0"/>
+        <w:tblLook w:val="04A0" w:firstRow="1" w:lastRow="0" w:firstColumn="1" w:lastColumn="0" w:noHBand="0" w:noVBand="1"/>
       </w:tblPr>
       <w:tblGrid>
         <w:gridCol w:w="792"/>
         <w:gridCol w:w="14256"/>
       </w:tblGrid>
-      <w:tr>
+      <w:tr xmlns:wp14="http://schemas.microsoft.com/office/word/2010/wordml" wp14:textId="77777777">
         <w:tc>
           <w:tcPr>
-            <w:tcW w:type="dxa" w:w="7200"/>
+            <w:tcW w:w="7200" w:type="dxa"/>
             <w:shd w:fill="5148BE"/>
             <w:tcMar>
               <w:top w:w="100" w:type="dxa"/>
@@ -76,7 +170,7 @@
             </w:tcBorders>
             <w:vAlign w:val="center"/>
           </w:tcPr>
-          <w:p>
+          <w:p wp14:textId="77777777">
             <w:pPr>
               <w:jc w:val="center"/>
             </w:pPr>
@@ -93,7 +187,7 @@
         </w:tc>
         <w:tc>
           <w:tcPr>
-            <w:tcW w:type="dxa" w:w="7200"/>
+            <w:tcW w:w="7200" w:type="dxa"/>
             <w:shd w:fill="F1F0FF"/>
             <w:tcMar>
               <w:top w:w="100" w:type="dxa"/>
@@ -108,7 +202,7 @@
               <w:end w:val="nil"/>
             </w:tcBorders>
           </w:tcPr>
-          <w:p>
+          <w:p wp14:textId="77777777">
             <w:pPr>
               <w:spacing w:after="0"/>
             </w:pPr>
@@ -129,7 +223,7 @@
         </w:tc>
       </w:tr>
     </w:tbl>
-    <w:p>
+    <w:p xmlns:wp14="http://schemas.microsoft.com/office/word/2010/wordml" wp14:textId="77777777">
       <w:pPr>
         <w:spacing w:after="20"/>
         <w:keepNext/>
@@ -137,39 +231,41 @@
     </w:p>
     <w:tbl>
       <w:tblPr>
-        <w:tblW w:type="auto" w:w="0"/>
+        <w:tblW w:w="0" w:type="auto"/>
         <w:jc w:val="center"/>
         <w:tblLayout w:type="fixed"/>
-        <w:tblLook w:firstColumn="1" w:firstRow="1" w:lastColumn="0" w:lastRow="0" w:noHBand="0" w:noVBand="1" w:val="04A0"/>
+        <w:tblLook w:val="04A0" w:firstRow="1" w:lastRow="0" w:firstColumn="1" w:lastColumn="0" w:noHBand="0" w:noVBand="1"/>
       </w:tblPr>
       <w:tblGrid>
         <w:gridCol w:w="4536"/>
         <w:gridCol w:w="7560"/>
         <w:gridCol w:w="3485"/>
       </w:tblGrid>
-      <w:tr>
+      <w:tr xmlns:wp14="http://schemas.microsoft.com/office/word/2010/wordml" wp14:textId="77777777">
         <w:trPr>
           <w:tblHeader w:val="true"/>
         </w:trPr>
         <w:tc>
           <w:tcPr>
-            <w:tcW w:type="dxa" w:w="4536"/>
-            <w:shd w:fill="5148BE"/>
+            <w:tcW w:w="4536" w:type="dxa"/>
+            <w:shd w:val="clear" w:color="auto" w:fill="5148BE"/>
             <w:tcMar>
               <w:top w:w="110" w:type="dxa"/>
+              <w:left w:w="130" w:type="dxa"/>
               <w:start w:w="130" w:type="dxa"/>
               <w:bottom w:w="110" w:type="dxa"/>
+              <w:right w:w="130" w:type="dxa"/>
               <w:end w:w="130" w:type="dxa"/>
             </w:tcMar>
             <w:vAlign w:val="center"/>
             <w:tcBorders>
-              <w:top w:val="single" w:sz="4" w:color="5148BE"/>
-              <w:start w:val="single" w:sz="4" w:color="FFFFFF"/>
-              <w:bottom w:val="single" w:sz="4" w:color="5148BE"/>
-              <w:end w:val="single" w:sz="4" w:color="FFFFFF"/>
+              <w:top w:val="single" w:color="5148BE" w:sz="4"/>
+              <w:start w:val="single" w:color="FFFFFF" w:sz="4"/>
+              <w:bottom w:val="single" w:color="5148BE" w:sz="4"/>
+              <w:end w:val="single" w:color="FFFFFF" w:sz="4"/>
             </w:tcBorders>
           </w:tcPr>
-          <w:p>
+          <w:p wp14:textId="77777777">
             <w:pPr>
               <w:spacing w:after="0"/>
               <w:jc w:val="left"/>
@@ -187,23 +283,25 @@
         </w:tc>
         <w:tc>
           <w:tcPr>
-            <w:tcW w:type="dxa" w:w="7560"/>
-            <w:shd w:fill="5148BE"/>
+            <w:tcW w:w="7560" w:type="dxa"/>
+            <w:shd w:val="clear" w:color="auto" w:fill="5148BE"/>
             <w:tcMar>
               <w:top w:w="110" w:type="dxa"/>
+              <w:left w:w="130" w:type="dxa"/>
               <w:start w:w="130" w:type="dxa"/>
               <w:bottom w:w="110" w:type="dxa"/>
+              <w:right w:w="130" w:type="dxa"/>
               <w:end w:w="130" w:type="dxa"/>
             </w:tcMar>
             <w:vAlign w:val="center"/>
             <w:tcBorders>
-              <w:top w:val="single" w:sz="4" w:color="5148BE"/>
-              <w:start w:val="single" w:sz="4" w:color="FFFFFF"/>
-              <w:bottom w:val="single" w:sz="4" w:color="5148BE"/>
-              <w:end w:val="single" w:sz="4" w:color="FFFFFF"/>
+              <w:top w:val="single" w:color="5148BE" w:sz="4"/>
+              <w:start w:val="single" w:color="FFFFFF" w:sz="4"/>
+              <w:bottom w:val="single" w:color="5148BE" w:sz="4"/>
+              <w:end w:val="single" w:color="FFFFFF" w:sz="4"/>
             </w:tcBorders>
           </w:tcPr>
-          <w:p>
+          <w:p wp14:textId="77777777">
             <w:pPr>
               <w:spacing w:after="0"/>
               <w:jc w:val="left"/>
@@ -211,33 +309,60 @@
             <w:r>
               <w:rPr>
                 <w:rFonts w:ascii="Lato" w:hAnsi="Lato"/>
-                <w:b/>
-                <w:color w:val="FFFFFF"/>
+                <w:b w:val="1"/>
+                <w:bCs w:val="1"/>
+                <w:color w:val="FFFFFF" w:themeColor="background1" w:themeTint="FF" w:themeShade="FF"/>
                 <w:sz w:val="16"/>
+                <w:szCs w:val="16"/>
               </w:rPr>
-              <w:t>RESPOSTA SIMULADA DO USUÁRIO</w:t>
+              <w:t xml:space="preserve">RESPOSTA </w:t>
+            </w:r>
+            <w:r>
+              <w:rPr>
+                <w:rFonts w:ascii="Lato" w:hAnsi="Lato"/>
+                <w:b w:val="1"/>
+                <w:bCs w:val="1"/>
+                <w:color w:val="FFFFFF" w:themeColor="background1" w:themeTint="FF" w:themeShade="FF"/>
+                <w:sz w:val="16"/>
+                <w:szCs w:val="16"/>
+                <w:u w:val="single"/>
+              </w:rPr>
+              <w:t>SIMULADA</w:t>
+            </w:r>
+            <w:r>
+              <w:rPr>
+                <w:rFonts w:ascii="Lato" w:hAnsi="Lato"/>
+                <w:b w:val="1"/>
+                <w:bCs w:val="1"/>
+                <w:color w:val="FFFFFF" w:themeColor="background1" w:themeTint="FF" w:themeShade="FF"/>
+                <w:sz w:val="16"/>
+                <w:szCs w:val="16"/>
+              </w:rPr>
+              <w:t xml:space="preserve"> DO USUÁRIO</w:t>
             </w:r>
           </w:p>
         </w:tc>
         <w:tc>
           <w:tcPr>
-            <w:tcW w:type="dxa" w:w="3484"/>
-            <w:shd w:fill="3F399A"/>
+            <w:tcW w:w="3484" w:type="dxa"/>
+            <w:shd w:val="clear" w:color="auto" w:fill="3F399A"/>
             <w:tcMar>
               <w:top w:w="110" w:type="dxa"/>
+              <w:left w:w="130" w:type="dxa"/>
               <w:start w:w="130" w:type="dxa"/>
               <w:bottom w:w="110" w:type="dxa"/>
+              <w:right w:w="130" w:type="dxa"/>
               <w:end w:w="130" w:type="dxa"/>
             </w:tcMar>
             <w:vAlign w:val="center"/>
             <w:tcBorders>
-              <w:top w:val="single" w:sz="4" w:color="5148BE"/>
-              <w:start w:val="single" w:sz="4" w:color="FFFFFF"/>
-              <w:bottom w:val="single" w:sz="4" w:color="5148BE"/>
-              <w:end w:val="single" w:sz="4" w:color="FFFFFF"/>
+              <w:top w:val="single" w:color="5148BE" w:sz="4"/>
+              <w:start w:val="single" w:color="FFFFFF" w:sz="4"/>
+              <w:bottom w:val="single" w:color="5148BE" w:sz="4"/>
+              <w:end w:val="single" w:color="FFFFFF" w:sz="4"/>
             </w:tcBorders>
           </w:tcPr>
-          <w:p>
+          <w:p wp14:textId="77777777">
             <w:pPr>
               <w:spacing w:after="0"/>
               <w:jc w:val="left"/>
@@ -254,29 +379,31 @@
           </w:p>
         </w:tc>
       </w:tr>
-      <w:tr>
+      <w:tr xmlns:wp14="http://schemas.microsoft.com/office/word/2010/wordml" wp14:textId="77777777">
         <w:trPr>
           <w:cantSplit/>
         </w:trPr>
         <w:tc>
           <w:tcPr>
-            <w:tcW w:type="dxa" w:w="4536"/>
-            <w:shd w:fill="FFFFFF"/>
+            <w:tcW w:w="4536" w:type="dxa"/>
+            <w:shd w:val="clear" w:color="auto" w:fill="FFFFFF" w:themeFill="background1"/>
             <w:tcMar>
               <w:top w:w="115" w:type="dxa"/>
+              <w:left w:w="135" w:type="dxa"/>
               <w:start w:w="135" w:type="dxa"/>
               <w:bottom w:w="115" w:type="dxa"/>
+              <w:right w:w="135" w:type="dxa"/>
               <w:end w:w="135" w:type="dxa"/>
             </w:tcMar>
             <w:vAlign w:val="top"/>
             <w:tcBorders>
-              <w:top w:val="single" w:sz="3" w:color="E6E5EE"/>
-              <w:start w:val="single" w:sz="3" w:color="E6E5EE"/>
-              <w:bottom w:val="single" w:sz="3" w:color="E6E5EE"/>
-              <w:end w:val="single" w:sz="3" w:color="E6E5EE"/>
+              <w:top w:val="single" w:color="E6E5EE" w:sz="3"/>
+              <w:start w:val="single" w:color="E6E5EE" w:sz="3"/>
+              <w:bottom w:val="single" w:color="E6E5EE" w:sz="3"/>
+              <w:end w:val="single" w:color="E6E5EE" w:sz="3"/>
             </w:tcBorders>
           </w:tcPr>
-          <w:p>
+          <w:p wp14:textId="77777777">
             <w:pPr>
               <w:spacing w:after="0" w:line="252" w:lineRule="auto"/>
             </w:pPr>
@@ -293,23 +420,25 @@
         </w:tc>
         <w:tc>
           <w:tcPr>
-            <w:tcW w:type="dxa" w:w="7560"/>
-            <w:shd w:fill="FFFFFF"/>
+            <w:tcW w:w="7560" w:type="dxa"/>
+            <w:shd w:val="clear" w:color="auto" w:fill="FFFFFF" w:themeFill="background1"/>
             <w:tcMar>
               <w:top w:w="115" w:type="dxa"/>
+              <w:left w:w="135" w:type="dxa"/>
               <w:start w:w="135" w:type="dxa"/>
               <w:bottom w:w="115" w:type="dxa"/>
+              <w:right w:w="135" w:type="dxa"/>
               <w:end w:w="135" w:type="dxa"/>
             </w:tcMar>
             <w:vAlign w:val="top"/>
             <w:tcBorders>
-              <w:top w:val="single" w:sz="3" w:color="E6E5EE"/>
-              <w:start w:val="single" w:sz="3" w:color="E6E5EE"/>
-              <w:bottom w:val="single" w:sz="3" w:color="E6E5EE"/>
-              <w:end w:val="single" w:sz="3" w:color="E6E5EE"/>
+              <w:top w:val="single" w:color="E6E5EE" w:sz="3"/>
+              <w:start w:val="single" w:color="E6E5EE" w:sz="3"/>
+              <w:bottom w:val="single" w:color="E6E5EE" w:sz="3"/>
+              <w:end w:val="single" w:color="E6E5EE" w:sz="3"/>
             </w:tcBorders>
           </w:tcPr>
-          <w:p>
+          <w:p wp14:textId="77777777">
             <w:pPr>
               <w:spacing w:after="0" w:line="252" w:lineRule="auto"/>
             </w:pPr>
@@ -326,23 +455,25 @@
         </w:tc>
         <w:tc>
           <w:tcPr>
-            <w:tcW w:type="dxa" w:w="3484"/>
-            <w:shd w:fill="EEF6FF"/>
+            <w:tcW w:w="3484" w:type="dxa"/>
+            <w:shd w:val="clear" w:color="auto" w:fill="EEF6FF"/>
             <w:tcMar>
               <w:top w:w="115" w:type="dxa"/>
+              <w:left w:w="135" w:type="dxa"/>
               <w:start w:w="135" w:type="dxa"/>
               <w:bottom w:w="115" w:type="dxa"/>
+              <w:right w:w="135" w:type="dxa"/>
               <w:end w:w="135" w:type="dxa"/>
             </w:tcMar>
             <w:vAlign w:val="top"/>
             <w:tcBorders>
-              <w:top w:val="single" w:sz="3" w:color="E6E5EE"/>
-              <w:start w:val="single" w:sz="3" w:color="E6E5EE"/>
-              <w:bottom w:val="single" w:sz="3" w:color="E6E5EE"/>
-              <w:end w:val="single" w:sz="3" w:color="E6E5EE"/>
+              <w:top w:val="single" w:color="E6E5EE" w:sz="3"/>
+              <w:start w:val="single" w:color="E6E5EE" w:sz="3"/>
+              <w:bottom w:val="single" w:color="E6E5EE" w:sz="3"/>
+              <w:end w:val="single" w:color="E6E5EE" w:sz="3"/>
             </w:tcBorders>
           </w:tcPr>
-          <w:p>
+          <w:p wp14:textId="77777777">
             <w:pPr>
               <w:spacing w:after="0" w:line="252" w:lineRule="auto"/>
             </w:pPr>
@@ -358,29 +489,31 @@
           </w:p>
         </w:tc>
       </w:tr>
-      <w:tr>
+      <w:tr xmlns:wp14="http://schemas.microsoft.com/office/word/2010/wordml" wp14:textId="77777777">
         <w:trPr>
           <w:cantSplit/>
         </w:trPr>
         <w:tc>
           <w:tcPr>
-            <w:tcW w:type="dxa" w:w="4536"/>
-            <w:shd w:fill="F8F8FC"/>
+            <w:tcW w:w="4536" w:type="dxa"/>
+            <w:shd w:val="clear" w:color="auto" w:fill="F8F8FC"/>
             <w:tcMar>
               <w:top w:w="115" w:type="dxa"/>
+              <w:left w:w="135" w:type="dxa"/>
               <w:start w:w="135" w:type="dxa"/>
               <w:bottom w:w="115" w:type="dxa"/>
+              <w:right w:w="135" w:type="dxa"/>
               <w:end w:w="135" w:type="dxa"/>
             </w:tcMar>
             <w:vAlign w:val="top"/>
             <w:tcBorders>
-              <w:top w:val="single" w:sz="3" w:color="E6E5EE"/>
-              <w:start w:val="single" w:sz="3" w:color="E6E5EE"/>
-              <w:bottom w:val="single" w:sz="3" w:color="E6E5EE"/>
-              <w:end w:val="single" w:sz="3" w:color="E6E5EE"/>
+              <w:top w:val="single" w:color="E6E5EE" w:sz="3"/>
+              <w:start w:val="single" w:color="E6E5EE" w:sz="3"/>
+              <w:bottom w:val="single" w:color="E6E5EE" w:sz="3"/>
+              <w:end w:val="single" w:color="E6E5EE" w:sz="3"/>
             </w:tcBorders>
           </w:tcPr>
-          <w:p>
+          <w:p wp14:textId="77777777">
             <w:pPr>
               <w:spacing w:after="0" w:line="252" w:lineRule="auto"/>
             </w:pPr>
@@ -397,23 +530,25 @@
         </w:tc>
         <w:tc>
           <w:tcPr>
-            <w:tcW w:type="dxa" w:w="7560"/>
-            <w:shd w:fill="F8F8FC"/>
+            <w:tcW w:w="7560" w:type="dxa"/>
+            <w:shd w:val="clear" w:color="auto" w:fill="F8F8FC"/>
             <w:tcMar>
               <w:top w:w="115" w:type="dxa"/>
+              <w:left w:w="135" w:type="dxa"/>
               <w:start w:w="135" w:type="dxa"/>
               <w:bottom w:w="115" w:type="dxa"/>
+              <w:right w:w="135" w:type="dxa"/>
               <w:end w:w="135" w:type="dxa"/>
             </w:tcMar>
             <w:vAlign w:val="top"/>
             <w:tcBorders>
-              <w:top w:val="single" w:sz="3" w:color="E6E5EE"/>
-              <w:start w:val="single" w:sz="3" w:color="E6E5EE"/>
-              <w:bottom w:val="single" w:sz="3" w:color="E6E5EE"/>
-              <w:end w:val="single" w:sz="3" w:color="E6E5EE"/>
+              <w:top w:val="single" w:color="E6E5EE" w:sz="3"/>
+              <w:start w:val="single" w:color="E6E5EE" w:sz="3"/>
+              <w:bottom w:val="single" w:color="E6E5EE" w:sz="3"/>
+              <w:end w:val="single" w:color="E6E5EE" w:sz="3"/>
             </w:tcBorders>
           </w:tcPr>
-          <w:p>
+          <w:p wp14:textId="77777777">
             <w:pPr>
               <w:spacing w:after="0" w:line="252" w:lineRule="auto"/>
             </w:pPr>
@@ -430,23 +565,25 @@
         </w:tc>
         <w:tc>
           <w:tcPr>
-            <w:tcW w:type="dxa" w:w="3484"/>
-            <w:shd w:fill="E8F2FD"/>
+            <w:tcW w:w="3484" w:type="dxa"/>
+            <w:shd w:val="clear" w:color="auto" w:fill="E8F2FD"/>
             <w:tcMar>
               <w:top w:w="115" w:type="dxa"/>
+              <w:left w:w="135" w:type="dxa"/>
               <w:start w:w="135" w:type="dxa"/>
               <w:bottom w:w="115" w:type="dxa"/>
+              <w:right w:w="135" w:type="dxa"/>
               <w:end w:w="135" w:type="dxa"/>
             </w:tcMar>
             <w:vAlign w:val="top"/>
             <w:tcBorders>
-              <w:top w:val="single" w:sz="3" w:color="E6E5EE"/>
-              <w:start w:val="single" w:sz="3" w:color="E6E5EE"/>
-              <w:bottom w:val="single" w:sz="3" w:color="E6E5EE"/>
-              <w:end w:val="single" w:sz="3" w:color="E6E5EE"/>
+              <w:top w:val="single" w:color="E6E5EE" w:sz="3"/>
+              <w:start w:val="single" w:color="E6E5EE" w:sz="3"/>
+              <w:bottom w:val="single" w:color="E6E5EE" w:sz="3"/>
+              <w:end w:val="single" w:color="E6E5EE" w:sz="3"/>
             </w:tcBorders>
           </w:tcPr>
-          <w:p>
+          <w:p wp14:textId="77777777">
             <w:pPr>
               <w:spacing w:after="0" w:line="252" w:lineRule="auto"/>
             </w:pPr>
@@ -462,29 +599,31 @@
           </w:p>
         </w:tc>
       </w:tr>
-      <w:tr>
+      <w:tr xmlns:wp14="http://schemas.microsoft.com/office/word/2010/wordml" wp14:textId="77777777">
         <w:trPr>
           <w:cantSplit/>
         </w:trPr>
         <w:tc>
           <w:tcPr>
-            <w:tcW w:type="dxa" w:w="4536"/>
-            <w:shd w:fill="FFFFFF"/>
+            <w:tcW w:w="4536" w:type="dxa"/>
+            <w:shd w:val="clear" w:color="auto" w:fill="FFFFFF" w:themeFill="background1"/>
             <w:tcMar>
               <w:top w:w="115" w:type="dxa"/>
+              <w:left w:w="135" w:type="dxa"/>
               <w:start w:w="135" w:type="dxa"/>
               <w:bottom w:w="115" w:type="dxa"/>
+              <w:right w:w="135" w:type="dxa"/>
               <w:end w:w="135" w:type="dxa"/>
             </w:tcMar>
             <w:vAlign w:val="top"/>
             <w:tcBorders>
-              <w:top w:val="single" w:sz="3" w:color="E6E5EE"/>
-              <w:start w:val="single" w:sz="3" w:color="E6E5EE"/>
-              <w:bottom w:val="single" w:sz="3" w:color="E6E5EE"/>
-              <w:end w:val="single" w:sz="3" w:color="E6E5EE"/>
+              <w:top w:val="single" w:color="E6E5EE" w:sz="3"/>
+              <w:start w:val="single" w:color="E6E5EE" w:sz="3"/>
+              <w:bottom w:val="single" w:color="E6E5EE" w:sz="3"/>
+              <w:end w:val="single" w:color="E6E5EE" w:sz="3"/>
             </w:tcBorders>
           </w:tcPr>
-          <w:p>
+          <w:p wp14:textId="77777777">
             <w:pPr>
               <w:spacing w:after="0" w:line="252" w:lineRule="auto"/>
             </w:pPr>
@@ -501,23 +640,25 @@
         </w:tc>
         <w:tc>
           <w:tcPr>
-            <w:tcW w:type="dxa" w:w="7560"/>
-            <w:shd w:fill="FFFFFF"/>
+            <w:tcW w:w="7560" w:type="dxa"/>
+            <w:shd w:val="clear" w:color="auto" w:fill="FFFFFF" w:themeFill="background1"/>
             <w:tcMar>
               <w:top w:w="115" w:type="dxa"/>
+              <w:left w:w="135" w:type="dxa"/>
               <w:start w:w="135" w:type="dxa"/>
               <w:bottom w:w="115" w:type="dxa"/>
+              <w:right w:w="135" w:type="dxa"/>
               <w:end w:w="135" w:type="dxa"/>
             </w:tcMar>
             <w:vAlign w:val="top"/>
             <w:tcBorders>
-              <w:top w:val="single" w:sz="3" w:color="E6E5EE"/>
-              <w:start w:val="single" w:sz="3" w:color="E6E5EE"/>
-              <w:bottom w:val="single" w:sz="3" w:color="E6E5EE"/>
-              <w:end w:val="single" w:sz="3" w:color="E6E5EE"/>
+              <w:top w:val="single" w:color="E6E5EE" w:sz="3"/>
+              <w:start w:val="single" w:color="E6E5EE" w:sz="3"/>
+              <w:bottom w:val="single" w:color="E6E5EE" w:sz="3"/>
+              <w:end w:val="single" w:color="E6E5EE" w:sz="3"/>
             </w:tcBorders>
           </w:tcPr>
-          <w:p>
+          <w:p wp14:textId="77777777">
             <w:pPr>
               <w:spacing w:after="0" w:line="252" w:lineRule="auto"/>
             </w:pPr>
@@ -534,23 +675,25 @@
         </w:tc>
         <w:tc>
           <w:tcPr>
-            <w:tcW w:type="dxa" w:w="3484"/>
-            <w:shd w:fill="EEF6FF"/>
+            <w:tcW w:w="3484" w:type="dxa"/>
+            <w:shd w:val="clear" w:color="auto" w:fill="EEF6FF"/>
             <w:tcMar>
               <w:top w:w="115" w:type="dxa"/>
+              <w:left w:w="135" w:type="dxa"/>
               <w:start w:w="135" w:type="dxa"/>
               <w:bottom w:w="115" w:type="dxa"/>
+              <w:right w:w="135" w:type="dxa"/>
               <w:end w:w="135" w:type="dxa"/>
             </w:tcMar>
             <w:vAlign w:val="top"/>
             <w:tcBorders>
-              <w:top w:val="single" w:sz="3" w:color="E6E5EE"/>
-              <w:start w:val="single" w:sz="3" w:color="E6E5EE"/>
-              <w:bottom w:val="single" w:sz="3" w:color="E6E5EE"/>
-              <w:end w:val="single" w:sz="3" w:color="E6E5EE"/>
+              <w:top w:val="single" w:color="E6E5EE" w:sz="3"/>
+              <w:start w:val="single" w:color="E6E5EE" w:sz="3"/>
+              <w:bottom w:val="single" w:color="E6E5EE" w:sz="3"/>
+              <w:end w:val="single" w:color="E6E5EE" w:sz="3"/>
             </w:tcBorders>
           </w:tcPr>
-          <w:p>
+          <w:p wp14:textId="77777777">
             <w:pPr>
               <w:spacing w:after="0" w:line="252" w:lineRule="auto"/>
             </w:pPr>
@@ -566,29 +709,31 @@
           </w:p>
         </w:tc>
       </w:tr>
-      <w:tr>
+      <w:tr xmlns:wp14="http://schemas.microsoft.com/office/word/2010/wordml" wp14:textId="77777777">
         <w:trPr>
           <w:cantSplit/>
         </w:trPr>
         <w:tc>
           <w:tcPr>
-            <w:tcW w:type="dxa" w:w="4536"/>
-            <w:shd w:fill="F8F8FC"/>
+            <w:tcW w:w="4536" w:type="dxa"/>
+            <w:shd w:val="clear" w:color="auto" w:fill="F8F8FC"/>
             <w:tcMar>
               <w:top w:w="115" w:type="dxa"/>
+              <w:left w:w="135" w:type="dxa"/>
               <w:start w:w="135" w:type="dxa"/>
               <w:bottom w:w="115" w:type="dxa"/>
+              <w:right w:w="135" w:type="dxa"/>
               <w:end w:w="135" w:type="dxa"/>
             </w:tcMar>
             <w:vAlign w:val="top"/>
             <w:tcBorders>
-              <w:top w:val="single" w:sz="3" w:color="E6E5EE"/>
-              <w:start w:val="single" w:sz="3" w:color="E6E5EE"/>
-              <w:bottom w:val="single" w:sz="3" w:color="E6E5EE"/>
-              <w:end w:val="single" w:sz="3" w:color="E6E5EE"/>
+              <w:top w:val="single" w:color="E6E5EE" w:sz="3"/>
+              <w:start w:val="single" w:color="E6E5EE" w:sz="3"/>
+              <w:bottom w:val="single" w:color="E6E5EE" w:sz="3"/>
+              <w:end w:val="single" w:color="E6E5EE" w:sz="3"/>
             </w:tcBorders>
           </w:tcPr>
-          <w:p>
+          <w:p wp14:textId="77777777">
             <w:pPr>
               <w:spacing w:after="0" w:line="252" w:lineRule="auto"/>
             </w:pPr>
@@ -605,23 +750,25 @@
         </w:tc>
         <w:tc>
           <w:tcPr>
-            <w:tcW w:type="dxa" w:w="7560"/>
-            <w:shd w:fill="F8F8FC"/>
+            <w:tcW w:w="7560" w:type="dxa"/>
+            <w:shd w:val="clear" w:color="auto" w:fill="F8F8FC"/>
             <w:tcMar>
               <w:top w:w="115" w:type="dxa"/>
+              <w:left w:w="135" w:type="dxa"/>
               <w:start w:w="135" w:type="dxa"/>
               <w:bottom w:w="115" w:type="dxa"/>
+              <w:right w:w="135" w:type="dxa"/>
               <w:end w:w="135" w:type="dxa"/>
             </w:tcMar>
             <w:vAlign w:val="top"/>
             <w:tcBorders>
-              <w:top w:val="single" w:sz="3" w:color="E6E5EE"/>
-              <w:start w:val="single" w:sz="3" w:color="E6E5EE"/>
-              <w:bottom w:val="single" w:sz="3" w:color="E6E5EE"/>
-              <w:end w:val="single" w:sz="3" w:color="E6E5EE"/>
+              <w:top w:val="single" w:color="E6E5EE" w:sz="3"/>
+              <w:start w:val="single" w:color="E6E5EE" w:sz="3"/>
+              <w:bottom w:val="single" w:color="E6E5EE" w:sz="3"/>
+              <w:end w:val="single" w:color="E6E5EE" w:sz="3"/>
             </w:tcBorders>
           </w:tcPr>
-          <w:p>
+          <w:p wp14:textId="77777777">
             <w:pPr>
               <w:spacing w:after="0" w:line="252" w:lineRule="auto"/>
             </w:pPr>
@@ -638,23 +785,25 @@
         </w:tc>
         <w:tc>
           <w:tcPr>
-            <w:tcW w:type="dxa" w:w="3484"/>
-            <w:shd w:fill="E8F2FD"/>
+            <w:tcW w:w="3484" w:type="dxa"/>
+            <w:shd w:val="clear" w:color="auto" w:fill="E8F2FD"/>
             <w:tcMar>
               <w:top w:w="115" w:type="dxa"/>
+              <w:left w:w="135" w:type="dxa"/>
               <w:start w:w="135" w:type="dxa"/>
               <w:bottom w:w="115" w:type="dxa"/>
+              <w:right w:w="135" w:type="dxa"/>
               <w:end w:w="135" w:type="dxa"/>
             </w:tcMar>
             <w:vAlign w:val="top"/>
             <w:tcBorders>
-              <w:top w:val="single" w:sz="3" w:color="E6E5EE"/>
-              <w:start w:val="single" w:sz="3" w:color="E6E5EE"/>
-              <w:bottom w:val="single" w:sz="3" w:color="E6E5EE"/>
-              <w:end w:val="single" w:sz="3" w:color="E6E5EE"/>
+              <w:top w:val="single" w:color="E6E5EE" w:sz="3"/>
+              <w:start w:val="single" w:color="E6E5EE" w:sz="3"/>
+              <w:bottom w:val="single" w:color="E6E5EE" w:sz="3"/>
+              <w:end w:val="single" w:color="E6E5EE" w:sz="3"/>
             </w:tcBorders>
           </w:tcPr>
-          <w:p>
+          <w:p wp14:textId="77777777">
             <w:pPr>
               <w:spacing w:after="0" w:line="252" w:lineRule="auto"/>
             </w:pPr>
@@ -670,29 +819,31 @@
           </w:p>
         </w:tc>
       </w:tr>
-      <w:tr>
+      <w:tr xmlns:wp14="http://schemas.microsoft.com/office/word/2010/wordml" wp14:textId="77777777">
         <w:trPr>
           <w:cantSplit/>
         </w:trPr>
         <w:tc>
           <w:tcPr>
-            <w:tcW w:type="dxa" w:w="4536"/>
-            <w:shd w:fill="FFFFFF"/>
+            <w:tcW w:w="4536" w:type="dxa"/>
+            <w:shd w:val="clear" w:color="auto" w:fill="FFFFFF" w:themeFill="background1"/>
             <w:tcMar>
               <w:top w:w="115" w:type="dxa"/>
+              <w:left w:w="135" w:type="dxa"/>
               <w:start w:w="135" w:type="dxa"/>
               <w:bottom w:w="115" w:type="dxa"/>
+              <w:right w:w="135" w:type="dxa"/>
               <w:end w:w="135" w:type="dxa"/>
             </w:tcMar>
             <w:vAlign w:val="top"/>
             <w:tcBorders>
-              <w:top w:val="single" w:sz="3" w:color="E6E5EE"/>
-              <w:start w:val="single" w:sz="3" w:color="E6E5EE"/>
-              <w:bottom w:val="single" w:sz="3" w:color="E6E5EE"/>
-              <w:end w:val="single" w:sz="3" w:color="E6E5EE"/>
+              <w:top w:val="single" w:color="E6E5EE" w:sz="3"/>
+              <w:start w:val="single" w:color="E6E5EE" w:sz="3"/>
+              <w:bottom w:val="single" w:color="E6E5EE" w:sz="3"/>
+              <w:end w:val="single" w:color="E6E5EE" w:sz="3"/>
             </w:tcBorders>
           </w:tcPr>
-          <w:p>
+          <w:p wp14:textId="77777777">
             <w:pPr>
               <w:spacing w:after="0" w:line="252" w:lineRule="auto"/>
             </w:pPr>
@@ -709,23 +860,25 @@
         </w:tc>
         <w:tc>
           <w:tcPr>
-            <w:tcW w:type="dxa" w:w="7560"/>
-            <w:shd w:fill="FFFFFF"/>
+            <w:tcW w:w="7560" w:type="dxa"/>
+            <w:shd w:val="clear" w:color="auto" w:fill="FFFFFF" w:themeFill="background1"/>
             <w:tcMar>
               <w:top w:w="115" w:type="dxa"/>
+              <w:left w:w="135" w:type="dxa"/>
               <w:start w:w="135" w:type="dxa"/>
               <w:bottom w:w="115" w:type="dxa"/>
+              <w:right w:w="135" w:type="dxa"/>
               <w:end w:w="135" w:type="dxa"/>
             </w:tcMar>
             <w:vAlign w:val="top"/>
             <w:tcBorders>
-              <w:top w:val="single" w:sz="3" w:color="E6E5EE"/>
-              <w:start w:val="single" w:sz="3" w:color="E6E5EE"/>
-              <w:bottom w:val="single" w:sz="3" w:color="E6E5EE"/>
-              <w:end w:val="single" w:sz="3" w:color="E6E5EE"/>
+              <w:top w:val="single" w:color="E6E5EE" w:sz="3"/>
+              <w:start w:val="single" w:color="E6E5EE" w:sz="3"/>
+              <w:bottom w:val="single" w:color="E6E5EE" w:sz="3"/>
+              <w:end w:val="single" w:color="E6E5EE" w:sz="3"/>
             </w:tcBorders>
           </w:tcPr>
-          <w:p>
+          <w:p wp14:textId="77777777">
             <w:pPr>
               <w:spacing w:after="0" w:line="252" w:lineRule="auto"/>
             </w:pPr>
@@ -742,23 +895,25 @@
         </w:tc>
         <w:tc>
           <w:tcPr>
-            <w:tcW w:type="dxa" w:w="3484"/>
-            <w:shd w:fill="EEF6FF"/>
+            <w:tcW w:w="3484" w:type="dxa"/>
+            <w:shd w:val="clear" w:color="auto" w:fill="EEF6FF"/>
             <w:tcMar>
               <w:top w:w="115" w:type="dxa"/>
+              <w:left w:w="135" w:type="dxa"/>
               <w:start w:w="135" w:type="dxa"/>
               <w:bottom w:w="115" w:type="dxa"/>
+              <w:right w:w="135" w:type="dxa"/>
               <w:end w:w="135" w:type="dxa"/>
             </w:tcMar>
             <w:vAlign w:val="top"/>
             <w:tcBorders>
-              <w:top w:val="single" w:sz="3" w:color="E6E5EE"/>
-              <w:start w:val="single" w:sz="3" w:color="E6E5EE"/>
-              <w:bottom w:val="single" w:sz="3" w:color="E6E5EE"/>
-              <w:end w:val="single" w:sz="3" w:color="E6E5EE"/>
+              <w:top w:val="single" w:color="E6E5EE" w:sz="3"/>
+              <w:start w:val="single" w:color="E6E5EE" w:sz="3"/>
+              <w:bottom w:val="single" w:color="E6E5EE" w:sz="3"/>
+              <w:end w:val="single" w:color="E6E5EE" w:sz="3"/>
             </w:tcBorders>
           </w:tcPr>
-          <w:p>
+          <w:p wp14:textId="77777777">
             <w:pPr>
               <w:spacing w:after="0" w:line="252" w:lineRule="auto"/>
             </w:pPr>
@@ -774,29 +929,31 @@
           </w:p>
         </w:tc>
       </w:tr>
-      <w:tr>
+      <w:tr xmlns:wp14="http://schemas.microsoft.com/office/word/2010/wordml" wp14:textId="77777777">
         <w:trPr>
           <w:cantSplit/>
         </w:trPr>
         <w:tc>
           <w:tcPr>
-            <w:tcW w:type="dxa" w:w="4536"/>
-            <w:shd w:fill="F8F8FC"/>
+            <w:tcW w:w="4536" w:type="dxa"/>
+            <w:shd w:val="clear" w:color="auto" w:fill="F8F8FC"/>
             <w:tcMar>
               <w:top w:w="115" w:type="dxa"/>
+              <w:left w:w="135" w:type="dxa"/>
               <w:start w:w="135" w:type="dxa"/>
               <w:bottom w:w="115" w:type="dxa"/>
+              <w:right w:w="135" w:type="dxa"/>
               <w:end w:w="135" w:type="dxa"/>
             </w:tcMar>
             <w:vAlign w:val="top"/>
             <w:tcBorders>
-              <w:top w:val="single" w:sz="3" w:color="E6E5EE"/>
-              <w:start w:val="single" w:sz="3" w:color="E6E5EE"/>
-              <w:bottom w:val="single" w:sz="3" w:color="E6E5EE"/>
-              <w:end w:val="single" w:sz="3" w:color="E6E5EE"/>
+              <w:top w:val="single" w:color="E6E5EE" w:sz="3"/>
+              <w:start w:val="single" w:color="E6E5EE" w:sz="3"/>
+              <w:bottom w:val="single" w:color="E6E5EE" w:sz="3"/>
+              <w:end w:val="single" w:color="E6E5EE" w:sz="3"/>
             </w:tcBorders>
           </w:tcPr>
-          <w:p>
+          <w:p wp14:textId="77777777">
             <w:pPr>
               <w:spacing w:after="0" w:line="252" w:lineRule="auto"/>
             </w:pPr>
@@ -813,23 +970,25 @@
         </w:tc>
         <w:tc>
           <w:tcPr>
-            <w:tcW w:type="dxa" w:w="7560"/>
-            <w:shd w:fill="F8F8FC"/>
+            <w:tcW w:w="7560" w:type="dxa"/>
+            <w:shd w:val="clear" w:color="auto" w:fill="F8F8FC"/>
             <w:tcMar>
               <w:top w:w="115" w:type="dxa"/>
+              <w:left w:w="135" w:type="dxa"/>
               <w:start w:w="135" w:type="dxa"/>
               <w:bottom w:w="115" w:type="dxa"/>
+              <w:right w:w="135" w:type="dxa"/>
               <w:end w:w="135" w:type="dxa"/>
             </w:tcMar>
             <w:vAlign w:val="top"/>
             <w:tcBorders>
-              <w:top w:val="single" w:sz="3" w:color="E6E5EE"/>
-              <w:start w:val="single" w:sz="3" w:color="E6E5EE"/>
-              <w:bottom w:val="single" w:sz="3" w:color="E6E5EE"/>
-              <w:end w:val="single" w:sz="3" w:color="E6E5EE"/>
+              <w:top w:val="single" w:color="E6E5EE" w:sz="3"/>
+              <w:start w:val="single" w:color="E6E5EE" w:sz="3"/>
+              <w:bottom w:val="single" w:color="E6E5EE" w:sz="3"/>
+              <w:end w:val="single" w:color="E6E5EE" w:sz="3"/>
             </w:tcBorders>
           </w:tcPr>
-          <w:p>
+          <w:p wp14:textId="77777777">
             <w:pPr>
               <w:spacing w:after="0" w:line="252" w:lineRule="auto"/>
             </w:pPr>
@@ -846,23 +1005,25 @@
         </w:tc>
         <w:tc>
           <w:tcPr>
-            <w:tcW w:type="dxa" w:w="3484"/>
-            <w:shd w:fill="E8F2FD"/>
+            <w:tcW w:w="3484" w:type="dxa"/>
+            <w:shd w:val="clear" w:color="auto" w:fill="E8F2FD"/>
             <w:tcMar>
               <w:top w:w="115" w:type="dxa"/>
+              <w:left w:w="135" w:type="dxa"/>
               <w:start w:w="135" w:type="dxa"/>
               <w:bottom w:w="115" w:type="dxa"/>
+              <w:right w:w="135" w:type="dxa"/>
               <w:end w:w="135" w:type="dxa"/>
             </w:tcMar>
             <w:vAlign w:val="top"/>
             <w:tcBorders>
-              <w:top w:val="single" w:sz="3" w:color="E6E5EE"/>
-              <w:start w:val="single" w:sz="3" w:color="E6E5EE"/>
-              <w:bottom w:val="single" w:sz="3" w:color="E6E5EE"/>
-              <w:end w:val="single" w:sz="3" w:color="E6E5EE"/>
+              <w:top w:val="single" w:color="E6E5EE" w:sz="3"/>
+              <w:start w:val="single" w:color="E6E5EE" w:sz="3"/>
+              <w:bottom w:val="single" w:color="E6E5EE" w:sz="3"/>
+              <w:end w:val="single" w:color="E6E5EE" w:sz="3"/>
             </w:tcBorders>
           </w:tcPr>
-          <w:p>
+          <w:p wp14:textId="77777777">
             <w:pPr>
               <w:spacing w:after="0" w:line="252" w:lineRule="auto"/>
             </w:pPr>
@@ -878,29 +1039,31 @@
           </w:p>
         </w:tc>
       </w:tr>
-      <w:tr>
+      <w:tr xmlns:wp14="http://schemas.microsoft.com/office/word/2010/wordml" wp14:textId="77777777">
         <w:trPr>
           <w:cantSplit/>
         </w:trPr>
         <w:tc>
           <w:tcPr>
-            <w:tcW w:type="dxa" w:w="4536"/>
-            <w:shd w:fill="FFFFFF"/>
+            <w:tcW w:w="4536" w:type="dxa"/>
+            <w:shd w:val="clear" w:color="auto" w:fill="FFFFFF" w:themeFill="background1"/>
             <w:tcMar>
               <w:top w:w="115" w:type="dxa"/>
+              <w:left w:w="135" w:type="dxa"/>
               <w:start w:w="135" w:type="dxa"/>
               <w:bottom w:w="115" w:type="dxa"/>
+              <w:right w:w="135" w:type="dxa"/>
               <w:end w:w="135" w:type="dxa"/>
             </w:tcMar>
             <w:vAlign w:val="top"/>
             <w:tcBorders>
-              <w:top w:val="single" w:sz="3" w:color="E6E5EE"/>
-              <w:start w:val="single" w:sz="3" w:color="E6E5EE"/>
-              <w:bottom w:val="single" w:sz="3" w:color="E6E5EE"/>
-              <w:end w:val="single" w:sz="3" w:color="E6E5EE"/>
+              <w:top w:val="single" w:color="E6E5EE" w:sz="3"/>
+              <w:start w:val="single" w:color="E6E5EE" w:sz="3"/>
+              <w:bottom w:val="single" w:color="E6E5EE" w:sz="3"/>
+              <w:end w:val="single" w:color="E6E5EE" w:sz="3"/>
             </w:tcBorders>
           </w:tcPr>
-          <w:p>
+          <w:p wp14:textId="77777777">
             <w:pPr>
               <w:spacing w:after="0" w:line="252" w:lineRule="auto"/>
             </w:pPr>
@@ -917,23 +1080,25 @@
         </w:tc>
         <w:tc>
           <w:tcPr>
-            <w:tcW w:type="dxa" w:w="7560"/>
-            <w:shd w:fill="FFFFFF"/>
+            <w:tcW w:w="7560" w:type="dxa"/>
+            <w:shd w:val="clear" w:color="auto" w:fill="FFFFFF" w:themeFill="background1"/>
             <w:tcMar>
               <w:top w:w="115" w:type="dxa"/>
+              <w:left w:w="135" w:type="dxa"/>
               <w:start w:w="135" w:type="dxa"/>
               <w:bottom w:w="115" w:type="dxa"/>
+              <w:right w:w="135" w:type="dxa"/>
               <w:end w:w="135" w:type="dxa"/>
             </w:tcMar>
             <w:vAlign w:val="top"/>
             <w:tcBorders>
-              <w:top w:val="single" w:sz="3" w:color="E6E5EE"/>
-              <w:start w:val="single" w:sz="3" w:color="E6E5EE"/>
-              <w:bottom w:val="single" w:sz="3" w:color="E6E5EE"/>
-              <w:end w:val="single" w:sz="3" w:color="E6E5EE"/>
+              <w:top w:val="single" w:color="E6E5EE" w:sz="3"/>
+              <w:start w:val="single" w:color="E6E5EE" w:sz="3"/>
+              <w:bottom w:val="single" w:color="E6E5EE" w:sz="3"/>
+              <w:end w:val="single" w:color="E6E5EE" w:sz="3"/>
             </w:tcBorders>
           </w:tcPr>
-          <w:p>
+          <w:p wp14:textId="77777777">
             <w:pPr>
               <w:spacing w:after="0" w:line="252" w:lineRule="auto"/>
             </w:pPr>
@@ -950,23 +1115,25 @@
         </w:tc>
         <w:tc>
           <w:tcPr>
-            <w:tcW w:type="dxa" w:w="3484"/>
-            <w:shd w:fill="EEF6FF"/>
+            <w:tcW w:w="3484" w:type="dxa"/>
+            <w:shd w:val="clear" w:color="auto" w:fill="EEF6FF"/>
             <w:tcMar>
               <w:top w:w="115" w:type="dxa"/>
+              <w:left w:w="135" w:type="dxa"/>
               <w:start w:w="135" w:type="dxa"/>
               <w:bottom w:w="115" w:type="dxa"/>
+              <w:right w:w="135" w:type="dxa"/>
               <w:end w:w="135" w:type="dxa"/>
             </w:tcMar>
             <w:vAlign w:val="top"/>
             <w:tcBorders>
-              <w:top w:val="single" w:sz="3" w:color="E6E5EE"/>
-              <w:start w:val="single" w:sz="3" w:color="E6E5EE"/>
-              <w:bottom w:val="single" w:sz="3" w:color="E6E5EE"/>
-              <w:end w:val="single" w:sz="3" w:color="E6E5EE"/>
+              <w:top w:val="single" w:color="E6E5EE" w:sz="3"/>
+              <w:start w:val="single" w:color="E6E5EE" w:sz="3"/>
+              <w:bottom w:val="single" w:color="E6E5EE" w:sz="3"/>
+              <w:end w:val="single" w:color="E6E5EE" w:sz="3"/>
             </w:tcBorders>
           </w:tcPr>
-          <w:p>
+          <w:p wp14:textId="77777777">
             <w:pPr>
               <w:spacing w:after="0" w:line="252" w:lineRule="auto"/>
             </w:pPr>
@@ -982,29 +1149,31 @@
           </w:p>
         </w:tc>
       </w:tr>
-      <w:tr>
+      <w:tr xmlns:wp14="http://schemas.microsoft.com/office/word/2010/wordml" wp14:textId="77777777">
         <w:trPr>
           <w:cantSplit/>
         </w:trPr>
         <w:tc>
           <w:tcPr>
-            <w:tcW w:type="dxa" w:w="4536"/>
-            <w:shd w:fill="F8F8FC"/>
+            <w:tcW w:w="4536" w:type="dxa"/>
+            <w:shd w:val="clear" w:color="auto" w:fill="F8F8FC"/>
             <w:tcMar>
               <w:top w:w="115" w:type="dxa"/>
+              <w:left w:w="135" w:type="dxa"/>
               <w:start w:w="135" w:type="dxa"/>
               <w:bottom w:w="115" w:type="dxa"/>
+              <w:right w:w="135" w:type="dxa"/>
               <w:end w:w="135" w:type="dxa"/>
             </w:tcMar>
             <w:vAlign w:val="top"/>
             <w:tcBorders>
-              <w:top w:val="single" w:sz="3" w:color="E6E5EE"/>
-              <w:start w:val="single" w:sz="3" w:color="E6E5EE"/>
-              <w:bottom w:val="single" w:sz="3" w:color="E6E5EE"/>
-              <w:end w:val="single" w:sz="3" w:color="E6E5EE"/>
+              <w:top w:val="single" w:color="E6E5EE" w:sz="3"/>
+              <w:start w:val="single" w:color="E6E5EE" w:sz="3"/>
+              <w:bottom w:val="single" w:color="E6E5EE" w:sz="3"/>
+              <w:end w:val="single" w:color="E6E5EE" w:sz="3"/>
             </w:tcBorders>
           </w:tcPr>
-          <w:p>
+          <w:p wp14:textId="77777777">
             <w:pPr>
               <w:spacing w:after="0" w:line="252" w:lineRule="auto"/>
             </w:pPr>
@@ -1021,23 +1190,25 @@
         </w:tc>
         <w:tc>
           <w:tcPr>
-            <w:tcW w:type="dxa" w:w="7560"/>
-            <w:shd w:fill="F8F8FC"/>
+            <w:tcW w:w="7560" w:type="dxa"/>
+            <w:shd w:val="clear" w:color="auto" w:fill="F8F8FC"/>
             <w:tcMar>
               <w:top w:w="115" w:type="dxa"/>
+              <w:left w:w="135" w:type="dxa"/>
               <w:start w:w="135" w:type="dxa"/>
               <w:bottom w:w="115" w:type="dxa"/>
+              <w:right w:w="135" w:type="dxa"/>
               <w:end w:w="135" w:type="dxa"/>
             </w:tcMar>
             <w:vAlign w:val="top"/>
             <w:tcBorders>
-              <w:top w:val="single" w:sz="3" w:color="E6E5EE"/>
-              <w:start w:val="single" w:sz="3" w:color="E6E5EE"/>
-              <w:bottom w:val="single" w:sz="3" w:color="E6E5EE"/>
-              <w:end w:val="single" w:sz="3" w:color="E6E5EE"/>
+              <w:top w:val="single" w:color="E6E5EE" w:sz="3"/>
+              <w:start w:val="single" w:color="E6E5EE" w:sz="3"/>
+              <w:bottom w:val="single" w:color="E6E5EE" w:sz="3"/>
+              <w:end w:val="single" w:color="E6E5EE" w:sz="3"/>
             </w:tcBorders>
           </w:tcPr>
-          <w:p>
+          <w:p wp14:textId="77777777">
             <w:pPr>
               <w:spacing w:after="0" w:line="252" w:lineRule="auto"/>
             </w:pPr>
@@ -1054,23 +1225,25 @@
         </w:tc>
         <w:tc>
           <w:tcPr>
-            <w:tcW w:type="dxa" w:w="3484"/>
-            <w:shd w:fill="E8F2FD"/>
+            <w:tcW w:w="3484" w:type="dxa"/>
+            <w:shd w:val="clear" w:color="auto" w:fill="E8F2FD"/>
             <w:tcMar>
               <w:top w:w="115" w:type="dxa"/>
+              <w:left w:w="135" w:type="dxa"/>
               <w:start w:w="135" w:type="dxa"/>
               <w:bottom w:w="115" w:type="dxa"/>
+              <w:right w:w="135" w:type="dxa"/>
               <w:end w:w="135" w:type="dxa"/>
             </w:tcMar>
             <w:vAlign w:val="top"/>
             <w:tcBorders>
-              <w:top w:val="single" w:sz="3" w:color="E6E5EE"/>
-              <w:start w:val="single" w:sz="3" w:color="E6E5EE"/>
-              <w:bottom w:val="single" w:sz="3" w:color="E6E5EE"/>
-              <w:end w:val="single" w:sz="3" w:color="E6E5EE"/>
+              <w:top w:val="single" w:color="E6E5EE" w:sz="3"/>
+              <w:start w:val="single" w:color="E6E5EE" w:sz="3"/>
+              <w:bottom w:val="single" w:color="E6E5EE" w:sz="3"/>
+              <w:end w:val="single" w:color="E6E5EE" w:sz="3"/>
             </w:tcBorders>
           </w:tcPr>
-          <w:p>
+          <w:p wp14:textId="77777777">
             <w:pPr>
               <w:spacing w:after="0" w:line="252" w:lineRule="auto"/>
             </w:pPr>
@@ -1086,29 +1259,31 @@
           </w:p>
         </w:tc>
       </w:tr>
-      <w:tr>
+      <w:tr xmlns:wp14="http://schemas.microsoft.com/office/word/2010/wordml" wp14:textId="77777777">
         <w:trPr>
           <w:cantSplit/>
         </w:trPr>
         <w:tc>
           <w:tcPr>
-            <w:tcW w:type="dxa" w:w="4536"/>
-            <w:shd w:fill="FFFFFF"/>
+            <w:tcW w:w="4536" w:type="dxa"/>
+            <w:shd w:val="clear" w:color="auto" w:fill="FFFFFF" w:themeFill="background1"/>
             <w:tcMar>
               <w:top w:w="115" w:type="dxa"/>
+              <w:left w:w="135" w:type="dxa"/>
               <w:start w:w="135" w:type="dxa"/>
               <w:bottom w:w="115" w:type="dxa"/>
+              <w:right w:w="135" w:type="dxa"/>
               <w:end w:w="135" w:type="dxa"/>
             </w:tcMar>
             <w:vAlign w:val="top"/>
             <w:tcBorders>
-              <w:top w:val="single" w:sz="3" w:color="E6E5EE"/>
-              <w:start w:val="single" w:sz="3" w:color="E6E5EE"/>
-              <w:bottom w:val="single" w:sz="3" w:color="E6E5EE"/>
-              <w:end w:val="single" w:sz="3" w:color="E6E5EE"/>
+              <w:top w:val="single" w:color="E6E5EE" w:sz="3"/>
+              <w:start w:val="single" w:color="E6E5EE" w:sz="3"/>
+              <w:bottom w:val="single" w:color="E6E5EE" w:sz="3"/>
+              <w:end w:val="single" w:color="E6E5EE" w:sz="3"/>
             </w:tcBorders>
           </w:tcPr>
-          <w:p>
+          <w:p wp14:textId="77777777">
             <w:pPr>
               <w:spacing w:after="0" w:line="252" w:lineRule="auto"/>
             </w:pPr>
@@ -1125,23 +1300,25 @@
         </w:tc>
         <w:tc>
           <w:tcPr>
-            <w:tcW w:type="dxa" w:w="7560"/>
-            <w:shd w:fill="FFFFFF"/>
+            <w:tcW w:w="7560" w:type="dxa"/>
+            <w:shd w:val="clear" w:color="auto" w:fill="FFFFFF" w:themeFill="background1"/>
             <w:tcMar>
               <w:top w:w="115" w:type="dxa"/>
+              <w:left w:w="135" w:type="dxa"/>
               <w:start w:w="135" w:type="dxa"/>
               <w:bottom w:w="115" w:type="dxa"/>
+              <w:right w:w="135" w:type="dxa"/>
               <w:end w:w="135" w:type="dxa"/>
             </w:tcMar>
             <w:vAlign w:val="top"/>
             <w:tcBorders>
-              <w:top w:val="single" w:sz="3" w:color="E6E5EE"/>
-              <w:start w:val="single" w:sz="3" w:color="E6E5EE"/>
-              <w:bottom w:val="single" w:sz="3" w:color="E6E5EE"/>
-              <w:end w:val="single" w:sz="3" w:color="E6E5EE"/>
+              <w:top w:val="single" w:color="E6E5EE" w:sz="3"/>
+              <w:start w:val="single" w:color="E6E5EE" w:sz="3"/>
+              <w:bottom w:val="single" w:color="E6E5EE" w:sz="3"/>
+              <w:end w:val="single" w:color="E6E5EE" w:sz="3"/>
             </w:tcBorders>
           </w:tcPr>
-          <w:p>
+          <w:p wp14:textId="77777777">
             <w:pPr>
               <w:spacing w:after="0" w:line="252" w:lineRule="auto"/>
             </w:pPr>
@@ -1158,23 +1335,25 @@
         </w:tc>
         <w:tc>
           <w:tcPr>
-            <w:tcW w:type="dxa" w:w="3484"/>
-            <w:shd w:fill="EEF6FF"/>
+            <w:tcW w:w="3484" w:type="dxa"/>
+            <w:shd w:val="clear" w:color="auto" w:fill="EEF6FF"/>
             <w:tcMar>
               <w:top w:w="115" w:type="dxa"/>
+              <w:left w:w="135" w:type="dxa"/>
               <w:start w:w="135" w:type="dxa"/>
               <w:bottom w:w="115" w:type="dxa"/>
+              <w:right w:w="135" w:type="dxa"/>
               <w:end w:w="135" w:type="dxa"/>
             </w:tcMar>
             <w:vAlign w:val="top"/>
             <w:tcBorders>
-              <w:top w:val="single" w:sz="3" w:color="E6E5EE"/>
-              <w:start w:val="single" w:sz="3" w:color="E6E5EE"/>
-              <w:bottom w:val="single" w:sz="3" w:color="E6E5EE"/>
-              <w:end w:val="single" w:sz="3" w:color="E6E5EE"/>
+              <w:top w:val="single" w:color="E6E5EE" w:sz="3"/>
+              <w:start w:val="single" w:color="E6E5EE" w:sz="3"/>
+              <w:bottom w:val="single" w:color="E6E5EE" w:sz="3"/>
+              <w:end w:val="single" w:color="E6E5EE" w:sz="3"/>
             </w:tcBorders>
           </w:tcPr>
-          <w:p>
+          <w:p wp14:textId="77777777">
             <w:pPr>
               <w:spacing w:after="0" w:line="252" w:lineRule="auto"/>
             </w:pPr>
@@ -1190,29 +1369,31 @@
           </w:p>
         </w:tc>
       </w:tr>
-      <w:tr>
+      <w:tr xmlns:wp14="http://schemas.microsoft.com/office/word/2010/wordml" wp14:textId="77777777">
         <w:trPr>
           <w:cantSplit/>
         </w:trPr>
         <w:tc>
           <w:tcPr>
-            <w:tcW w:type="dxa" w:w="4536"/>
-            <w:shd w:fill="F8F8FC"/>
+            <w:tcW w:w="4536" w:type="dxa"/>
+            <w:shd w:val="clear" w:color="auto" w:fill="F8F8FC"/>
             <w:tcMar>
               <w:top w:w="115" w:type="dxa"/>
+              <w:left w:w="135" w:type="dxa"/>
               <w:start w:w="135" w:type="dxa"/>
               <w:bottom w:w="115" w:type="dxa"/>
+              <w:right w:w="135" w:type="dxa"/>
               <w:end w:w="135" w:type="dxa"/>
             </w:tcMar>
             <w:vAlign w:val="top"/>
             <w:tcBorders>
-              <w:top w:val="single" w:sz="3" w:color="E6E5EE"/>
-              <w:start w:val="single" w:sz="3" w:color="E6E5EE"/>
-              <w:bottom w:val="single" w:sz="3" w:color="E6E5EE"/>
-              <w:end w:val="single" w:sz="3" w:color="E6E5EE"/>
+              <w:top w:val="single" w:color="E6E5EE" w:sz="3"/>
+              <w:start w:val="single" w:color="E6E5EE" w:sz="3"/>
+              <w:bottom w:val="single" w:color="E6E5EE" w:sz="3"/>
+              <w:end w:val="single" w:color="E6E5EE" w:sz="3"/>
             </w:tcBorders>
           </w:tcPr>
-          <w:p>
+          <w:p wp14:textId="77777777">
             <w:pPr>
               <w:spacing w:after="0" w:line="252" w:lineRule="auto"/>
             </w:pPr>
@@ -1229,23 +1410,25 @@
         </w:tc>
         <w:tc>
           <w:tcPr>
-            <w:tcW w:type="dxa" w:w="7560"/>
-            <w:shd w:fill="F8F8FC"/>
+            <w:tcW w:w="7560" w:type="dxa"/>
+            <w:shd w:val="clear" w:color="auto" w:fill="F8F8FC"/>
             <w:tcMar>
               <w:top w:w="115" w:type="dxa"/>
+              <w:left w:w="135" w:type="dxa"/>
               <w:start w:w="135" w:type="dxa"/>
               <w:bottom w:w="115" w:type="dxa"/>
+              <w:right w:w="135" w:type="dxa"/>
               <w:end w:w="135" w:type="dxa"/>
             </w:tcMar>
             <w:vAlign w:val="top"/>
             <w:tcBorders>
-              <w:top w:val="single" w:sz="3" w:color="E6E5EE"/>
-              <w:start w:val="single" w:sz="3" w:color="E6E5EE"/>
-              <w:bottom w:val="single" w:sz="3" w:color="E6E5EE"/>
-              <w:end w:val="single" w:sz="3" w:color="E6E5EE"/>
+              <w:top w:val="single" w:color="E6E5EE" w:sz="3"/>
+              <w:start w:val="single" w:color="E6E5EE" w:sz="3"/>
+              <w:bottom w:val="single" w:color="E6E5EE" w:sz="3"/>
+              <w:end w:val="single" w:color="E6E5EE" w:sz="3"/>
             </w:tcBorders>
           </w:tcPr>
-          <w:p>
+          <w:p wp14:textId="77777777">
             <w:pPr>
               <w:spacing w:after="0" w:line="252" w:lineRule="auto"/>
             </w:pPr>
@@ -1262,23 +1445,25 @@
         </w:tc>
         <w:tc>
           <w:tcPr>
-            <w:tcW w:type="dxa" w:w="3484"/>
-            <w:shd w:fill="E8F2FD"/>
+            <w:tcW w:w="3484" w:type="dxa"/>
+            <w:shd w:val="clear" w:color="auto" w:fill="E8F2FD"/>
             <w:tcMar>
               <w:top w:w="115" w:type="dxa"/>
+              <w:left w:w="135" w:type="dxa"/>
               <w:start w:w="135" w:type="dxa"/>
               <w:bottom w:w="115" w:type="dxa"/>
+              <w:right w:w="135" w:type="dxa"/>
               <w:end w:w="135" w:type="dxa"/>
             </w:tcMar>
             <w:vAlign w:val="top"/>
             <w:tcBorders>
-              <w:top w:val="single" w:sz="3" w:color="E6E5EE"/>
-              <w:start w:val="single" w:sz="3" w:color="E6E5EE"/>
-              <w:bottom w:val="single" w:sz="3" w:color="E6E5EE"/>
-              <w:end w:val="single" w:sz="3" w:color="E6E5EE"/>
+              <w:top w:val="single" w:color="E6E5EE" w:sz="3"/>
+              <w:start w:val="single" w:color="E6E5EE" w:sz="3"/>
+              <w:bottom w:val="single" w:color="E6E5EE" w:sz="3"/>
+              <w:end w:val="single" w:color="E6E5EE" w:sz="3"/>
             </w:tcBorders>
           </w:tcPr>
-          <w:p>
+          <w:p wp14:textId="77777777">
             <w:pPr>
               <w:spacing w:after="0" w:line="252" w:lineRule="auto"/>
             </w:pPr>
@@ -1302,17 +1487,46 @@
       <w:r>
         <w:rPr>
           <w:rFonts w:ascii="Lato" w:hAnsi="Lato"/>
-          <w:b/>
+          <w:b w:val="1"/>
+          <w:bCs w:val="1"/>
           <w:color w:val="5248BE"/>
           <w:sz w:val="17"/>
+          <w:szCs w:val="17"/>
+          <w:lang w:val="pt-BR"/>
         </w:rPr>
-        <w:t xml:space="preserve">Síntese metodológica  •  </w:t>
+        <w:t xml:space="preserve">Síntese </w:t>
+      </w:r>
+      <w:r>
+        <w:rPr>
+          <w:rFonts w:ascii="Lato" w:hAnsi="Lato"/>
+          <w:b w:val="1"/>
+          <w:bCs w:val="1"/>
+          <w:color w:val="5248BE"/>
+          <w:sz w:val="17"/>
+          <w:szCs w:val="17"/>
+          <w:lang w:val="pt-BR"/>
+        </w:rPr>
+        <w:t>metodológica  •</w:t>
+      </w:r>
+      <w:r>
+        <w:rPr>
+          <w:rFonts w:ascii="Lato" w:hAnsi="Lato"/>
+          <w:b w:val="1"/>
+          <w:bCs w:val="1"/>
+          <w:color w:val="5248BE"/>
+          <w:sz w:val="17"/>
+          <w:szCs w:val="17"/>
+          <w:lang w:val="pt-BR"/>
+        </w:rPr>
+        <w:t xml:space="preserve">  </w:t>
       </w:r>
       <w:r>
         <w:rPr>
           <w:rFonts w:ascii="Lato" w:hAnsi="Lato"/>
           <w:color w:val="5A5A69"/>
           <w:sz w:val="17"/>
+          <w:szCs w:val="17"/>
+          <w:lang w:val="pt-BR"/>
         </w:rPr>
         <w:t>As perguntas são abertas e evitam induzir soluções, permitindo que necessidades reais do usuário orientem a priorização de funcionalidades e melhorias do serviço.</w:t>
       </w:r>
@@ -1331,7 +1545,7 @@
 
 <file path=word/footer1.xml><?xml version="1.0" encoding="utf-8"?>
 <w:ftr xmlns:m="http://schemas.openxmlformats.org/officeDocument/2006/math" xmlns:mc="http://schemas.openxmlformats.org/markup-compatibility/2006" xmlns:mo="http://schemas.microsoft.com/office/mac/office/2008/main" xmlns:mv="urn:schemas-microsoft-com:mac:vml" xmlns:o="urn:schemas-microsoft-com:office:office" xmlns:r="http://schemas.openxmlformats.org/officeDocument/2006/relationships" xmlns:v="urn:schemas-microsoft-com:vml" xmlns:w10="urn:schemas-microsoft-com:office:word" xmlns:w14="http://schemas.microsoft.com/office/word/2010/wordml" xmlns:w="http://schemas.openxmlformats.org/wordprocessingml/2006/main" xmlns:wne="http://schemas.microsoft.com/office/word/2006/wordml" xmlns:wp14="http://schemas.microsoft.com/office/word/2010/wordprocessingDrawing" xmlns:wp="http://schemas.openxmlformats.org/drawingml/2006/wordprocessingDrawing" xmlns:wpc="http://schemas.microsoft.com/office/word/2010/wordprocessingCanvas" xmlns:wpg="http://schemas.microsoft.com/office/word/2010/wordprocessingGroup" xmlns:wpi="http://schemas.microsoft.com/office/word/2010/wordprocessingInk" xmlns:wps="http://schemas.microsoft.com/office/word/2010/wordprocessingShape" mc:Ignorable="w14 wp14">
-  <w:p>
+  <w:p xmlns:wp14="http://schemas.microsoft.com/office/word/2010/wordml" wp14:textId="77777777">
     <w:pPr>
       <w:pStyle w:val="Footer"/>
       <w:jc w:val="right"/>
@@ -1346,7 +1560,11 @@
     </w:r>
     <w:r>
       <w:fldChar w:fldCharType="begin"/>
+    </w:r>
+    <w:r>
       <w:instrText xml:space="preserve"> PAGE </w:instrText>
+    </w:r>
+    <w:r>
       <w:fldChar w:fldCharType="end"/>
     </w:r>
   </w:p>
@@ -1355,7 +1573,7 @@
 
 <file path=word/header1.xml><?xml version="1.0" encoding="utf-8"?>
 <w:hdr xmlns:m="http://schemas.openxmlformats.org/officeDocument/2006/math" xmlns:mc="http://schemas.openxmlformats.org/markup-compatibility/2006" xmlns:mo="http://schemas.microsoft.com/office/mac/office/2008/main" xmlns:mv="urn:schemas-microsoft-com:mac:vml" xmlns:o="urn:schemas-microsoft-com:office:office" xmlns:r="http://schemas.openxmlformats.org/officeDocument/2006/relationships" xmlns:v="urn:schemas-microsoft-com:vml" xmlns:w10="urn:schemas-microsoft-com:office:word" xmlns:w14="http://schemas.microsoft.com/office/word/2010/wordml" xmlns:w="http://schemas.openxmlformats.org/wordprocessingml/2006/main" xmlns:wne="http://schemas.microsoft.com/office/word/2006/wordml" xmlns:wp14="http://schemas.microsoft.com/office/word/2010/wordprocessingDrawing" xmlns:wp="http://schemas.openxmlformats.org/drawingml/2006/wordprocessingDrawing" xmlns:wpc="http://schemas.microsoft.com/office/word/2010/wordprocessingCanvas" xmlns:wpg="http://schemas.microsoft.com/office/word/2010/wordprocessingGroup" xmlns:wpi="http://schemas.microsoft.com/office/word/2010/wordprocessingInk" xmlns:wps="http://schemas.microsoft.com/office/word/2010/wordprocessingShape" mc:Ignorable="w14 wp14">
-  <w:p>
+  <w:p xmlns:wp14="http://schemas.microsoft.com/office/word/2010/wordml" wp14:textId="77777777">
     <w:pPr>
       <w:pStyle w:val="Header"/>
       <w:spacing w:after="0"/>
@@ -1462,7 +1680,7 @@
         <w:ind w:left="1440" w:hanging="360"/>
       </w:pPr>
       <w:rPr>
-        <w:rFonts w:ascii="Symbol" w:hAnsi="Symbol" w:hint="default"/>
+        <w:rFonts w:hint="default" w:ascii="Symbol" w:hAnsi="Symbol"/>
       </w:rPr>
     </w:lvl>
   </w:abstractNum>
@@ -1483,7 +1701,7 @@
         <w:ind w:left="1080" w:hanging="360"/>
       </w:pPr>
       <w:rPr>
-        <w:rFonts w:ascii="Symbol" w:hAnsi="Symbol" w:hint="default"/>
+        <w:rFonts w:hint="default" w:ascii="Symbol" w:hAnsi="Symbol"/>
       </w:rPr>
     </w:lvl>
   </w:abstractNum>
@@ -1504,7 +1722,7 @@
         <w:ind w:left="720" w:hanging="360"/>
       </w:pPr>
       <w:rPr>
-        <w:rFonts w:ascii="Symbol" w:hAnsi="Symbol" w:hint="default"/>
+        <w:rFonts w:hint="default" w:ascii="Symbol" w:hAnsi="Symbol"/>
       </w:rPr>
     </w:lvl>
   </w:abstractNum>
@@ -1543,7 +1761,7 @@
         <w:ind w:left="360" w:hanging="360"/>
       </w:pPr>
       <w:rPr>
-        <w:rFonts w:ascii="Symbol" w:hAnsi="Symbol" w:hint="default"/>
+        <w:rFonts w:hint="default" w:ascii="Symbol" w:hAnsi="Symbol"/>
       </w:rPr>
     </w:lvl>
   </w:abstractNum>
@@ -1578,11 +1796,11 @@
 </file>
 
 <file path=word/styles.xml><?xml version="1.0" encoding="utf-8"?>
-<w:styles xmlns:mc="http://schemas.openxmlformats.org/markup-compatibility/2006" xmlns:r="http://schemas.openxmlformats.org/officeDocument/2006/relationships" xmlns:w="http://schemas.openxmlformats.org/wordprocessingml/2006/main" xmlns:w14="http://schemas.microsoft.com/office/word/2010/wordml" mc:Ignorable="w14">
+<w:styles xmlns:wp14="http://schemas.microsoft.com/office/word/2010/wordprocessingDrawing" xmlns:mc="http://schemas.openxmlformats.org/markup-compatibility/2006" xmlns:r="http://schemas.openxmlformats.org/officeDocument/2006/relationships" xmlns:w="http://schemas.openxmlformats.org/wordprocessingml/2006/main" xmlns:w14="http://schemas.microsoft.com/office/word/2010/wordml" mc:Ignorable="w14 wp14">
   <w:docDefaults>
     <w:rPrDefault>
       <w:rPr>
-        <w:rFonts w:asciiTheme="minorHAnsi" w:eastAsiaTheme="minorEastAsia" w:hAnsiTheme="minorHAnsi" w:cstheme="minorBidi"/>
+        <w:rFonts w:asciiTheme="minorHAnsi" w:hAnsiTheme="minorHAnsi" w:eastAsiaTheme="minorEastAsia" w:cstheme="minorBidi"/>
         <w:sz w:val="22"/>
         <w:szCs w:val="22"/>
         <w:lang w:val="en-US" w:eastAsia="en-US" w:bidi="ar-SA"/>
@@ -1595,8 +1813,8 @@
     </w:pPrDefault>
   </w:docDefaults>
   <w:latentStyles w:defLockedState="0" w:defUIPriority="99" w:defSemiHidden="1" w:defUnhideWhenUsed="1" w:defQFormat="0" w:count="276">
-    <w:lsdException w:name="Normal" w:semiHidden="0" w:uiPriority="0" w:unhideWhenUsed="0" w:qFormat="1"/>
-    <w:lsdException w:name="heading 1" w:semiHidden="0" w:uiPriority="9" w:unhideWhenUsed="0" w:qFormat="1"/>
+    <w:lsdException w:name="Normal" w:uiPriority="0" w:semiHidden="0" w:unhideWhenUsed="0" w:qFormat="1"/>
+    <w:lsdException w:name="heading 1" w:uiPriority="9" w:semiHidden="0" w:unhideWhenUsed="0" w:qFormat="1"/>
     <w:lsdException w:name="heading 2" w:uiPriority="9" w:qFormat="1"/>
     <w:lsdException w:name="heading 3" w:uiPriority="9" w:qFormat="1"/>
     <w:lsdException w:name="heading 4" w:uiPriority="9" w:qFormat="1"/>
@@ -1615,125 +1833,125 @@
     <w:lsdException w:name="toc 8" w:uiPriority="39"/>
     <w:lsdException w:name="toc 9" w:uiPriority="39"/>
     <w:lsdException w:name="caption" w:uiPriority="35" w:qFormat="1"/>
-    <w:lsdException w:name="Title" w:semiHidden="0" w:uiPriority="10" w:unhideWhenUsed="0" w:qFormat="1"/>
+    <w:lsdException w:name="Title" w:uiPriority="10" w:semiHidden="0" w:unhideWhenUsed="0" w:qFormat="1"/>
     <w:lsdException w:name="Default Paragraph Font" w:uiPriority="1"/>
-    <w:lsdException w:name="Subtitle" w:semiHidden="0" w:uiPriority="11" w:unhideWhenUsed="0" w:qFormat="1"/>
-    <w:lsdException w:name="Strong" w:semiHidden="0" w:uiPriority="22" w:unhideWhenUsed="0" w:qFormat="1"/>
-    <w:lsdException w:name="Emphasis" w:semiHidden="0" w:uiPriority="20" w:unhideWhenUsed="0" w:qFormat="1"/>
-    <w:lsdException w:name="Table Grid" w:semiHidden="0" w:uiPriority="59" w:unhideWhenUsed="0"/>
+    <w:lsdException w:name="Subtitle" w:uiPriority="11" w:semiHidden="0" w:unhideWhenUsed="0" w:qFormat="1"/>
+    <w:lsdException w:name="Strong" w:uiPriority="22" w:semiHidden="0" w:unhideWhenUsed="0" w:qFormat="1"/>
+    <w:lsdException w:name="Emphasis" w:uiPriority="20" w:semiHidden="0" w:unhideWhenUsed="0" w:qFormat="1"/>
+    <w:lsdException w:name="Table Grid" w:uiPriority="59" w:semiHidden="0" w:unhideWhenUsed="0"/>
     <w:lsdException w:name="Placeholder Text" w:unhideWhenUsed="0"/>
-    <w:lsdException w:name="No Spacing" w:semiHidden="0" w:uiPriority="1" w:unhideWhenUsed="0" w:qFormat="1"/>
-    <w:lsdException w:name="Light Shading" w:semiHidden="0" w:uiPriority="60" w:unhideWhenUsed="0"/>
-    <w:lsdException w:name="Light List" w:semiHidden="0" w:uiPriority="61" w:unhideWhenUsed="0"/>
-    <w:lsdException w:name="Light Grid" w:semiHidden="0" w:uiPriority="62" w:unhideWhenUsed="0"/>
-    <w:lsdException w:name="Medium Shading 1" w:semiHidden="0" w:uiPriority="63" w:unhideWhenUsed="0"/>
-    <w:lsdException w:name="Medium Shading 2" w:semiHidden="0" w:uiPriority="64" w:unhideWhenUsed="0"/>
-    <w:lsdException w:name="Medium List 1" w:semiHidden="0" w:uiPriority="65" w:unhideWhenUsed="0"/>
-    <w:lsdException w:name="Medium List 2" w:semiHidden="0" w:uiPriority="66" w:unhideWhenUsed="0"/>
-    <w:lsdException w:name="Medium Grid 1" w:semiHidden="0" w:uiPriority="67" w:unhideWhenUsed="0"/>
-    <w:lsdException w:name="Medium Grid 2" w:semiHidden="0" w:uiPriority="68" w:unhideWhenUsed="0"/>
-    <w:lsdException w:name="Medium Grid 3" w:semiHidden="0" w:uiPriority="69" w:unhideWhenUsed="0"/>
-    <w:lsdException w:name="Dark List" w:semiHidden="0" w:uiPriority="70" w:unhideWhenUsed="0"/>
-    <w:lsdException w:name="Colorful Shading" w:semiHidden="0" w:uiPriority="71" w:unhideWhenUsed="0"/>
-    <w:lsdException w:name="Colorful List" w:semiHidden="0" w:uiPriority="72" w:unhideWhenUsed="0"/>
-    <w:lsdException w:name="Colorful Grid" w:semiHidden="0" w:uiPriority="73" w:unhideWhenUsed="0"/>
-    <w:lsdException w:name="Light Shading Accent 1" w:semiHidden="0" w:uiPriority="60" w:unhideWhenUsed="0"/>
-    <w:lsdException w:name="Light List Accent 1" w:semiHidden="0" w:uiPriority="61" w:unhideWhenUsed="0"/>
-    <w:lsdException w:name="Light Grid Accent 1" w:semiHidden="0" w:uiPriority="62" w:unhideWhenUsed="0"/>
-    <w:lsdException w:name="Medium Shading 1 Accent 1" w:semiHidden="0" w:uiPriority="63" w:unhideWhenUsed="0"/>
-    <w:lsdException w:name="Medium Shading 2 Accent 1" w:semiHidden="0" w:uiPriority="64" w:unhideWhenUsed="0"/>
-    <w:lsdException w:name="Medium List 1 Accent 1" w:semiHidden="0" w:uiPriority="65" w:unhideWhenUsed="0"/>
+    <w:lsdException w:name="No Spacing" w:uiPriority="1" w:semiHidden="0" w:unhideWhenUsed="0" w:qFormat="1"/>
+    <w:lsdException w:name="Light Shading" w:uiPriority="60" w:semiHidden="0" w:unhideWhenUsed="0"/>
+    <w:lsdException w:name="Light List" w:uiPriority="61" w:semiHidden="0" w:unhideWhenUsed="0"/>
+    <w:lsdException w:name="Light Grid" w:uiPriority="62" w:semiHidden="0" w:unhideWhenUsed="0"/>
+    <w:lsdException w:name="Medium Shading 1" w:uiPriority="63" w:semiHidden="0" w:unhideWhenUsed="0"/>
+    <w:lsdException w:name="Medium Shading 2" w:uiPriority="64" w:semiHidden="0" w:unhideWhenUsed="0"/>
+    <w:lsdException w:name="Medium List 1" w:uiPriority="65" w:semiHidden="0" w:unhideWhenUsed="0"/>
+    <w:lsdException w:name="Medium List 2" w:uiPriority="66" w:semiHidden="0" w:unhideWhenUsed="0"/>
+    <w:lsdException w:name="Medium Grid 1" w:uiPriority="67" w:semiHidden="0" w:unhideWhenUsed="0"/>
+    <w:lsdException w:name="Medium Grid 2" w:uiPriority="68" w:semiHidden="0" w:unhideWhenUsed="0"/>
+    <w:lsdException w:name="Medium Grid 3" w:uiPriority="69" w:semiHidden="0" w:unhideWhenUsed="0"/>
+    <w:lsdException w:name="Dark List" w:uiPriority="70" w:semiHidden="0" w:unhideWhenUsed="0"/>
+    <w:lsdException w:name="Colorful Shading" w:uiPriority="71" w:semiHidden="0" w:unhideWhenUsed="0"/>
+    <w:lsdException w:name="Colorful List" w:uiPriority="72" w:semiHidden="0" w:unhideWhenUsed="0"/>
+    <w:lsdException w:name="Colorful Grid" w:uiPriority="73" w:semiHidden="0" w:unhideWhenUsed="0"/>
+    <w:lsdException w:name="Light Shading Accent 1" w:uiPriority="60" w:semiHidden="0" w:unhideWhenUsed="0"/>
+    <w:lsdException w:name="Light List Accent 1" w:uiPriority="61" w:semiHidden="0" w:unhideWhenUsed="0"/>
+    <w:lsdException w:name="Light Grid Accent 1" w:uiPriority="62" w:semiHidden="0" w:unhideWhenUsed="0"/>
+    <w:lsdException w:name="Medium Shading 1 Accent 1" w:uiPriority="63" w:semiHidden="0" w:unhideWhenUsed="0"/>
+    <w:lsdException w:name="Medium Shading 2 Accent 1" w:uiPriority="64" w:semiHidden="0" w:unhideWhenUsed="0"/>
+    <w:lsdException w:name="Medium List 1 Accent 1" w:uiPriority="65" w:semiHidden="0" w:unhideWhenUsed="0"/>
     <w:lsdException w:name="Revision" w:unhideWhenUsed="0"/>
-    <w:lsdException w:name="List Paragraph" w:semiHidden="0" w:uiPriority="34" w:unhideWhenUsed="0" w:qFormat="1"/>
-    <w:lsdException w:name="Quote" w:semiHidden="0" w:uiPriority="29" w:unhideWhenUsed="0" w:qFormat="1"/>
-    <w:lsdException w:name="Intense Quote" w:semiHidden="0" w:uiPriority="30" w:unhideWhenUsed="0" w:qFormat="1"/>
-    <w:lsdException w:name="Medium List 2 Accent 1" w:semiHidden="0" w:uiPriority="66" w:unhideWhenUsed="0"/>
-    <w:lsdException w:name="Medium Grid 1 Accent 1" w:semiHidden="0" w:uiPriority="67" w:unhideWhenUsed="0"/>
-    <w:lsdException w:name="Medium Grid 2 Accent 1" w:semiHidden="0" w:uiPriority="68" w:unhideWhenUsed="0"/>
-    <w:lsdException w:name="Medium Grid 3 Accent 1" w:semiHidden="0" w:uiPriority="69" w:unhideWhenUsed="0"/>
-    <w:lsdException w:name="Dark List Accent 1" w:semiHidden="0" w:uiPriority="70" w:unhideWhenUsed="0"/>
-    <w:lsdException w:name="Colorful Shading Accent 1" w:semiHidden="0" w:uiPriority="71" w:unhideWhenUsed="0"/>
-    <w:lsdException w:name="Colorful List Accent 1" w:semiHidden="0" w:uiPriority="72" w:unhideWhenUsed="0"/>
-    <w:lsdException w:name="Colorful Grid Accent 1" w:semiHidden="0" w:uiPriority="73" w:unhideWhenUsed="0"/>
-    <w:lsdException w:name="Light Shading Accent 2" w:semiHidden="0" w:uiPriority="60" w:unhideWhenUsed="0"/>
-    <w:lsdException w:name="Light List Accent 2" w:semiHidden="0" w:uiPriority="61" w:unhideWhenUsed="0"/>
-    <w:lsdException w:name="Light Grid Accent 2" w:semiHidden="0" w:uiPriority="62" w:unhideWhenUsed="0"/>
-    <w:lsdException w:name="Medium Shading 1 Accent 2" w:semiHidden="0" w:uiPriority="63" w:unhideWhenUsed="0"/>
-    <w:lsdException w:name="Medium Shading 2 Accent 2" w:semiHidden="0" w:uiPriority="64" w:unhideWhenUsed="0"/>
-    <w:lsdException w:name="Medium List 1 Accent 2" w:semiHidden="0" w:uiPriority="65" w:unhideWhenUsed="0"/>
-    <w:lsdException w:name="Medium List 2 Accent 2" w:semiHidden="0" w:uiPriority="66" w:unhideWhenUsed="0"/>
-    <w:lsdException w:name="Medium Grid 1 Accent 2" w:semiHidden="0" w:uiPriority="67" w:unhideWhenUsed="0"/>
-    <w:lsdException w:name="Medium Grid 2 Accent 2" w:semiHidden="0" w:uiPriority="68" w:unhideWhenUsed="0"/>
-    <w:lsdException w:name="Medium Grid 3 Accent 2" w:semiHidden="0" w:uiPriority="69" w:unhideWhenUsed="0"/>
-    <w:lsdException w:name="Dark List Accent 2" w:semiHidden="0" w:uiPriority="70" w:unhideWhenUsed="0"/>
-    <w:lsdException w:name="Colorful Shading Accent 2" w:semiHidden="0" w:uiPriority="71" w:unhideWhenUsed="0"/>
-    <w:lsdException w:name="Colorful List Accent 2" w:semiHidden="0" w:uiPriority="72" w:unhideWhenUsed="0"/>
-    <w:lsdException w:name="Colorful Grid Accent 2" w:semiHidden="0" w:uiPriority="73" w:unhideWhenUsed="0"/>
-    <w:lsdException w:name="Light Shading Accent 3" w:semiHidden="0" w:uiPriority="60" w:unhideWhenUsed="0"/>
-    <w:lsdException w:name="Light List Accent 3" w:semiHidden="0" w:uiPriority="61" w:unhideWhenUsed="0"/>
-    <w:lsdException w:name="Light Grid Accent 3" w:semiHidden="0" w:uiPriority="62" w:unhideWhenUsed="0"/>
-    <w:lsdException w:name="Medium Shading 1 Accent 3" w:semiHidden="0" w:uiPriority="63" w:unhideWhenUsed="0"/>
-    <w:lsdException w:name="Medium Shading 2 Accent 3" w:semiHidden="0" w:uiPriority="64" w:unhideWhenUsed="0"/>
-    <w:lsdException w:name="Medium List 1 Accent 3" w:semiHidden="0" w:uiPriority="65" w:unhideWhenUsed="0"/>
-    <w:lsdException w:name="Medium List 2 Accent 3" w:semiHidden="0" w:uiPriority="66" w:unhideWhenUsed="0"/>
-    <w:lsdException w:name="Medium Grid 1 Accent 3" w:semiHidden="0" w:uiPriority="67" w:unhideWhenUsed="0"/>
-    <w:lsdException w:name="Medium Grid 2 Accent 3" w:semiHidden="0" w:uiPriority="68" w:unhideWhenUsed="0"/>
-    <w:lsdException w:name="Medium Grid 3 Accent 3" w:semiHidden="0" w:uiPriority="69" w:unhideWhenUsed="0"/>
-    <w:lsdException w:name="Dark List Accent 3" w:semiHidden="0" w:uiPriority="70" w:unhideWhenUsed="0"/>
-    <w:lsdException w:name="Colorful Shading Accent 3" w:semiHidden="0" w:uiPriority="71" w:unhideWhenUsed="0"/>
-    <w:lsdException w:name="Colorful List Accent 3" w:semiHidden="0" w:uiPriority="72" w:unhideWhenUsed="0"/>
-    <w:lsdException w:name="Colorful Grid Accent 3" w:semiHidden="0" w:uiPriority="73" w:unhideWhenUsed="0"/>
-    <w:lsdException w:name="Light Shading Accent 4" w:semiHidden="0" w:uiPriority="60" w:unhideWhenUsed="0"/>
-    <w:lsdException w:name="Light List Accent 4" w:semiHidden="0" w:uiPriority="61" w:unhideWhenUsed="0"/>
-    <w:lsdException w:name="Light Grid Accent 4" w:semiHidden="0" w:uiPriority="62" w:unhideWhenUsed="0"/>
-    <w:lsdException w:name="Medium Shading 1 Accent 4" w:semiHidden="0" w:uiPriority="63" w:unhideWhenUsed="0"/>
-    <w:lsdException w:name="Medium Shading 2 Accent 4" w:semiHidden="0" w:uiPriority="64" w:unhideWhenUsed="0"/>
-    <w:lsdException w:name="Medium List 1 Accent 4" w:semiHidden="0" w:uiPriority="65" w:unhideWhenUsed="0"/>
-    <w:lsdException w:name="Medium List 2 Accent 4" w:semiHidden="0" w:uiPriority="66" w:unhideWhenUsed="0"/>
-    <w:lsdException w:name="Medium Grid 1 Accent 4" w:semiHidden="0" w:uiPriority="67" w:unhideWhenUsed="0"/>
-    <w:lsdException w:name="Medium Grid 2 Accent 4" w:semiHidden="0" w:uiPriority="68" w:unhideWhenUsed="0"/>
-    <w:lsdException w:name="Medium Grid 3 Accent 4" w:semiHidden="0" w:uiPriority="69" w:unhideWhenUsed="0"/>
-    <w:lsdException w:name="Dark List Accent 4" w:semiHidden="0" w:uiPriority="70" w:unhideWhenUsed="0"/>
-    <w:lsdException w:name="Colorful Shading Accent 4" w:semiHidden="0" w:uiPriority="71" w:unhideWhenUsed="0"/>
-    <w:lsdException w:name="Colorful List Accent 4" w:semiHidden="0" w:uiPriority="72" w:unhideWhenUsed="0"/>
-    <w:lsdException w:name="Colorful Grid Accent 4" w:semiHidden="0" w:uiPriority="73" w:unhideWhenUsed="0"/>
-    <w:lsdException w:name="Light Shading Accent 5" w:semiHidden="0" w:uiPriority="60" w:unhideWhenUsed="0"/>
-    <w:lsdException w:name="Light List Accent 5" w:semiHidden="0" w:uiPriority="61" w:unhideWhenUsed="0"/>
-    <w:lsdException w:name="Light Grid Accent 5" w:semiHidden="0" w:uiPriority="62" w:unhideWhenUsed="0"/>
-    <w:lsdException w:name="Medium Shading 1 Accent 5" w:semiHidden="0" w:uiPriority="63" w:unhideWhenUsed="0"/>
-    <w:lsdException w:name="Medium Shading 2 Accent 5" w:semiHidden="0" w:uiPriority="64" w:unhideWhenUsed="0"/>
-    <w:lsdException w:name="Medium List 1 Accent 5" w:semiHidden="0" w:uiPriority="65" w:unhideWhenUsed="0"/>
-    <w:lsdException w:name="Medium List 2 Accent 5" w:semiHidden="0" w:uiPriority="66" w:unhideWhenUsed="0"/>
-    <w:lsdException w:name="Medium Grid 1 Accent 5" w:semiHidden="0" w:uiPriority="67" w:unhideWhenUsed="0"/>
-    <w:lsdException w:name="Medium Grid 2 Accent 5" w:semiHidden="0" w:uiPriority="68" w:unhideWhenUsed="0"/>
-    <w:lsdException w:name="Medium Grid 3 Accent 5" w:semiHidden="0" w:uiPriority="69" w:unhideWhenUsed="0"/>
-    <w:lsdException w:name="Dark List Accent 5" w:semiHidden="0" w:uiPriority="70" w:unhideWhenUsed="0"/>
-    <w:lsdException w:name="Colorful Shading Accent 5" w:semiHidden="0" w:uiPriority="71" w:unhideWhenUsed="0"/>
-    <w:lsdException w:name="Colorful List Accent 5" w:semiHidden="0" w:uiPriority="72" w:unhideWhenUsed="0"/>
-    <w:lsdException w:name="Colorful Grid Accent 5" w:semiHidden="0" w:uiPriority="73" w:unhideWhenUsed="0"/>
-    <w:lsdException w:name="Light Shading Accent 6" w:semiHidden="0" w:uiPriority="60" w:unhideWhenUsed="0"/>
-    <w:lsdException w:name="Light List Accent 6" w:semiHidden="0" w:uiPriority="61" w:unhideWhenUsed="0"/>
-    <w:lsdException w:name="Light Grid Accent 6" w:semiHidden="0" w:uiPriority="62" w:unhideWhenUsed="0"/>
-    <w:lsdException w:name="Medium Shading 1 Accent 6" w:semiHidden="0" w:uiPriority="63" w:unhideWhenUsed="0"/>
-    <w:lsdException w:name="Medium Shading 2 Accent 6" w:semiHidden="0" w:uiPriority="64" w:unhideWhenUsed="0"/>
-    <w:lsdException w:name="Medium List 1 Accent 6" w:semiHidden="0" w:uiPriority="65" w:unhideWhenUsed="0"/>
-    <w:lsdException w:name="Medium List 2 Accent 6" w:semiHidden="0" w:uiPriority="66" w:unhideWhenUsed="0"/>
-    <w:lsdException w:name="Medium Grid 1 Accent 6" w:semiHidden="0" w:uiPriority="67" w:unhideWhenUsed="0"/>
-    <w:lsdException w:name="Medium Grid 2 Accent 6" w:semiHidden="0" w:uiPriority="68" w:unhideWhenUsed="0"/>
-    <w:lsdException w:name="Medium Grid 3 Accent 6" w:semiHidden="0" w:uiPriority="69" w:unhideWhenUsed="0"/>
-    <w:lsdException w:name="Dark List Accent 6" w:semiHidden="0" w:uiPriority="70" w:unhideWhenUsed="0"/>
-    <w:lsdException w:name="Colorful Shading Accent 6" w:semiHidden="0" w:uiPriority="71" w:unhideWhenUsed="0"/>
-    <w:lsdException w:name="Colorful List Accent 6" w:semiHidden="0" w:uiPriority="72" w:unhideWhenUsed="0"/>
-    <w:lsdException w:name="Colorful Grid Accent 6" w:semiHidden="0" w:uiPriority="73" w:unhideWhenUsed="0"/>
-    <w:lsdException w:name="Subtle Emphasis" w:semiHidden="0" w:uiPriority="19" w:unhideWhenUsed="0" w:qFormat="1"/>
-    <w:lsdException w:name="Intense Emphasis" w:semiHidden="0" w:uiPriority="21" w:unhideWhenUsed="0" w:qFormat="1"/>
-    <w:lsdException w:name="Subtle Reference" w:semiHidden="0" w:uiPriority="31" w:unhideWhenUsed="0" w:qFormat="1"/>
-    <w:lsdException w:name="Intense Reference" w:semiHidden="0" w:uiPriority="32" w:unhideWhenUsed="0" w:qFormat="1"/>
-    <w:lsdException w:name="Book Title" w:semiHidden="0" w:uiPriority="33" w:unhideWhenUsed="0" w:qFormat="1"/>
+    <w:lsdException w:name="List Paragraph" w:uiPriority="34" w:semiHidden="0" w:unhideWhenUsed="0" w:qFormat="1"/>
+    <w:lsdException w:name="Quote" w:uiPriority="29" w:semiHidden="0" w:unhideWhenUsed="0" w:qFormat="1"/>
+    <w:lsdException w:name="Intense Quote" w:uiPriority="30" w:semiHidden="0" w:unhideWhenUsed="0" w:qFormat="1"/>
+    <w:lsdException w:name="Medium List 2 Accent 1" w:uiPriority="66" w:semiHidden="0" w:unhideWhenUsed="0"/>
+    <w:lsdException w:name="Medium Grid 1 Accent 1" w:uiPriority="67" w:semiHidden="0" w:unhideWhenUsed="0"/>
+    <w:lsdException w:name="Medium Grid 2 Accent 1" w:uiPriority="68" w:semiHidden="0" w:unhideWhenUsed="0"/>
+    <w:lsdException w:name="Medium Grid 3 Accent 1" w:uiPriority="69" w:semiHidden="0" w:unhideWhenUsed="0"/>
+    <w:lsdException w:name="Dark List Accent 1" w:uiPriority="70" w:semiHidden="0" w:unhideWhenUsed="0"/>
+    <w:lsdException w:name="Colorful Shading Accent 1" w:uiPriority="71" w:semiHidden="0" w:unhideWhenUsed="0"/>
+    <w:lsdException w:name="Colorful List Accent 1" w:uiPriority="72" w:semiHidden="0" w:unhideWhenUsed="0"/>
+    <w:lsdException w:name="Colorful Grid Accent 1" w:uiPriority="73" w:semiHidden="0" w:unhideWhenUsed="0"/>
+    <w:lsdException w:name="Light Shading Accent 2" w:uiPriority="60" w:semiHidden="0" w:unhideWhenUsed="0"/>
+    <w:lsdException w:name="Light List Accent 2" w:uiPriority="61" w:semiHidden="0" w:unhideWhenUsed="0"/>
+    <w:lsdException w:name="Light Grid Accent 2" w:uiPriority="62" w:semiHidden="0" w:unhideWhenUsed="0"/>
+    <w:lsdException w:name="Medium Shading 1 Accent 2" w:uiPriority="63" w:semiHidden="0" w:unhideWhenUsed="0"/>
+    <w:lsdException w:name="Medium Shading 2 Accent 2" w:uiPriority="64" w:semiHidden="0" w:unhideWhenUsed="0"/>
+    <w:lsdException w:name="Medium List 1 Accent 2" w:uiPriority="65" w:semiHidden="0" w:unhideWhenUsed="0"/>
+    <w:lsdException w:name="Medium List 2 Accent 2" w:uiPriority="66" w:semiHidden="0" w:unhideWhenUsed="0"/>
+    <w:lsdException w:name="Medium Grid 1 Accent 2" w:uiPriority="67" w:semiHidden="0" w:unhideWhenUsed="0"/>
+    <w:lsdException w:name="Medium Grid 2 Accent 2" w:uiPriority="68" w:semiHidden="0" w:unhideWhenUsed="0"/>
+    <w:lsdException w:name="Medium Grid 3 Accent 2" w:uiPriority="69" w:semiHidden="0" w:unhideWhenUsed="0"/>
+    <w:lsdException w:name="Dark List Accent 2" w:uiPriority="70" w:semiHidden="0" w:unhideWhenUsed="0"/>
+    <w:lsdException w:name="Colorful Shading Accent 2" w:uiPriority="71" w:semiHidden="0" w:unhideWhenUsed="0"/>
+    <w:lsdException w:name="Colorful List Accent 2" w:uiPriority="72" w:semiHidden="0" w:unhideWhenUsed="0"/>
+    <w:lsdException w:name="Colorful Grid Accent 2" w:uiPriority="73" w:semiHidden="0" w:unhideWhenUsed="0"/>
+    <w:lsdException w:name="Light Shading Accent 3" w:uiPriority="60" w:semiHidden="0" w:unhideWhenUsed="0"/>
+    <w:lsdException w:name="Light List Accent 3" w:uiPriority="61" w:semiHidden="0" w:unhideWhenUsed="0"/>
+    <w:lsdException w:name="Light Grid Accent 3" w:uiPriority="62" w:semiHidden="0" w:unhideWhenUsed="0"/>
+    <w:lsdException w:name="Medium Shading 1 Accent 3" w:uiPriority="63" w:semiHidden="0" w:unhideWhenUsed="0"/>
+    <w:lsdException w:name="Medium Shading 2 Accent 3" w:uiPriority="64" w:semiHidden="0" w:unhideWhenUsed="0"/>
+    <w:lsdException w:name="Medium List 1 Accent 3" w:uiPriority="65" w:semiHidden="0" w:unhideWhenUsed="0"/>
+    <w:lsdException w:name="Medium List 2 Accent 3" w:uiPriority="66" w:semiHidden="0" w:unhideWhenUsed="0"/>
+    <w:lsdException w:name="Medium Grid 1 Accent 3" w:uiPriority="67" w:semiHidden="0" w:unhideWhenUsed="0"/>
+    <w:lsdException w:name="Medium Grid 2 Accent 3" w:uiPriority="68" w:semiHidden="0" w:unhideWhenUsed="0"/>
+    <w:lsdException w:name="Medium Grid 3 Accent 3" w:uiPriority="69" w:semiHidden="0" w:unhideWhenUsed="0"/>
+    <w:lsdException w:name="Dark List Accent 3" w:uiPriority="70" w:semiHidden="0" w:unhideWhenUsed="0"/>
+    <w:lsdException w:name="Colorful Shading Accent 3" w:uiPriority="71" w:semiHidden="0" w:unhideWhenUsed="0"/>
+    <w:lsdException w:name="Colorful List Accent 3" w:uiPriority="72" w:semiHidden="0" w:unhideWhenUsed="0"/>
+    <w:lsdException w:name="Colorful Grid Accent 3" w:uiPriority="73" w:semiHidden="0" w:unhideWhenUsed="0"/>
+    <w:lsdException w:name="Light Shading Accent 4" w:uiPriority="60" w:semiHidden="0" w:unhideWhenUsed="0"/>
+    <w:lsdException w:name="Light List Accent 4" w:uiPriority="61" w:semiHidden="0" w:unhideWhenUsed="0"/>
+    <w:lsdException w:name="Light Grid Accent 4" w:uiPriority="62" w:semiHidden="0" w:unhideWhenUsed="0"/>
+    <w:lsdException w:name="Medium Shading 1 Accent 4" w:uiPriority="63" w:semiHidden="0" w:unhideWhenUsed="0"/>
+    <w:lsdException w:name="Medium Shading 2 Accent 4" w:uiPriority="64" w:semiHidden="0" w:unhideWhenUsed="0"/>
+    <w:lsdException w:name="Medium List 1 Accent 4" w:uiPriority="65" w:semiHidden="0" w:unhideWhenUsed="0"/>
+    <w:lsdException w:name="Medium List 2 Accent 4" w:uiPriority="66" w:semiHidden="0" w:unhideWhenUsed="0"/>
+    <w:lsdException w:name="Medium Grid 1 Accent 4" w:uiPriority="67" w:semiHidden="0" w:unhideWhenUsed="0"/>
+    <w:lsdException w:name="Medium Grid 2 Accent 4" w:uiPriority="68" w:semiHidden="0" w:unhideWhenUsed="0"/>
+    <w:lsdException w:name="Medium Grid 3 Accent 4" w:uiPriority="69" w:semiHidden="0" w:unhideWhenUsed="0"/>
+    <w:lsdException w:name="Dark List Accent 4" w:uiPriority="70" w:semiHidden="0" w:unhideWhenUsed="0"/>
+    <w:lsdException w:name="Colorful Shading Accent 4" w:uiPriority="71" w:semiHidden="0" w:unhideWhenUsed="0"/>
+    <w:lsdException w:name="Colorful List Accent 4" w:uiPriority="72" w:semiHidden="0" w:unhideWhenUsed="0"/>
+    <w:lsdException w:name="Colorful Grid Accent 4" w:uiPriority="73" w:semiHidden="0" w:unhideWhenUsed="0"/>
+    <w:lsdException w:name="Light Shading Accent 5" w:uiPriority="60" w:semiHidden="0" w:unhideWhenUsed="0"/>
+    <w:lsdException w:name="Light List Accent 5" w:uiPriority="61" w:semiHidden="0" w:unhideWhenUsed="0"/>
+    <w:lsdException w:name="Light Grid Accent 5" w:uiPriority="62" w:semiHidden="0" w:unhideWhenUsed="0"/>
+    <w:lsdException w:name="Medium Shading 1 Accent 5" w:uiPriority="63" w:semiHidden="0" w:unhideWhenUsed="0"/>
+    <w:lsdException w:name="Medium Shading 2 Accent 5" w:uiPriority="64" w:semiHidden="0" w:unhideWhenUsed="0"/>
+    <w:lsdException w:name="Medium List 1 Accent 5" w:uiPriority="65" w:semiHidden="0" w:unhideWhenUsed="0"/>
+    <w:lsdException w:name="Medium List 2 Accent 5" w:uiPriority="66" w:semiHidden="0" w:unhideWhenUsed="0"/>
+    <w:lsdException w:name="Medium Grid 1 Accent 5" w:uiPriority="67" w:semiHidden="0" w:unhideWhenUsed="0"/>
+    <w:lsdException w:name="Medium Grid 2 Accent 5" w:uiPriority="68" w:semiHidden="0" w:unhideWhenUsed="0"/>
+    <w:lsdException w:name="Medium Grid 3 Accent 5" w:uiPriority="69" w:semiHidden="0" w:unhideWhenUsed="0"/>
+    <w:lsdException w:name="Dark List Accent 5" w:uiPriority="70" w:semiHidden="0" w:unhideWhenUsed="0"/>
+    <w:lsdException w:name="Colorful Shading Accent 5" w:uiPriority="71" w:semiHidden="0" w:unhideWhenUsed="0"/>
+    <w:lsdException w:name="Colorful List Accent 5" w:uiPriority="72" w:semiHidden="0" w:unhideWhenUsed="0"/>
+    <w:lsdException w:name="Colorful Grid Accent 5" w:uiPriority="73" w:semiHidden="0" w:unhideWhenUsed="0"/>
+    <w:lsdException w:name="Light Shading Accent 6" w:uiPriority="60" w:semiHidden="0" w:unhideWhenUsed="0"/>
+    <w:lsdException w:name="Light List Accent 6" w:uiPriority="61" w:semiHidden="0" w:unhideWhenUsed="0"/>
+    <w:lsdException w:name="Light Grid Accent 6" w:uiPriority="62" w:semiHidden="0" w:unhideWhenUsed="0"/>
+    <w:lsdException w:name="Medium Shading 1 Accent 6" w:uiPriority="63" w:semiHidden="0" w:unhideWhenUsed="0"/>
+    <w:lsdException w:name="Medium Shading 2 Accent 6" w:uiPriority="64" w:semiHidden="0" w:unhideWhenUsed="0"/>
+    <w:lsdException w:name="Medium List 1 Accent 6" w:uiPriority="65" w:semiHidden="0" w:unhideWhenUsed="0"/>
+    <w:lsdException w:name="Medium List 2 Accent 6" w:uiPriority="66" w:semiHidden="0" w:unhideWhenUsed="0"/>
+    <w:lsdException w:name="Medium Grid 1 Accent 6" w:uiPriority="67" w:semiHidden="0" w:unhideWhenUsed="0"/>
+    <w:lsdException w:name="Medium Grid 2 Accent 6" w:uiPriority="68" w:semiHidden="0" w:unhideWhenUsed="0"/>
+    <w:lsdException w:name="Medium Grid 3 Accent 6" w:uiPriority="69" w:semiHidden="0" w:unhideWhenUsed="0"/>
+    <w:lsdException w:name="Dark List Accent 6" w:uiPriority="70" w:semiHidden="0" w:unhideWhenUsed="0"/>
+    <w:lsdException w:name="Colorful Shading Accent 6" w:uiPriority="71" w:semiHidden="0" w:unhideWhenUsed="0"/>
+    <w:lsdException w:name="Colorful List Accent 6" w:uiPriority="72" w:semiHidden="0" w:unhideWhenUsed="0"/>
+    <w:lsdException w:name="Colorful Grid Accent 6" w:uiPriority="73" w:semiHidden="0" w:unhideWhenUsed="0"/>
+    <w:lsdException w:name="Subtle Emphasis" w:uiPriority="19" w:semiHidden="0" w:unhideWhenUsed="0" w:qFormat="1"/>
+    <w:lsdException w:name="Intense Emphasis" w:uiPriority="21" w:semiHidden="0" w:unhideWhenUsed="0" w:qFormat="1"/>
+    <w:lsdException w:name="Subtle Reference" w:uiPriority="31" w:semiHidden="0" w:unhideWhenUsed="0" w:qFormat="1"/>
+    <w:lsdException w:name="Intense Reference" w:uiPriority="32" w:semiHidden="0" w:unhideWhenUsed="0" w:qFormat="1"/>
+    <w:lsdException w:name="Book Title" w:uiPriority="33" w:semiHidden="0" w:unhideWhenUsed="0" w:qFormat="1"/>
     <w:lsdException w:name="Bibliography" w:uiPriority="37"/>
     <w:lsdException w:name="TOC Heading" w:uiPriority="39" w:qFormat="1"/>
   </w:latentStyles>
-  <w:style w:type="paragraph" w:default="1" w:styleId="Normal">
+  <w:style w:type="paragraph" w:styleId="Normal" w:default="1">
     <w:name w:val="Normal"/>
     <w:qFormat/>
     <w:rsid w:val="00FC693F"/>
@@ -1758,7 +1976,7 @@
       <w:spacing w:after="0" w:line="240" w:lineRule="auto"/>
     </w:pPr>
   </w:style>
-  <w:style w:type="character" w:customStyle="1" w:styleId="HeaderChar">
+  <w:style w:type="character" w:styleId="HeaderChar" w:customStyle="1">
     <w:name w:val="Header Char"/>
     <w:basedOn w:val="DefaultParagraphFont"/>
     <w:link w:val="Header"/>
@@ -1780,7 +1998,7 @@
       <w:spacing w:after="0" w:line="240" w:lineRule="auto"/>
     </w:pPr>
   </w:style>
-  <w:style w:type="character" w:customStyle="1" w:styleId="FooterChar">
+  <w:style w:type="character" w:styleId="FooterChar" w:customStyle="1">
     <w:name w:val="Footer Char"/>
     <w:basedOn w:val="DefaultParagraphFont"/>
     <w:link w:val="Footer"/>
@@ -1802,7 +2020,7 @@
       <w:outlineLvl w:val="0"/>
     </w:pPr>
     <w:rPr>
-      <w:rFonts w:asciiTheme="majorHAnsi" w:eastAsiaTheme="majorEastAsia" w:hAnsiTheme="majorHAnsi" w:cstheme="majorBidi"/>
+      <w:rFonts w:asciiTheme="majorHAnsi" w:hAnsiTheme="majorHAnsi" w:eastAsiaTheme="majorEastAsia" w:cstheme="majorBidi"/>
       <w:b/>
       <w:bCs/>
       <w:color w:val="365F91" w:themeColor="accent1" w:themeShade="BF"/>
@@ -1826,7 +2044,7 @@
       <w:outlineLvl w:val="1"/>
     </w:pPr>
     <w:rPr>
-      <w:rFonts w:asciiTheme="majorHAnsi" w:eastAsiaTheme="majorEastAsia" w:hAnsiTheme="majorHAnsi" w:cstheme="majorBidi"/>
+      <w:rFonts w:asciiTheme="majorHAnsi" w:hAnsiTheme="majorHAnsi" w:eastAsiaTheme="majorEastAsia" w:cstheme="majorBidi"/>
       <w:b/>
       <w:bCs/>
       <w:color w:val="4F81BD" w:themeColor="accent1"/>
@@ -1850,7 +2068,7 @@
       <w:outlineLvl w:val="2"/>
     </w:pPr>
     <w:rPr>
-      <w:rFonts w:asciiTheme="majorHAnsi" w:eastAsiaTheme="majorEastAsia" w:hAnsiTheme="majorHAnsi" w:cstheme="majorBidi"/>
+      <w:rFonts w:asciiTheme="majorHAnsi" w:hAnsiTheme="majorHAnsi" w:eastAsiaTheme="majorEastAsia" w:cstheme="majorBidi"/>
       <w:b/>
       <w:bCs/>
       <w:color w:val="4F81BD" w:themeColor="accent1"/>
@@ -1873,7 +2091,7 @@
       <w:outlineLvl w:val="3"/>
     </w:pPr>
     <w:rPr>
-      <w:rFonts w:asciiTheme="majorHAnsi" w:eastAsiaTheme="majorEastAsia" w:hAnsiTheme="majorHAnsi" w:cstheme="majorBidi"/>
+      <w:rFonts w:asciiTheme="majorHAnsi" w:hAnsiTheme="majorHAnsi" w:eastAsiaTheme="majorEastAsia" w:cstheme="majorBidi"/>
       <w:b/>
       <w:bCs/>
       <w:i/>
@@ -1898,7 +2116,7 @@
       <w:outlineLvl w:val="4"/>
     </w:pPr>
     <w:rPr>
-      <w:rFonts w:asciiTheme="majorHAnsi" w:eastAsiaTheme="majorEastAsia" w:hAnsiTheme="majorHAnsi" w:cstheme="majorBidi"/>
+      <w:rFonts w:asciiTheme="majorHAnsi" w:hAnsiTheme="majorHAnsi" w:eastAsiaTheme="majorEastAsia" w:cstheme="majorBidi"/>
       <w:color w:val="243F60" w:themeColor="accent1" w:themeShade="7F"/>
     </w:rPr>
   </w:style>
@@ -1919,7 +2137,7 @@
       <w:outlineLvl w:val="5"/>
     </w:pPr>
     <w:rPr>
-      <w:rFonts w:asciiTheme="majorHAnsi" w:eastAsiaTheme="majorEastAsia" w:hAnsiTheme="majorHAnsi" w:cstheme="majorBidi"/>
+      <w:rFonts w:asciiTheme="majorHAnsi" w:hAnsiTheme="majorHAnsi" w:eastAsiaTheme="majorEastAsia" w:cstheme="majorBidi"/>
       <w:i/>
       <w:iCs/>
       <w:color w:val="243F60" w:themeColor="accent1" w:themeShade="7F"/>
@@ -1942,7 +2160,7 @@
       <w:outlineLvl w:val="6"/>
     </w:pPr>
     <w:rPr>
-      <w:rFonts w:asciiTheme="majorHAnsi" w:eastAsiaTheme="majorEastAsia" w:hAnsiTheme="majorHAnsi" w:cstheme="majorBidi"/>
+      <w:rFonts w:asciiTheme="majorHAnsi" w:hAnsiTheme="majorHAnsi" w:eastAsiaTheme="majorEastAsia" w:cstheme="majorBidi"/>
       <w:i/>
       <w:iCs/>
       <w:color w:val="404040" w:themeColor="text1" w:themeTint="BF"/>
@@ -1965,7 +2183,7 @@
       <w:outlineLvl w:val="7"/>
     </w:pPr>
     <w:rPr>
-      <w:rFonts w:asciiTheme="majorHAnsi" w:eastAsiaTheme="majorEastAsia" w:hAnsiTheme="majorHAnsi" w:cstheme="majorBidi"/>
+      <w:rFonts w:asciiTheme="majorHAnsi" w:hAnsiTheme="majorHAnsi" w:eastAsiaTheme="majorEastAsia" w:cstheme="majorBidi"/>
       <w:color w:val="4F81BD" w:themeColor="accent1"/>
       <w:sz w:val="20"/>
       <w:szCs w:val="20"/>
@@ -1988,7 +2206,7 @@
       <w:outlineLvl w:val="8"/>
     </w:pPr>
     <w:rPr>
-      <w:rFonts w:asciiTheme="majorHAnsi" w:eastAsiaTheme="majorEastAsia" w:hAnsiTheme="majorHAnsi" w:cstheme="majorBidi"/>
+      <w:rFonts w:asciiTheme="majorHAnsi" w:hAnsiTheme="majorHAnsi" w:eastAsiaTheme="majorEastAsia" w:cstheme="majorBidi"/>
       <w:i/>
       <w:iCs/>
       <w:color w:val="404040" w:themeColor="text1" w:themeTint="BF"/>
@@ -1996,13 +2214,13 @@
       <w:szCs w:val="20"/>
     </w:rPr>
   </w:style>
-  <w:style w:type="character" w:default="1" w:styleId="DefaultParagraphFont">
+  <w:style w:type="character" w:styleId="DefaultParagraphFont" w:default="1">
     <w:name w:val="Default Paragraph Font"/>
     <w:uiPriority w:val="1"/>
     <w:semiHidden/>
     <w:unhideWhenUsed/>
   </w:style>
-  <w:style w:type="table" w:default="1" w:styleId="TableNormal">
+  <w:style w:type="table" w:styleId="TableNormal" w:default="1">
     <w:name w:val="Normal Table"/>
     <w:uiPriority w:val="99"/>
     <w:semiHidden/>
@@ -2017,7 +2235,7 @@
       </w:tblCellMar>
     </w:tblPr>
   </w:style>
-  <w:style w:type="numbering" w:default="1" w:styleId="NoList">
+  <w:style w:type="numbering" w:styleId="NoList" w:default="1">
     <w:name w:val="No List"/>
     <w:uiPriority w:val="99"/>
     <w:semiHidden/>
@@ -2032,14 +2250,14 @@
       <w:spacing w:after="0" w:line="240" w:lineRule="auto"/>
     </w:pPr>
   </w:style>
-  <w:style w:type="character" w:customStyle="1" w:styleId="Heading1Char">
+  <w:style w:type="character" w:styleId="Heading1Char" w:customStyle="1">
     <w:name w:val="Heading 1 Char"/>
     <w:basedOn w:val="DefaultParagraphFont"/>
     <w:link w:val="Heading1"/>
     <w:uiPriority w:val="9"/>
     <w:rsid w:val="00FC693F"/>
     <w:rPr>
-      <w:rFonts w:asciiTheme="majorHAnsi" w:eastAsiaTheme="majorEastAsia" w:hAnsiTheme="majorHAnsi" w:cstheme="majorBidi"/>
+      <w:rFonts w:asciiTheme="majorHAnsi" w:hAnsiTheme="majorHAnsi" w:eastAsiaTheme="majorEastAsia" w:cstheme="majorBidi"/>
       <w:b/>
       <w:bCs/>
       <w:color w:val="365F91" w:themeColor="accent1" w:themeShade="BF"/>
@@ -2047,14 +2265,14 @@
       <w:szCs w:val="28"/>
     </w:rPr>
   </w:style>
-  <w:style w:type="character" w:customStyle="1" w:styleId="Heading2Char">
+  <w:style w:type="character" w:styleId="Heading2Char" w:customStyle="1">
     <w:name w:val="Heading 2 Char"/>
     <w:basedOn w:val="DefaultParagraphFont"/>
     <w:link w:val="Heading2"/>
     <w:uiPriority w:val="9"/>
     <w:rsid w:val="00FC693F"/>
     <w:rPr>
-      <w:rFonts w:asciiTheme="majorHAnsi" w:eastAsiaTheme="majorEastAsia" w:hAnsiTheme="majorHAnsi" w:cstheme="majorBidi"/>
+      <w:rFonts w:asciiTheme="majorHAnsi" w:hAnsiTheme="majorHAnsi" w:eastAsiaTheme="majorEastAsia" w:cstheme="majorBidi"/>
       <w:b/>
       <w:bCs/>
       <w:color w:val="4F81BD" w:themeColor="accent1"/>
@@ -2062,14 +2280,14 @@
       <w:szCs w:val="26"/>
     </w:rPr>
   </w:style>
-  <w:style w:type="character" w:customStyle="1" w:styleId="Heading3Char">
+  <w:style w:type="character" w:styleId="Heading3Char" w:customStyle="1">
     <w:name w:val="Heading 3 Char"/>
     <w:basedOn w:val="DefaultParagraphFont"/>
     <w:link w:val="Heading3"/>
     <w:uiPriority w:val="9"/>
     <w:rsid w:val="00FC693F"/>
     <w:rPr>
-      <w:rFonts w:asciiTheme="majorHAnsi" w:eastAsiaTheme="majorEastAsia" w:hAnsiTheme="majorHAnsi" w:cstheme="majorBidi"/>
+      <w:rFonts w:asciiTheme="majorHAnsi" w:hAnsiTheme="majorHAnsi" w:eastAsiaTheme="majorEastAsia" w:cstheme="majorBidi"/>
       <w:b/>
       <w:bCs/>
       <w:color w:val="4F81BD" w:themeColor="accent1"/>
@@ -2085,13 +2303,13 @@
     <w:rsid w:val="00FC693F"/>
     <w:pPr>
       <w:pBdr>
-        <w:bottom w:val="single" w:sz="8" w:space="4" w:color="4F81BD" w:themeColor="accent1"/>
+        <w:bottom w:val="single" w:color="4F81BD" w:themeColor="accent1" w:sz="8" w:space="4"/>
       </w:pBdr>
       <w:spacing w:after="300" w:line="240" w:lineRule="auto"/>
       <w:contextualSpacing/>
     </w:pPr>
     <w:rPr>
-      <w:rFonts w:asciiTheme="majorHAnsi" w:eastAsiaTheme="majorEastAsia" w:hAnsiTheme="majorHAnsi" w:cstheme="majorBidi"/>
+      <w:rFonts w:asciiTheme="majorHAnsi" w:hAnsiTheme="majorHAnsi" w:eastAsiaTheme="majorEastAsia" w:cstheme="majorBidi"/>
       <w:color w:val="17365D" w:themeColor="text2" w:themeShade="BF"/>
       <w:spacing w:val="5"/>
       <w:kern w:val="28"/>
@@ -2099,14 +2317,14 @@
       <w:szCs w:val="52"/>
     </w:rPr>
   </w:style>
-  <w:style w:type="character" w:customStyle="1" w:styleId="TitleChar">
+  <w:style w:type="character" w:styleId="TitleChar" w:customStyle="1">
     <w:name w:val="Title Char"/>
     <w:basedOn w:val="DefaultParagraphFont"/>
     <w:link w:val="Title"/>
     <w:uiPriority w:val="10"/>
     <w:rsid w:val="00FC693F"/>
     <w:rPr>
-      <w:rFonts w:asciiTheme="majorHAnsi" w:eastAsiaTheme="majorEastAsia" w:hAnsiTheme="majorHAnsi" w:cstheme="majorBidi"/>
+      <w:rFonts w:asciiTheme="majorHAnsi" w:hAnsiTheme="majorHAnsi" w:eastAsiaTheme="majorEastAsia" w:cstheme="majorBidi"/>
       <w:color w:val="17365D" w:themeColor="text2" w:themeShade="BF"/>
       <w:spacing w:val="5"/>
       <w:kern w:val="28"/>
@@ -2128,7 +2346,7 @@
       </w:numPr>
     </w:pPr>
     <w:rPr>
-      <w:rFonts w:asciiTheme="majorHAnsi" w:eastAsiaTheme="majorEastAsia" w:hAnsiTheme="majorHAnsi" w:cstheme="majorBidi"/>
+      <w:rFonts w:asciiTheme="majorHAnsi" w:hAnsiTheme="majorHAnsi" w:eastAsiaTheme="majorEastAsia" w:cstheme="majorBidi"/>
       <w:i/>
       <w:iCs/>
       <w:color w:val="4F81BD" w:themeColor="accent1"/>
@@ -2137,14 +2355,14 @@
       <w:szCs w:val="24"/>
     </w:rPr>
   </w:style>
-  <w:style w:type="character" w:customStyle="1" w:styleId="SubtitleChar">
+  <w:style w:type="character" w:styleId="SubtitleChar" w:customStyle="1">
     <w:name w:val="Subtitle Char"/>
     <w:basedOn w:val="DefaultParagraphFont"/>
     <w:link w:val="Subtitle"/>
     <w:uiPriority w:val="11"/>
     <w:rsid w:val="00FC693F"/>
     <w:rPr>
-      <w:rFonts w:asciiTheme="majorHAnsi" w:eastAsiaTheme="majorEastAsia" w:hAnsiTheme="majorHAnsi" w:cstheme="majorBidi"/>
+      <w:rFonts w:asciiTheme="majorHAnsi" w:hAnsiTheme="majorHAnsi" w:eastAsiaTheme="majorEastAsia" w:cstheme="majorBidi"/>
       <w:i/>
       <w:iCs/>
       <w:color w:val="4F81BD" w:themeColor="accent1"/>
@@ -2175,7 +2393,7 @@
       <w:spacing w:after="120"/>
     </w:pPr>
   </w:style>
-  <w:style w:type="character" w:customStyle="1" w:styleId="BodyTextChar">
+  <w:style w:type="character" w:styleId="BodyTextChar" w:customStyle="1">
     <w:name w:val="Body Text Char"/>
     <w:basedOn w:val="DefaultParagraphFont"/>
     <w:link w:val="BodyText"/>
@@ -2193,7 +2411,7 @@
       <w:spacing w:after="120" w:line="480" w:lineRule="auto"/>
     </w:pPr>
   </w:style>
-  <w:style w:type="character" w:customStyle="1" w:styleId="BodyText2Char">
+  <w:style w:type="character" w:styleId="BodyText2Char" w:customStyle="1">
     <w:name w:val="Body Text 2 Char"/>
     <w:basedOn w:val="DefaultParagraphFont"/>
     <w:link w:val="BodyText2"/>
@@ -2215,7 +2433,7 @@
       <w:szCs w:val="16"/>
     </w:rPr>
   </w:style>
-  <w:style w:type="character" w:customStyle="1" w:styleId="BodyText3Char">
+  <w:style w:type="character" w:styleId="BodyText3Char" w:customStyle="1">
     <w:name w:val="Body Text 3 Char"/>
     <w:basedOn w:val="DefaultParagraphFont"/>
     <w:link w:val="BodyText3"/>
@@ -2396,7 +2614,7 @@
       <w:szCs w:val="20"/>
     </w:rPr>
   </w:style>
-  <w:style w:type="character" w:customStyle="1" w:styleId="MacroTextChar">
+  <w:style w:type="character" w:styleId="MacroTextChar" w:customStyle="1">
     <w:name w:val="Macro Text Char"/>
     <w:basedOn w:val="DefaultParagraphFont"/>
     <w:link w:val="MacroText"/>
@@ -2422,7 +2640,7 @@
       <w:color w:val="000000" w:themeColor="text1"/>
     </w:rPr>
   </w:style>
-  <w:style w:type="character" w:customStyle="1" w:styleId="QuoteChar">
+  <w:style w:type="character" w:styleId="QuoteChar" w:customStyle="1">
     <w:name w:val="Quote Char"/>
     <w:basedOn w:val="DefaultParagraphFont"/>
     <w:link w:val="Quote"/>
@@ -2434,7 +2652,7 @@
       <w:color w:val="000000" w:themeColor="text1"/>
     </w:rPr>
   </w:style>
-  <w:style w:type="character" w:customStyle="1" w:styleId="Heading4Char">
+  <w:style w:type="character" w:styleId="Heading4Char" w:customStyle="1">
     <w:name w:val="Heading 4 Char"/>
     <w:basedOn w:val="DefaultParagraphFont"/>
     <w:link w:val="Heading4"/>
@@ -2442,7 +2660,7 @@
     <w:semiHidden/>
     <w:rsid w:val="00FC693F"/>
     <w:rPr>
-      <w:rFonts w:asciiTheme="majorHAnsi" w:eastAsiaTheme="majorEastAsia" w:hAnsiTheme="majorHAnsi" w:cstheme="majorBidi"/>
+      <w:rFonts w:asciiTheme="majorHAnsi" w:hAnsiTheme="majorHAnsi" w:eastAsiaTheme="majorEastAsia" w:cstheme="majorBidi"/>
       <w:b/>
       <w:bCs/>
       <w:i/>
@@ -2450,7 +2668,7 @@
       <w:color w:val="4F81BD" w:themeColor="accent1"/>
     </w:rPr>
   </w:style>
-  <w:style w:type="character" w:customStyle="1" w:styleId="Heading5Char">
+  <w:style w:type="character" w:styleId="Heading5Char" w:customStyle="1">
     <w:name w:val="Heading 5 Char"/>
     <w:basedOn w:val="DefaultParagraphFont"/>
     <w:link w:val="Heading5"/>
@@ -2458,11 +2676,11 @@
     <w:semiHidden/>
     <w:rsid w:val="00FC693F"/>
     <w:rPr>
-      <w:rFonts w:asciiTheme="majorHAnsi" w:eastAsiaTheme="majorEastAsia" w:hAnsiTheme="majorHAnsi" w:cstheme="majorBidi"/>
+      <w:rFonts w:asciiTheme="majorHAnsi" w:hAnsiTheme="majorHAnsi" w:eastAsiaTheme="majorEastAsia" w:cstheme="majorBidi"/>
       <w:color w:val="243F60" w:themeColor="accent1" w:themeShade="7F"/>
     </w:rPr>
   </w:style>
-  <w:style w:type="character" w:customStyle="1" w:styleId="Heading6Char">
+  <w:style w:type="character" w:styleId="Heading6Char" w:customStyle="1">
     <w:name w:val="Heading 6 Char"/>
     <w:basedOn w:val="DefaultParagraphFont"/>
     <w:link w:val="Heading6"/>
@@ -2470,13 +2688,13 @@
     <w:semiHidden/>
     <w:rsid w:val="00FC693F"/>
     <w:rPr>
-      <w:rFonts w:asciiTheme="majorHAnsi" w:eastAsiaTheme="majorEastAsia" w:hAnsiTheme="majorHAnsi" w:cstheme="majorBidi"/>
+      <w:rFonts w:asciiTheme="majorHAnsi" w:hAnsiTheme="majorHAnsi" w:eastAsiaTheme="majorEastAsia" w:cstheme="majorBidi"/>
       <w:i/>
       <w:iCs/>
       <w:color w:val="243F60" w:themeColor="accent1" w:themeShade="7F"/>
     </w:rPr>
   </w:style>
-  <w:style w:type="character" w:customStyle="1" w:styleId="Heading7Char">
+  <w:style w:type="character" w:styleId="Heading7Char" w:customStyle="1">
     <w:name w:val="Heading 7 Char"/>
     <w:basedOn w:val="DefaultParagraphFont"/>
     <w:link w:val="Heading7"/>
@@ -2484,13 +2702,13 @@
     <w:semiHidden/>
     <w:rsid w:val="00FC693F"/>
     <w:rPr>
-      <w:rFonts w:asciiTheme="majorHAnsi" w:eastAsiaTheme="majorEastAsia" w:hAnsiTheme="majorHAnsi" w:cstheme="majorBidi"/>
+      <w:rFonts w:asciiTheme="majorHAnsi" w:hAnsiTheme="majorHAnsi" w:eastAsiaTheme="majorEastAsia" w:cstheme="majorBidi"/>
       <w:i/>
       <w:iCs/>
       <w:color w:val="404040" w:themeColor="text1" w:themeTint="BF"/>
     </w:rPr>
   </w:style>
-  <w:style w:type="character" w:customStyle="1" w:styleId="Heading8Char">
+  <w:style w:type="character" w:styleId="Heading8Char" w:customStyle="1">
     <w:name w:val="Heading 8 Char"/>
     <w:basedOn w:val="DefaultParagraphFont"/>
     <w:link w:val="Heading8"/>
@@ -2498,13 +2716,13 @@
     <w:semiHidden/>
     <w:rsid w:val="00FC693F"/>
     <w:rPr>
-      <w:rFonts w:asciiTheme="majorHAnsi" w:eastAsiaTheme="majorEastAsia" w:hAnsiTheme="majorHAnsi" w:cstheme="majorBidi"/>
+      <w:rFonts w:asciiTheme="majorHAnsi" w:hAnsiTheme="majorHAnsi" w:eastAsiaTheme="majorEastAsia" w:cstheme="majorBidi"/>
       <w:color w:val="4F81BD" w:themeColor="accent1"/>
       <w:sz w:val="20"/>
       <w:szCs w:val="20"/>
     </w:rPr>
   </w:style>
-  <w:style w:type="character" w:customStyle="1" w:styleId="Heading9Char">
+  <w:style w:type="character" w:styleId="Heading9Char" w:customStyle="1">
     <w:name w:val="Heading 9 Char"/>
     <w:basedOn w:val="DefaultParagraphFont"/>
     <w:link w:val="Heading9"/>
@@ -2512,7 +2730,7 @@
     <w:semiHidden/>
     <w:rsid w:val="00FC693F"/>
     <w:rPr>
-      <w:rFonts w:asciiTheme="majorHAnsi" w:eastAsiaTheme="majorEastAsia" w:hAnsiTheme="majorHAnsi" w:cstheme="majorBidi"/>
+      <w:rFonts w:asciiTheme="majorHAnsi" w:hAnsiTheme="majorHAnsi" w:eastAsiaTheme="majorEastAsia" w:cstheme="majorBidi"/>
       <w:i/>
       <w:iCs/>
       <w:color w:val="404040" w:themeColor="text1" w:themeTint="BF"/>
@@ -2572,7 +2790,7 @@
     <w:rsid w:val="00FC693F"/>
     <w:pPr>
       <w:pBdr>
-        <w:bottom w:val="single" w:sz="4" w:space="4" w:color="4F81BD" w:themeColor="accent1"/>
+        <w:bottom w:val="single" w:color="4F81BD" w:themeColor="accent1" w:sz="4" w:space="4"/>
       </w:pBdr>
       <w:spacing w:before="200" w:after="280"/>
       <w:ind w:left="936" w:right="936"/>
@@ -2585,7 +2803,7 @@
       <w:color w:val="4F81BD" w:themeColor="accent1"/>
     </w:rPr>
   </w:style>
-  <w:style w:type="character" w:customStyle="1" w:styleId="IntenseQuoteChar">
+  <w:style w:type="character" w:styleId="IntenseQuoteChar" w:customStyle="1">
     <w:name w:val="Intense Quote Char"/>
     <w:basedOn w:val="DefaultParagraphFont"/>
     <w:link w:val="IntenseQuote"/>
@@ -2689,12 +2907,12 @@
     <w:tblPr>
       <w:tblInd w:w="0" w:type="dxa"/>
       <w:tblBorders>
-        <w:top w:val="single" w:sz="4" w:space="0" w:color="auto"/>
-        <w:left w:val="single" w:sz="4" w:space="0" w:color="auto"/>
-        <w:bottom w:val="single" w:sz="4" w:space="0" w:color="auto"/>
-        <w:right w:val="single" w:sz="4" w:space="0" w:color="auto"/>
-        <w:insideH w:val="single" w:sz="4" w:space="0" w:color="auto"/>
-        <w:insideV w:val="single" w:sz="4" w:space="0" w:color="auto"/>
+        <w:top w:val="single" w:color="auto" w:sz="4" w:space="0"/>
+        <w:left w:val="single" w:color="auto" w:sz="4" w:space="0"/>
+        <w:bottom w:val="single" w:color="auto" w:sz="4" w:space="0"/>
+        <w:right w:val="single" w:color="auto" w:sz="4" w:space="0"/>
+        <w:insideH w:val="single" w:color="auto" w:sz="4" w:space="0"/>
+        <w:insideV w:val="single" w:color="auto" w:sz="4" w:space="0"/>
       </w:tblBorders>
       <w:tblCellMar>
         <w:top w:w="0" w:type="dxa"/>
@@ -2720,8 +2938,8 @@
       <w:tblStyleColBandSize w:val="1"/>
       <w:tblInd w:w="0" w:type="dxa"/>
       <w:tblBorders>
-        <w:top w:val="single" w:sz="8" w:space="0" w:color="000000" w:themeColor="text1"/>
-        <w:bottom w:val="single" w:sz="8" w:space="0" w:color="000000" w:themeColor="text1"/>
+        <w:top w:val="single" w:color="000000" w:themeColor="text1" w:sz="8" w:space="0"/>
+        <w:bottom w:val="single" w:color="000000" w:themeColor="text1" w:sz="8" w:space="0"/>
       </w:tblBorders>
       <w:tblCellMar>
         <w:top w:w="0" w:type="dxa"/>
@@ -2741,9 +2959,9 @@
       <w:tblPr/>
       <w:tcPr>
         <w:tcBorders>
-          <w:top w:val="single" w:sz="8" w:space="0" w:color="000000" w:themeColor="text1"/>
-          <w:left w:val="nil"/>
-          <w:bottom w:val="single" w:sz="8" w:space="0" w:color="000000" w:themeColor="text1"/>
+          <w:top w:val="single" w:color="000000" w:themeColor="text1" w:sz="8" w:space="0"/>
+          <w:left w:val="nil"/>
+          <w:bottom w:val="single" w:color="000000" w:themeColor="text1" w:sz="8" w:space="0"/>
           <w:right w:val="nil"/>
           <w:insideH w:val="nil"/>
           <w:insideV w:val="nil"/>
@@ -2761,9 +2979,9 @@
       <w:tblPr/>
       <w:tcPr>
         <w:tcBorders>
-          <w:top w:val="single" w:sz="8" w:space="0" w:color="000000" w:themeColor="text1"/>
-          <w:left w:val="nil"/>
-          <w:bottom w:val="single" w:sz="8" w:space="0" w:color="000000" w:themeColor="text1"/>
+          <w:top w:val="single" w:color="000000" w:themeColor="text1" w:sz="8" w:space="0"/>
+          <w:left w:val="nil"/>
+          <w:bottom w:val="single" w:color="000000" w:themeColor="text1" w:sz="8" w:space="0"/>
           <w:right w:val="nil"/>
           <w:insideH w:val="nil"/>
           <w:insideV w:val="nil"/>
@@ -2823,8 +3041,8 @@
       <w:tblStyleColBandSize w:val="1"/>
       <w:tblInd w:w="0" w:type="dxa"/>
       <w:tblBorders>
-        <w:top w:val="single" w:sz="8" w:space="0" w:color="4F81BD" w:themeColor="accent1"/>
-        <w:bottom w:val="single" w:sz="8" w:space="0" w:color="4F81BD" w:themeColor="accent1"/>
+        <w:top w:val="single" w:color="4F81BD" w:themeColor="accent1" w:sz="8" w:space="0"/>
+        <w:bottom w:val="single" w:color="4F81BD" w:themeColor="accent1" w:sz="8" w:space="0"/>
       </w:tblBorders>
       <w:tblCellMar>
         <w:top w:w="0" w:type="dxa"/>
@@ -2844,9 +3062,9 @@
       <w:tblPr/>
       <w:tcPr>
         <w:tcBorders>
-          <w:top w:val="single" w:sz="8" w:space="0" w:color="4F81BD" w:themeColor="accent1"/>
-          <w:left w:val="nil"/>
-          <w:bottom w:val="single" w:sz="8" w:space="0" w:color="4F81BD" w:themeColor="accent1"/>
+          <w:top w:val="single" w:color="4F81BD" w:themeColor="accent1" w:sz="8" w:space="0"/>
+          <w:left w:val="nil"/>
+          <w:bottom w:val="single" w:color="4F81BD" w:themeColor="accent1" w:sz="8" w:space="0"/>
           <w:right w:val="nil"/>
           <w:insideH w:val="nil"/>
           <w:insideV w:val="nil"/>
@@ -2864,9 +3082,9 @@
       <w:tblPr/>
       <w:tcPr>
         <w:tcBorders>
-          <w:top w:val="single" w:sz="8" w:space="0" w:color="4F81BD" w:themeColor="accent1"/>
-          <w:left w:val="nil"/>
-          <w:bottom w:val="single" w:sz="8" w:space="0" w:color="4F81BD" w:themeColor="accent1"/>
+          <w:top w:val="single" w:color="4F81BD" w:themeColor="accent1" w:sz="8" w:space="0"/>
+          <w:left w:val="nil"/>
+          <w:bottom w:val="single" w:color="4F81BD" w:themeColor="accent1" w:sz="8" w:space="0"/>
           <w:right w:val="nil"/>
           <w:insideH w:val="nil"/>
           <w:insideV w:val="nil"/>
@@ -2926,8 +3144,8 @@
       <w:tblStyleColBandSize w:val="1"/>
       <w:tblInd w:w="0" w:type="dxa"/>
       <w:tblBorders>
-        <w:top w:val="single" w:sz="8" w:space="0" w:color="C0504D" w:themeColor="accent2"/>
-        <w:bottom w:val="single" w:sz="8" w:space="0" w:color="C0504D" w:themeColor="accent2"/>
+        <w:top w:val="single" w:color="C0504D" w:themeColor="accent2" w:sz="8" w:space="0"/>
+        <w:bottom w:val="single" w:color="C0504D" w:themeColor="accent2" w:sz="8" w:space="0"/>
       </w:tblBorders>
       <w:tblCellMar>
         <w:top w:w="0" w:type="dxa"/>
@@ -2947,9 +3165,9 @@
       <w:tblPr/>
       <w:tcPr>
         <w:tcBorders>
-          <w:top w:val="single" w:sz="8" w:space="0" w:color="C0504D" w:themeColor="accent2"/>
-          <w:left w:val="nil"/>
-          <w:bottom w:val="single" w:sz="8" w:space="0" w:color="C0504D" w:themeColor="accent2"/>
+          <w:top w:val="single" w:color="C0504D" w:themeColor="accent2" w:sz="8" w:space="0"/>
+          <w:left w:val="nil"/>
+          <w:bottom w:val="single" w:color="C0504D" w:themeColor="accent2" w:sz="8" w:space="0"/>
           <w:right w:val="nil"/>
           <w:insideH w:val="nil"/>
           <w:insideV w:val="nil"/>
@@ -2967,9 +3185,9 @@
       <w:tblPr/>
       <w:tcPr>
         <w:tcBorders>
-          <w:top w:val="single" w:sz="8" w:space="0" w:color="C0504D" w:themeColor="accent2"/>
-          <w:left w:val="nil"/>
-          <w:bottom w:val="single" w:sz="8" w:space="0" w:color="C0504D" w:themeColor="accent2"/>
+          <w:top w:val="single" w:color="C0504D" w:themeColor="accent2" w:sz="8" w:space="0"/>
+          <w:left w:val="nil"/>
+          <w:bottom w:val="single" w:color="C0504D" w:themeColor="accent2" w:sz="8" w:space="0"/>
           <w:right w:val="nil"/>
           <w:insideH w:val="nil"/>
           <w:insideV w:val="nil"/>
@@ -3029,8 +3247,8 @@
       <w:tblStyleColBandSize w:val="1"/>
       <w:tblInd w:w="0" w:type="dxa"/>
       <w:tblBorders>
-        <w:top w:val="single" w:sz="8" w:space="0" w:color="9BBB59" w:themeColor="accent3"/>
-        <w:bottom w:val="single" w:sz="8" w:space="0" w:color="9BBB59" w:themeColor="accent3"/>
+        <w:top w:val="single" w:color="9BBB59" w:themeColor="accent3" w:sz="8" w:space="0"/>
+        <w:bottom w:val="single" w:color="9BBB59" w:themeColor="accent3" w:sz="8" w:space="0"/>
       </w:tblBorders>
       <w:tblCellMar>
         <w:top w:w="0" w:type="dxa"/>
@@ -3050,9 +3268,9 @@
       <w:tblPr/>
       <w:tcPr>
         <w:tcBorders>
-          <w:top w:val="single" w:sz="8" w:space="0" w:color="9BBB59" w:themeColor="accent3"/>
-          <w:left w:val="nil"/>
-          <w:bottom w:val="single" w:sz="8" w:space="0" w:color="9BBB59" w:themeColor="accent3"/>
+          <w:top w:val="single" w:color="9BBB59" w:themeColor="accent3" w:sz="8" w:space="0"/>
+          <w:left w:val="nil"/>
+          <w:bottom w:val="single" w:color="9BBB59" w:themeColor="accent3" w:sz="8" w:space="0"/>
           <w:right w:val="nil"/>
           <w:insideH w:val="nil"/>
           <w:insideV w:val="nil"/>
@@ -3070,9 +3288,9 @@
       <w:tblPr/>
       <w:tcPr>
         <w:tcBorders>
-          <w:top w:val="single" w:sz="8" w:space="0" w:color="9BBB59" w:themeColor="accent3"/>
-          <w:left w:val="nil"/>
-          <w:bottom w:val="single" w:sz="8" w:space="0" w:color="9BBB59" w:themeColor="accent3"/>
+          <w:top w:val="single" w:color="9BBB59" w:themeColor="accent3" w:sz="8" w:space="0"/>
+          <w:left w:val="nil"/>
+          <w:bottom w:val="single" w:color="9BBB59" w:themeColor="accent3" w:sz="8" w:space="0"/>
           <w:right w:val="nil"/>
           <w:insideH w:val="nil"/>
           <w:insideV w:val="nil"/>
@@ -3132,8 +3350,8 @@
       <w:tblStyleColBandSize w:val="1"/>
       <w:tblInd w:w="0" w:type="dxa"/>
       <w:tblBorders>
-        <w:top w:val="single" w:sz="8" w:space="0" w:color="8064A2" w:themeColor="accent4"/>
-        <w:bottom w:val="single" w:sz="8" w:space="0" w:color="8064A2" w:themeColor="accent4"/>
+        <w:top w:val="single" w:color="8064A2" w:themeColor="accent4" w:sz="8" w:space="0"/>
+        <w:bottom w:val="single" w:color="8064A2" w:themeColor="accent4" w:sz="8" w:space="0"/>
       </w:tblBorders>
       <w:tblCellMar>
         <w:top w:w="0" w:type="dxa"/>
@@ -3153,9 +3371,9 @@
       <w:tblPr/>
       <w:tcPr>
         <w:tcBorders>
-          <w:top w:val="single" w:sz="8" w:space="0" w:color="8064A2" w:themeColor="accent4"/>
-          <w:left w:val="nil"/>
-          <w:bottom w:val="single" w:sz="8" w:space="0" w:color="8064A2" w:themeColor="accent4"/>
+          <w:top w:val="single" w:color="8064A2" w:themeColor="accent4" w:sz="8" w:space="0"/>
+          <w:left w:val="nil"/>
+          <w:bottom w:val="single" w:color="8064A2" w:themeColor="accent4" w:sz="8" w:space="0"/>
           <w:right w:val="nil"/>
           <w:insideH w:val="nil"/>
           <w:insideV w:val="nil"/>
@@ -3173,9 +3391,9 @@
       <w:tblPr/>
       <w:tcPr>
         <w:tcBorders>
-          <w:top w:val="single" w:sz="8" w:space="0" w:color="8064A2" w:themeColor="accent4"/>
-          <w:left w:val="nil"/>
-          <w:bottom w:val="single" w:sz="8" w:space="0" w:color="8064A2" w:themeColor="accent4"/>
+          <w:top w:val="single" w:color="8064A2" w:themeColor="accent4" w:sz="8" w:space="0"/>
+          <w:left w:val="nil"/>
+          <w:bottom w:val="single" w:color="8064A2" w:themeColor="accent4" w:sz="8" w:space="0"/>
           <w:right w:val="nil"/>
           <w:insideH w:val="nil"/>
           <w:insideV w:val="nil"/>
@@ -3235,8 +3453,8 @@
       <w:tblStyleColBandSize w:val="1"/>
       <w:tblInd w:w="0" w:type="dxa"/>
       <w:tblBorders>
-        <w:top w:val="single" w:sz="8" w:space="0" w:color="4BACC6" w:themeColor="accent5"/>
-        <w:bottom w:val="single" w:sz="8" w:space="0" w:color="4BACC6" w:themeColor="accent5"/>
+        <w:top w:val="single" w:color="4BACC6" w:themeColor="accent5" w:sz="8" w:space="0"/>
+        <w:bottom w:val="single" w:color="4BACC6" w:themeColor="accent5" w:sz="8" w:space="0"/>
       </w:tblBorders>
       <w:tblCellMar>
         <w:top w:w="0" w:type="dxa"/>
@@ -3256,9 +3474,9 @@
       <w:tblPr/>
       <w:tcPr>
         <w:tcBorders>
-          <w:top w:val="single" w:sz="8" w:space="0" w:color="4BACC6" w:themeColor="accent5"/>
-          <w:left w:val="nil"/>
-          <w:bottom w:val="single" w:sz="8" w:space="0" w:color="4BACC6" w:themeColor="accent5"/>
+          <w:top w:val="single" w:color="4BACC6" w:themeColor="accent5" w:sz="8" w:space="0"/>
+          <w:left w:val="nil"/>
+          <w:bottom w:val="single" w:color="4BACC6" w:themeColor="accent5" w:sz="8" w:space="0"/>
           <w:right w:val="nil"/>
           <w:insideH w:val="nil"/>
           <w:insideV w:val="nil"/>
@@ -3276,9 +3494,9 @@
       <w:tblPr/>
       <w:tcPr>
         <w:tcBorders>
-          <w:top w:val="single" w:sz="8" w:space="0" w:color="4BACC6" w:themeColor="accent5"/>
-          <w:left w:val="nil"/>
-          <w:bottom w:val="single" w:sz="8" w:space="0" w:color="4BACC6" w:themeColor="accent5"/>
+          <w:top w:val="single" w:color="4BACC6" w:themeColor="accent5" w:sz="8" w:space="0"/>
+          <w:left w:val="nil"/>
+          <w:bottom w:val="single" w:color="4BACC6" w:themeColor="accent5" w:sz="8" w:space="0"/>
           <w:right w:val="nil"/>
           <w:insideH w:val="nil"/>
           <w:insideV w:val="nil"/>
@@ -3338,8 +3556,8 @@
       <w:tblStyleColBandSize w:val="1"/>
       <w:tblInd w:w="0" w:type="dxa"/>
       <w:tblBorders>
-        <w:top w:val="single" w:sz="8" w:space="0" w:color="F79646" w:themeColor="accent6"/>
-        <w:bottom w:val="single" w:sz="8" w:space="0" w:color="F79646" w:themeColor="accent6"/>
+        <w:top w:val="single" w:color="F79646" w:themeColor="accent6" w:sz="8" w:space="0"/>
+        <w:bottom w:val="single" w:color="F79646" w:themeColor="accent6" w:sz="8" w:space="0"/>
       </w:tblBorders>
       <w:tblCellMar>
         <w:top w:w="0" w:type="dxa"/>
@@ -3359,9 +3577,9 @@
       <w:tblPr/>
       <w:tcPr>
         <w:tcBorders>
-          <w:top w:val="single" w:sz="8" w:space="0" w:color="F79646" w:themeColor="accent6"/>
-          <w:left w:val="nil"/>
-          <w:bottom w:val="single" w:sz="8" w:space="0" w:color="F79646" w:themeColor="accent6"/>
+          <w:top w:val="single" w:color="F79646" w:themeColor="accent6" w:sz="8" w:space="0"/>
+          <w:left w:val="nil"/>
+          <w:bottom w:val="single" w:color="F79646" w:themeColor="accent6" w:sz="8" w:space="0"/>
           <w:right w:val="nil"/>
           <w:insideH w:val="nil"/>
           <w:insideV w:val="nil"/>
@@ -3379,9 +3597,9 @@
       <w:tblPr/>
       <w:tcPr>
         <w:tcBorders>
-          <w:top w:val="single" w:sz="8" w:space="0" w:color="F79646" w:themeColor="accent6"/>
-          <w:left w:val="nil"/>
-          <w:bottom w:val="single" w:sz="8" w:space="0" w:color="F79646" w:themeColor="accent6"/>
+          <w:top w:val="single" w:color="F79646" w:themeColor="accent6" w:sz="8" w:space="0"/>
+          <w:left w:val="nil"/>
+          <w:bottom w:val="single" w:color="F79646" w:themeColor="accent6" w:sz="8" w:space="0"/>
           <w:right w:val="nil"/>
           <w:insideH w:val="nil"/>
           <w:insideV w:val="nil"/>
@@ -3438,10 +3656,10 @@
       <w:tblStyleColBandSize w:val="1"/>
       <w:tblInd w:w="0" w:type="dxa"/>
       <w:tblBorders>
-        <w:top w:val="single" w:sz="8" w:space="0" w:color="000000" w:themeColor="text1"/>
-        <w:left w:val="single" w:sz="8" w:space="0" w:color="000000" w:themeColor="text1"/>
-        <w:bottom w:val="single" w:sz="8" w:space="0" w:color="000000" w:themeColor="text1"/>
-        <w:right w:val="single" w:sz="8" w:space="0" w:color="000000" w:themeColor="text1"/>
+        <w:top w:val="single" w:color="000000" w:themeColor="text1" w:sz="8" w:space="0"/>
+        <w:left w:val="single" w:color="000000" w:themeColor="text1" w:sz="8" w:space="0"/>
+        <w:bottom w:val="single" w:color="000000" w:themeColor="text1" w:sz="8" w:space="0"/>
+        <w:right w:val="single" w:color="000000" w:themeColor="text1" w:sz="8" w:space="0"/>
       </w:tblBorders>
       <w:tblCellMar>
         <w:top w:w="0" w:type="dxa"/>
@@ -3475,10 +3693,10 @@
       <w:tblPr/>
       <w:tcPr>
         <w:tcBorders>
-          <w:top w:val="double" w:sz="6" w:space="0" w:color="000000" w:themeColor="text1"/>
-          <w:left w:val="single" w:sz="8" w:space="0" w:color="000000" w:themeColor="text1"/>
-          <w:bottom w:val="single" w:sz="8" w:space="0" w:color="000000" w:themeColor="text1"/>
-          <w:right w:val="single" w:sz="8" w:space="0" w:color="000000" w:themeColor="text1"/>
+          <w:top w:val="double" w:color="000000" w:themeColor="text1" w:sz="6" w:space="0"/>
+          <w:left w:val="single" w:color="000000" w:themeColor="text1" w:sz="8" w:space="0"/>
+          <w:bottom w:val="single" w:color="000000" w:themeColor="text1" w:sz="8" w:space="0"/>
+          <w:right w:val="single" w:color="000000" w:themeColor="text1" w:sz="8" w:space="0"/>
         </w:tcBorders>
       </w:tcPr>
     </w:tblStylePr>
@@ -3498,10 +3716,10 @@
       <w:tblPr/>
       <w:tcPr>
         <w:tcBorders>
-          <w:top w:val="single" w:sz="8" w:space="0" w:color="000000" w:themeColor="text1"/>
-          <w:left w:val="single" w:sz="8" w:space="0" w:color="000000" w:themeColor="text1"/>
-          <w:bottom w:val="single" w:sz="8" w:space="0" w:color="000000" w:themeColor="text1"/>
-          <w:right w:val="single" w:sz="8" w:space="0" w:color="000000" w:themeColor="text1"/>
+          <w:top w:val="single" w:color="000000" w:themeColor="text1" w:sz="8" w:space="0"/>
+          <w:left w:val="single" w:color="000000" w:themeColor="text1" w:sz="8" w:space="0"/>
+          <w:bottom w:val="single" w:color="000000" w:themeColor="text1" w:sz="8" w:space="0"/>
+          <w:right w:val="single" w:color="000000" w:themeColor="text1" w:sz="8" w:space="0"/>
         </w:tcBorders>
       </w:tcPr>
     </w:tblStylePr>
@@ -3509,10 +3727,10 @@
       <w:tblPr/>
       <w:tcPr>
         <w:tcBorders>
-          <w:top w:val="single" w:sz="8" w:space="0" w:color="000000" w:themeColor="text1"/>
-          <w:left w:val="single" w:sz="8" w:space="0" w:color="000000" w:themeColor="text1"/>
-          <w:bottom w:val="single" w:sz="8" w:space="0" w:color="000000" w:themeColor="text1"/>
-          <w:right w:val="single" w:sz="8" w:space="0" w:color="000000" w:themeColor="text1"/>
+          <w:top w:val="single" w:color="000000" w:themeColor="text1" w:sz="8" w:space="0"/>
+          <w:left w:val="single" w:color="000000" w:themeColor="text1" w:sz="8" w:space="0"/>
+          <w:bottom w:val="single" w:color="000000" w:themeColor="text1" w:sz="8" w:space="0"/>
+          <w:right w:val="single" w:color="000000" w:themeColor="text1" w:sz="8" w:space="0"/>
         </w:tcBorders>
       </w:tcPr>
     </w:tblStylePr>
@@ -3530,10 +3748,10 @@
       <w:tblStyleColBandSize w:val="1"/>
       <w:tblInd w:w="0" w:type="dxa"/>
       <w:tblBorders>
-        <w:top w:val="single" w:sz="8" w:space="0" w:color="4F81BD" w:themeColor="accent1"/>
-        <w:left w:val="single" w:sz="8" w:space="0" w:color="4F81BD" w:themeColor="accent1"/>
-        <w:bottom w:val="single" w:sz="8" w:space="0" w:color="4F81BD" w:themeColor="accent1"/>
-        <w:right w:val="single" w:sz="8" w:space="0" w:color="4F81BD" w:themeColor="accent1"/>
+        <w:top w:val="single" w:color="4F81BD" w:themeColor="accent1" w:sz="8" w:space="0"/>
+        <w:left w:val="single" w:color="4F81BD" w:themeColor="accent1" w:sz="8" w:space="0"/>
+        <w:bottom w:val="single" w:color="4F81BD" w:themeColor="accent1" w:sz="8" w:space="0"/>
+        <w:right w:val="single" w:color="4F81BD" w:themeColor="accent1" w:sz="8" w:space="0"/>
       </w:tblBorders>
       <w:tblCellMar>
         <w:top w:w="0" w:type="dxa"/>
@@ -3567,10 +3785,10 @@
       <w:tblPr/>
       <w:tcPr>
         <w:tcBorders>
-          <w:top w:val="double" w:sz="6" w:space="0" w:color="4F81BD" w:themeColor="accent1"/>
-          <w:left w:val="single" w:sz="8" w:space="0" w:color="4F81BD" w:themeColor="accent1"/>
-          <w:bottom w:val="single" w:sz="8" w:space="0" w:color="4F81BD" w:themeColor="accent1"/>
-          <w:right w:val="single" w:sz="8" w:space="0" w:color="4F81BD" w:themeColor="accent1"/>
+          <w:top w:val="double" w:color="4F81BD" w:themeColor="accent1" w:sz="6" w:space="0"/>
+          <w:left w:val="single" w:color="4F81BD" w:themeColor="accent1" w:sz="8" w:space="0"/>
+          <w:bottom w:val="single" w:color="4F81BD" w:themeColor="accent1" w:sz="8" w:space="0"/>
+          <w:right w:val="single" w:color="4F81BD" w:themeColor="accent1" w:sz="8" w:space="0"/>
         </w:tcBorders>
       </w:tcPr>
     </w:tblStylePr>
@@ -3590,10 +3808,10 @@
       <w:tblPr/>
       <w:tcPr>
         <w:tcBorders>
-          <w:top w:val="single" w:sz="8" w:space="0" w:color="4F81BD" w:themeColor="accent1"/>
-          <w:left w:val="single" w:sz="8" w:space="0" w:color="4F81BD" w:themeColor="accent1"/>
-          <w:bottom w:val="single" w:sz="8" w:space="0" w:color="4F81BD" w:themeColor="accent1"/>
-          <w:right w:val="single" w:sz="8" w:space="0" w:color="4F81BD" w:themeColor="accent1"/>
+          <w:top w:val="single" w:color="4F81BD" w:themeColor="accent1" w:sz="8" w:space="0"/>
+          <w:left w:val="single" w:color="4F81BD" w:themeColor="accent1" w:sz="8" w:space="0"/>
+          <w:bottom w:val="single" w:color="4F81BD" w:themeColor="accent1" w:sz="8" w:space="0"/>
+          <w:right w:val="single" w:color="4F81BD" w:themeColor="accent1" w:sz="8" w:space="0"/>
         </w:tcBorders>
       </w:tcPr>
     </w:tblStylePr>
@@ -3601,10 +3819,10 @@
       <w:tblPr/>
       <w:tcPr>
         <w:tcBorders>
-          <w:top w:val="single" w:sz="8" w:space="0" w:color="4F81BD" w:themeColor="accent1"/>
-          <w:left w:val="single" w:sz="8" w:space="0" w:color="4F81BD" w:themeColor="accent1"/>
-          <w:bottom w:val="single" w:sz="8" w:space="0" w:color="4F81BD" w:themeColor="accent1"/>
-          <w:right w:val="single" w:sz="8" w:space="0" w:color="4F81BD" w:themeColor="accent1"/>
+          <w:top w:val="single" w:color="4F81BD" w:themeColor="accent1" w:sz="8" w:space="0"/>
+          <w:left w:val="single" w:color="4F81BD" w:themeColor="accent1" w:sz="8" w:space="0"/>
+          <w:bottom w:val="single" w:color="4F81BD" w:themeColor="accent1" w:sz="8" w:space="0"/>
+          <w:right w:val="single" w:color="4F81BD" w:themeColor="accent1" w:sz="8" w:space="0"/>
         </w:tcBorders>
       </w:tcPr>
     </w:tblStylePr>
@@ -3622,10 +3840,10 @@
       <w:tblStyleColBandSize w:val="1"/>
       <w:tblInd w:w="0" w:type="dxa"/>
       <w:tblBorders>
-        <w:top w:val="single" w:sz="8" w:space="0" w:color="C0504D" w:themeColor="accent2"/>
-        <w:left w:val="single" w:sz="8" w:space="0" w:color="C0504D" w:themeColor="accent2"/>
-        <w:bottom w:val="single" w:sz="8" w:space="0" w:color="C0504D" w:themeColor="accent2"/>
-        <w:right w:val="single" w:sz="8" w:space="0" w:color="C0504D" w:themeColor="accent2"/>
+        <w:top w:val="single" w:color="C0504D" w:themeColor="accent2" w:sz="8" w:space="0"/>
+        <w:left w:val="single" w:color="C0504D" w:themeColor="accent2" w:sz="8" w:space="0"/>
+        <w:bottom w:val="single" w:color="C0504D" w:themeColor="accent2" w:sz="8" w:space="0"/>
+        <w:right w:val="single" w:color="C0504D" w:themeColor="accent2" w:sz="8" w:space="0"/>
       </w:tblBorders>
       <w:tblCellMar>
         <w:top w:w="0" w:type="dxa"/>
@@ -3659,10 +3877,10 @@
       <w:tblPr/>
       <w:tcPr>
         <w:tcBorders>
-          <w:top w:val="double" w:sz="6" w:space="0" w:color="C0504D" w:themeColor="accent2"/>
-          <w:left w:val="single" w:sz="8" w:space="0" w:color="C0504D" w:themeColor="accent2"/>
-          <w:bottom w:val="single" w:sz="8" w:space="0" w:color="C0504D" w:themeColor="accent2"/>
-          <w:right w:val="single" w:sz="8" w:space="0" w:color="C0504D" w:themeColor="accent2"/>
+          <w:top w:val="double" w:color="C0504D" w:themeColor="accent2" w:sz="6" w:space="0"/>
+          <w:left w:val="single" w:color="C0504D" w:themeColor="accent2" w:sz="8" w:space="0"/>
+          <w:bottom w:val="single" w:color="C0504D" w:themeColor="accent2" w:sz="8" w:space="0"/>
+          <w:right w:val="single" w:color="C0504D" w:themeColor="accent2" w:sz="8" w:space="0"/>
         </w:tcBorders>
       </w:tcPr>
     </w:tblStylePr>
@@ -3682,10 +3900,10 @@
       <w:tblPr/>
       <w:tcPr>
         <w:tcBorders>
-          <w:top w:val="single" w:sz="8" w:space="0" w:color="C0504D" w:themeColor="accent2"/>
-          <w:left w:val="single" w:sz="8" w:space="0" w:color="C0504D" w:themeColor="accent2"/>
-          <w:bottom w:val="single" w:sz="8" w:space="0" w:color="C0504D" w:themeColor="accent2"/>
-          <w:right w:val="single" w:sz="8" w:space="0" w:color="C0504D" w:themeColor="accent2"/>
+          <w:top w:val="single" w:color="C0504D" w:themeColor="accent2" w:sz="8" w:space="0"/>
+          <w:left w:val="single" w:color="C0504D" w:themeColor="accent2" w:sz="8" w:space="0"/>
+          <w:bottom w:val="single" w:color="C0504D" w:themeColor="accent2" w:sz="8" w:space="0"/>
+          <w:right w:val="single" w:color="C0504D" w:themeColor="accent2" w:sz="8" w:space="0"/>
         </w:tcBorders>
       </w:tcPr>
     </w:tblStylePr>
@@ -3693,10 +3911,10 @@
       <w:tblPr/>
       <w:tcPr>
         <w:tcBorders>
-          <w:top w:val="single" w:sz="8" w:space="0" w:color="C0504D" w:themeColor="accent2"/>
-          <w:left w:val="single" w:sz="8" w:space="0" w:color="C0504D" w:themeColor="accent2"/>
-          <w:bottom w:val="single" w:sz="8" w:space="0" w:color="C0504D" w:themeColor="accent2"/>
-          <w:right w:val="single" w:sz="8" w:space="0" w:color="C0504D" w:themeColor="accent2"/>
+          <w:top w:val="single" w:color="C0504D" w:themeColor="accent2" w:sz="8" w:space="0"/>
+          <w:left w:val="single" w:color="C0504D" w:themeColor="accent2" w:sz="8" w:space="0"/>
+          <w:bottom w:val="single" w:color="C0504D" w:themeColor="accent2" w:sz="8" w:space="0"/>
+          <w:right w:val="single" w:color="C0504D" w:themeColor="accent2" w:sz="8" w:space="0"/>
         </w:tcBorders>
       </w:tcPr>
     </w:tblStylePr>
@@ -3714,10 +3932,10 @@
       <w:tblStyleColBandSize w:val="1"/>
       <w:tblInd w:w="0" w:type="dxa"/>
       <w:tblBorders>
-        <w:top w:val="single" w:sz="8" w:space="0" w:color="9BBB59" w:themeColor="accent3"/>
-        <w:left w:val="single" w:sz="8" w:space="0" w:color="9BBB59" w:themeColor="accent3"/>
-        <w:bottom w:val="single" w:sz="8" w:space="0" w:color="9BBB59" w:themeColor="accent3"/>
-        <w:right w:val="single" w:sz="8" w:space="0" w:color="9BBB59" w:themeColor="accent3"/>
+        <w:top w:val="single" w:color="9BBB59" w:themeColor="accent3" w:sz="8" w:space="0"/>
+        <w:left w:val="single" w:color="9BBB59" w:themeColor="accent3" w:sz="8" w:space="0"/>
+        <w:bottom w:val="single" w:color="9BBB59" w:themeColor="accent3" w:sz="8" w:space="0"/>
+        <w:right w:val="single" w:color="9BBB59" w:themeColor="accent3" w:sz="8" w:space="0"/>
       </w:tblBorders>
       <w:tblCellMar>
         <w:top w:w="0" w:type="dxa"/>
@@ -3751,10 +3969,10 @@
       <w:tblPr/>
       <w:tcPr>
         <w:tcBorders>
-          <w:top w:val="double" w:sz="6" w:space="0" w:color="9BBB59" w:themeColor="accent3"/>
-          <w:left w:val="single" w:sz="8" w:space="0" w:color="9BBB59" w:themeColor="accent3"/>
-          <w:bottom w:val="single" w:sz="8" w:space="0" w:color="9BBB59" w:themeColor="accent3"/>
-          <w:right w:val="single" w:sz="8" w:space="0" w:color="9BBB59" w:themeColor="accent3"/>
+          <w:top w:val="double" w:color="9BBB59" w:themeColor="accent3" w:sz="6" w:space="0"/>
+          <w:left w:val="single" w:color="9BBB59" w:themeColor="accent3" w:sz="8" w:space="0"/>
+          <w:bottom w:val="single" w:color="9BBB59" w:themeColor="accent3" w:sz="8" w:space="0"/>
+          <w:right w:val="single" w:color="9BBB59" w:themeColor="accent3" w:sz="8" w:space="0"/>
         </w:tcBorders>
       </w:tcPr>
     </w:tblStylePr>
@@ -3774,10 +3992,10 @@
       <w:tblPr/>
       <w:tcPr>
         <w:tcBorders>
-          <w:top w:val="single" w:sz="8" w:space="0" w:color="9BBB59" w:themeColor="accent3"/>
-          <w:left w:val="single" w:sz="8" w:space="0" w:color="9BBB59" w:themeColor="accent3"/>
-          <w:bottom w:val="single" w:sz="8" w:space="0" w:color="9BBB59" w:themeColor="accent3"/>
-          <w:right w:val="single" w:sz="8" w:space="0" w:color="9BBB59" w:themeColor="accent3"/>
+          <w:top w:val="single" w:color="9BBB59" w:themeColor="accent3" w:sz="8" w:space="0"/>
+          <w:left w:val="single" w:color="9BBB59" w:themeColor="accent3" w:sz="8" w:space="0"/>
+          <w:bottom w:val="single" w:color="9BBB59" w:themeColor="accent3" w:sz="8" w:space="0"/>
+          <w:right w:val="single" w:color="9BBB59" w:themeColor="accent3" w:sz="8" w:space="0"/>
         </w:tcBorders>
       </w:tcPr>
     </w:tblStylePr>
@@ -3785,10 +4003,10 @@
       <w:tblPr/>
       <w:tcPr>
         <w:tcBorders>
-          <w:top w:val="single" w:sz="8" w:space="0" w:color="9BBB59" w:themeColor="accent3"/>
-          <w:left w:val="single" w:sz="8" w:space="0" w:color="9BBB59" w:themeColor="accent3"/>
-          <w:bottom w:val="single" w:sz="8" w:space="0" w:color="9BBB59" w:themeColor="accent3"/>
-          <w:right w:val="single" w:sz="8" w:space="0" w:color="9BBB59" w:themeColor="accent3"/>
+          <w:top w:val="single" w:color="9BBB59" w:themeColor="accent3" w:sz="8" w:space="0"/>
+          <w:left w:val="single" w:color="9BBB59" w:themeColor="accent3" w:sz="8" w:space="0"/>
+          <w:bottom w:val="single" w:color="9BBB59" w:themeColor="accent3" w:sz="8" w:space="0"/>
+          <w:right w:val="single" w:color="9BBB59" w:themeColor="accent3" w:sz="8" w:space="0"/>
         </w:tcBorders>
       </w:tcPr>
     </w:tblStylePr>
@@ -3806,10 +4024,10 @@
       <w:tblStyleColBandSize w:val="1"/>
       <w:tblInd w:w="0" w:type="dxa"/>
       <w:tblBorders>
-        <w:top w:val="single" w:sz="8" w:space="0" w:color="8064A2" w:themeColor="accent4"/>
-        <w:left w:val="single" w:sz="8" w:space="0" w:color="8064A2" w:themeColor="accent4"/>
-        <w:bottom w:val="single" w:sz="8" w:space="0" w:color="8064A2" w:themeColor="accent4"/>
-        <w:right w:val="single" w:sz="8" w:space="0" w:color="8064A2" w:themeColor="accent4"/>
+        <w:top w:val="single" w:color="8064A2" w:themeColor="accent4" w:sz="8" w:space="0"/>
+        <w:left w:val="single" w:color="8064A2" w:themeColor="accent4" w:sz="8" w:space="0"/>
+        <w:bottom w:val="single" w:color="8064A2" w:themeColor="accent4" w:sz="8" w:space="0"/>
+        <w:right w:val="single" w:color="8064A2" w:themeColor="accent4" w:sz="8" w:space="0"/>
       </w:tblBorders>
       <w:tblCellMar>
         <w:top w:w="0" w:type="dxa"/>
@@ -3843,10 +4061,10 @@
       <w:tblPr/>
       <w:tcPr>
         <w:tcBorders>
-          <w:top w:val="double" w:sz="6" w:space="0" w:color="8064A2" w:themeColor="accent4"/>
-          <w:left w:val="single" w:sz="8" w:space="0" w:color="8064A2" w:themeColor="accent4"/>
-          <w:bottom w:val="single" w:sz="8" w:space="0" w:color="8064A2" w:themeColor="accent4"/>
-          <w:right w:val="single" w:sz="8" w:space="0" w:color="8064A2" w:themeColor="accent4"/>
+          <w:top w:val="double" w:color="8064A2" w:themeColor="accent4" w:sz="6" w:space="0"/>
+          <w:left w:val="single" w:color="8064A2" w:themeColor="accent4" w:sz="8" w:space="0"/>
+          <w:bottom w:val="single" w:color="8064A2" w:themeColor="accent4" w:sz="8" w:space="0"/>
+          <w:right w:val="single" w:color="8064A2" w:themeColor="accent4" w:sz="8" w:space="0"/>
         </w:tcBorders>
       </w:tcPr>
     </w:tblStylePr>
@@ -3866,10 +4084,10 @@
       <w:tblPr/>
       <w:tcPr>
         <w:tcBorders>
-          <w:top w:val="single" w:sz="8" w:space="0" w:color="8064A2" w:themeColor="accent4"/>
-          <w:left w:val="single" w:sz="8" w:space="0" w:color="8064A2" w:themeColor="accent4"/>
-          <w:bottom w:val="single" w:sz="8" w:space="0" w:color="8064A2" w:themeColor="accent4"/>
-          <w:right w:val="single" w:sz="8" w:space="0" w:color="8064A2" w:themeColor="accent4"/>
+          <w:top w:val="single" w:color="8064A2" w:themeColor="accent4" w:sz="8" w:space="0"/>
+          <w:left w:val="single" w:color="8064A2" w:themeColor="accent4" w:sz="8" w:space="0"/>
+          <w:bottom w:val="single" w:color="8064A2" w:themeColor="accent4" w:sz="8" w:space="0"/>
+          <w:right w:val="single" w:color="8064A2" w:themeColor="accent4" w:sz="8" w:space="0"/>
         </w:tcBorders>
       </w:tcPr>
     </w:tblStylePr>
@@ -3877,10 +4095,10 @@
       <w:tblPr/>
       <w:tcPr>
         <w:tcBorders>
-          <w:top w:val="single" w:sz="8" w:space="0" w:color="8064A2" w:themeColor="accent4"/>
-          <w:left w:val="single" w:sz="8" w:space="0" w:color="8064A2" w:themeColor="accent4"/>
-          <w:bottom w:val="single" w:sz="8" w:space="0" w:color="8064A2" w:themeColor="accent4"/>
-          <w:right w:val="single" w:sz="8" w:space="0" w:color="8064A2" w:themeColor="accent4"/>
+          <w:top w:val="single" w:color="8064A2" w:themeColor="accent4" w:sz="8" w:space="0"/>
+          <w:left w:val="single" w:color="8064A2" w:themeColor="accent4" w:sz="8" w:space="0"/>
+          <w:bottom w:val="single" w:color="8064A2" w:themeColor="accent4" w:sz="8" w:space="0"/>
+          <w:right w:val="single" w:color="8064A2" w:themeColor="accent4" w:sz="8" w:space="0"/>
         </w:tcBorders>
       </w:tcPr>
     </w:tblStylePr>
@@ -3898,10 +4116,10 @@
       <w:tblStyleColBandSize w:val="1"/>
       <w:tblInd w:w="0" w:type="dxa"/>
       <w:tblBorders>
-        <w:top w:val="single" w:sz="8" w:space="0" w:color="4BACC6" w:themeColor="accent5"/>
-        <w:left w:val="single" w:sz="8" w:space="0" w:color="4BACC6" w:themeColor="accent5"/>
-        <w:bottom w:val="single" w:sz="8" w:space="0" w:color="4BACC6" w:themeColor="accent5"/>
-        <w:right w:val="single" w:sz="8" w:space="0" w:color="4BACC6" w:themeColor="accent5"/>
+        <w:top w:val="single" w:color="4BACC6" w:themeColor="accent5" w:sz="8" w:space="0"/>
+        <w:left w:val="single" w:color="4BACC6" w:themeColor="accent5" w:sz="8" w:space="0"/>
+        <w:bottom w:val="single" w:color="4BACC6" w:themeColor="accent5" w:sz="8" w:space="0"/>
+        <w:right w:val="single" w:color="4BACC6" w:themeColor="accent5" w:sz="8" w:space="0"/>
       </w:tblBorders>
       <w:tblCellMar>
         <w:top w:w="0" w:type="dxa"/>
@@ -3935,10 +4153,10 @@
       <w:tblPr/>
       <w:tcPr>
         <w:tcBorders>
-          <w:top w:val="double" w:sz="6" w:space="0" w:color="4BACC6" w:themeColor="accent5"/>
-          <w:left w:val="single" w:sz="8" w:space="0" w:color="4BACC6" w:themeColor="accent5"/>
-          <w:bottom w:val="single" w:sz="8" w:space="0" w:color="4BACC6" w:themeColor="accent5"/>
-          <w:right w:val="single" w:sz="8" w:space="0" w:color="4BACC6" w:themeColor="accent5"/>
+          <w:top w:val="double" w:color="4BACC6" w:themeColor="accent5" w:sz="6" w:space="0"/>
+          <w:left w:val="single" w:color="4BACC6" w:themeColor="accent5" w:sz="8" w:space="0"/>
+          <w:bottom w:val="single" w:color="4BACC6" w:themeColor="accent5" w:sz="8" w:space="0"/>
+          <w:right w:val="single" w:color="4BACC6" w:themeColor="accent5" w:sz="8" w:space="0"/>
         </w:tcBorders>
       </w:tcPr>
     </w:tblStylePr>
@@ -3958,10 +4176,10 @@
       <w:tblPr/>
       <w:tcPr>
         <w:tcBorders>
-          <w:top w:val="single" w:sz="8" w:space="0" w:color="4BACC6" w:themeColor="accent5"/>
-          <w:left w:val="single" w:sz="8" w:space="0" w:color="4BACC6" w:themeColor="accent5"/>
-          <w:bottom w:val="single" w:sz="8" w:space="0" w:color="4BACC6" w:themeColor="accent5"/>
-          <w:right w:val="single" w:sz="8" w:space="0" w:color="4BACC6" w:themeColor="accent5"/>
+          <w:top w:val="single" w:color="4BACC6" w:themeColor="accent5" w:sz="8" w:space="0"/>
+          <w:left w:val="single" w:color="4BACC6" w:themeColor="accent5" w:sz="8" w:space="0"/>
+          <w:bottom w:val="single" w:color="4BACC6" w:themeColor="accent5" w:sz="8" w:space="0"/>
+          <w:right w:val="single" w:color="4BACC6" w:themeColor="accent5" w:sz="8" w:space="0"/>
         </w:tcBorders>
       </w:tcPr>
     </w:tblStylePr>
@@ -3969,10 +4187,10 @@
       <w:tblPr/>
       <w:tcPr>
         <w:tcBorders>
-          <w:top w:val="single" w:sz="8" w:space="0" w:color="4BACC6" w:themeColor="accent5"/>
-          <w:left w:val="single" w:sz="8" w:space="0" w:color="4BACC6" w:themeColor="accent5"/>
-          <w:bottom w:val="single" w:sz="8" w:space="0" w:color="4BACC6" w:themeColor="accent5"/>
-          <w:right w:val="single" w:sz="8" w:space="0" w:color="4BACC6" w:themeColor="accent5"/>
+          <w:top w:val="single" w:color="4BACC6" w:themeColor="accent5" w:sz="8" w:space="0"/>
+          <w:left w:val="single" w:color="4BACC6" w:themeColor="accent5" w:sz="8" w:space="0"/>
+          <w:bottom w:val="single" w:color="4BACC6" w:themeColor="accent5" w:sz="8" w:space="0"/>
+          <w:right w:val="single" w:color="4BACC6" w:themeColor="accent5" w:sz="8" w:space="0"/>
         </w:tcBorders>
       </w:tcPr>
     </w:tblStylePr>
@@ -3990,10 +4208,10 @@
       <w:tblStyleColBandSize w:val="1"/>
       <w:tblInd w:w="0" w:type="dxa"/>
       <w:tblBorders>
-        <w:top w:val="single" w:sz="8" w:space="0" w:color="F79646" w:themeColor="accent6"/>
-        <w:left w:val="single" w:sz="8" w:space="0" w:color="F79646" w:themeColor="accent6"/>
-        <w:bottom w:val="single" w:sz="8" w:space="0" w:color="F79646" w:themeColor="accent6"/>
-        <w:right w:val="single" w:sz="8" w:space="0" w:color="F79646" w:themeColor="accent6"/>
+        <w:top w:val="single" w:color="F79646" w:themeColor="accent6" w:sz="8" w:space="0"/>
+        <w:left w:val="single" w:color="F79646" w:themeColor="accent6" w:sz="8" w:space="0"/>
+        <w:bottom w:val="single" w:color="F79646" w:themeColor="accent6" w:sz="8" w:space="0"/>
+        <w:right w:val="single" w:color="F79646" w:themeColor="accent6" w:sz="8" w:space="0"/>
       </w:tblBorders>
       <w:tblCellMar>
         <w:top w:w="0" w:type="dxa"/>
@@ -4027,10 +4245,10 @@
       <w:tblPr/>
       <w:tcPr>
         <w:tcBorders>
-          <w:top w:val="double" w:sz="6" w:space="0" w:color="F79646" w:themeColor="accent6"/>
-          <w:left w:val="single" w:sz="8" w:space="0" w:color="F79646" w:themeColor="accent6"/>
-          <w:bottom w:val="single" w:sz="8" w:space="0" w:color="F79646" w:themeColor="accent6"/>
-          <w:right w:val="single" w:sz="8" w:space="0" w:color="F79646" w:themeColor="accent6"/>
+          <w:top w:val="double" w:color="F79646" w:themeColor="accent6" w:sz="6" w:space="0"/>
+          <w:left w:val="single" w:color="F79646" w:themeColor="accent6" w:sz="8" w:space="0"/>
+          <w:bottom w:val="single" w:color="F79646" w:themeColor="accent6" w:sz="8" w:space="0"/>
+          <w:right w:val="single" w:color="F79646" w:themeColor="accent6" w:sz="8" w:space="0"/>
         </w:tcBorders>
       </w:tcPr>
     </w:tblStylePr>
@@ -4050,10 +4268,10 @@
       <w:tblPr/>
       <w:tcPr>
         <w:tcBorders>
-          <w:top w:val="single" w:sz="8" w:space="0" w:color="F79646" w:themeColor="accent6"/>
-          <w:left w:val="single" w:sz="8" w:space="0" w:color="F79646" w:themeColor="accent6"/>
-          <w:bottom w:val="single" w:sz="8" w:space="0" w:color="F79646" w:themeColor="accent6"/>
-          <w:right w:val="single" w:sz="8" w:space="0" w:color="F79646" w:themeColor="accent6"/>
+          <w:top w:val="single" w:color="F79646" w:themeColor="accent6" w:sz="8" w:space="0"/>
+          <w:left w:val="single" w:color="F79646" w:themeColor="accent6" w:sz="8" w:space="0"/>
+          <w:bottom w:val="single" w:color="F79646" w:themeColor="accent6" w:sz="8" w:space="0"/>
+          <w:right w:val="single" w:color="F79646" w:themeColor="accent6" w:sz="8" w:space="0"/>
         </w:tcBorders>
       </w:tcPr>
     </w:tblStylePr>
@@ -4061,10 +4279,10 @@
       <w:tblPr/>
       <w:tcPr>
         <w:tcBorders>
-          <w:top w:val="single" w:sz="8" w:space="0" w:color="F79646" w:themeColor="accent6"/>
-          <w:left w:val="single" w:sz="8" w:space="0" w:color="F79646" w:themeColor="accent6"/>
-          <w:bottom w:val="single" w:sz="8" w:space="0" w:color="F79646" w:themeColor="accent6"/>
-          <w:right w:val="single" w:sz="8" w:space="0" w:color="F79646" w:themeColor="accent6"/>
+          <w:top w:val="single" w:color="F79646" w:themeColor="accent6" w:sz="8" w:space="0"/>
+          <w:left w:val="single" w:color="F79646" w:themeColor="accent6" w:sz="8" w:space="0"/>
+          <w:bottom w:val="single" w:color="F79646" w:themeColor="accent6" w:sz="8" w:space="0"/>
+          <w:right w:val="single" w:color="F79646" w:themeColor="accent6" w:sz="8" w:space="0"/>
         </w:tcBorders>
       </w:tcPr>
     </w:tblStylePr>
@@ -4082,12 +4300,12 @@
       <w:tblStyleColBandSize w:val="1"/>
       <w:tblInd w:w="0" w:type="dxa"/>
       <w:tblBorders>
-        <w:top w:val="single" w:sz="8" w:space="0" w:color="000000" w:themeColor="text1"/>
-        <w:left w:val="single" w:sz="8" w:space="0" w:color="000000" w:themeColor="text1"/>
-        <w:bottom w:val="single" w:sz="8" w:space="0" w:color="000000" w:themeColor="text1"/>
-        <w:right w:val="single" w:sz="8" w:space="0" w:color="000000" w:themeColor="text1"/>
-        <w:insideH w:val="single" w:sz="8" w:space="0" w:color="000000" w:themeColor="text1"/>
-        <w:insideV w:val="single" w:sz="8" w:space="0" w:color="000000" w:themeColor="text1"/>
+        <w:top w:val="single" w:color="000000" w:themeColor="text1" w:sz="8" w:space="0"/>
+        <w:left w:val="single" w:color="000000" w:themeColor="text1" w:sz="8" w:space="0"/>
+        <w:bottom w:val="single" w:color="000000" w:themeColor="text1" w:sz="8" w:space="0"/>
+        <w:right w:val="single" w:color="000000" w:themeColor="text1" w:sz="8" w:space="0"/>
+        <w:insideH w:val="single" w:color="000000" w:themeColor="text1" w:sz="8" w:space="0"/>
+        <w:insideV w:val="single" w:color="000000" w:themeColor="text1" w:sz="8" w:space="0"/>
       </w:tblBorders>
       <w:tblCellMar>
         <w:top w:w="0" w:type="dxa"/>
@@ -4101,19 +4319,19 @@
         <w:spacing w:before="0" w:after="0" w:line="240" w:lineRule="auto"/>
       </w:pPr>
       <w:rPr>
-        <w:rFonts w:asciiTheme="majorHAnsi" w:eastAsiaTheme="majorEastAsia" w:hAnsiTheme="majorHAnsi" w:cstheme="majorBidi"/>
-        <w:b/>
-        <w:bCs/>
-      </w:rPr>
-      <w:tblPr/>
-      <w:tcPr>
-        <w:tcBorders>
-          <w:top w:val="single" w:sz="8" w:space="0" w:color="000000" w:themeColor="text1"/>
-          <w:left w:val="single" w:sz="8" w:space="0" w:color="000000" w:themeColor="text1"/>
-          <w:bottom w:val="single" w:sz="18" w:space="0" w:color="000000" w:themeColor="text1"/>
-          <w:right w:val="single" w:sz="8" w:space="0" w:color="000000" w:themeColor="text1"/>
-          <w:insideH w:val="nil"/>
-          <w:insideV w:val="single" w:sz="8" w:space="0" w:color="000000" w:themeColor="text1"/>
+        <w:rFonts w:asciiTheme="majorHAnsi" w:hAnsiTheme="majorHAnsi" w:eastAsiaTheme="majorEastAsia" w:cstheme="majorBidi"/>
+        <w:b/>
+        <w:bCs/>
+      </w:rPr>
+      <w:tblPr/>
+      <w:tcPr>
+        <w:tcBorders>
+          <w:top w:val="single" w:color="000000" w:themeColor="text1" w:sz="8" w:space="0"/>
+          <w:left w:val="single" w:color="000000" w:themeColor="text1" w:sz="8" w:space="0"/>
+          <w:bottom w:val="single" w:color="000000" w:themeColor="text1" w:sz="18" w:space="0"/>
+          <w:right w:val="single" w:color="000000" w:themeColor="text1" w:sz="8" w:space="0"/>
+          <w:insideH w:val="nil"/>
+          <w:insideV w:val="single" w:color="000000" w:themeColor="text1" w:sz="8" w:space="0"/>
         </w:tcBorders>
       </w:tcPr>
     </w:tblStylePr>
@@ -4122,42 +4340,42 @@
         <w:spacing w:before="0" w:after="0" w:line="240" w:lineRule="auto"/>
       </w:pPr>
       <w:rPr>
-        <w:rFonts w:asciiTheme="majorHAnsi" w:eastAsiaTheme="majorEastAsia" w:hAnsiTheme="majorHAnsi" w:cstheme="majorBidi"/>
-        <w:b/>
-        <w:bCs/>
-      </w:rPr>
-      <w:tblPr/>
-      <w:tcPr>
-        <w:tcBorders>
-          <w:top w:val="double" w:sz="6" w:space="0" w:color="000000" w:themeColor="text1"/>
-          <w:left w:val="single" w:sz="8" w:space="0" w:color="000000" w:themeColor="text1"/>
-          <w:bottom w:val="single" w:sz="8" w:space="0" w:color="000000" w:themeColor="text1"/>
-          <w:right w:val="single" w:sz="8" w:space="0" w:color="000000" w:themeColor="text1"/>
-          <w:insideH w:val="nil"/>
-          <w:insideV w:val="single" w:sz="8" w:space="0" w:color="000000" w:themeColor="text1"/>
+        <w:rFonts w:asciiTheme="majorHAnsi" w:hAnsiTheme="majorHAnsi" w:eastAsiaTheme="majorEastAsia" w:cstheme="majorBidi"/>
+        <w:b/>
+        <w:bCs/>
+      </w:rPr>
+      <w:tblPr/>
+      <w:tcPr>
+        <w:tcBorders>
+          <w:top w:val="double" w:color="000000" w:themeColor="text1" w:sz="6" w:space="0"/>
+          <w:left w:val="single" w:color="000000" w:themeColor="text1" w:sz="8" w:space="0"/>
+          <w:bottom w:val="single" w:color="000000" w:themeColor="text1" w:sz="8" w:space="0"/>
+          <w:right w:val="single" w:color="000000" w:themeColor="text1" w:sz="8" w:space="0"/>
+          <w:insideH w:val="nil"/>
+          <w:insideV w:val="single" w:color="000000" w:themeColor="text1" w:sz="8" w:space="0"/>
         </w:tcBorders>
       </w:tcPr>
     </w:tblStylePr>
     <w:tblStylePr w:type="firstCol">
       <w:rPr>
-        <w:rFonts w:asciiTheme="majorHAnsi" w:eastAsiaTheme="majorEastAsia" w:hAnsiTheme="majorHAnsi" w:cstheme="majorBidi"/>
+        <w:rFonts w:asciiTheme="majorHAnsi" w:hAnsiTheme="majorHAnsi" w:eastAsiaTheme="majorEastAsia" w:cstheme="majorBidi"/>
         <w:b/>
         <w:bCs/>
       </w:rPr>
     </w:tblStylePr>
     <w:tblStylePr w:type="lastCol">
       <w:rPr>
-        <w:rFonts w:asciiTheme="majorHAnsi" w:eastAsiaTheme="majorEastAsia" w:hAnsiTheme="majorHAnsi" w:cstheme="majorBidi"/>
-        <w:b/>
-        <w:bCs/>
-      </w:rPr>
-      <w:tblPr/>
-      <w:tcPr>
-        <w:tcBorders>
-          <w:top w:val="single" w:sz="8" w:space="0" w:color="000000" w:themeColor="text1"/>
-          <w:left w:val="single" w:sz="8" w:space="0" w:color="000000" w:themeColor="text1"/>
-          <w:bottom w:val="single" w:sz="8" w:space="0" w:color="000000" w:themeColor="text1"/>
-          <w:right w:val="single" w:sz="8" w:space="0" w:color="000000" w:themeColor="text1"/>
+        <w:rFonts w:asciiTheme="majorHAnsi" w:hAnsiTheme="majorHAnsi" w:eastAsiaTheme="majorEastAsia" w:cstheme="majorBidi"/>
+        <w:b/>
+        <w:bCs/>
+      </w:rPr>
+      <w:tblPr/>
+      <w:tcPr>
+        <w:tcBorders>
+          <w:top w:val="single" w:color="000000" w:themeColor="text1" w:sz="8" w:space="0"/>
+          <w:left w:val="single" w:color="000000" w:themeColor="text1" w:sz="8" w:space="0"/>
+          <w:bottom w:val="single" w:color="000000" w:themeColor="text1" w:sz="8" w:space="0"/>
+          <w:right w:val="single" w:color="000000" w:themeColor="text1" w:sz="8" w:space="0"/>
         </w:tcBorders>
       </w:tcPr>
     </w:tblStylePr>
@@ -4165,10 +4383,10 @@
       <w:tblPr/>
       <w:tcPr>
         <w:tcBorders>
-          <w:top w:val="single" w:sz="8" w:space="0" w:color="000000" w:themeColor="text1"/>
-          <w:left w:val="single" w:sz="8" w:space="0" w:color="000000" w:themeColor="text1"/>
-          <w:bottom w:val="single" w:sz="8" w:space="0" w:color="000000" w:themeColor="text1"/>
-          <w:right w:val="single" w:sz="8" w:space="0" w:color="000000" w:themeColor="text1"/>
+          <w:top w:val="single" w:color="000000" w:themeColor="text1" w:sz="8" w:space="0"/>
+          <w:left w:val="single" w:color="000000" w:themeColor="text1" w:sz="8" w:space="0"/>
+          <w:bottom w:val="single" w:color="000000" w:themeColor="text1" w:sz="8" w:space="0"/>
+          <w:right w:val="single" w:color="000000" w:themeColor="text1" w:sz="8" w:space="0"/>
         </w:tcBorders>
         <w:shd w:val="clear" w:color="auto" w:fill="C0C0C0" w:themeFill="text1" w:themeFillTint="3F"/>
       </w:tcPr>
@@ -4177,11 +4395,11 @@
       <w:tblPr/>
       <w:tcPr>
         <w:tcBorders>
-          <w:top w:val="single" w:sz="8" w:space="0" w:color="000000" w:themeColor="text1"/>
-          <w:left w:val="single" w:sz="8" w:space="0" w:color="000000" w:themeColor="text1"/>
-          <w:bottom w:val="single" w:sz="8" w:space="0" w:color="000000" w:themeColor="text1"/>
-          <w:right w:val="single" w:sz="8" w:space="0" w:color="000000" w:themeColor="text1"/>
-          <w:insideV w:val="single" w:sz="8" w:space="0" w:color="000000" w:themeColor="text1"/>
+          <w:top w:val="single" w:color="000000" w:themeColor="text1" w:sz="8" w:space="0"/>
+          <w:left w:val="single" w:color="000000" w:themeColor="text1" w:sz="8" w:space="0"/>
+          <w:bottom w:val="single" w:color="000000" w:themeColor="text1" w:sz="8" w:space="0"/>
+          <w:right w:val="single" w:color="000000" w:themeColor="text1" w:sz="8" w:space="0"/>
+          <w:insideV w:val="single" w:color="000000" w:themeColor="text1" w:sz="8" w:space="0"/>
         </w:tcBorders>
         <w:shd w:val="clear" w:color="auto" w:fill="C0C0C0" w:themeFill="text1" w:themeFillTint="3F"/>
       </w:tcPr>
@@ -4190,11 +4408,11 @@
       <w:tblPr/>
       <w:tcPr>
         <w:tcBorders>
-          <w:top w:val="single" w:sz="8" w:space="0" w:color="000000" w:themeColor="text1"/>
-          <w:left w:val="single" w:sz="8" w:space="0" w:color="000000" w:themeColor="text1"/>
-          <w:bottom w:val="single" w:sz="8" w:space="0" w:color="000000" w:themeColor="text1"/>
-          <w:right w:val="single" w:sz="8" w:space="0" w:color="000000" w:themeColor="text1"/>
-          <w:insideV w:val="single" w:sz="8" w:space="0" w:color="000000" w:themeColor="text1"/>
+          <w:top w:val="single" w:color="000000" w:themeColor="text1" w:sz="8" w:space="0"/>
+          <w:left w:val="single" w:color="000000" w:themeColor="text1" w:sz="8" w:space="0"/>
+          <w:bottom w:val="single" w:color="000000" w:themeColor="text1" w:sz="8" w:space="0"/>
+          <w:right w:val="single" w:color="000000" w:themeColor="text1" w:sz="8" w:space="0"/>
+          <w:insideV w:val="single" w:color="000000" w:themeColor="text1" w:sz="8" w:space="0"/>
         </w:tcBorders>
       </w:tcPr>
     </w:tblStylePr>
@@ -4212,12 +4430,12 @@
       <w:tblStyleColBandSize w:val="1"/>
       <w:tblInd w:w="0" w:type="dxa"/>
       <w:tblBorders>
-        <w:top w:val="single" w:sz="8" w:space="0" w:color="4F81BD" w:themeColor="accent1"/>
-        <w:left w:val="single" w:sz="8" w:space="0" w:color="4F81BD" w:themeColor="accent1"/>
-        <w:bottom w:val="single" w:sz="8" w:space="0" w:color="4F81BD" w:themeColor="accent1"/>
-        <w:right w:val="single" w:sz="8" w:space="0" w:color="4F81BD" w:themeColor="accent1"/>
-        <w:insideH w:val="single" w:sz="8" w:space="0" w:color="4F81BD" w:themeColor="accent1"/>
-        <w:insideV w:val="single" w:sz="8" w:space="0" w:color="4F81BD" w:themeColor="accent1"/>
+        <w:top w:val="single" w:color="4F81BD" w:themeColor="accent1" w:sz="8" w:space="0"/>
+        <w:left w:val="single" w:color="4F81BD" w:themeColor="accent1" w:sz="8" w:space="0"/>
+        <w:bottom w:val="single" w:color="4F81BD" w:themeColor="accent1" w:sz="8" w:space="0"/>
+        <w:right w:val="single" w:color="4F81BD" w:themeColor="accent1" w:sz="8" w:space="0"/>
+        <w:insideH w:val="single" w:color="4F81BD" w:themeColor="accent1" w:sz="8" w:space="0"/>
+        <w:insideV w:val="single" w:color="4F81BD" w:themeColor="accent1" w:sz="8" w:space="0"/>
       </w:tblBorders>
       <w:tblCellMar>
         <w:top w:w="0" w:type="dxa"/>
@@ -4231,19 +4449,19 @@
         <w:spacing w:before="0" w:after="0" w:line="240" w:lineRule="auto"/>
       </w:pPr>
       <w:rPr>
-        <w:rFonts w:asciiTheme="majorHAnsi" w:eastAsiaTheme="majorEastAsia" w:hAnsiTheme="majorHAnsi" w:cstheme="majorBidi"/>
-        <w:b/>
-        <w:bCs/>
-      </w:rPr>
-      <w:tblPr/>
-      <w:tcPr>
-        <w:tcBorders>
-          <w:top w:val="single" w:sz="8" w:space="0" w:color="4F81BD" w:themeColor="accent1"/>
-          <w:left w:val="single" w:sz="8" w:space="0" w:color="4F81BD" w:themeColor="accent1"/>
-          <w:bottom w:val="single" w:sz="18" w:space="0" w:color="4F81BD" w:themeColor="accent1"/>
-          <w:right w:val="single" w:sz="8" w:space="0" w:color="4F81BD" w:themeColor="accent1"/>
-          <w:insideH w:val="nil"/>
-          <w:insideV w:val="single" w:sz="8" w:space="0" w:color="4F81BD" w:themeColor="accent1"/>
+        <w:rFonts w:asciiTheme="majorHAnsi" w:hAnsiTheme="majorHAnsi" w:eastAsiaTheme="majorEastAsia" w:cstheme="majorBidi"/>
+        <w:b/>
+        <w:bCs/>
+      </w:rPr>
+      <w:tblPr/>
+      <w:tcPr>
+        <w:tcBorders>
+          <w:top w:val="single" w:color="4F81BD" w:themeColor="accent1" w:sz="8" w:space="0"/>
+          <w:left w:val="single" w:color="4F81BD" w:themeColor="accent1" w:sz="8" w:space="0"/>
+          <w:bottom w:val="single" w:color="4F81BD" w:themeColor="accent1" w:sz="18" w:space="0"/>
+          <w:right w:val="single" w:color="4F81BD" w:themeColor="accent1" w:sz="8" w:space="0"/>
+          <w:insideH w:val="nil"/>
+          <w:insideV w:val="single" w:color="4F81BD" w:themeColor="accent1" w:sz="8" w:space="0"/>
         </w:tcBorders>
       </w:tcPr>
     </w:tblStylePr>
@@ -4252,42 +4470,42 @@
         <w:spacing w:before="0" w:after="0" w:line="240" w:lineRule="auto"/>
       </w:pPr>
       <w:rPr>
-        <w:rFonts w:asciiTheme="majorHAnsi" w:eastAsiaTheme="majorEastAsia" w:hAnsiTheme="majorHAnsi" w:cstheme="majorBidi"/>
-        <w:b/>
-        <w:bCs/>
-      </w:rPr>
-      <w:tblPr/>
-      <w:tcPr>
-        <w:tcBorders>
-          <w:top w:val="double" w:sz="6" w:space="0" w:color="4F81BD" w:themeColor="accent1"/>
-          <w:left w:val="single" w:sz="8" w:space="0" w:color="4F81BD" w:themeColor="accent1"/>
-          <w:bottom w:val="single" w:sz="8" w:space="0" w:color="4F81BD" w:themeColor="accent1"/>
-          <w:right w:val="single" w:sz="8" w:space="0" w:color="4F81BD" w:themeColor="accent1"/>
-          <w:insideH w:val="nil"/>
-          <w:insideV w:val="single" w:sz="8" w:space="0" w:color="4F81BD" w:themeColor="accent1"/>
+        <w:rFonts w:asciiTheme="majorHAnsi" w:hAnsiTheme="majorHAnsi" w:eastAsiaTheme="majorEastAsia" w:cstheme="majorBidi"/>
+        <w:b/>
+        <w:bCs/>
+      </w:rPr>
+      <w:tblPr/>
+      <w:tcPr>
+        <w:tcBorders>
+          <w:top w:val="double" w:color="4F81BD" w:themeColor="accent1" w:sz="6" w:space="0"/>
+          <w:left w:val="single" w:color="4F81BD" w:themeColor="accent1" w:sz="8" w:space="0"/>
+          <w:bottom w:val="single" w:color="4F81BD" w:themeColor="accent1" w:sz="8" w:space="0"/>
+          <w:right w:val="single" w:color="4F81BD" w:themeColor="accent1" w:sz="8" w:space="0"/>
+          <w:insideH w:val="nil"/>
+          <w:insideV w:val="single" w:color="4F81BD" w:themeColor="accent1" w:sz="8" w:space="0"/>
         </w:tcBorders>
       </w:tcPr>
     </w:tblStylePr>
     <w:tblStylePr w:type="firstCol">
       <w:rPr>
-        <w:rFonts w:asciiTheme="majorHAnsi" w:eastAsiaTheme="majorEastAsia" w:hAnsiTheme="majorHAnsi" w:cstheme="majorBidi"/>
+        <w:rFonts w:asciiTheme="majorHAnsi" w:hAnsiTheme="majorHAnsi" w:eastAsiaTheme="majorEastAsia" w:cstheme="majorBidi"/>
         <w:b/>
         <w:bCs/>
       </w:rPr>
     </w:tblStylePr>
     <w:tblStylePr w:type="lastCol">
       <w:rPr>
-        <w:rFonts w:asciiTheme="majorHAnsi" w:eastAsiaTheme="majorEastAsia" w:hAnsiTheme="majorHAnsi" w:cstheme="majorBidi"/>
-        <w:b/>
-        <w:bCs/>
-      </w:rPr>
-      <w:tblPr/>
-      <w:tcPr>
-        <w:tcBorders>
-          <w:top w:val="single" w:sz="8" w:space="0" w:color="4F81BD" w:themeColor="accent1"/>
-          <w:left w:val="single" w:sz="8" w:space="0" w:color="4F81BD" w:themeColor="accent1"/>
-          <w:bottom w:val="single" w:sz="8" w:space="0" w:color="4F81BD" w:themeColor="accent1"/>
-          <w:right w:val="single" w:sz="8" w:space="0" w:color="4F81BD" w:themeColor="accent1"/>
+        <w:rFonts w:asciiTheme="majorHAnsi" w:hAnsiTheme="majorHAnsi" w:eastAsiaTheme="majorEastAsia" w:cstheme="majorBidi"/>
+        <w:b/>
+        <w:bCs/>
+      </w:rPr>
+      <w:tblPr/>
+      <w:tcPr>
+        <w:tcBorders>
+          <w:top w:val="single" w:color="4F81BD" w:themeColor="accent1" w:sz="8" w:space="0"/>
+          <w:left w:val="single" w:color="4F81BD" w:themeColor="accent1" w:sz="8" w:space="0"/>
+          <w:bottom w:val="single" w:color="4F81BD" w:themeColor="accent1" w:sz="8" w:space="0"/>
+          <w:right w:val="single" w:color="4F81BD" w:themeColor="accent1" w:sz="8" w:space="0"/>
         </w:tcBorders>
       </w:tcPr>
     </w:tblStylePr>
@@ -4295,10 +4513,10 @@
       <w:tblPr/>
       <w:tcPr>
         <w:tcBorders>
-          <w:top w:val="single" w:sz="8" w:space="0" w:color="4F81BD" w:themeColor="accent1"/>
-          <w:left w:val="single" w:sz="8" w:space="0" w:color="4F81BD" w:themeColor="accent1"/>
-          <w:bottom w:val="single" w:sz="8" w:space="0" w:color="4F81BD" w:themeColor="accent1"/>
-          <w:right w:val="single" w:sz="8" w:space="0" w:color="4F81BD" w:themeColor="accent1"/>
+          <w:top w:val="single" w:color="4F81BD" w:themeColor="accent1" w:sz="8" w:space="0"/>
+          <w:left w:val="single" w:color="4F81BD" w:themeColor="accent1" w:sz="8" w:space="0"/>
+          <w:bottom w:val="single" w:color="4F81BD" w:themeColor="accent1" w:sz="8" w:space="0"/>
+          <w:right w:val="single" w:color="4F81BD" w:themeColor="accent1" w:sz="8" w:space="0"/>
         </w:tcBorders>
         <w:shd w:val="clear" w:color="auto" w:fill="D3DFEE" w:themeFill="accent1" w:themeFillTint="3F"/>
       </w:tcPr>
@@ -4307,11 +4525,11 @@
       <w:tblPr/>
       <w:tcPr>
         <w:tcBorders>
-          <w:top w:val="single" w:sz="8" w:space="0" w:color="4F81BD" w:themeColor="accent1"/>
-          <w:left w:val="single" w:sz="8" w:space="0" w:color="4F81BD" w:themeColor="accent1"/>
-          <w:bottom w:val="single" w:sz="8" w:space="0" w:color="4F81BD" w:themeColor="accent1"/>
-          <w:right w:val="single" w:sz="8" w:space="0" w:color="4F81BD" w:themeColor="accent1"/>
-          <w:insideV w:val="single" w:sz="8" w:space="0" w:color="4F81BD" w:themeColor="accent1"/>
+          <w:top w:val="single" w:color="4F81BD" w:themeColor="accent1" w:sz="8" w:space="0"/>
+          <w:left w:val="single" w:color="4F81BD" w:themeColor="accent1" w:sz="8" w:space="0"/>
+          <w:bottom w:val="single" w:color="4F81BD" w:themeColor="accent1" w:sz="8" w:space="0"/>
+          <w:right w:val="single" w:color="4F81BD" w:themeColor="accent1" w:sz="8" w:space="0"/>
+          <w:insideV w:val="single" w:color="4F81BD" w:themeColor="accent1" w:sz="8" w:space="0"/>
         </w:tcBorders>
         <w:shd w:val="clear" w:color="auto" w:fill="D3DFEE" w:themeFill="accent1" w:themeFillTint="3F"/>
       </w:tcPr>
@@ -4320,11 +4538,11 @@
       <w:tblPr/>
       <w:tcPr>
         <w:tcBorders>
-          <w:top w:val="single" w:sz="8" w:space="0" w:color="4F81BD" w:themeColor="accent1"/>
-          <w:left w:val="single" w:sz="8" w:space="0" w:color="4F81BD" w:themeColor="accent1"/>
-          <w:bottom w:val="single" w:sz="8" w:space="0" w:color="4F81BD" w:themeColor="accent1"/>
-          <w:right w:val="single" w:sz="8" w:space="0" w:color="4F81BD" w:themeColor="accent1"/>
-          <w:insideV w:val="single" w:sz="8" w:space="0" w:color="4F81BD" w:themeColor="accent1"/>
+          <w:top w:val="single" w:color="4F81BD" w:themeColor="accent1" w:sz="8" w:space="0"/>
+          <w:left w:val="single" w:color="4F81BD" w:themeColor="accent1" w:sz="8" w:space="0"/>
+          <w:bottom w:val="single" w:color="4F81BD" w:themeColor="accent1" w:sz="8" w:space="0"/>
+          <w:right w:val="single" w:color="4F81BD" w:themeColor="accent1" w:sz="8" w:space="0"/>
+          <w:insideV w:val="single" w:color="4F81BD" w:themeColor="accent1" w:sz="8" w:space="0"/>
         </w:tcBorders>
       </w:tcPr>
     </w:tblStylePr>
@@ -4342,12 +4560,12 @@
       <w:tblStyleColBandSize w:val="1"/>
       <w:tblInd w:w="0" w:type="dxa"/>
       <w:tblBorders>
-        <w:top w:val="single" w:sz="8" w:space="0" w:color="C0504D" w:themeColor="accent2"/>
-        <w:left w:val="single" w:sz="8" w:space="0" w:color="C0504D" w:themeColor="accent2"/>
-        <w:bottom w:val="single" w:sz="8" w:space="0" w:color="C0504D" w:themeColor="accent2"/>
-        <w:right w:val="single" w:sz="8" w:space="0" w:color="C0504D" w:themeColor="accent2"/>
-        <w:insideH w:val="single" w:sz="8" w:space="0" w:color="C0504D" w:themeColor="accent2"/>
-        <w:insideV w:val="single" w:sz="8" w:space="0" w:color="C0504D" w:themeColor="accent2"/>
+        <w:top w:val="single" w:color="C0504D" w:themeColor="accent2" w:sz="8" w:space="0"/>
+        <w:left w:val="single" w:color="C0504D" w:themeColor="accent2" w:sz="8" w:space="0"/>
+        <w:bottom w:val="single" w:color="C0504D" w:themeColor="accent2" w:sz="8" w:space="0"/>
+        <w:right w:val="single" w:color="C0504D" w:themeColor="accent2" w:sz="8" w:space="0"/>
+        <w:insideH w:val="single" w:color="C0504D" w:themeColor="accent2" w:sz="8" w:space="0"/>
+        <w:insideV w:val="single" w:color="C0504D" w:themeColor="accent2" w:sz="8" w:space="0"/>
       </w:tblBorders>
       <w:tblCellMar>
         <w:top w:w="0" w:type="dxa"/>
@@ -4361,19 +4579,19 @@
         <w:spacing w:before="0" w:after="0" w:line="240" w:lineRule="auto"/>
       </w:pPr>
       <w:rPr>
-        <w:rFonts w:asciiTheme="majorHAnsi" w:eastAsiaTheme="majorEastAsia" w:hAnsiTheme="majorHAnsi" w:cstheme="majorBidi"/>
-        <w:b/>
-        <w:bCs/>
-      </w:rPr>
-      <w:tblPr/>
-      <w:tcPr>
-        <w:tcBorders>
-          <w:top w:val="single" w:sz="8" w:space="0" w:color="C0504D" w:themeColor="accent2"/>
-          <w:left w:val="single" w:sz="8" w:space="0" w:color="C0504D" w:themeColor="accent2"/>
-          <w:bottom w:val="single" w:sz="18" w:space="0" w:color="C0504D" w:themeColor="accent2"/>
-          <w:right w:val="single" w:sz="8" w:space="0" w:color="C0504D" w:themeColor="accent2"/>
-          <w:insideH w:val="nil"/>
-          <w:insideV w:val="single" w:sz="8" w:space="0" w:color="C0504D" w:themeColor="accent2"/>
+        <w:rFonts w:asciiTheme="majorHAnsi" w:hAnsiTheme="majorHAnsi" w:eastAsiaTheme="majorEastAsia" w:cstheme="majorBidi"/>
+        <w:b/>
+        <w:bCs/>
+      </w:rPr>
+      <w:tblPr/>
+      <w:tcPr>
+        <w:tcBorders>
+          <w:top w:val="single" w:color="C0504D" w:themeColor="accent2" w:sz="8" w:space="0"/>
+          <w:left w:val="single" w:color="C0504D" w:themeColor="accent2" w:sz="8" w:space="0"/>
+          <w:bottom w:val="single" w:color="C0504D" w:themeColor="accent2" w:sz="18" w:space="0"/>
+          <w:right w:val="single" w:color="C0504D" w:themeColor="accent2" w:sz="8" w:space="0"/>
+          <w:insideH w:val="nil"/>
+          <w:insideV w:val="single" w:color="C0504D" w:themeColor="accent2" w:sz="8" w:space="0"/>
         </w:tcBorders>
       </w:tcPr>
     </w:tblStylePr>
@@ -4382,42 +4600,42 @@
         <w:spacing w:before="0" w:after="0" w:line="240" w:lineRule="auto"/>
       </w:pPr>
       <w:rPr>
-        <w:rFonts w:asciiTheme="majorHAnsi" w:eastAsiaTheme="majorEastAsia" w:hAnsiTheme="majorHAnsi" w:cstheme="majorBidi"/>
-        <w:b/>
-        <w:bCs/>
-      </w:rPr>
-      <w:tblPr/>
-      <w:tcPr>
-        <w:tcBorders>
-          <w:top w:val="double" w:sz="6" w:space="0" w:color="C0504D" w:themeColor="accent2"/>
-          <w:left w:val="single" w:sz="8" w:space="0" w:color="C0504D" w:themeColor="accent2"/>
-          <w:bottom w:val="single" w:sz="8" w:space="0" w:color="C0504D" w:themeColor="accent2"/>
-          <w:right w:val="single" w:sz="8" w:space="0" w:color="C0504D" w:themeColor="accent2"/>
-          <w:insideH w:val="nil"/>
-          <w:insideV w:val="single" w:sz="8" w:space="0" w:color="C0504D" w:themeColor="accent2"/>
+        <w:rFonts w:asciiTheme="majorHAnsi" w:hAnsiTheme="majorHAnsi" w:eastAsiaTheme="majorEastAsia" w:cstheme="majorBidi"/>
+        <w:b/>
+        <w:bCs/>
+      </w:rPr>
+      <w:tblPr/>
+      <w:tcPr>
+        <w:tcBorders>
+          <w:top w:val="double" w:color="C0504D" w:themeColor="accent2" w:sz="6" w:space="0"/>
+          <w:left w:val="single" w:color="C0504D" w:themeColor="accent2" w:sz="8" w:space="0"/>
+          <w:bottom w:val="single" w:color="C0504D" w:themeColor="accent2" w:sz="8" w:space="0"/>
+          <w:right w:val="single" w:color="C0504D" w:themeColor="accent2" w:sz="8" w:space="0"/>
+          <w:insideH w:val="nil"/>
+          <w:insideV w:val="single" w:color="C0504D" w:themeColor="accent2" w:sz="8" w:space="0"/>
         </w:tcBorders>
       </w:tcPr>
     </w:tblStylePr>
     <w:tblStylePr w:type="firstCol">
       <w:rPr>
-        <w:rFonts w:asciiTheme="majorHAnsi" w:eastAsiaTheme="majorEastAsia" w:hAnsiTheme="majorHAnsi" w:cstheme="majorBidi"/>
+        <w:rFonts w:asciiTheme="majorHAnsi" w:hAnsiTheme="majorHAnsi" w:eastAsiaTheme="majorEastAsia" w:cstheme="majorBidi"/>
         <w:b/>
         <w:bCs/>
       </w:rPr>
     </w:tblStylePr>
     <w:tblStylePr w:type="lastCol">
       <w:rPr>
-        <w:rFonts w:asciiTheme="majorHAnsi" w:eastAsiaTheme="majorEastAsia" w:hAnsiTheme="majorHAnsi" w:cstheme="majorBidi"/>
-        <w:b/>
-        <w:bCs/>
-      </w:rPr>
-      <w:tblPr/>
-      <w:tcPr>
-        <w:tcBorders>
-          <w:top w:val="single" w:sz="8" w:space="0" w:color="C0504D" w:themeColor="accent2"/>
-          <w:left w:val="single" w:sz="8" w:space="0" w:color="C0504D" w:themeColor="accent2"/>
-          <w:bottom w:val="single" w:sz="8" w:space="0" w:color="C0504D" w:themeColor="accent2"/>
-          <w:right w:val="single" w:sz="8" w:space="0" w:color="C0504D" w:themeColor="accent2"/>
+        <w:rFonts w:asciiTheme="majorHAnsi" w:hAnsiTheme="majorHAnsi" w:eastAsiaTheme="majorEastAsia" w:cstheme="majorBidi"/>
+        <w:b/>
+        <w:bCs/>
+      </w:rPr>
+      <w:tblPr/>
+      <w:tcPr>
+        <w:tcBorders>
+          <w:top w:val="single" w:color="C0504D" w:themeColor="accent2" w:sz="8" w:space="0"/>
+          <w:left w:val="single" w:color="C0504D" w:themeColor="accent2" w:sz="8" w:space="0"/>
+          <w:bottom w:val="single" w:color="C0504D" w:themeColor="accent2" w:sz="8" w:space="0"/>
+          <w:right w:val="single" w:color="C0504D" w:themeColor="accent2" w:sz="8" w:space="0"/>
         </w:tcBorders>
       </w:tcPr>
     </w:tblStylePr>
@@ -4425,10 +4643,10 @@
       <w:tblPr/>
       <w:tcPr>
         <w:tcBorders>
-          <w:top w:val="single" w:sz="8" w:space="0" w:color="C0504D" w:themeColor="accent2"/>
-          <w:left w:val="single" w:sz="8" w:space="0" w:color="C0504D" w:themeColor="accent2"/>
-          <w:bottom w:val="single" w:sz="8" w:space="0" w:color="C0504D" w:themeColor="accent2"/>
-          <w:right w:val="single" w:sz="8" w:space="0" w:color="C0504D" w:themeColor="accent2"/>
+          <w:top w:val="single" w:color="C0504D" w:themeColor="accent2" w:sz="8" w:space="0"/>
+          <w:left w:val="single" w:color="C0504D" w:themeColor="accent2" w:sz="8" w:space="0"/>
+          <w:bottom w:val="single" w:color="C0504D" w:themeColor="accent2" w:sz="8" w:space="0"/>
+          <w:right w:val="single" w:color="C0504D" w:themeColor="accent2" w:sz="8" w:space="0"/>
         </w:tcBorders>
         <w:shd w:val="clear" w:color="auto" w:fill="EFD3D2" w:themeFill="accent2" w:themeFillTint="3F"/>
       </w:tcPr>
@@ -4437,11 +4655,11 @@
       <w:tblPr/>
       <w:tcPr>
         <w:tcBorders>
-          <w:top w:val="single" w:sz="8" w:space="0" w:color="C0504D" w:themeColor="accent2"/>
-          <w:left w:val="single" w:sz="8" w:space="0" w:color="C0504D" w:themeColor="accent2"/>
-          <w:bottom w:val="single" w:sz="8" w:space="0" w:color="C0504D" w:themeColor="accent2"/>
-          <w:right w:val="single" w:sz="8" w:space="0" w:color="C0504D" w:themeColor="accent2"/>
-          <w:insideV w:val="single" w:sz="8" w:space="0" w:color="C0504D" w:themeColor="accent2"/>
+          <w:top w:val="single" w:color="C0504D" w:themeColor="accent2" w:sz="8" w:space="0"/>
+          <w:left w:val="single" w:color="C0504D" w:themeColor="accent2" w:sz="8" w:space="0"/>
+          <w:bottom w:val="single" w:color="C0504D" w:themeColor="accent2" w:sz="8" w:space="0"/>
+          <w:right w:val="single" w:color="C0504D" w:themeColor="accent2" w:sz="8" w:space="0"/>
+          <w:insideV w:val="single" w:color="C0504D" w:themeColor="accent2" w:sz="8" w:space="0"/>
         </w:tcBorders>
         <w:shd w:val="clear" w:color="auto" w:fill="EFD3D2" w:themeFill="accent2" w:themeFillTint="3F"/>
       </w:tcPr>
@@ -4450,11 +4668,11 @@
       <w:tblPr/>
       <w:tcPr>
         <w:tcBorders>
-          <w:top w:val="single" w:sz="8" w:space="0" w:color="C0504D" w:themeColor="accent2"/>
-          <w:left w:val="single" w:sz="8" w:space="0" w:color="C0504D" w:themeColor="accent2"/>
-          <w:bottom w:val="single" w:sz="8" w:space="0" w:color="C0504D" w:themeColor="accent2"/>
-          <w:right w:val="single" w:sz="8" w:space="0" w:color="C0504D" w:themeColor="accent2"/>
-          <w:insideV w:val="single" w:sz="8" w:space="0" w:color="C0504D" w:themeColor="accent2"/>
+          <w:top w:val="single" w:color="C0504D" w:themeColor="accent2" w:sz="8" w:space="0"/>
+          <w:left w:val="single" w:color="C0504D" w:themeColor="accent2" w:sz="8" w:space="0"/>
+          <w:bottom w:val="single" w:color="C0504D" w:themeColor="accent2" w:sz="8" w:space="0"/>
+          <w:right w:val="single" w:color="C0504D" w:themeColor="accent2" w:sz="8" w:space="0"/>
+          <w:insideV w:val="single" w:color="C0504D" w:themeColor="accent2" w:sz="8" w:space="0"/>
         </w:tcBorders>
       </w:tcPr>
     </w:tblStylePr>
@@ -4472,12 +4690,12 @@
       <w:tblStyleColBandSize w:val="1"/>
       <w:tblInd w:w="0" w:type="dxa"/>
       <w:tblBorders>
-        <w:top w:val="single" w:sz="8" w:space="0" w:color="9BBB59" w:themeColor="accent3"/>
-        <w:left w:val="single" w:sz="8" w:space="0" w:color="9BBB59" w:themeColor="accent3"/>
-        <w:bottom w:val="single" w:sz="8" w:space="0" w:color="9BBB59" w:themeColor="accent3"/>
-        <w:right w:val="single" w:sz="8" w:space="0" w:color="9BBB59" w:themeColor="accent3"/>
-        <w:insideH w:val="single" w:sz="8" w:space="0" w:color="9BBB59" w:themeColor="accent3"/>
-        <w:insideV w:val="single" w:sz="8" w:space="0" w:color="9BBB59" w:themeColor="accent3"/>
+        <w:top w:val="single" w:color="9BBB59" w:themeColor="accent3" w:sz="8" w:space="0"/>
+        <w:left w:val="single" w:color="9BBB59" w:themeColor="accent3" w:sz="8" w:space="0"/>
+        <w:bottom w:val="single" w:color="9BBB59" w:themeColor="accent3" w:sz="8" w:space="0"/>
+        <w:right w:val="single" w:color="9BBB59" w:themeColor="accent3" w:sz="8" w:space="0"/>
+        <w:insideH w:val="single" w:color="9BBB59" w:themeColor="accent3" w:sz="8" w:space="0"/>
+        <w:insideV w:val="single" w:color="9BBB59" w:themeColor="accent3" w:sz="8" w:space="0"/>
       </w:tblBorders>
       <w:tblCellMar>
         <w:top w:w="0" w:type="dxa"/>
@@ -4491,19 +4709,19 @@
         <w:spacing w:before="0" w:after="0" w:line="240" w:lineRule="auto"/>
       </w:pPr>
       <w:rPr>
-        <w:rFonts w:asciiTheme="majorHAnsi" w:eastAsiaTheme="majorEastAsia" w:hAnsiTheme="majorHAnsi" w:cstheme="majorBidi"/>
-        <w:b/>
-        <w:bCs/>
-      </w:rPr>
-      <w:tblPr/>
-      <w:tcPr>
-        <w:tcBorders>
-          <w:top w:val="single" w:sz="8" w:space="0" w:color="9BBB59" w:themeColor="accent3"/>
-          <w:left w:val="single" w:sz="8" w:space="0" w:color="9BBB59" w:themeColor="accent3"/>
-          <w:bottom w:val="single" w:sz="18" w:space="0" w:color="9BBB59" w:themeColor="accent3"/>
-          <w:right w:val="single" w:sz="8" w:space="0" w:color="9BBB59" w:themeColor="accent3"/>
-          <w:insideH w:val="nil"/>
-          <w:insideV w:val="single" w:sz="8" w:space="0" w:color="9BBB59" w:themeColor="accent3"/>
+        <w:rFonts w:asciiTheme="majorHAnsi" w:hAnsiTheme="majorHAnsi" w:eastAsiaTheme="majorEastAsia" w:cstheme="majorBidi"/>
+        <w:b/>
+        <w:bCs/>
+      </w:rPr>
+      <w:tblPr/>
+      <w:tcPr>
+        <w:tcBorders>
+          <w:top w:val="single" w:color="9BBB59" w:themeColor="accent3" w:sz="8" w:space="0"/>
+          <w:left w:val="single" w:color="9BBB59" w:themeColor="accent3" w:sz="8" w:space="0"/>
+          <w:bottom w:val="single" w:color="9BBB59" w:themeColor="accent3" w:sz="18" w:space="0"/>
+          <w:right w:val="single" w:color="9BBB59" w:themeColor="accent3" w:sz="8" w:space="0"/>
+          <w:insideH w:val="nil"/>
+          <w:insideV w:val="single" w:color="9BBB59" w:themeColor="accent3" w:sz="8" w:space="0"/>
         </w:tcBorders>
       </w:tcPr>
     </w:tblStylePr>
@@ -4512,42 +4730,42 @@
         <w:spacing w:before="0" w:after="0" w:line="240" w:lineRule="auto"/>
       </w:pPr>
       <w:rPr>
-        <w:rFonts w:asciiTheme="majorHAnsi" w:eastAsiaTheme="majorEastAsia" w:hAnsiTheme="majorHAnsi" w:cstheme="majorBidi"/>
-        <w:b/>
-        <w:bCs/>
-      </w:rPr>
-      <w:tblPr/>
-      <w:tcPr>
-        <w:tcBorders>
-          <w:top w:val="double" w:sz="6" w:space="0" w:color="9BBB59" w:themeColor="accent3"/>
-          <w:left w:val="single" w:sz="8" w:space="0" w:color="9BBB59" w:themeColor="accent3"/>
-          <w:bottom w:val="single" w:sz="8" w:space="0" w:color="9BBB59" w:themeColor="accent3"/>
-          <w:right w:val="single" w:sz="8" w:space="0" w:color="9BBB59" w:themeColor="accent3"/>
-          <w:insideH w:val="nil"/>
-          <w:insideV w:val="single" w:sz="8" w:space="0" w:color="9BBB59" w:themeColor="accent3"/>
+        <w:rFonts w:asciiTheme="majorHAnsi" w:hAnsiTheme="majorHAnsi" w:eastAsiaTheme="majorEastAsia" w:cstheme="majorBidi"/>
+        <w:b/>
+        <w:bCs/>
+      </w:rPr>
+      <w:tblPr/>
+      <w:tcPr>
+        <w:tcBorders>
+          <w:top w:val="double" w:color="9BBB59" w:themeColor="accent3" w:sz="6" w:space="0"/>
+          <w:left w:val="single" w:color="9BBB59" w:themeColor="accent3" w:sz="8" w:space="0"/>
+          <w:bottom w:val="single" w:color="9BBB59" w:themeColor="accent3" w:sz="8" w:space="0"/>
+          <w:right w:val="single" w:color="9BBB59" w:themeColor="accent3" w:sz="8" w:space="0"/>
+          <w:insideH w:val="nil"/>
+          <w:insideV w:val="single" w:color="9BBB59" w:themeColor="accent3" w:sz="8" w:space="0"/>
         </w:tcBorders>
       </w:tcPr>
     </w:tblStylePr>
     <w:tblStylePr w:type="firstCol">
       <w:rPr>
-        <w:rFonts w:asciiTheme="majorHAnsi" w:eastAsiaTheme="majorEastAsia" w:hAnsiTheme="majorHAnsi" w:cstheme="majorBidi"/>
+        <w:rFonts w:asciiTheme="majorHAnsi" w:hAnsiTheme="majorHAnsi" w:eastAsiaTheme="majorEastAsia" w:cstheme="majorBidi"/>
         <w:b/>
         <w:bCs/>
       </w:rPr>
     </w:tblStylePr>
     <w:tblStylePr w:type="lastCol">
       <w:rPr>
-        <w:rFonts w:asciiTheme="majorHAnsi" w:eastAsiaTheme="majorEastAsia" w:hAnsiTheme="majorHAnsi" w:cstheme="majorBidi"/>
-        <w:b/>
-        <w:bCs/>
-      </w:rPr>
-      <w:tblPr/>
-      <w:tcPr>
-        <w:tcBorders>
-          <w:top w:val="single" w:sz="8" w:space="0" w:color="9BBB59" w:themeColor="accent3"/>
-          <w:left w:val="single" w:sz="8" w:space="0" w:color="9BBB59" w:themeColor="accent3"/>
-          <w:bottom w:val="single" w:sz="8" w:space="0" w:color="9BBB59" w:themeColor="accent3"/>
-          <w:right w:val="single" w:sz="8" w:space="0" w:color="9BBB59" w:themeColor="accent3"/>
+        <w:rFonts w:asciiTheme="majorHAnsi" w:hAnsiTheme="majorHAnsi" w:eastAsiaTheme="majorEastAsia" w:cstheme="majorBidi"/>
+        <w:b/>
+        <w:bCs/>
+      </w:rPr>
+      <w:tblPr/>
+      <w:tcPr>
+        <w:tcBorders>
+          <w:top w:val="single" w:color="9BBB59" w:themeColor="accent3" w:sz="8" w:space="0"/>
+          <w:left w:val="single" w:color="9BBB59" w:themeColor="accent3" w:sz="8" w:space="0"/>
+          <w:bottom w:val="single" w:color="9BBB59" w:themeColor="accent3" w:sz="8" w:space="0"/>
+          <w:right w:val="single" w:color="9BBB59" w:themeColor="accent3" w:sz="8" w:space="0"/>
         </w:tcBorders>
       </w:tcPr>
     </w:tblStylePr>
@@ -4555,10 +4773,10 @@
       <w:tblPr/>
       <w:tcPr>
         <w:tcBorders>
-          <w:top w:val="single" w:sz="8" w:space="0" w:color="9BBB59" w:themeColor="accent3"/>
-          <w:left w:val="single" w:sz="8" w:space="0" w:color="9BBB59" w:themeColor="accent3"/>
-          <w:bottom w:val="single" w:sz="8" w:space="0" w:color="9BBB59" w:themeColor="accent3"/>
-          <w:right w:val="single" w:sz="8" w:space="0" w:color="9BBB59" w:themeColor="accent3"/>
+          <w:top w:val="single" w:color="9BBB59" w:themeColor="accent3" w:sz="8" w:space="0"/>
+          <w:left w:val="single" w:color="9BBB59" w:themeColor="accent3" w:sz="8" w:space="0"/>
+          <w:bottom w:val="single" w:color="9BBB59" w:themeColor="accent3" w:sz="8" w:space="0"/>
+          <w:right w:val="single" w:color="9BBB59" w:themeColor="accent3" w:sz="8" w:space="0"/>
         </w:tcBorders>
         <w:shd w:val="clear" w:color="auto" w:fill="E6EED5" w:themeFill="accent3" w:themeFillTint="3F"/>
       </w:tcPr>
@@ -4567,11 +4785,11 @@
       <w:tblPr/>
       <w:tcPr>
         <w:tcBorders>
-          <w:top w:val="single" w:sz="8" w:space="0" w:color="9BBB59" w:themeColor="accent3"/>
-          <w:left w:val="single" w:sz="8" w:space="0" w:color="9BBB59" w:themeColor="accent3"/>
-          <w:bottom w:val="single" w:sz="8" w:space="0" w:color="9BBB59" w:themeColor="accent3"/>
-          <w:right w:val="single" w:sz="8" w:space="0" w:color="9BBB59" w:themeColor="accent3"/>
-          <w:insideV w:val="single" w:sz="8" w:space="0" w:color="9BBB59" w:themeColor="accent3"/>
+          <w:top w:val="single" w:color="9BBB59" w:themeColor="accent3" w:sz="8" w:space="0"/>
+          <w:left w:val="single" w:color="9BBB59" w:themeColor="accent3" w:sz="8" w:space="0"/>
+          <w:bottom w:val="single" w:color="9BBB59" w:themeColor="accent3" w:sz="8" w:space="0"/>
+          <w:right w:val="single" w:color="9BBB59" w:themeColor="accent3" w:sz="8" w:space="0"/>
+          <w:insideV w:val="single" w:color="9BBB59" w:themeColor="accent3" w:sz="8" w:space="0"/>
         </w:tcBorders>
         <w:shd w:val="clear" w:color="auto" w:fill="E6EED5" w:themeFill="accent3" w:themeFillTint="3F"/>
       </w:tcPr>
@@ -4580,11 +4798,11 @@
       <w:tblPr/>
       <w:tcPr>
         <w:tcBorders>
-          <w:top w:val="single" w:sz="8" w:space="0" w:color="9BBB59" w:themeColor="accent3"/>
-          <w:left w:val="single" w:sz="8" w:space="0" w:color="9BBB59" w:themeColor="accent3"/>
-          <w:bottom w:val="single" w:sz="8" w:space="0" w:color="9BBB59" w:themeColor="accent3"/>
-          <w:right w:val="single" w:sz="8" w:space="0" w:color="9BBB59" w:themeColor="accent3"/>
-          <w:insideV w:val="single" w:sz="8" w:space="0" w:color="9BBB59" w:themeColor="accent3"/>
+          <w:top w:val="single" w:color="9BBB59" w:themeColor="accent3" w:sz="8" w:space="0"/>
+          <w:left w:val="single" w:color="9BBB59" w:themeColor="accent3" w:sz="8" w:space="0"/>
+          <w:bottom w:val="single" w:color="9BBB59" w:themeColor="accent3" w:sz="8" w:space="0"/>
+          <w:right w:val="single" w:color="9BBB59" w:themeColor="accent3" w:sz="8" w:space="0"/>
+          <w:insideV w:val="single" w:color="9BBB59" w:themeColor="accent3" w:sz="8" w:space="0"/>
         </w:tcBorders>
       </w:tcPr>
     </w:tblStylePr>
@@ -4602,12 +4820,12 @@
       <w:tblStyleColBandSize w:val="1"/>
       <w:tblInd w:w="0" w:type="dxa"/>
       <w:tblBorders>
-        <w:top w:val="single" w:sz="8" w:space="0" w:color="8064A2" w:themeColor="accent4"/>
-        <w:left w:val="single" w:sz="8" w:space="0" w:color="8064A2" w:themeColor="accent4"/>
-        <w:bottom w:val="single" w:sz="8" w:space="0" w:color="8064A2" w:themeColor="accent4"/>
-        <w:right w:val="single" w:sz="8" w:space="0" w:color="8064A2" w:themeColor="accent4"/>
-        <w:insideH w:val="single" w:sz="8" w:space="0" w:color="8064A2" w:themeColor="accent4"/>
-        <w:insideV w:val="single" w:sz="8" w:space="0" w:color="8064A2" w:themeColor="accent4"/>
+        <w:top w:val="single" w:color="8064A2" w:themeColor="accent4" w:sz="8" w:space="0"/>
+        <w:left w:val="single" w:color="8064A2" w:themeColor="accent4" w:sz="8" w:space="0"/>
+        <w:bottom w:val="single" w:color="8064A2" w:themeColor="accent4" w:sz="8" w:space="0"/>
+        <w:right w:val="single" w:color="8064A2" w:themeColor="accent4" w:sz="8" w:space="0"/>
+        <w:insideH w:val="single" w:color="8064A2" w:themeColor="accent4" w:sz="8" w:space="0"/>
+        <w:insideV w:val="single" w:color="8064A2" w:themeColor="accent4" w:sz="8" w:space="0"/>
       </w:tblBorders>
       <w:tblCellMar>
         <w:top w:w="0" w:type="dxa"/>
@@ -4621,19 +4839,19 @@
         <w:spacing w:before="0" w:after="0" w:line="240" w:lineRule="auto"/>
       </w:pPr>
       <w:rPr>
-        <w:rFonts w:asciiTheme="majorHAnsi" w:eastAsiaTheme="majorEastAsia" w:hAnsiTheme="majorHAnsi" w:cstheme="majorBidi"/>
-        <w:b/>
-        <w:bCs/>
-      </w:rPr>
-      <w:tblPr/>
-      <w:tcPr>
-        <w:tcBorders>
-          <w:top w:val="single" w:sz="8" w:space="0" w:color="8064A2" w:themeColor="accent4"/>
-          <w:left w:val="single" w:sz="8" w:space="0" w:color="8064A2" w:themeColor="accent4"/>
-          <w:bottom w:val="single" w:sz="18" w:space="0" w:color="8064A2" w:themeColor="accent4"/>
-          <w:right w:val="single" w:sz="8" w:space="0" w:color="8064A2" w:themeColor="accent4"/>
-          <w:insideH w:val="nil"/>
-          <w:insideV w:val="single" w:sz="8" w:space="0" w:color="8064A2" w:themeColor="accent4"/>
+        <w:rFonts w:asciiTheme="majorHAnsi" w:hAnsiTheme="majorHAnsi" w:eastAsiaTheme="majorEastAsia" w:cstheme="majorBidi"/>
+        <w:b/>
+        <w:bCs/>
+      </w:rPr>
+      <w:tblPr/>
+      <w:tcPr>
+        <w:tcBorders>
+          <w:top w:val="single" w:color="8064A2" w:themeColor="accent4" w:sz="8" w:space="0"/>
+          <w:left w:val="single" w:color="8064A2" w:themeColor="accent4" w:sz="8" w:space="0"/>
+          <w:bottom w:val="single" w:color="8064A2" w:themeColor="accent4" w:sz="18" w:space="0"/>
+          <w:right w:val="single" w:color="8064A2" w:themeColor="accent4" w:sz="8" w:space="0"/>
+          <w:insideH w:val="nil"/>
+          <w:insideV w:val="single" w:color="8064A2" w:themeColor="accent4" w:sz="8" w:space="0"/>
         </w:tcBorders>
       </w:tcPr>
     </w:tblStylePr>
@@ -4642,42 +4860,42 @@
         <w:spacing w:before="0" w:after="0" w:line="240" w:lineRule="auto"/>
       </w:pPr>
       <w:rPr>
-        <w:rFonts w:asciiTheme="majorHAnsi" w:eastAsiaTheme="majorEastAsia" w:hAnsiTheme="majorHAnsi" w:cstheme="majorBidi"/>
-        <w:b/>
-        <w:bCs/>
-      </w:rPr>
-      <w:tblPr/>
-      <w:tcPr>
-        <w:tcBorders>
-          <w:top w:val="double" w:sz="6" w:space="0" w:color="8064A2" w:themeColor="accent4"/>
-          <w:left w:val="single" w:sz="8" w:space="0" w:color="8064A2" w:themeColor="accent4"/>
-          <w:bottom w:val="single" w:sz="8" w:space="0" w:color="8064A2" w:themeColor="accent4"/>
-          <w:right w:val="single" w:sz="8" w:space="0" w:color="8064A2" w:themeColor="accent4"/>
-          <w:insideH w:val="nil"/>
-          <w:insideV w:val="single" w:sz="8" w:space="0" w:color="8064A2" w:themeColor="accent4"/>
+        <w:rFonts w:asciiTheme="majorHAnsi" w:hAnsiTheme="majorHAnsi" w:eastAsiaTheme="majorEastAsia" w:cstheme="majorBidi"/>
+        <w:b/>
+        <w:bCs/>
+      </w:rPr>
+      <w:tblPr/>
+      <w:tcPr>
+        <w:tcBorders>
+          <w:top w:val="double" w:color="8064A2" w:themeColor="accent4" w:sz="6" w:space="0"/>
+          <w:left w:val="single" w:color="8064A2" w:themeColor="accent4" w:sz="8" w:space="0"/>
+          <w:bottom w:val="single" w:color="8064A2" w:themeColor="accent4" w:sz="8" w:space="0"/>
+          <w:right w:val="single" w:color="8064A2" w:themeColor="accent4" w:sz="8" w:space="0"/>
+          <w:insideH w:val="nil"/>
+          <w:insideV w:val="single" w:color="8064A2" w:themeColor="accent4" w:sz="8" w:space="0"/>
         </w:tcBorders>
       </w:tcPr>
     </w:tblStylePr>
     <w:tblStylePr w:type="firstCol">
       <w:rPr>
-        <w:rFonts w:asciiTheme="majorHAnsi" w:eastAsiaTheme="majorEastAsia" w:hAnsiTheme="majorHAnsi" w:cstheme="majorBidi"/>
+        <w:rFonts w:asciiTheme="majorHAnsi" w:hAnsiTheme="majorHAnsi" w:eastAsiaTheme="majorEastAsia" w:cstheme="majorBidi"/>
         <w:b/>
         <w:bCs/>
       </w:rPr>
     </w:tblStylePr>
     <w:tblStylePr w:type="lastCol">
       <w:rPr>
-        <w:rFonts w:asciiTheme="majorHAnsi" w:eastAsiaTheme="majorEastAsia" w:hAnsiTheme="majorHAnsi" w:cstheme="majorBidi"/>
-        <w:b/>
-        <w:bCs/>
-      </w:rPr>
-      <w:tblPr/>
-      <w:tcPr>
-        <w:tcBorders>
-          <w:top w:val="single" w:sz="8" w:space="0" w:color="8064A2" w:themeColor="accent4"/>
-          <w:left w:val="single" w:sz="8" w:space="0" w:color="8064A2" w:themeColor="accent4"/>
-          <w:bottom w:val="single" w:sz="8" w:space="0" w:color="8064A2" w:themeColor="accent4"/>
-          <w:right w:val="single" w:sz="8" w:space="0" w:color="8064A2" w:themeColor="accent4"/>
+        <w:rFonts w:asciiTheme="majorHAnsi" w:hAnsiTheme="majorHAnsi" w:eastAsiaTheme="majorEastAsia" w:cstheme="majorBidi"/>
+        <w:b/>
+        <w:bCs/>
+      </w:rPr>
+      <w:tblPr/>
+      <w:tcPr>
+        <w:tcBorders>
+          <w:top w:val="single" w:color="8064A2" w:themeColor="accent4" w:sz="8" w:space="0"/>
+          <w:left w:val="single" w:color="8064A2" w:themeColor="accent4" w:sz="8" w:space="0"/>
+          <w:bottom w:val="single" w:color="8064A2" w:themeColor="accent4" w:sz="8" w:space="0"/>
+          <w:right w:val="single" w:color="8064A2" w:themeColor="accent4" w:sz="8" w:space="0"/>
         </w:tcBorders>
       </w:tcPr>
     </w:tblStylePr>
@@ -4685,10 +4903,10 @@
       <w:tblPr/>
       <w:tcPr>
         <w:tcBorders>
-          <w:top w:val="single" w:sz="8" w:space="0" w:color="8064A2" w:themeColor="accent4"/>
-          <w:left w:val="single" w:sz="8" w:space="0" w:color="8064A2" w:themeColor="accent4"/>
-          <w:bottom w:val="single" w:sz="8" w:space="0" w:color="8064A2" w:themeColor="accent4"/>
-          <w:right w:val="single" w:sz="8" w:space="0" w:color="8064A2" w:themeColor="accent4"/>
+          <w:top w:val="single" w:color="8064A2" w:themeColor="accent4" w:sz="8" w:space="0"/>
+          <w:left w:val="single" w:color="8064A2" w:themeColor="accent4" w:sz="8" w:space="0"/>
+          <w:bottom w:val="single" w:color="8064A2" w:themeColor="accent4" w:sz="8" w:space="0"/>
+          <w:right w:val="single" w:color="8064A2" w:themeColor="accent4" w:sz="8" w:space="0"/>
         </w:tcBorders>
         <w:shd w:val="clear" w:color="auto" w:fill="DFD8E8" w:themeFill="accent4" w:themeFillTint="3F"/>
       </w:tcPr>
@@ -4697,11 +4915,11 @@
       <w:tblPr/>
       <w:tcPr>
         <w:tcBorders>
-          <w:top w:val="single" w:sz="8" w:space="0" w:color="8064A2" w:themeColor="accent4"/>
-          <w:left w:val="single" w:sz="8" w:space="0" w:color="8064A2" w:themeColor="accent4"/>
-          <w:bottom w:val="single" w:sz="8" w:space="0" w:color="8064A2" w:themeColor="accent4"/>
-          <w:right w:val="single" w:sz="8" w:space="0" w:color="8064A2" w:themeColor="accent4"/>
-          <w:insideV w:val="single" w:sz="8" w:space="0" w:color="8064A2" w:themeColor="accent4"/>
+          <w:top w:val="single" w:color="8064A2" w:themeColor="accent4" w:sz="8" w:space="0"/>
+          <w:left w:val="single" w:color="8064A2" w:themeColor="accent4" w:sz="8" w:space="0"/>
+          <w:bottom w:val="single" w:color="8064A2" w:themeColor="accent4" w:sz="8" w:space="0"/>
+          <w:right w:val="single" w:color="8064A2" w:themeColor="accent4" w:sz="8" w:space="0"/>
+          <w:insideV w:val="single" w:color="8064A2" w:themeColor="accent4" w:sz="8" w:space="0"/>
         </w:tcBorders>
         <w:shd w:val="clear" w:color="auto" w:fill="DFD8E8" w:themeFill="accent4" w:themeFillTint="3F"/>
       </w:tcPr>
@@ -4710,11 +4928,11 @@
       <w:tblPr/>
       <w:tcPr>
         <w:tcBorders>
-          <w:top w:val="single" w:sz="8" w:space="0" w:color="8064A2" w:themeColor="accent4"/>
-          <w:left w:val="single" w:sz="8" w:space="0" w:color="8064A2" w:themeColor="accent4"/>
-          <w:bottom w:val="single" w:sz="8" w:space="0" w:color="8064A2" w:themeColor="accent4"/>
-          <w:right w:val="single" w:sz="8" w:space="0" w:color="8064A2" w:themeColor="accent4"/>
-          <w:insideV w:val="single" w:sz="8" w:space="0" w:color="8064A2" w:themeColor="accent4"/>
+          <w:top w:val="single" w:color="8064A2" w:themeColor="accent4" w:sz="8" w:space="0"/>
+          <w:left w:val="single" w:color="8064A2" w:themeColor="accent4" w:sz="8" w:space="0"/>
+          <w:bottom w:val="single" w:color="8064A2" w:themeColor="accent4" w:sz="8" w:space="0"/>
+          <w:right w:val="single" w:color="8064A2" w:themeColor="accent4" w:sz="8" w:space="0"/>
+          <w:insideV w:val="single" w:color="8064A2" w:themeColor="accent4" w:sz="8" w:space="0"/>
         </w:tcBorders>
       </w:tcPr>
     </w:tblStylePr>
@@ -4732,12 +4950,12 @@
       <w:tblStyleColBandSize w:val="1"/>
       <w:tblInd w:w="0" w:type="dxa"/>
       <w:tblBorders>
-        <w:top w:val="single" w:sz="8" w:space="0" w:color="4BACC6" w:themeColor="accent5"/>
-        <w:left w:val="single" w:sz="8" w:space="0" w:color="4BACC6" w:themeColor="accent5"/>
-        <w:bottom w:val="single" w:sz="8" w:space="0" w:color="4BACC6" w:themeColor="accent5"/>
-        <w:right w:val="single" w:sz="8" w:space="0" w:color="4BACC6" w:themeColor="accent5"/>
-        <w:insideH w:val="single" w:sz="8" w:space="0" w:color="4BACC6" w:themeColor="accent5"/>
-        <w:insideV w:val="single" w:sz="8" w:space="0" w:color="4BACC6" w:themeColor="accent5"/>
+        <w:top w:val="single" w:color="4BACC6" w:themeColor="accent5" w:sz="8" w:space="0"/>
+        <w:left w:val="single" w:color="4BACC6" w:themeColor="accent5" w:sz="8" w:space="0"/>
+        <w:bottom w:val="single" w:color="4BACC6" w:themeColor="accent5" w:sz="8" w:space="0"/>
+        <w:right w:val="single" w:color="4BACC6" w:themeColor="accent5" w:sz="8" w:space="0"/>
+        <w:insideH w:val="single" w:color="4BACC6" w:themeColor="accent5" w:sz="8" w:space="0"/>
+        <w:insideV w:val="single" w:color="4BACC6" w:themeColor="accent5" w:sz="8" w:space="0"/>
       </w:tblBorders>
       <w:tblCellMar>
         <w:top w:w="0" w:type="dxa"/>
@@ -4751,19 +4969,19 @@
         <w:spacing w:before="0" w:after="0" w:line="240" w:lineRule="auto"/>
       </w:pPr>
       <w:rPr>
-        <w:rFonts w:asciiTheme="majorHAnsi" w:eastAsiaTheme="majorEastAsia" w:hAnsiTheme="majorHAnsi" w:cstheme="majorBidi"/>
-        <w:b/>
-        <w:bCs/>
-      </w:rPr>
-      <w:tblPr/>
-      <w:tcPr>
-        <w:tcBorders>
-          <w:top w:val="single" w:sz="8" w:space="0" w:color="4BACC6" w:themeColor="accent5"/>
-          <w:left w:val="single" w:sz="8" w:space="0" w:color="4BACC6" w:themeColor="accent5"/>
-          <w:bottom w:val="single" w:sz="18" w:space="0" w:color="4BACC6" w:themeColor="accent5"/>
-          <w:right w:val="single" w:sz="8" w:space="0" w:color="4BACC6" w:themeColor="accent5"/>
-          <w:insideH w:val="nil"/>
-          <w:insideV w:val="single" w:sz="8" w:space="0" w:color="4BACC6" w:themeColor="accent5"/>
+        <w:rFonts w:asciiTheme="majorHAnsi" w:hAnsiTheme="majorHAnsi" w:eastAsiaTheme="majorEastAsia" w:cstheme="majorBidi"/>
+        <w:b/>
+        <w:bCs/>
+      </w:rPr>
+      <w:tblPr/>
+      <w:tcPr>
+        <w:tcBorders>
+          <w:top w:val="single" w:color="4BACC6" w:themeColor="accent5" w:sz="8" w:space="0"/>
+          <w:left w:val="single" w:color="4BACC6" w:themeColor="accent5" w:sz="8" w:space="0"/>
+          <w:bottom w:val="single" w:color="4BACC6" w:themeColor="accent5" w:sz="18" w:space="0"/>
+          <w:right w:val="single" w:color="4BACC6" w:themeColor="accent5" w:sz="8" w:space="0"/>
+          <w:insideH w:val="nil"/>
+          <w:insideV w:val="single" w:color="4BACC6" w:themeColor="accent5" w:sz="8" w:space="0"/>
         </w:tcBorders>
       </w:tcPr>
     </w:tblStylePr>
@@ -4772,42 +4990,42 @@
         <w:spacing w:before="0" w:after="0" w:line="240" w:lineRule="auto"/>
       </w:pPr>
       <w:rPr>
-        <w:rFonts w:asciiTheme="majorHAnsi" w:eastAsiaTheme="majorEastAsia" w:hAnsiTheme="majorHAnsi" w:cstheme="majorBidi"/>
-        <w:b/>
-        <w:bCs/>
-      </w:rPr>
-      <w:tblPr/>
-      <w:tcPr>
-        <w:tcBorders>
-          <w:top w:val="double" w:sz="6" w:space="0" w:color="4BACC6" w:themeColor="accent5"/>
-          <w:left w:val="single" w:sz="8" w:space="0" w:color="4BACC6" w:themeColor="accent5"/>
-          <w:bottom w:val="single" w:sz="8" w:space="0" w:color="4BACC6" w:themeColor="accent5"/>
-          <w:right w:val="single" w:sz="8" w:space="0" w:color="4BACC6" w:themeColor="accent5"/>
-          <w:insideH w:val="nil"/>
-          <w:insideV w:val="single" w:sz="8" w:space="0" w:color="4BACC6" w:themeColor="accent5"/>
+        <w:rFonts w:asciiTheme="majorHAnsi" w:hAnsiTheme="majorHAnsi" w:eastAsiaTheme="majorEastAsia" w:cstheme="majorBidi"/>
+        <w:b/>
+        <w:bCs/>
+      </w:rPr>
+      <w:tblPr/>
+      <w:tcPr>
+        <w:tcBorders>
+          <w:top w:val="double" w:color="4BACC6" w:themeColor="accent5" w:sz="6" w:space="0"/>
+          <w:left w:val="single" w:color="4BACC6" w:themeColor="accent5" w:sz="8" w:space="0"/>
+          <w:bottom w:val="single" w:color="4BACC6" w:themeColor="accent5" w:sz="8" w:space="0"/>
+          <w:right w:val="single" w:color="4BACC6" w:themeColor="accent5" w:sz="8" w:space="0"/>
+          <w:insideH w:val="nil"/>
+          <w:insideV w:val="single" w:color="4BACC6" w:themeColor="accent5" w:sz="8" w:space="0"/>
         </w:tcBorders>
       </w:tcPr>
     </w:tblStylePr>
     <w:tblStylePr w:type="firstCol">
       <w:rPr>
-        <w:rFonts w:asciiTheme="majorHAnsi" w:eastAsiaTheme="majorEastAsia" w:hAnsiTheme="majorHAnsi" w:cstheme="majorBidi"/>
+        <w:rFonts w:asciiTheme="majorHAnsi" w:hAnsiTheme="majorHAnsi" w:eastAsiaTheme="majorEastAsia" w:cstheme="majorBidi"/>
         <w:b/>
         <w:bCs/>
       </w:rPr>
     </w:tblStylePr>
     <w:tblStylePr w:type="lastCol">
       <w:rPr>
-        <w:rFonts w:asciiTheme="majorHAnsi" w:eastAsiaTheme="majorEastAsia" w:hAnsiTheme="majorHAnsi" w:cstheme="majorBidi"/>
-        <w:b/>
-        <w:bCs/>
-      </w:rPr>
-      <w:tblPr/>
-      <w:tcPr>
-        <w:tcBorders>
-          <w:top w:val="single" w:sz="8" w:space="0" w:color="4BACC6" w:themeColor="accent5"/>
-          <w:left w:val="single" w:sz="8" w:space="0" w:color="4BACC6" w:themeColor="accent5"/>
-          <w:bottom w:val="single" w:sz="8" w:space="0" w:color="4BACC6" w:themeColor="accent5"/>
-          <w:right w:val="single" w:sz="8" w:space="0" w:color="4BACC6" w:themeColor="accent5"/>
+        <w:rFonts w:asciiTheme="majorHAnsi" w:hAnsiTheme="majorHAnsi" w:eastAsiaTheme="majorEastAsia" w:cstheme="majorBidi"/>
+        <w:b/>
+        <w:bCs/>
+      </w:rPr>
+      <w:tblPr/>
+      <w:tcPr>
+        <w:tcBorders>
+          <w:top w:val="single" w:color="4BACC6" w:themeColor="accent5" w:sz="8" w:space="0"/>
+          <w:left w:val="single" w:color="4BACC6" w:themeColor="accent5" w:sz="8" w:space="0"/>
+          <w:bottom w:val="single" w:color="4BACC6" w:themeColor="accent5" w:sz="8" w:space="0"/>
+          <w:right w:val="single" w:color="4BACC6" w:themeColor="accent5" w:sz="8" w:space="0"/>
         </w:tcBorders>
       </w:tcPr>
     </w:tblStylePr>
@@ -4815,10 +5033,10 @@
       <w:tblPr/>
       <w:tcPr>
         <w:tcBorders>
-          <w:top w:val="single" w:sz="8" w:space="0" w:color="4BACC6" w:themeColor="accent5"/>
-          <w:left w:val="single" w:sz="8" w:space="0" w:color="4BACC6" w:themeColor="accent5"/>
-          <w:bottom w:val="single" w:sz="8" w:space="0" w:color="4BACC6" w:themeColor="accent5"/>
-          <w:right w:val="single" w:sz="8" w:space="0" w:color="4BACC6" w:themeColor="accent5"/>
+          <w:top w:val="single" w:color="4BACC6" w:themeColor="accent5" w:sz="8" w:space="0"/>
+          <w:left w:val="single" w:color="4BACC6" w:themeColor="accent5" w:sz="8" w:space="0"/>
+          <w:bottom w:val="single" w:color="4BACC6" w:themeColor="accent5" w:sz="8" w:space="0"/>
+          <w:right w:val="single" w:color="4BACC6" w:themeColor="accent5" w:sz="8" w:space="0"/>
         </w:tcBorders>
         <w:shd w:val="clear" w:color="auto" w:fill="D2EAF1" w:themeFill="accent5" w:themeFillTint="3F"/>
       </w:tcPr>
@@ -4827,11 +5045,11 @@
       <w:tblPr/>
       <w:tcPr>
         <w:tcBorders>
-          <w:top w:val="single" w:sz="8" w:space="0" w:color="4BACC6" w:themeColor="accent5"/>
-          <w:left w:val="single" w:sz="8" w:space="0" w:color="4BACC6" w:themeColor="accent5"/>
-          <w:bottom w:val="single" w:sz="8" w:space="0" w:color="4BACC6" w:themeColor="accent5"/>
-          <w:right w:val="single" w:sz="8" w:space="0" w:color="4BACC6" w:themeColor="accent5"/>
-          <w:insideV w:val="single" w:sz="8" w:space="0" w:color="4BACC6" w:themeColor="accent5"/>
+          <w:top w:val="single" w:color="4BACC6" w:themeColor="accent5" w:sz="8" w:space="0"/>
+          <w:left w:val="single" w:color="4BACC6" w:themeColor="accent5" w:sz="8" w:space="0"/>
+          <w:bottom w:val="single" w:color="4BACC6" w:themeColor="accent5" w:sz="8" w:space="0"/>
+          <w:right w:val="single" w:color="4BACC6" w:themeColor="accent5" w:sz="8" w:space="0"/>
+          <w:insideV w:val="single" w:color="4BACC6" w:themeColor="accent5" w:sz="8" w:space="0"/>
         </w:tcBorders>
         <w:shd w:val="clear" w:color="auto" w:fill="D2EAF1" w:themeFill="accent5" w:themeFillTint="3F"/>
       </w:tcPr>
@@ -4840,11 +5058,11 @@
       <w:tblPr/>
       <w:tcPr>
         <w:tcBorders>
-          <w:top w:val="single" w:sz="8" w:space="0" w:color="4BACC6" w:themeColor="accent5"/>
-          <w:left w:val="single" w:sz="8" w:space="0" w:color="4BACC6" w:themeColor="accent5"/>
-          <w:bottom w:val="single" w:sz="8" w:space="0" w:color="4BACC6" w:themeColor="accent5"/>
-          <w:right w:val="single" w:sz="8" w:space="0" w:color="4BACC6" w:themeColor="accent5"/>
-          <w:insideV w:val="single" w:sz="8" w:space="0" w:color="4BACC6" w:themeColor="accent5"/>
+          <w:top w:val="single" w:color="4BACC6" w:themeColor="accent5" w:sz="8" w:space="0"/>
+          <w:left w:val="single" w:color="4BACC6" w:themeColor="accent5" w:sz="8" w:space="0"/>
+          <w:bottom w:val="single" w:color="4BACC6" w:themeColor="accent5" w:sz="8" w:space="0"/>
+          <w:right w:val="single" w:color="4BACC6" w:themeColor="accent5" w:sz="8" w:space="0"/>
+          <w:insideV w:val="single" w:color="4BACC6" w:themeColor="accent5" w:sz="8" w:space="0"/>
         </w:tcBorders>
       </w:tcPr>
     </w:tblStylePr>
@@ -4862,12 +5080,12 @@
       <w:tblStyleColBandSize w:val="1"/>
       <w:tblInd w:w="0" w:type="dxa"/>
       <w:tblBorders>
-        <w:top w:val="single" w:sz="8" w:space="0" w:color="F79646" w:themeColor="accent6"/>
-        <w:left w:val="single" w:sz="8" w:space="0" w:color="F79646" w:themeColor="accent6"/>
-        <w:bottom w:val="single" w:sz="8" w:space="0" w:color="F79646" w:themeColor="accent6"/>
-        <w:right w:val="single" w:sz="8" w:space="0" w:color="F79646" w:themeColor="accent6"/>
-        <w:insideH w:val="single" w:sz="8" w:space="0" w:color="F79646" w:themeColor="accent6"/>
-        <w:insideV w:val="single" w:sz="8" w:space="0" w:color="F79646" w:themeColor="accent6"/>
+        <w:top w:val="single" w:color="F79646" w:themeColor="accent6" w:sz="8" w:space="0"/>
+        <w:left w:val="single" w:color="F79646" w:themeColor="accent6" w:sz="8" w:space="0"/>
+        <w:bottom w:val="single" w:color="F79646" w:themeColor="accent6" w:sz="8" w:space="0"/>
+        <w:right w:val="single" w:color="F79646" w:themeColor="accent6" w:sz="8" w:space="0"/>
+        <w:insideH w:val="single" w:color="F79646" w:themeColor="accent6" w:sz="8" w:space="0"/>
+        <w:insideV w:val="single" w:color="F79646" w:themeColor="accent6" w:sz="8" w:space="0"/>
       </w:tblBorders>
       <w:tblCellMar>
         <w:top w:w="0" w:type="dxa"/>
@@ -4881,19 +5099,19 @@
         <w:spacing w:before="0" w:after="0" w:line="240" w:lineRule="auto"/>
       </w:pPr>
       <w:rPr>
-        <w:rFonts w:asciiTheme="majorHAnsi" w:eastAsiaTheme="majorEastAsia" w:hAnsiTheme="majorHAnsi" w:cstheme="majorBidi"/>
-        <w:b/>
-        <w:bCs/>
-      </w:rPr>
-      <w:tblPr/>
-      <w:tcPr>
-        <w:tcBorders>
-          <w:top w:val="single" w:sz="8" w:space="0" w:color="F79646" w:themeColor="accent6"/>
-          <w:left w:val="single" w:sz="8" w:space="0" w:color="F79646" w:themeColor="accent6"/>
-          <w:bottom w:val="single" w:sz="18" w:space="0" w:color="F79646" w:themeColor="accent6"/>
-          <w:right w:val="single" w:sz="8" w:space="0" w:color="F79646" w:themeColor="accent6"/>
-          <w:insideH w:val="nil"/>
-          <w:insideV w:val="single" w:sz="8" w:space="0" w:color="F79646" w:themeColor="accent6"/>
+        <w:rFonts w:asciiTheme="majorHAnsi" w:hAnsiTheme="majorHAnsi" w:eastAsiaTheme="majorEastAsia" w:cstheme="majorBidi"/>
+        <w:b/>
+        <w:bCs/>
+      </w:rPr>
+      <w:tblPr/>
+      <w:tcPr>
+        <w:tcBorders>
+          <w:top w:val="single" w:color="F79646" w:themeColor="accent6" w:sz="8" w:space="0"/>
+          <w:left w:val="single" w:color="F79646" w:themeColor="accent6" w:sz="8" w:space="0"/>
+          <w:bottom w:val="single" w:color="F79646" w:themeColor="accent6" w:sz="18" w:space="0"/>
+          <w:right w:val="single" w:color="F79646" w:themeColor="accent6" w:sz="8" w:space="0"/>
+          <w:insideH w:val="nil"/>
+          <w:insideV w:val="single" w:color="F79646" w:themeColor="accent6" w:sz="8" w:space="0"/>
         </w:tcBorders>
       </w:tcPr>
     </w:tblStylePr>
@@ -4902,42 +5120,42 @@
         <w:spacing w:before="0" w:after="0" w:line="240" w:lineRule="auto"/>
       </w:pPr>
       <w:rPr>
-        <w:rFonts w:asciiTheme="majorHAnsi" w:eastAsiaTheme="majorEastAsia" w:hAnsiTheme="majorHAnsi" w:cstheme="majorBidi"/>
-        <w:b/>
-        <w:bCs/>
-      </w:rPr>
-      <w:tblPr/>
-      <w:tcPr>
-        <w:tcBorders>
-          <w:top w:val="double" w:sz="6" w:space="0" w:color="F79646" w:themeColor="accent6"/>
-          <w:left w:val="single" w:sz="8" w:space="0" w:color="F79646" w:themeColor="accent6"/>
-          <w:bottom w:val="single" w:sz="8" w:space="0" w:color="F79646" w:themeColor="accent6"/>
-          <w:right w:val="single" w:sz="8" w:space="0" w:color="F79646" w:themeColor="accent6"/>
-          <w:insideH w:val="nil"/>
-          <w:insideV w:val="single" w:sz="8" w:space="0" w:color="F79646" w:themeColor="accent6"/>
+        <w:rFonts w:asciiTheme="majorHAnsi" w:hAnsiTheme="majorHAnsi" w:eastAsiaTheme="majorEastAsia" w:cstheme="majorBidi"/>
+        <w:b/>
+        <w:bCs/>
+      </w:rPr>
+      <w:tblPr/>
+      <w:tcPr>
+        <w:tcBorders>
+          <w:top w:val="double" w:color="F79646" w:themeColor="accent6" w:sz="6" w:space="0"/>
+          <w:left w:val="single" w:color="F79646" w:themeColor="accent6" w:sz="8" w:space="0"/>
+          <w:bottom w:val="single" w:color="F79646" w:themeColor="accent6" w:sz="8" w:space="0"/>
+          <w:right w:val="single" w:color="F79646" w:themeColor="accent6" w:sz="8" w:space="0"/>
+          <w:insideH w:val="nil"/>
+          <w:insideV w:val="single" w:color="F79646" w:themeColor="accent6" w:sz="8" w:space="0"/>
         </w:tcBorders>
       </w:tcPr>
     </w:tblStylePr>
     <w:tblStylePr w:type="firstCol">
       <w:rPr>
-        <w:rFonts w:asciiTheme="majorHAnsi" w:eastAsiaTheme="majorEastAsia" w:hAnsiTheme="majorHAnsi" w:cstheme="majorBidi"/>
+        <w:rFonts w:asciiTheme="majorHAnsi" w:hAnsiTheme="majorHAnsi" w:eastAsiaTheme="majorEastAsia" w:cstheme="majorBidi"/>
         <w:b/>
         <w:bCs/>
       </w:rPr>
     </w:tblStylePr>
     <w:tblStylePr w:type="lastCol">
       <w:rPr>
-        <w:rFonts w:asciiTheme="majorHAnsi" w:eastAsiaTheme="majorEastAsia" w:hAnsiTheme="majorHAnsi" w:cstheme="majorBidi"/>
-        <w:b/>
-        <w:bCs/>
-      </w:rPr>
-      <w:tblPr/>
-      <w:tcPr>
-        <w:tcBorders>
-          <w:top w:val="single" w:sz="8" w:space="0" w:color="F79646" w:themeColor="accent6"/>
-          <w:left w:val="single" w:sz="8" w:space="0" w:color="F79646" w:themeColor="accent6"/>
-          <w:bottom w:val="single" w:sz="8" w:space="0" w:color="F79646" w:themeColor="accent6"/>
-          <w:right w:val="single" w:sz="8" w:space="0" w:color="F79646" w:themeColor="accent6"/>
+        <w:rFonts w:asciiTheme="majorHAnsi" w:hAnsiTheme="majorHAnsi" w:eastAsiaTheme="majorEastAsia" w:cstheme="majorBidi"/>
+        <w:b/>
+        <w:bCs/>
+      </w:rPr>
+      <w:tblPr/>
+      <w:tcPr>
+        <w:tcBorders>
+          <w:top w:val="single" w:color="F79646" w:themeColor="accent6" w:sz="8" w:space="0"/>
+          <w:left w:val="single" w:color="F79646" w:themeColor="accent6" w:sz="8" w:space="0"/>
+          <w:bottom w:val="single" w:color="F79646" w:themeColor="accent6" w:sz="8" w:space="0"/>
+          <w:right w:val="single" w:color="F79646" w:themeColor="accent6" w:sz="8" w:space="0"/>
         </w:tcBorders>
       </w:tcPr>
     </w:tblStylePr>
@@ -4945,10 +5163,10 @@
       <w:tblPr/>
       <w:tcPr>
         <w:tcBorders>
-          <w:top w:val="single" w:sz="8" w:space="0" w:color="F79646" w:themeColor="accent6"/>
-          <w:left w:val="single" w:sz="8" w:space="0" w:color="F79646" w:themeColor="accent6"/>
-          <w:bottom w:val="single" w:sz="8" w:space="0" w:color="F79646" w:themeColor="accent6"/>
-          <w:right w:val="single" w:sz="8" w:space="0" w:color="F79646" w:themeColor="accent6"/>
+          <w:top w:val="single" w:color="F79646" w:themeColor="accent6" w:sz="8" w:space="0"/>
+          <w:left w:val="single" w:color="F79646" w:themeColor="accent6" w:sz="8" w:space="0"/>
+          <w:bottom w:val="single" w:color="F79646" w:themeColor="accent6" w:sz="8" w:space="0"/>
+          <w:right w:val="single" w:color="F79646" w:themeColor="accent6" w:sz="8" w:space="0"/>
         </w:tcBorders>
         <w:shd w:val="clear" w:color="auto" w:fill="FDE4D0" w:themeFill="accent6" w:themeFillTint="3F"/>
       </w:tcPr>
@@ -4957,11 +5175,11 @@
       <w:tblPr/>
       <w:tcPr>
         <w:tcBorders>
-          <w:top w:val="single" w:sz="8" w:space="0" w:color="F79646" w:themeColor="accent6"/>
-          <w:left w:val="single" w:sz="8" w:space="0" w:color="F79646" w:themeColor="accent6"/>
-          <w:bottom w:val="single" w:sz="8" w:space="0" w:color="F79646" w:themeColor="accent6"/>
-          <w:right w:val="single" w:sz="8" w:space="0" w:color="F79646" w:themeColor="accent6"/>
-          <w:insideV w:val="single" w:sz="8" w:space="0" w:color="F79646" w:themeColor="accent6"/>
+          <w:top w:val="single" w:color="F79646" w:themeColor="accent6" w:sz="8" w:space="0"/>
+          <w:left w:val="single" w:color="F79646" w:themeColor="accent6" w:sz="8" w:space="0"/>
+          <w:bottom w:val="single" w:color="F79646" w:themeColor="accent6" w:sz="8" w:space="0"/>
+          <w:right w:val="single" w:color="F79646" w:themeColor="accent6" w:sz="8" w:space="0"/>
+          <w:insideV w:val="single" w:color="F79646" w:themeColor="accent6" w:sz="8" w:space="0"/>
         </w:tcBorders>
         <w:shd w:val="clear" w:color="auto" w:fill="FDE4D0" w:themeFill="accent6" w:themeFillTint="3F"/>
       </w:tcPr>
@@ -4970,11 +5188,11 @@
       <w:tblPr/>
       <w:tcPr>
         <w:tcBorders>
-          <w:top w:val="single" w:sz="8" w:space="0" w:color="F79646" w:themeColor="accent6"/>
-          <w:left w:val="single" w:sz="8" w:space="0" w:color="F79646" w:themeColor="accent6"/>
-          <w:bottom w:val="single" w:sz="8" w:space="0" w:color="F79646" w:themeColor="accent6"/>
-          <w:right w:val="single" w:sz="8" w:space="0" w:color="F79646" w:themeColor="accent6"/>
-          <w:insideV w:val="single" w:sz="8" w:space="0" w:color="F79646" w:themeColor="accent6"/>
+          <w:top w:val="single" w:color="F79646" w:themeColor="accent6" w:sz="8" w:space="0"/>
+          <w:left w:val="single" w:color="F79646" w:themeColor="accent6" w:sz="8" w:space="0"/>
+          <w:bottom w:val="single" w:color="F79646" w:themeColor="accent6" w:sz="8" w:space="0"/>
+          <w:right w:val="single" w:color="F79646" w:themeColor="accent6" w:sz="8" w:space="0"/>
+          <w:insideV w:val="single" w:color="F79646" w:themeColor="accent6" w:sz="8" w:space="0"/>
         </w:tcBorders>
       </w:tcPr>
     </w:tblStylePr>
@@ -4992,11 +5210,11 @@
       <w:tblStyleColBandSize w:val="1"/>
       <w:tblInd w:w="0" w:type="dxa"/>
       <w:tblBorders>
-        <w:top w:val="single" w:sz="8" w:space="0" w:color="404040" w:themeColor="text1" w:themeTint="BF"/>
-        <w:left w:val="single" w:sz="8" w:space="0" w:color="404040" w:themeColor="text1" w:themeTint="BF"/>
-        <w:bottom w:val="single" w:sz="8" w:space="0" w:color="404040" w:themeColor="text1" w:themeTint="BF"/>
-        <w:right w:val="single" w:sz="8" w:space="0" w:color="404040" w:themeColor="text1" w:themeTint="BF"/>
-        <w:insideH w:val="single" w:sz="8" w:space="0" w:color="404040" w:themeColor="text1" w:themeTint="BF"/>
+        <w:top w:val="single" w:color="404040" w:themeColor="text1" w:themeTint="BF" w:sz="8" w:space="0"/>
+        <w:left w:val="single" w:color="404040" w:themeColor="text1" w:themeTint="BF" w:sz="8" w:space="0"/>
+        <w:bottom w:val="single" w:color="404040" w:themeColor="text1" w:themeTint="BF" w:sz="8" w:space="0"/>
+        <w:right w:val="single" w:color="404040" w:themeColor="text1" w:themeTint="BF" w:sz="8" w:space="0"/>
+        <w:insideH w:val="single" w:color="404040" w:themeColor="text1" w:themeTint="BF" w:sz="8" w:space="0"/>
       </w:tblBorders>
       <w:tblCellMar>
         <w:top w:w="0" w:type="dxa"/>
@@ -5017,10 +5235,10 @@
       <w:tblPr/>
       <w:tcPr>
         <w:tcBorders>
-          <w:top w:val="single" w:sz="8" w:space="0" w:color="404040" w:themeColor="text1" w:themeTint="BF"/>
-          <w:left w:val="single" w:sz="8" w:space="0" w:color="404040" w:themeColor="text1" w:themeTint="BF"/>
-          <w:bottom w:val="single" w:sz="8" w:space="0" w:color="404040" w:themeColor="text1" w:themeTint="BF"/>
-          <w:right w:val="single" w:sz="8" w:space="0" w:color="404040" w:themeColor="text1" w:themeTint="BF"/>
+          <w:top w:val="single" w:color="404040" w:themeColor="text1" w:themeTint="BF" w:sz="8" w:space="0"/>
+          <w:left w:val="single" w:color="404040" w:themeColor="text1" w:themeTint="BF" w:sz="8" w:space="0"/>
+          <w:bottom w:val="single" w:color="404040" w:themeColor="text1" w:themeTint="BF" w:sz="8" w:space="0"/>
+          <w:right w:val="single" w:color="404040" w:themeColor="text1" w:themeTint="BF" w:sz="8" w:space="0"/>
           <w:insideH w:val="nil"/>
           <w:insideV w:val="nil"/>
         </w:tcBorders>
@@ -5038,10 +5256,10 @@
       <w:tblPr/>
       <w:tcPr>
         <w:tcBorders>
-          <w:top w:val="double" w:sz="6" w:space="0" w:color="404040" w:themeColor="text1" w:themeTint="BF"/>
-          <w:left w:val="single" w:sz="8" w:space="0" w:color="404040" w:themeColor="text1" w:themeTint="BF"/>
-          <w:bottom w:val="single" w:sz="8" w:space="0" w:color="404040" w:themeColor="text1" w:themeTint="BF"/>
-          <w:right w:val="single" w:sz="8" w:space="0" w:color="404040" w:themeColor="text1" w:themeTint="BF"/>
+          <w:top w:val="double" w:color="404040" w:themeColor="text1" w:themeTint="BF" w:sz="6" w:space="0"/>
+          <w:left w:val="single" w:color="404040" w:themeColor="text1" w:themeTint="BF" w:sz="8" w:space="0"/>
+          <w:bottom w:val="single" w:color="404040" w:themeColor="text1" w:themeTint="BF" w:sz="8" w:space="0"/>
+          <w:right w:val="single" w:color="404040" w:themeColor="text1" w:themeTint="BF" w:sz="8" w:space="0"/>
           <w:insideH w:val="nil"/>
           <w:insideV w:val="nil"/>
         </w:tcBorders>
@@ -5098,11 +5316,11 @@
       <w:tblStyleColBandSize w:val="1"/>
       <w:tblInd w:w="0" w:type="dxa"/>
       <w:tblBorders>
-        <w:top w:val="single" w:sz="8" w:space="0" w:color="7BA0CD" w:themeColor="accent1" w:themeTint="BF"/>
-        <w:left w:val="single" w:sz="8" w:space="0" w:color="7BA0CD" w:themeColor="accent1" w:themeTint="BF"/>
-        <w:bottom w:val="single" w:sz="8" w:space="0" w:color="7BA0CD" w:themeColor="accent1" w:themeTint="BF"/>
-        <w:right w:val="single" w:sz="8" w:space="0" w:color="7BA0CD" w:themeColor="accent1" w:themeTint="BF"/>
-        <w:insideH w:val="single" w:sz="8" w:space="0" w:color="7BA0CD" w:themeColor="accent1" w:themeTint="BF"/>
+        <w:top w:val="single" w:color="7BA0CD" w:themeColor="accent1" w:themeTint="BF" w:sz="8" w:space="0"/>
+        <w:left w:val="single" w:color="7BA0CD" w:themeColor="accent1" w:themeTint="BF" w:sz="8" w:space="0"/>
+        <w:bottom w:val="single" w:color="7BA0CD" w:themeColor="accent1" w:themeTint="BF" w:sz="8" w:space="0"/>
+        <w:right w:val="single" w:color="7BA0CD" w:themeColor="accent1" w:themeTint="BF" w:sz="8" w:space="0"/>
+        <w:insideH w:val="single" w:color="7BA0CD" w:themeColor="accent1" w:themeTint="BF" w:sz="8" w:space="0"/>
       </w:tblBorders>
       <w:tblCellMar>
         <w:top w:w="0" w:type="dxa"/>
@@ -5123,10 +5341,10 @@
       <w:tblPr/>
       <w:tcPr>
         <w:tcBorders>
-          <w:top w:val="single" w:sz="8" w:space="0" w:color="7BA0CD" w:themeColor="accent1" w:themeTint="BF"/>
-          <w:left w:val="single" w:sz="8" w:space="0" w:color="7BA0CD" w:themeColor="accent1" w:themeTint="BF"/>
-          <w:bottom w:val="single" w:sz="8" w:space="0" w:color="7BA0CD" w:themeColor="accent1" w:themeTint="BF"/>
-          <w:right w:val="single" w:sz="8" w:space="0" w:color="7BA0CD" w:themeColor="accent1" w:themeTint="BF"/>
+          <w:top w:val="single" w:color="7BA0CD" w:themeColor="accent1" w:themeTint="BF" w:sz="8" w:space="0"/>
+          <w:left w:val="single" w:color="7BA0CD" w:themeColor="accent1" w:themeTint="BF" w:sz="8" w:space="0"/>
+          <w:bottom w:val="single" w:color="7BA0CD" w:themeColor="accent1" w:themeTint="BF" w:sz="8" w:space="0"/>
+          <w:right w:val="single" w:color="7BA0CD" w:themeColor="accent1" w:themeTint="BF" w:sz="8" w:space="0"/>
           <w:insideH w:val="nil"/>
           <w:insideV w:val="nil"/>
         </w:tcBorders>
@@ -5144,10 +5362,10 @@
       <w:tblPr/>
       <w:tcPr>
         <w:tcBorders>
-          <w:top w:val="double" w:sz="6" w:space="0" w:color="7BA0CD" w:themeColor="accent1" w:themeTint="BF"/>
-          <w:left w:val="single" w:sz="8" w:space="0" w:color="7BA0CD" w:themeColor="accent1" w:themeTint="BF"/>
-          <w:bottom w:val="single" w:sz="8" w:space="0" w:color="7BA0CD" w:themeColor="accent1" w:themeTint="BF"/>
-          <w:right w:val="single" w:sz="8" w:space="0" w:color="7BA0CD" w:themeColor="accent1" w:themeTint="BF"/>
+          <w:top w:val="double" w:color="7BA0CD" w:themeColor="accent1" w:themeTint="BF" w:sz="6" w:space="0"/>
+          <w:left w:val="single" w:color="7BA0CD" w:themeColor="accent1" w:themeTint="BF" w:sz="8" w:space="0"/>
+          <w:bottom w:val="single" w:color="7BA0CD" w:themeColor="accent1" w:themeTint="BF" w:sz="8" w:space="0"/>
+          <w:right w:val="single" w:color="7BA0CD" w:themeColor="accent1" w:themeTint="BF" w:sz="8" w:space="0"/>
           <w:insideH w:val="nil"/>
           <w:insideV w:val="nil"/>
         </w:tcBorders>
@@ -5204,11 +5422,11 @@
       <w:tblStyleColBandSize w:val="1"/>
       <w:tblInd w:w="0" w:type="dxa"/>
       <w:tblBorders>
-        <w:top w:val="single" w:sz="8" w:space="0" w:color="CF7B79" w:themeColor="accent2" w:themeTint="BF"/>
-        <w:left w:val="single" w:sz="8" w:space="0" w:color="CF7B79" w:themeColor="accent2" w:themeTint="BF"/>
-        <w:bottom w:val="single" w:sz="8" w:space="0" w:color="CF7B79" w:themeColor="accent2" w:themeTint="BF"/>
-        <w:right w:val="single" w:sz="8" w:space="0" w:color="CF7B79" w:themeColor="accent2" w:themeTint="BF"/>
-        <w:insideH w:val="single" w:sz="8" w:space="0" w:color="CF7B79" w:themeColor="accent2" w:themeTint="BF"/>
+        <w:top w:val="single" w:color="CF7B79" w:themeColor="accent2" w:themeTint="BF" w:sz="8" w:space="0"/>
+        <w:left w:val="single" w:color="CF7B79" w:themeColor="accent2" w:themeTint="BF" w:sz="8" w:space="0"/>
+        <w:bottom w:val="single" w:color="CF7B79" w:themeColor="accent2" w:themeTint="BF" w:sz="8" w:space="0"/>
+        <w:right w:val="single" w:color="CF7B79" w:themeColor="accent2" w:themeTint="BF" w:sz="8" w:space="0"/>
+        <w:insideH w:val="single" w:color="CF7B79" w:themeColor="accent2" w:themeTint="BF" w:sz="8" w:space="0"/>
       </w:tblBorders>
       <w:tblCellMar>
         <w:top w:w="0" w:type="dxa"/>
@@ -5229,10 +5447,10 @@
       <w:tblPr/>
       <w:tcPr>
         <w:tcBorders>
-          <w:top w:val="single" w:sz="8" w:space="0" w:color="CF7B79" w:themeColor="accent2" w:themeTint="BF"/>
-          <w:left w:val="single" w:sz="8" w:space="0" w:color="CF7B79" w:themeColor="accent2" w:themeTint="BF"/>
-          <w:bottom w:val="single" w:sz="8" w:space="0" w:color="CF7B79" w:themeColor="accent2" w:themeTint="BF"/>
-          <w:right w:val="single" w:sz="8" w:space="0" w:color="CF7B79" w:themeColor="accent2" w:themeTint="BF"/>
+          <w:top w:val="single" w:color="CF7B79" w:themeColor="accent2" w:themeTint="BF" w:sz="8" w:space="0"/>
+          <w:left w:val="single" w:color="CF7B79" w:themeColor="accent2" w:themeTint="BF" w:sz="8" w:space="0"/>
+          <w:bottom w:val="single" w:color="CF7B79" w:themeColor="accent2" w:themeTint="BF" w:sz="8" w:space="0"/>
+          <w:right w:val="single" w:color="CF7B79" w:themeColor="accent2" w:themeTint="BF" w:sz="8" w:space="0"/>
           <w:insideH w:val="nil"/>
           <w:insideV w:val="nil"/>
         </w:tcBorders>
@@ -5250,10 +5468,10 @@
       <w:tblPr/>
       <w:tcPr>
         <w:tcBorders>
-          <w:top w:val="double" w:sz="6" w:space="0" w:color="CF7B79" w:themeColor="accent2" w:themeTint="BF"/>
-          <w:left w:val="single" w:sz="8" w:space="0" w:color="CF7B79" w:themeColor="accent2" w:themeTint="BF"/>
-          <w:bottom w:val="single" w:sz="8" w:space="0" w:color="CF7B79" w:themeColor="accent2" w:themeTint="BF"/>
-          <w:right w:val="single" w:sz="8" w:space="0" w:color="CF7B79" w:themeColor="accent2" w:themeTint="BF"/>
+          <w:top w:val="double" w:color="CF7B79" w:themeColor="accent2" w:themeTint="BF" w:sz="6" w:space="0"/>
+          <w:left w:val="single" w:color="CF7B79" w:themeColor="accent2" w:themeTint="BF" w:sz="8" w:space="0"/>
+          <w:bottom w:val="single" w:color="CF7B79" w:themeColor="accent2" w:themeTint="BF" w:sz="8" w:space="0"/>
+          <w:right w:val="single" w:color="CF7B79" w:themeColor="accent2" w:themeTint="BF" w:sz="8" w:space="0"/>
           <w:insideH w:val="nil"/>
           <w:insideV w:val="nil"/>
         </w:tcBorders>
@@ -5310,11 +5528,11 @@
       <w:tblStyleColBandSize w:val="1"/>
       <w:tblInd w:w="0" w:type="dxa"/>
       <w:tblBorders>
-        <w:top w:val="single" w:sz="8" w:space="0" w:color="B3CC82" w:themeColor="accent3" w:themeTint="BF"/>
-        <w:left w:val="single" w:sz="8" w:space="0" w:color="B3CC82" w:themeColor="accent3" w:themeTint="BF"/>
-        <w:bottom w:val="single" w:sz="8" w:space="0" w:color="B3CC82" w:themeColor="accent3" w:themeTint="BF"/>
-        <w:right w:val="single" w:sz="8" w:space="0" w:color="B3CC82" w:themeColor="accent3" w:themeTint="BF"/>
-        <w:insideH w:val="single" w:sz="8" w:space="0" w:color="B3CC82" w:themeColor="accent3" w:themeTint="BF"/>
+        <w:top w:val="single" w:color="B3CC82" w:themeColor="accent3" w:themeTint="BF" w:sz="8" w:space="0"/>
+        <w:left w:val="single" w:color="B3CC82" w:themeColor="accent3" w:themeTint="BF" w:sz="8" w:space="0"/>
+        <w:bottom w:val="single" w:color="B3CC82" w:themeColor="accent3" w:themeTint="BF" w:sz="8" w:space="0"/>
+        <w:right w:val="single" w:color="B3CC82" w:themeColor="accent3" w:themeTint="BF" w:sz="8" w:space="0"/>
+        <w:insideH w:val="single" w:color="B3CC82" w:themeColor="accent3" w:themeTint="BF" w:sz="8" w:space="0"/>
       </w:tblBorders>
       <w:tblCellMar>
         <w:top w:w="0" w:type="dxa"/>
@@ -5335,10 +5553,10 @@
       <w:tblPr/>
       <w:tcPr>
         <w:tcBorders>
-          <w:top w:val="single" w:sz="8" w:space="0" w:color="B3CC82" w:themeColor="accent3" w:themeTint="BF"/>
-          <w:left w:val="single" w:sz="8" w:space="0" w:color="B3CC82" w:themeColor="accent3" w:themeTint="BF"/>
-          <w:bottom w:val="single" w:sz="8" w:space="0" w:color="B3CC82" w:themeColor="accent3" w:themeTint="BF"/>
-          <w:right w:val="single" w:sz="8" w:space="0" w:color="B3CC82" w:themeColor="accent3" w:themeTint="BF"/>
+          <w:top w:val="single" w:color="B3CC82" w:themeColor="accent3" w:themeTint="BF" w:sz="8" w:space="0"/>
+          <w:left w:val="single" w:color="B3CC82" w:themeColor="accent3" w:themeTint="BF" w:sz="8" w:space="0"/>
+          <w:bottom w:val="single" w:color="B3CC82" w:themeColor="accent3" w:themeTint="BF" w:sz="8" w:space="0"/>
+          <w:right w:val="single" w:color="B3CC82" w:themeColor="accent3" w:themeTint="BF" w:sz="8" w:space="0"/>
           <w:insideH w:val="nil"/>
           <w:insideV w:val="nil"/>
         </w:tcBorders>
@@ -5356,10 +5574,10 @@
       <w:tblPr/>
       <w:tcPr>
         <w:tcBorders>
-          <w:top w:val="double" w:sz="6" w:space="0" w:color="B3CC82" w:themeColor="accent3" w:themeTint="BF"/>
-          <w:left w:val="single" w:sz="8" w:space="0" w:color="B3CC82" w:themeColor="accent3" w:themeTint="BF"/>
-          <w:bottom w:val="single" w:sz="8" w:space="0" w:color="B3CC82" w:themeColor="accent3" w:themeTint="BF"/>
-          <w:right w:val="single" w:sz="8" w:space="0" w:color="B3CC82" w:themeColor="accent3" w:themeTint="BF"/>
+          <w:top w:val="double" w:color="B3CC82" w:themeColor="accent3" w:themeTint="BF" w:sz="6" w:space="0"/>
+          <w:left w:val="single" w:color="B3CC82" w:themeColor="accent3" w:themeTint="BF" w:sz="8" w:space="0"/>
+          <w:bottom w:val="single" w:color="B3CC82" w:themeColor="accent3" w:themeTint="BF" w:sz="8" w:space="0"/>
+          <w:right w:val="single" w:color="B3CC82" w:themeColor="accent3" w:themeTint="BF" w:sz="8" w:space="0"/>
           <w:insideH w:val="nil"/>
           <w:insideV w:val="nil"/>
         </w:tcBorders>
@@ -5416,11 +5634,11 @@
       <w:tblStyleColBandSize w:val="1"/>
       <w:tblInd w:w="0" w:type="dxa"/>
       <w:tblBorders>
-        <w:top w:val="single" w:sz="8" w:space="0" w:color="9F8AB9" w:themeColor="accent4" w:themeTint="BF"/>
-        <w:left w:val="single" w:sz="8" w:space="0" w:color="9F8AB9" w:themeColor="accent4" w:themeTint="BF"/>
-        <w:bottom w:val="single" w:sz="8" w:space="0" w:color="9F8AB9" w:themeColor="accent4" w:themeTint="BF"/>
-        <w:right w:val="single" w:sz="8" w:space="0" w:color="9F8AB9" w:themeColor="accent4" w:themeTint="BF"/>
-        <w:insideH w:val="single" w:sz="8" w:space="0" w:color="9F8AB9" w:themeColor="accent4" w:themeTint="BF"/>
+        <w:top w:val="single" w:color="9F8AB9" w:themeColor="accent4" w:themeTint="BF" w:sz="8" w:space="0"/>
+        <w:left w:val="single" w:color="9F8AB9" w:themeColor="accent4" w:themeTint="BF" w:sz="8" w:space="0"/>
+        <w:bottom w:val="single" w:color="9F8AB9" w:themeColor="accent4" w:themeTint="BF" w:sz="8" w:space="0"/>
+        <w:right w:val="single" w:color="9F8AB9" w:themeColor="accent4" w:themeTint="BF" w:sz="8" w:space="0"/>
+        <w:insideH w:val="single" w:color="9F8AB9" w:themeColor="accent4" w:themeTint="BF" w:sz="8" w:space="0"/>
       </w:tblBorders>
       <w:tblCellMar>
         <w:top w:w="0" w:type="dxa"/>
@@ -5441,10 +5659,10 @@
       <w:tblPr/>
       <w:tcPr>
         <w:tcBorders>
-          <w:top w:val="single" w:sz="8" w:space="0" w:color="9F8AB9" w:themeColor="accent4" w:themeTint="BF"/>
-          <w:left w:val="single" w:sz="8" w:space="0" w:color="9F8AB9" w:themeColor="accent4" w:themeTint="BF"/>
-          <w:bottom w:val="single" w:sz="8" w:space="0" w:color="9F8AB9" w:themeColor="accent4" w:themeTint="BF"/>
-          <w:right w:val="single" w:sz="8" w:space="0" w:color="9F8AB9" w:themeColor="accent4" w:themeTint="BF"/>
+          <w:top w:val="single" w:color="9F8AB9" w:themeColor="accent4" w:themeTint="BF" w:sz="8" w:space="0"/>
+          <w:left w:val="single" w:color="9F8AB9" w:themeColor="accent4" w:themeTint="BF" w:sz="8" w:space="0"/>
+          <w:bottom w:val="single" w:color="9F8AB9" w:themeColor="accent4" w:themeTint="BF" w:sz="8" w:space="0"/>
+          <w:right w:val="single" w:color="9F8AB9" w:themeColor="accent4" w:themeTint="BF" w:sz="8" w:space="0"/>
           <w:insideH w:val="nil"/>
           <w:insideV w:val="nil"/>
         </w:tcBorders>
@@ -5462,10 +5680,10 @@
       <w:tblPr/>
       <w:tcPr>
         <w:tcBorders>
-          <w:top w:val="double" w:sz="6" w:space="0" w:color="9F8AB9" w:themeColor="accent4" w:themeTint="BF"/>
-          <w:left w:val="single" w:sz="8" w:space="0" w:color="9F8AB9" w:themeColor="accent4" w:themeTint="BF"/>
-          <w:bottom w:val="single" w:sz="8" w:space="0" w:color="9F8AB9" w:themeColor="accent4" w:themeTint="BF"/>
-          <w:right w:val="single" w:sz="8" w:space="0" w:color="9F8AB9" w:themeColor="accent4" w:themeTint="BF"/>
+          <w:top w:val="double" w:color="9F8AB9" w:themeColor="accent4" w:themeTint="BF" w:sz="6" w:space="0"/>
+          <w:left w:val="single" w:color="9F8AB9" w:themeColor="accent4" w:themeTint="BF" w:sz="8" w:space="0"/>
+          <w:bottom w:val="single" w:color="9F8AB9" w:themeColor="accent4" w:themeTint="BF" w:sz="8" w:space="0"/>
+          <w:right w:val="single" w:color="9F8AB9" w:themeColor="accent4" w:themeTint="BF" w:sz="8" w:space="0"/>
           <w:insideH w:val="nil"/>
           <w:insideV w:val="nil"/>
         </w:tcBorders>
@@ -5522,11 +5740,11 @@
       <w:tblStyleColBandSize w:val="1"/>
       <w:tblInd w:w="0" w:type="dxa"/>
       <w:tblBorders>
-        <w:top w:val="single" w:sz="8" w:space="0" w:color="78C0D4" w:themeColor="accent5" w:themeTint="BF"/>
-        <w:left w:val="single" w:sz="8" w:space="0" w:color="78C0D4" w:themeColor="accent5" w:themeTint="BF"/>
-        <w:bottom w:val="single" w:sz="8" w:space="0" w:color="78C0D4" w:themeColor="accent5" w:themeTint="BF"/>
-        <w:right w:val="single" w:sz="8" w:space="0" w:color="78C0D4" w:themeColor="accent5" w:themeTint="BF"/>
-        <w:insideH w:val="single" w:sz="8" w:space="0" w:color="78C0D4" w:themeColor="accent5" w:themeTint="BF"/>
+        <w:top w:val="single" w:color="78C0D4" w:themeColor="accent5" w:themeTint="BF" w:sz="8" w:space="0"/>
+        <w:left w:val="single" w:color="78C0D4" w:themeColor="accent5" w:themeTint="BF" w:sz="8" w:space="0"/>
+        <w:bottom w:val="single" w:color="78C0D4" w:themeColor="accent5" w:themeTint="BF" w:sz="8" w:space="0"/>
+        <w:right w:val="single" w:color="78C0D4" w:themeColor="accent5" w:themeTint="BF" w:sz="8" w:space="0"/>
+        <w:insideH w:val="single" w:color="78C0D4" w:themeColor="accent5" w:themeTint="BF" w:sz="8" w:space="0"/>
       </w:tblBorders>
       <w:tblCellMar>
         <w:top w:w="0" w:type="dxa"/>
@@ -5547,10 +5765,10 @@
       <w:tblPr/>
       <w:tcPr>
         <w:tcBorders>
-          <w:top w:val="single" w:sz="8" w:space="0" w:color="78C0D4" w:themeColor="accent5" w:themeTint="BF"/>
-          <w:left w:val="single" w:sz="8" w:space="0" w:color="78C0D4" w:themeColor="accent5" w:themeTint="BF"/>
-          <w:bottom w:val="single" w:sz="8" w:space="0" w:color="78C0D4" w:themeColor="accent5" w:themeTint="BF"/>
-          <w:right w:val="single" w:sz="8" w:space="0" w:color="78C0D4" w:themeColor="accent5" w:themeTint="BF"/>
+          <w:top w:val="single" w:color="78C0D4" w:themeColor="accent5" w:themeTint="BF" w:sz="8" w:space="0"/>
+          <w:left w:val="single" w:color="78C0D4" w:themeColor="accent5" w:themeTint="BF" w:sz="8" w:space="0"/>
+          <w:bottom w:val="single" w:color="78C0D4" w:themeColor="accent5" w:themeTint="BF" w:sz="8" w:space="0"/>
+          <w:right w:val="single" w:color="78C0D4" w:themeColor="accent5" w:themeTint="BF" w:sz="8" w:space="0"/>
           <w:insideH w:val="nil"/>
           <w:insideV w:val="nil"/>
         </w:tcBorders>
@@ -5568,10 +5786,10 @@
       <w:tblPr/>
       <w:tcPr>
         <w:tcBorders>
-          <w:top w:val="double" w:sz="6" w:space="0" w:color="78C0D4" w:themeColor="accent5" w:themeTint="BF"/>
-          <w:left w:val="single" w:sz="8" w:space="0" w:color="78C0D4" w:themeColor="accent5" w:themeTint="BF"/>
-          <w:bottom w:val="single" w:sz="8" w:space="0" w:color="78C0D4" w:themeColor="accent5" w:themeTint="BF"/>
-          <w:right w:val="single" w:sz="8" w:space="0" w:color="78C0D4" w:themeColor="accent5" w:themeTint="BF"/>
+          <w:top w:val="double" w:color="78C0D4" w:themeColor="accent5" w:themeTint="BF" w:sz="6" w:space="0"/>
+          <w:left w:val="single" w:color="78C0D4" w:themeColor="accent5" w:themeTint="BF" w:sz="8" w:space="0"/>
+          <w:bottom w:val="single" w:color="78C0D4" w:themeColor="accent5" w:themeTint="BF" w:sz="8" w:space="0"/>
+          <w:right w:val="single" w:color="78C0D4" w:themeColor="accent5" w:themeTint="BF" w:sz="8" w:space="0"/>
           <w:insideH w:val="nil"/>
           <w:insideV w:val="nil"/>
         </w:tcBorders>
@@ -5628,11 +5846,11 @@
       <w:tblStyleColBandSize w:val="1"/>
       <w:tblInd w:w="0" w:type="dxa"/>
       <w:tblBorders>
-        <w:top w:val="single" w:sz="8" w:space="0" w:color="F9B074" w:themeColor="accent6" w:themeTint="BF"/>
-        <w:left w:val="single" w:sz="8" w:space="0" w:color="F9B074" w:themeColor="accent6" w:themeTint="BF"/>
-        <w:bottom w:val="single" w:sz="8" w:space="0" w:color="F9B074" w:themeColor="accent6" w:themeTint="BF"/>
-        <w:right w:val="single" w:sz="8" w:space="0" w:color="F9B074" w:themeColor="accent6" w:themeTint="BF"/>
-        <w:insideH w:val="single" w:sz="8" w:space="0" w:color="F9B074" w:themeColor="accent6" w:themeTint="BF"/>
+        <w:top w:val="single" w:color="F9B074" w:themeColor="accent6" w:themeTint="BF" w:sz="8" w:space="0"/>
+        <w:left w:val="single" w:color="F9B074" w:themeColor="accent6" w:themeTint="BF" w:sz="8" w:space="0"/>
+        <w:bottom w:val="single" w:color="F9B074" w:themeColor="accent6" w:themeTint="BF" w:sz="8" w:space="0"/>
+        <w:right w:val="single" w:color="F9B074" w:themeColor="accent6" w:themeTint="BF" w:sz="8" w:space="0"/>
+        <w:insideH w:val="single" w:color="F9B074" w:themeColor="accent6" w:themeTint="BF" w:sz="8" w:space="0"/>
       </w:tblBorders>
       <w:tblCellMar>
         <w:top w:w="0" w:type="dxa"/>
@@ -5653,10 +5871,10 @@
       <w:tblPr/>
       <w:tcPr>
         <w:tcBorders>
-          <w:top w:val="single" w:sz="8" w:space="0" w:color="F9B074" w:themeColor="accent6" w:themeTint="BF"/>
-          <w:left w:val="single" w:sz="8" w:space="0" w:color="F9B074" w:themeColor="accent6" w:themeTint="BF"/>
-          <w:bottom w:val="single" w:sz="8" w:space="0" w:color="F9B074" w:themeColor="accent6" w:themeTint="BF"/>
-          <w:right w:val="single" w:sz="8" w:space="0" w:color="F9B074" w:themeColor="accent6" w:themeTint="BF"/>
+          <w:top w:val="single" w:color="F9B074" w:themeColor="accent6" w:themeTint="BF" w:sz="8" w:space="0"/>
+          <w:left w:val="single" w:color="F9B074" w:themeColor="accent6" w:themeTint="BF" w:sz="8" w:space="0"/>
+          <w:bottom w:val="single" w:color="F9B074" w:themeColor="accent6" w:themeTint="BF" w:sz="8" w:space="0"/>
+          <w:right w:val="single" w:color="F9B074" w:themeColor="accent6" w:themeTint="BF" w:sz="8" w:space="0"/>
           <w:insideH w:val="nil"/>
           <w:insideV w:val="nil"/>
         </w:tcBorders>
@@ -5674,10 +5892,10 @@
       <w:tblPr/>
       <w:tcPr>
         <w:tcBorders>
-          <w:top w:val="double" w:sz="6" w:space="0" w:color="F9B074" w:themeColor="accent6" w:themeTint="BF"/>
-          <w:left w:val="single" w:sz="8" w:space="0" w:color="F9B074" w:themeColor="accent6" w:themeTint="BF"/>
-          <w:bottom w:val="single" w:sz="8" w:space="0" w:color="F9B074" w:themeColor="accent6" w:themeTint="BF"/>
-          <w:right w:val="single" w:sz="8" w:space="0" w:color="F9B074" w:themeColor="accent6" w:themeTint="BF"/>
+          <w:top w:val="double" w:color="F9B074" w:themeColor="accent6" w:themeTint="BF" w:sz="6" w:space="0"/>
+          <w:left w:val="single" w:color="F9B074" w:themeColor="accent6" w:themeTint="BF" w:sz="8" w:space="0"/>
+          <w:bottom w:val="single" w:color="F9B074" w:themeColor="accent6" w:themeTint="BF" w:sz="8" w:space="0"/>
+          <w:right w:val="single" w:color="F9B074" w:themeColor="accent6" w:themeTint="BF" w:sz="8" w:space="0"/>
           <w:insideH w:val="nil"/>
           <w:insideV w:val="nil"/>
         </w:tcBorders>
@@ -5734,8 +5952,8 @@
       <w:tblStyleColBandSize w:val="1"/>
       <w:tblInd w:w="0" w:type="dxa"/>
       <w:tblBorders>
-        <w:top w:val="single" w:sz="18" w:space="0" w:color="auto"/>
-        <w:bottom w:val="single" w:sz="18" w:space="0" w:color="auto"/>
+        <w:top w:val="single" w:color="auto" w:sz="18" w:space="0"/>
+        <w:bottom w:val="single" w:color="auto" w:sz="18" w:space="0"/>
       </w:tblBorders>
       <w:tblCellMar>
         <w:top w:w="0" w:type="dxa"/>
@@ -5756,9 +5974,9 @@
       <w:tblPr/>
       <w:tcPr>
         <w:tcBorders>
-          <w:top w:val="single" w:sz="18" w:space="0" w:color="auto"/>
-          <w:left w:val="nil"/>
-          <w:bottom w:val="single" w:sz="18" w:space="0" w:color="auto"/>
+          <w:top w:val="single" w:color="auto" w:sz="18" w:space="0"/>
+          <w:left w:val="nil"/>
+          <w:bottom w:val="single" w:color="auto" w:sz="18" w:space="0"/>
           <w:right w:val="nil"/>
           <w:insideH w:val="nil"/>
           <w:insideV w:val="nil"/>
@@ -5776,9 +5994,9 @@
       <w:tblPr/>
       <w:tcPr>
         <w:tcBorders>
-          <w:top w:val="double" w:sz="6" w:space="0" w:color="auto"/>
-          <w:left w:val="nil"/>
-          <w:bottom w:val="single" w:sz="18" w:space="0" w:color="auto"/>
+          <w:top w:val="double" w:color="auto" w:sz="6" w:space="0"/>
+          <w:left w:val="nil"/>
+          <w:bottom w:val="single" w:color="auto" w:sz="18" w:space="0"/>
           <w:right w:val="nil"/>
           <w:insideH w:val="nil"/>
           <w:insideV w:val="nil"/>
@@ -5797,7 +6015,7 @@
         <w:tcBorders>
           <w:top w:val="nil"/>
           <w:left w:val="nil"/>
-          <w:bottom w:val="single" w:sz="18" w:space="0" w:color="auto"/>
+          <w:bottom w:val="single" w:color="auto" w:sz="18" w:space="0"/>
           <w:right w:val="nil"/>
           <w:insideH w:val="nil"/>
           <w:insideV w:val="nil"/>
@@ -5844,9 +6062,9 @@
       <w:tblPr/>
       <w:tcPr>
         <w:tcBorders>
-          <w:top w:val="single" w:sz="18" w:space="0" w:color="auto"/>
-          <w:left w:val="nil"/>
-          <w:bottom w:val="single" w:sz="18" w:space="0" w:color="auto"/>
+          <w:top w:val="single" w:color="auto" w:sz="18" w:space="0"/>
+          <w:left w:val="nil"/>
+          <w:bottom w:val="single" w:color="auto" w:sz="18" w:space="0"/>
           <w:right w:val="nil"/>
           <w:insideH w:val="nil"/>
           <w:insideV w:val="nil"/>
@@ -5860,9 +6078,9 @@
       <w:tblPr/>
       <w:tcPr>
         <w:tcBorders>
-          <w:top w:val="single" w:sz="18" w:space="0" w:color="auto"/>
-          <w:left w:val="nil"/>
-          <w:bottom w:val="single" w:sz="18" w:space="0" w:color="auto"/>
+          <w:top w:val="single" w:color="auto" w:sz="18" w:space="0"/>
+          <w:left w:val="nil"/>
+          <w:bottom w:val="single" w:color="auto" w:sz="18" w:space="0"/>
           <w:right w:val="nil"/>
           <w:insideH w:val="nil"/>
           <w:insideV w:val="nil"/>
@@ -5883,8 +6101,8 @@
       <w:tblStyleColBandSize w:val="1"/>
       <w:tblInd w:w="0" w:type="dxa"/>
       <w:tblBorders>
-        <w:top w:val="single" w:sz="18" w:space="0" w:color="auto"/>
-        <w:bottom w:val="single" w:sz="18" w:space="0" w:color="auto"/>
+        <w:top w:val="single" w:color="auto" w:sz="18" w:space="0"/>
+        <w:bottom w:val="single" w:color="auto" w:sz="18" w:space="0"/>
       </w:tblBorders>
       <w:tblCellMar>
         <w:top w:w="0" w:type="dxa"/>
@@ -5905,9 +6123,9 @@
       <w:tblPr/>
       <w:tcPr>
         <w:tcBorders>
-          <w:top w:val="single" w:sz="18" w:space="0" w:color="auto"/>
-          <w:left w:val="nil"/>
-          <w:bottom w:val="single" w:sz="18" w:space="0" w:color="auto"/>
+          <w:top w:val="single" w:color="auto" w:sz="18" w:space="0"/>
+          <w:left w:val="nil"/>
+          <w:bottom w:val="single" w:color="auto" w:sz="18" w:space="0"/>
           <w:right w:val="nil"/>
           <w:insideH w:val="nil"/>
           <w:insideV w:val="nil"/>
@@ -5925,9 +6143,9 @@
       <w:tblPr/>
       <w:tcPr>
         <w:tcBorders>
-          <w:top w:val="double" w:sz="6" w:space="0" w:color="auto"/>
-          <w:left w:val="nil"/>
-          <w:bottom w:val="single" w:sz="18" w:space="0" w:color="auto"/>
+          <w:top w:val="double" w:color="auto" w:sz="6" w:space="0"/>
+          <w:left w:val="nil"/>
+          <w:bottom w:val="single" w:color="auto" w:sz="18" w:space="0"/>
           <w:right w:val="nil"/>
           <w:insideH w:val="nil"/>
           <w:insideV w:val="nil"/>
@@ -5946,7 +6164,7 @@
         <w:tcBorders>
           <w:top w:val="nil"/>
           <w:left w:val="nil"/>
-          <w:bottom w:val="single" w:sz="18" w:space="0" w:color="auto"/>
+          <w:bottom w:val="single" w:color="auto" w:sz="18" w:space="0"/>
           <w:right w:val="nil"/>
           <w:insideH w:val="nil"/>
           <w:insideV w:val="nil"/>
@@ -5993,9 +6211,9 @@
       <w:tblPr/>
       <w:tcPr>
         <w:tcBorders>
-          <w:top w:val="single" w:sz="18" w:space="0" w:color="auto"/>
-          <w:left w:val="nil"/>
-          <w:bottom w:val="single" w:sz="18" w:space="0" w:color="auto"/>
+          <w:top w:val="single" w:color="auto" w:sz="18" w:space="0"/>
+          <w:left w:val="nil"/>
+          <w:bottom w:val="single" w:color="auto" w:sz="18" w:space="0"/>
           <w:right w:val="nil"/>
           <w:insideH w:val="nil"/>
           <w:insideV w:val="nil"/>
@@ -6009,9 +6227,9 @@
       <w:tblPr/>
       <w:tcPr>
         <w:tcBorders>
-          <w:top w:val="single" w:sz="18" w:space="0" w:color="auto"/>
-          <w:left w:val="nil"/>
-          <w:bottom w:val="single" w:sz="18" w:space="0" w:color="auto"/>
+          <w:top w:val="single" w:color="auto" w:sz="18" w:space="0"/>
+          <w:left w:val="nil"/>
+          <w:bottom w:val="single" w:color="auto" w:sz="18" w:space="0"/>
           <w:right w:val="nil"/>
           <w:insideH w:val="nil"/>
           <w:insideV w:val="nil"/>
@@ -6032,8 +6250,8 @@
       <w:tblStyleColBandSize w:val="1"/>
       <w:tblInd w:w="0" w:type="dxa"/>
       <w:tblBorders>
-        <w:top w:val="single" w:sz="18" w:space="0" w:color="auto"/>
-        <w:bottom w:val="single" w:sz="18" w:space="0" w:color="auto"/>
+        <w:top w:val="single" w:color="auto" w:sz="18" w:space="0"/>
+        <w:bottom w:val="single" w:color="auto" w:sz="18" w:space="0"/>
       </w:tblBorders>
       <w:tblCellMar>
         <w:top w:w="0" w:type="dxa"/>
@@ -6054,9 +6272,9 @@
       <w:tblPr/>
       <w:tcPr>
         <w:tcBorders>
-          <w:top w:val="single" w:sz="18" w:space="0" w:color="auto"/>
-          <w:left w:val="nil"/>
-          <w:bottom w:val="single" w:sz="18" w:space="0" w:color="auto"/>
+          <w:top w:val="single" w:color="auto" w:sz="18" w:space="0"/>
+          <w:left w:val="nil"/>
+          <w:bottom w:val="single" w:color="auto" w:sz="18" w:space="0"/>
           <w:right w:val="nil"/>
           <w:insideH w:val="nil"/>
           <w:insideV w:val="nil"/>
@@ -6074,9 +6292,9 @@
       <w:tblPr/>
       <w:tcPr>
         <w:tcBorders>
-          <w:top w:val="double" w:sz="6" w:space="0" w:color="auto"/>
-          <w:left w:val="nil"/>
-          <w:bottom w:val="single" w:sz="18" w:space="0" w:color="auto"/>
+          <w:top w:val="double" w:color="auto" w:sz="6" w:space="0"/>
+          <w:left w:val="nil"/>
+          <w:bottom w:val="single" w:color="auto" w:sz="18" w:space="0"/>
           <w:right w:val="nil"/>
           <w:insideH w:val="nil"/>
           <w:insideV w:val="nil"/>
@@ -6095,7 +6313,7 @@
         <w:tcBorders>
           <w:top w:val="nil"/>
           <w:left w:val="nil"/>
-          <w:bottom w:val="single" w:sz="18" w:space="0" w:color="auto"/>
+          <w:bottom w:val="single" w:color="auto" w:sz="18" w:space="0"/>
           <w:right w:val="nil"/>
           <w:insideH w:val="nil"/>
           <w:insideV w:val="nil"/>
@@ -6142,9 +6360,9 @@
       <w:tblPr/>
       <w:tcPr>
         <w:tcBorders>
-          <w:top w:val="single" w:sz="18" w:space="0" w:color="auto"/>
-          <w:left w:val="nil"/>
-          <w:bottom w:val="single" w:sz="18" w:space="0" w:color="auto"/>
+          <w:top w:val="single" w:color="auto" w:sz="18" w:space="0"/>
+          <w:left w:val="nil"/>
+          <w:bottom w:val="single" w:color="auto" w:sz="18" w:space="0"/>
           <w:right w:val="nil"/>
           <w:insideH w:val="nil"/>
           <w:insideV w:val="nil"/>
@@ -6158,9 +6376,9 @@
       <w:tblPr/>
       <w:tcPr>
         <w:tcBorders>
-          <w:top w:val="single" w:sz="18" w:space="0" w:color="auto"/>
-          <w:left w:val="nil"/>
-          <w:bottom w:val="single" w:sz="18" w:space="0" w:color="auto"/>
+          <w:top w:val="single" w:color="auto" w:sz="18" w:space="0"/>
+          <w:left w:val="nil"/>
+          <w:bottom w:val="single" w:color="auto" w:sz="18" w:space="0"/>
           <w:right w:val="nil"/>
           <w:insideH w:val="nil"/>
           <w:insideV w:val="nil"/>
@@ -6181,8 +6399,8 @@
       <w:tblStyleColBandSize w:val="1"/>
       <w:tblInd w:w="0" w:type="dxa"/>
       <w:tblBorders>
-        <w:top w:val="single" w:sz="18" w:space="0" w:color="auto"/>
-        <w:bottom w:val="single" w:sz="18" w:space="0" w:color="auto"/>
+        <w:top w:val="single" w:color="auto" w:sz="18" w:space="0"/>
+        <w:bottom w:val="single" w:color="auto" w:sz="18" w:space="0"/>
       </w:tblBorders>
       <w:tblCellMar>
         <w:top w:w="0" w:type="dxa"/>
@@ -6203,9 +6421,9 @@
       <w:tblPr/>
       <w:tcPr>
         <w:tcBorders>
-          <w:top w:val="single" w:sz="18" w:space="0" w:color="auto"/>
-          <w:left w:val="nil"/>
-          <w:bottom w:val="single" w:sz="18" w:space="0" w:color="auto"/>
+          <w:top w:val="single" w:color="auto" w:sz="18" w:space="0"/>
+          <w:left w:val="nil"/>
+          <w:bottom w:val="single" w:color="auto" w:sz="18" w:space="0"/>
           <w:right w:val="nil"/>
           <w:insideH w:val="nil"/>
           <w:insideV w:val="nil"/>
@@ -6223,9 +6441,9 @@
       <w:tblPr/>
       <w:tcPr>
         <w:tcBorders>
-          <w:top w:val="double" w:sz="6" w:space="0" w:color="auto"/>
-          <w:left w:val="nil"/>
-          <w:bottom w:val="single" w:sz="18" w:space="0" w:color="auto"/>
+          <w:top w:val="double" w:color="auto" w:sz="6" w:space="0"/>
+          <w:left w:val="nil"/>
+          <w:bottom w:val="single" w:color="auto" w:sz="18" w:space="0"/>
           <w:right w:val="nil"/>
           <w:insideH w:val="nil"/>
           <w:insideV w:val="nil"/>
@@ -6244,7 +6462,7 @@
         <w:tcBorders>
           <w:top w:val="nil"/>
           <w:left w:val="nil"/>
-          <w:bottom w:val="single" w:sz="18" w:space="0" w:color="auto"/>
+          <w:bottom w:val="single" w:color="auto" w:sz="18" w:space="0"/>
           <w:right w:val="nil"/>
           <w:insideH w:val="nil"/>
           <w:insideV w:val="nil"/>
@@ -6291,9 +6509,9 @@
       <w:tblPr/>
       <w:tcPr>
         <w:tcBorders>
-          <w:top w:val="single" w:sz="18" w:space="0" w:color="auto"/>
-          <w:left w:val="nil"/>
-          <w:bottom w:val="single" w:sz="18" w:space="0" w:color="auto"/>
+          <w:top w:val="single" w:color="auto" w:sz="18" w:space="0"/>
+          <w:left w:val="nil"/>
+          <w:bottom w:val="single" w:color="auto" w:sz="18" w:space="0"/>
           <w:right w:val="nil"/>
           <w:insideH w:val="nil"/>
           <w:insideV w:val="nil"/>
@@ -6307,9 +6525,9 @@
       <w:tblPr/>
       <w:tcPr>
         <w:tcBorders>
-          <w:top w:val="single" w:sz="18" w:space="0" w:color="auto"/>
-          <w:left w:val="nil"/>
-          <w:bottom w:val="single" w:sz="18" w:space="0" w:color="auto"/>
+          <w:top w:val="single" w:color="auto" w:sz="18" w:space="0"/>
+          <w:left w:val="nil"/>
+          <w:bottom w:val="single" w:color="auto" w:sz="18" w:space="0"/>
           <w:right w:val="nil"/>
           <w:insideH w:val="nil"/>
           <w:insideV w:val="nil"/>
@@ -6330,8 +6548,8 @@
       <w:tblStyleColBandSize w:val="1"/>
       <w:tblInd w:w="0" w:type="dxa"/>
       <w:tblBorders>
-        <w:top w:val="single" w:sz="18" w:space="0" w:color="auto"/>
-        <w:bottom w:val="single" w:sz="18" w:space="0" w:color="auto"/>
+        <w:top w:val="single" w:color="auto" w:sz="18" w:space="0"/>
+        <w:bottom w:val="single" w:color="auto" w:sz="18" w:space="0"/>
       </w:tblBorders>
       <w:tblCellMar>
         <w:top w:w="0" w:type="dxa"/>
@@ -6352,9 +6570,9 @@
       <w:tblPr/>
       <w:tcPr>
         <w:tcBorders>
-          <w:top w:val="single" w:sz="18" w:space="0" w:color="auto"/>
-          <w:left w:val="nil"/>
-          <w:bottom w:val="single" w:sz="18" w:space="0" w:color="auto"/>
+          <w:top w:val="single" w:color="auto" w:sz="18" w:space="0"/>
+          <w:left w:val="nil"/>
+          <w:bottom w:val="single" w:color="auto" w:sz="18" w:space="0"/>
           <w:right w:val="nil"/>
           <w:insideH w:val="nil"/>
           <w:insideV w:val="nil"/>
@@ -6372,9 +6590,9 @@
       <w:tblPr/>
       <w:tcPr>
         <w:tcBorders>
-          <w:top w:val="double" w:sz="6" w:space="0" w:color="auto"/>
-          <w:left w:val="nil"/>
-          <w:bottom w:val="single" w:sz="18" w:space="0" w:color="auto"/>
+          <w:top w:val="double" w:color="auto" w:sz="6" w:space="0"/>
+          <w:left w:val="nil"/>
+          <w:bottom w:val="single" w:color="auto" w:sz="18" w:space="0"/>
           <w:right w:val="nil"/>
           <w:insideH w:val="nil"/>
           <w:insideV w:val="nil"/>
@@ -6393,7 +6611,7 @@
         <w:tcBorders>
           <w:top w:val="nil"/>
           <w:left w:val="nil"/>
-          <w:bottom w:val="single" w:sz="18" w:space="0" w:color="auto"/>
+          <w:bottom w:val="single" w:color="auto" w:sz="18" w:space="0"/>
           <w:right w:val="nil"/>
           <w:insideH w:val="nil"/>
           <w:insideV w:val="nil"/>
@@ -6440,9 +6658,9 @@
       <w:tblPr/>
       <w:tcPr>
         <w:tcBorders>
-          <w:top w:val="single" w:sz="18" w:space="0" w:color="auto"/>
-          <w:left w:val="nil"/>
-          <w:bottom w:val="single" w:sz="18" w:space="0" w:color="auto"/>
+          <w:top w:val="single" w:color="auto" w:sz="18" w:space="0"/>
+          <w:left w:val="nil"/>
+          <w:bottom w:val="single" w:color="auto" w:sz="18" w:space="0"/>
           <w:right w:val="nil"/>
           <w:insideH w:val="nil"/>
           <w:insideV w:val="nil"/>
@@ -6456,9 +6674,9 @@
       <w:tblPr/>
       <w:tcPr>
         <w:tcBorders>
-          <w:top w:val="single" w:sz="18" w:space="0" w:color="auto"/>
-          <w:left w:val="nil"/>
-          <w:bottom w:val="single" w:sz="18" w:space="0" w:color="auto"/>
+          <w:top w:val="single" w:color="auto" w:sz="18" w:space="0"/>
+          <w:left w:val="nil"/>
+          <w:bottom w:val="single" w:color="auto" w:sz="18" w:space="0"/>
           <w:right w:val="nil"/>
           <w:insideH w:val="nil"/>
           <w:insideV w:val="nil"/>
@@ -6479,8 +6697,8 @@
       <w:tblStyleColBandSize w:val="1"/>
       <w:tblInd w:w="0" w:type="dxa"/>
       <w:tblBorders>
-        <w:top w:val="single" w:sz="18" w:space="0" w:color="auto"/>
-        <w:bottom w:val="single" w:sz="18" w:space="0" w:color="auto"/>
+        <w:top w:val="single" w:color="auto" w:sz="18" w:space="0"/>
+        <w:bottom w:val="single" w:color="auto" w:sz="18" w:space="0"/>
       </w:tblBorders>
       <w:tblCellMar>
         <w:top w:w="0" w:type="dxa"/>
@@ -6501,9 +6719,9 @@
       <w:tblPr/>
       <w:tcPr>
         <w:tcBorders>
-          <w:top w:val="single" w:sz="18" w:space="0" w:color="auto"/>
-          <w:left w:val="nil"/>
-          <w:bottom w:val="single" w:sz="18" w:space="0" w:color="auto"/>
+          <w:top w:val="single" w:color="auto" w:sz="18" w:space="0"/>
+          <w:left w:val="nil"/>
+          <w:bottom w:val="single" w:color="auto" w:sz="18" w:space="0"/>
           <w:right w:val="nil"/>
           <w:insideH w:val="nil"/>
           <w:insideV w:val="nil"/>
@@ -6521,9 +6739,9 @@
       <w:tblPr/>
       <w:tcPr>
         <w:tcBorders>
-          <w:top w:val="double" w:sz="6" w:space="0" w:color="auto"/>
-          <w:left w:val="nil"/>
-          <w:bottom w:val="single" w:sz="18" w:space="0" w:color="auto"/>
+          <w:top w:val="double" w:color="auto" w:sz="6" w:space="0"/>
+          <w:left w:val="nil"/>
+          <w:bottom w:val="single" w:color="auto" w:sz="18" w:space="0"/>
           <w:right w:val="nil"/>
           <w:insideH w:val="nil"/>
           <w:insideV w:val="nil"/>
@@ -6542,7 +6760,7 @@
         <w:tcBorders>
           <w:top w:val="nil"/>
           <w:left w:val="nil"/>
-          <w:bottom w:val="single" w:sz="18" w:space="0" w:color="auto"/>
+          <w:bottom w:val="single" w:color="auto" w:sz="18" w:space="0"/>
           <w:right w:val="nil"/>
           <w:insideH w:val="nil"/>
           <w:insideV w:val="nil"/>
@@ -6589,9 +6807,9 @@
       <w:tblPr/>
       <w:tcPr>
         <w:tcBorders>
-          <w:top w:val="single" w:sz="18" w:space="0" w:color="auto"/>
-          <w:left w:val="nil"/>
-          <w:bottom w:val="single" w:sz="18" w:space="0" w:color="auto"/>
+          <w:top w:val="single" w:color="auto" w:sz="18" w:space="0"/>
+          <w:left w:val="nil"/>
+          <w:bottom w:val="single" w:color="auto" w:sz="18" w:space="0"/>
           <w:right w:val="nil"/>
           <w:insideH w:val="nil"/>
           <w:insideV w:val="nil"/>
@@ -6605,9 +6823,9 @@
       <w:tblPr/>
       <w:tcPr>
         <w:tcBorders>
-          <w:top w:val="single" w:sz="18" w:space="0" w:color="auto"/>
-          <w:left w:val="nil"/>
-          <w:bottom w:val="single" w:sz="18" w:space="0" w:color="auto"/>
+          <w:top w:val="single" w:color="auto" w:sz="18" w:space="0"/>
+          <w:left w:val="nil"/>
+          <w:bottom w:val="single" w:color="auto" w:sz="18" w:space="0"/>
           <w:right w:val="nil"/>
           <w:insideH w:val="nil"/>
           <w:insideV w:val="nil"/>
@@ -6628,8 +6846,8 @@
       <w:tblStyleColBandSize w:val="1"/>
       <w:tblInd w:w="0" w:type="dxa"/>
       <w:tblBorders>
-        <w:top w:val="single" w:sz="18" w:space="0" w:color="auto"/>
-        <w:bottom w:val="single" w:sz="18" w:space="0" w:color="auto"/>
+        <w:top w:val="single" w:color="auto" w:sz="18" w:space="0"/>
+        <w:bottom w:val="single" w:color="auto" w:sz="18" w:space="0"/>
       </w:tblBorders>
       <w:tblCellMar>
         <w:top w:w="0" w:type="dxa"/>
@@ -6650,9 +6868,9 @@
       <w:tblPr/>
       <w:tcPr>
         <w:tcBorders>
-          <w:top w:val="single" w:sz="18" w:space="0" w:color="auto"/>
-          <w:left w:val="nil"/>
-          <w:bottom w:val="single" w:sz="18" w:space="0" w:color="auto"/>
+          <w:top w:val="single" w:color="auto" w:sz="18" w:space="0"/>
+          <w:left w:val="nil"/>
+          <w:bottom w:val="single" w:color="auto" w:sz="18" w:space="0"/>
           <w:right w:val="nil"/>
           <w:insideH w:val="nil"/>
           <w:insideV w:val="nil"/>
@@ -6670,9 +6888,9 @@
       <w:tblPr/>
       <w:tcPr>
         <w:tcBorders>
-          <w:top w:val="double" w:sz="6" w:space="0" w:color="auto"/>
-          <w:left w:val="nil"/>
-          <w:bottom w:val="single" w:sz="18" w:space="0" w:color="auto"/>
+          <w:top w:val="double" w:color="auto" w:sz="6" w:space="0"/>
+          <w:left w:val="nil"/>
+          <w:bottom w:val="single" w:color="auto" w:sz="18" w:space="0"/>
           <w:right w:val="nil"/>
           <w:insideH w:val="nil"/>
           <w:insideV w:val="nil"/>
@@ -6691,7 +6909,7 @@
         <w:tcBorders>
           <w:top w:val="nil"/>
           <w:left w:val="nil"/>
-          <w:bottom w:val="single" w:sz="18" w:space="0" w:color="auto"/>
+          <w:bottom w:val="single" w:color="auto" w:sz="18" w:space="0"/>
           <w:right w:val="nil"/>
           <w:insideH w:val="nil"/>
           <w:insideV w:val="nil"/>
@@ -6738,9 +6956,9 @@
       <w:tblPr/>
       <w:tcPr>
         <w:tcBorders>
-          <w:top w:val="single" w:sz="18" w:space="0" w:color="auto"/>
-          <w:left w:val="nil"/>
-          <w:bottom w:val="single" w:sz="18" w:space="0" w:color="auto"/>
+          <w:top w:val="single" w:color="auto" w:sz="18" w:space="0"/>
+          <w:left w:val="nil"/>
+          <w:bottom w:val="single" w:color="auto" w:sz="18" w:space="0"/>
           <w:right w:val="nil"/>
           <w:insideH w:val="nil"/>
           <w:insideV w:val="nil"/>
@@ -6754,9 +6972,9 @@
       <w:tblPr/>
       <w:tcPr>
         <w:tcBorders>
-          <w:top w:val="single" w:sz="18" w:space="0" w:color="auto"/>
-          <w:left w:val="nil"/>
-          <w:bottom w:val="single" w:sz="18" w:space="0" w:color="auto"/>
+          <w:top w:val="single" w:color="auto" w:sz="18" w:space="0"/>
+          <w:left w:val="nil"/>
+          <w:bottom w:val="single" w:color="auto" w:sz="18" w:space="0"/>
           <w:right w:val="nil"/>
           <w:insideH w:val="nil"/>
           <w:insideV w:val="nil"/>
@@ -6780,8 +6998,8 @@
       <w:tblStyleColBandSize w:val="1"/>
       <w:tblInd w:w="0" w:type="dxa"/>
       <w:tblBorders>
-        <w:top w:val="single" w:sz="8" w:space="0" w:color="000000" w:themeColor="text1"/>
-        <w:bottom w:val="single" w:sz="8" w:space="0" w:color="000000" w:themeColor="text1"/>
+        <w:top w:val="single" w:color="000000" w:themeColor="text1" w:sz="8" w:space="0"/>
+        <w:bottom w:val="single" w:color="000000" w:themeColor="text1" w:sz="8" w:space="0"/>
       </w:tblBorders>
       <w:tblCellMar>
         <w:top w:w="0" w:type="dxa"/>
@@ -6792,13 +7010,13 @@
     </w:tblPr>
     <w:tblStylePr w:type="firstRow">
       <w:rPr>
-        <w:rFonts w:asciiTheme="majorHAnsi" w:eastAsiaTheme="majorEastAsia" w:hAnsiTheme="majorHAnsi" w:cstheme="majorBidi"/>
-      </w:rPr>
-      <w:tblPr/>
-      <w:tcPr>
-        <w:tcBorders>
-          <w:top w:val="nil"/>
-          <w:bottom w:val="single" w:sz="8" w:space="0" w:color="000000" w:themeColor="text1"/>
+        <w:rFonts w:asciiTheme="majorHAnsi" w:hAnsiTheme="majorHAnsi" w:eastAsiaTheme="majorEastAsia" w:cstheme="majorBidi"/>
+      </w:rPr>
+      <w:tblPr/>
+      <w:tcPr>
+        <w:tcBorders>
+          <w:top w:val="nil"/>
+          <w:bottom w:val="single" w:color="000000" w:themeColor="text1" w:sz="8" w:space="0"/>
         </w:tcBorders>
       </w:tcPr>
     </w:tblStylePr>
@@ -6811,8 +7029,8 @@
       <w:tblPr/>
       <w:tcPr>
         <w:tcBorders>
-          <w:top w:val="single" w:sz="8" w:space="0" w:color="000000" w:themeColor="text1"/>
-          <w:bottom w:val="single" w:sz="8" w:space="0" w:color="000000" w:themeColor="text1"/>
+          <w:top w:val="single" w:color="000000" w:themeColor="text1" w:sz="8" w:space="0"/>
+          <w:bottom w:val="single" w:color="000000" w:themeColor="text1" w:sz="8" w:space="0"/>
         </w:tcBorders>
       </w:tcPr>
     </w:tblStylePr>
@@ -6830,8 +7048,8 @@
       <w:tblPr/>
       <w:tcPr>
         <w:tcBorders>
-          <w:top w:val="single" w:sz="8" w:space="0" w:color="000000" w:themeColor="text1"/>
-          <w:bottom w:val="single" w:sz="8" w:space="0" w:color="000000" w:themeColor="text1"/>
+          <w:top w:val="single" w:color="000000" w:themeColor="text1" w:sz="8" w:space="0"/>
+          <w:bottom w:val="single" w:color="000000" w:themeColor="text1" w:sz="8" w:space="0"/>
         </w:tcBorders>
       </w:tcPr>
     </w:tblStylePr>
@@ -6864,8 +7082,8 @@
       <w:tblStyleColBandSize w:val="1"/>
       <w:tblInd w:w="0" w:type="dxa"/>
       <w:tblBorders>
-        <w:top w:val="single" w:sz="8" w:space="0" w:color="4F81BD" w:themeColor="accent1"/>
-        <w:bottom w:val="single" w:sz="8" w:space="0" w:color="4F81BD" w:themeColor="accent1"/>
+        <w:top w:val="single" w:color="4F81BD" w:themeColor="accent1" w:sz="8" w:space="0"/>
+        <w:bottom w:val="single" w:color="4F81BD" w:themeColor="accent1" w:sz="8" w:space="0"/>
       </w:tblBorders>
       <w:tblCellMar>
         <w:top w:w="0" w:type="dxa"/>
@@ -6876,13 +7094,13 @@
     </w:tblPr>
     <w:tblStylePr w:type="firstRow">
       <w:rPr>
-        <w:rFonts w:asciiTheme="majorHAnsi" w:eastAsiaTheme="majorEastAsia" w:hAnsiTheme="majorHAnsi" w:cstheme="majorBidi"/>
-      </w:rPr>
-      <w:tblPr/>
-      <w:tcPr>
-        <w:tcBorders>
-          <w:top w:val="nil"/>
-          <w:bottom w:val="single" w:sz="8" w:space="0" w:color="4F81BD" w:themeColor="accent1"/>
+        <w:rFonts w:asciiTheme="majorHAnsi" w:hAnsiTheme="majorHAnsi" w:eastAsiaTheme="majorEastAsia" w:cstheme="majorBidi"/>
+      </w:rPr>
+      <w:tblPr/>
+      <w:tcPr>
+        <w:tcBorders>
+          <w:top w:val="nil"/>
+          <w:bottom w:val="single" w:color="4F81BD" w:themeColor="accent1" w:sz="8" w:space="0"/>
         </w:tcBorders>
       </w:tcPr>
     </w:tblStylePr>
@@ -6895,8 +7113,8 @@
       <w:tblPr/>
       <w:tcPr>
         <w:tcBorders>
-          <w:top w:val="single" w:sz="8" w:space="0" w:color="4F81BD" w:themeColor="accent1"/>
-          <w:bottom w:val="single" w:sz="8" w:space="0" w:color="4F81BD" w:themeColor="accent1"/>
+          <w:top w:val="single" w:color="4F81BD" w:themeColor="accent1" w:sz="8" w:space="0"/>
+          <w:bottom w:val="single" w:color="4F81BD" w:themeColor="accent1" w:sz="8" w:space="0"/>
         </w:tcBorders>
       </w:tcPr>
     </w:tblStylePr>
@@ -6914,8 +7132,8 @@
       <w:tblPr/>
       <w:tcPr>
         <w:tcBorders>
-          <w:top w:val="single" w:sz="8" w:space="0" w:color="4F81BD" w:themeColor="accent1"/>
-          <w:bottom w:val="single" w:sz="8" w:space="0" w:color="4F81BD" w:themeColor="accent1"/>
+          <w:top w:val="single" w:color="4F81BD" w:themeColor="accent1" w:sz="8" w:space="0"/>
+          <w:bottom w:val="single" w:color="4F81BD" w:themeColor="accent1" w:sz="8" w:space="0"/>
         </w:tcBorders>
       </w:tcPr>
     </w:tblStylePr>
@@ -6948,8 +7166,8 @@
       <w:tblStyleColBandSize w:val="1"/>
       <w:tblInd w:w="0" w:type="dxa"/>
       <w:tblBorders>
-        <w:top w:val="single" w:sz="8" w:space="0" w:color="C0504D" w:themeColor="accent2"/>
-        <w:bottom w:val="single" w:sz="8" w:space="0" w:color="C0504D" w:themeColor="accent2"/>
+        <w:top w:val="single" w:color="C0504D" w:themeColor="accent2" w:sz="8" w:space="0"/>
+        <w:bottom w:val="single" w:color="C0504D" w:themeColor="accent2" w:sz="8" w:space="0"/>
       </w:tblBorders>
       <w:tblCellMar>
         <w:top w:w="0" w:type="dxa"/>
@@ -6960,13 +7178,13 @@
     </w:tblPr>
     <w:tblStylePr w:type="firstRow">
       <w:rPr>
-        <w:rFonts w:asciiTheme="majorHAnsi" w:eastAsiaTheme="majorEastAsia" w:hAnsiTheme="majorHAnsi" w:cstheme="majorBidi"/>
-      </w:rPr>
-      <w:tblPr/>
-      <w:tcPr>
-        <w:tcBorders>
-          <w:top w:val="nil"/>
-          <w:bottom w:val="single" w:sz="8" w:space="0" w:color="C0504D" w:themeColor="accent2"/>
+        <w:rFonts w:asciiTheme="majorHAnsi" w:hAnsiTheme="majorHAnsi" w:eastAsiaTheme="majorEastAsia" w:cstheme="majorBidi"/>
+      </w:rPr>
+      <w:tblPr/>
+      <w:tcPr>
+        <w:tcBorders>
+          <w:top w:val="nil"/>
+          <w:bottom w:val="single" w:color="C0504D" w:themeColor="accent2" w:sz="8" w:space="0"/>
         </w:tcBorders>
       </w:tcPr>
     </w:tblStylePr>
@@ -6979,8 +7197,8 @@
       <w:tblPr/>
       <w:tcPr>
         <w:tcBorders>
-          <w:top w:val="single" w:sz="8" w:space="0" w:color="C0504D" w:themeColor="accent2"/>
-          <w:bottom w:val="single" w:sz="8" w:space="0" w:color="C0504D" w:themeColor="accent2"/>
+          <w:top w:val="single" w:color="C0504D" w:themeColor="accent2" w:sz="8" w:space="0"/>
+          <w:bottom w:val="single" w:color="C0504D" w:themeColor="accent2" w:sz="8" w:space="0"/>
         </w:tcBorders>
       </w:tcPr>
     </w:tblStylePr>
@@ -6998,8 +7216,8 @@
       <w:tblPr/>
       <w:tcPr>
         <w:tcBorders>
-          <w:top w:val="single" w:sz="8" w:space="0" w:color="C0504D" w:themeColor="accent2"/>
-          <w:bottom w:val="single" w:sz="8" w:space="0" w:color="C0504D" w:themeColor="accent2"/>
+          <w:top w:val="single" w:color="C0504D" w:themeColor="accent2" w:sz="8" w:space="0"/>
+          <w:bottom w:val="single" w:color="C0504D" w:themeColor="accent2" w:sz="8" w:space="0"/>
         </w:tcBorders>
       </w:tcPr>
     </w:tblStylePr>
@@ -7032,8 +7250,8 @@
       <w:tblStyleColBandSize w:val="1"/>
       <w:tblInd w:w="0" w:type="dxa"/>
       <w:tblBorders>
-        <w:top w:val="single" w:sz="8" w:space="0" w:color="9BBB59" w:themeColor="accent3"/>
-        <w:bottom w:val="single" w:sz="8" w:space="0" w:color="9BBB59" w:themeColor="accent3"/>
+        <w:top w:val="single" w:color="9BBB59" w:themeColor="accent3" w:sz="8" w:space="0"/>
+        <w:bottom w:val="single" w:color="9BBB59" w:themeColor="accent3" w:sz="8" w:space="0"/>
       </w:tblBorders>
       <w:tblCellMar>
         <w:top w:w="0" w:type="dxa"/>
@@ -7044,13 +7262,13 @@
     </w:tblPr>
     <w:tblStylePr w:type="firstRow">
       <w:rPr>
-        <w:rFonts w:asciiTheme="majorHAnsi" w:eastAsiaTheme="majorEastAsia" w:hAnsiTheme="majorHAnsi" w:cstheme="majorBidi"/>
-      </w:rPr>
-      <w:tblPr/>
-      <w:tcPr>
-        <w:tcBorders>
-          <w:top w:val="nil"/>
-          <w:bottom w:val="single" w:sz="8" w:space="0" w:color="9BBB59" w:themeColor="accent3"/>
+        <w:rFonts w:asciiTheme="majorHAnsi" w:hAnsiTheme="majorHAnsi" w:eastAsiaTheme="majorEastAsia" w:cstheme="majorBidi"/>
+      </w:rPr>
+      <w:tblPr/>
+      <w:tcPr>
+        <w:tcBorders>
+          <w:top w:val="nil"/>
+          <w:bottom w:val="single" w:color="9BBB59" w:themeColor="accent3" w:sz="8" w:space="0"/>
         </w:tcBorders>
       </w:tcPr>
     </w:tblStylePr>
@@ -7063,8 +7281,8 @@
       <w:tblPr/>
       <w:tcPr>
         <w:tcBorders>
-          <w:top w:val="single" w:sz="8" w:space="0" w:color="9BBB59" w:themeColor="accent3"/>
-          <w:bottom w:val="single" w:sz="8" w:space="0" w:color="9BBB59" w:themeColor="accent3"/>
+          <w:top w:val="single" w:color="9BBB59" w:themeColor="accent3" w:sz="8" w:space="0"/>
+          <w:bottom w:val="single" w:color="9BBB59" w:themeColor="accent3" w:sz="8" w:space="0"/>
         </w:tcBorders>
       </w:tcPr>
     </w:tblStylePr>
@@ -7082,8 +7300,8 @@
       <w:tblPr/>
       <w:tcPr>
         <w:tcBorders>
-          <w:top w:val="single" w:sz="8" w:space="0" w:color="9BBB59" w:themeColor="accent3"/>
-          <w:bottom w:val="single" w:sz="8" w:space="0" w:color="9BBB59" w:themeColor="accent3"/>
+          <w:top w:val="single" w:color="9BBB59" w:themeColor="accent3" w:sz="8" w:space="0"/>
+          <w:bottom w:val="single" w:color="9BBB59" w:themeColor="accent3" w:sz="8" w:space="0"/>
         </w:tcBorders>
       </w:tcPr>
     </w:tblStylePr>
@@ -7116,8 +7334,8 @@
       <w:tblStyleColBandSize w:val="1"/>
       <w:tblInd w:w="0" w:type="dxa"/>
       <w:tblBorders>
-        <w:top w:val="single" w:sz="8" w:space="0" w:color="8064A2" w:themeColor="accent4"/>
-        <w:bottom w:val="single" w:sz="8" w:space="0" w:color="8064A2" w:themeColor="accent4"/>
+        <w:top w:val="single" w:color="8064A2" w:themeColor="accent4" w:sz="8" w:space="0"/>
+        <w:bottom w:val="single" w:color="8064A2" w:themeColor="accent4" w:sz="8" w:space="0"/>
       </w:tblBorders>
       <w:tblCellMar>
         <w:top w:w="0" w:type="dxa"/>
@@ -7128,13 +7346,13 @@
     </w:tblPr>
     <w:tblStylePr w:type="firstRow">
       <w:rPr>
-        <w:rFonts w:asciiTheme="majorHAnsi" w:eastAsiaTheme="majorEastAsia" w:hAnsiTheme="majorHAnsi" w:cstheme="majorBidi"/>
-      </w:rPr>
-      <w:tblPr/>
-      <w:tcPr>
-        <w:tcBorders>
-          <w:top w:val="nil"/>
-          <w:bottom w:val="single" w:sz="8" w:space="0" w:color="8064A2" w:themeColor="accent4"/>
+        <w:rFonts w:asciiTheme="majorHAnsi" w:hAnsiTheme="majorHAnsi" w:eastAsiaTheme="majorEastAsia" w:cstheme="majorBidi"/>
+      </w:rPr>
+      <w:tblPr/>
+      <w:tcPr>
+        <w:tcBorders>
+          <w:top w:val="nil"/>
+          <w:bottom w:val="single" w:color="8064A2" w:themeColor="accent4" w:sz="8" w:space="0"/>
         </w:tcBorders>
       </w:tcPr>
     </w:tblStylePr>
@@ -7147,8 +7365,8 @@
       <w:tblPr/>
       <w:tcPr>
         <w:tcBorders>
-          <w:top w:val="single" w:sz="8" w:space="0" w:color="8064A2" w:themeColor="accent4"/>
-          <w:bottom w:val="single" w:sz="8" w:space="0" w:color="8064A2" w:themeColor="accent4"/>
+          <w:top w:val="single" w:color="8064A2" w:themeColor="accent4" w:sz="8" w:space="0"/>
+          <w:bottom w:val="single" w:color="8064A2" w:themeColor="accent4" w:sz="8" w:space="0"/>
         </w:tcBorders>
       </w:tcPr>
     </w:tblStylePr>
@@ -7166,8 +7384,8 @@
       <w:tblPr/>
       <w:tcPr>
         <w:tcBorders>
-          <w:top w:val="single" w:sz="8" w:space="0" w:color="8064A2" w:themeColor="accent4"/>
-          <w:bottom w:val="single" w:sz="8" w:space="0" w:color="8064A2" w:themeColor="accent4"/>
+          <w:top w:val="single" w:color="8064A2" w:themeColor="accent4" w:sz="8" w:space="0"/>
+          <w:bottom w:val="single" w:color="8064A2" w:themeColor="accent4" w:sz="8" w:space="0"/>
         </w:tcBorders>
       </w:tcPr>
     </w:tblStylePr>
@@ -7200,8 +7418,8 @@
       <w:tblStyleColBandSize w:val="1"/>
       <w:tblInd w:w="0" w:type="dxa"/>
       <w:tblBorders>
-        <w:top w:val="single" w:sz="8" w:space="0" w:color="4BACC6" w:themeColor="accent5"/>
-        <w:bottom w:val="single" w:sz="8" w:space="0" w:color="4BACC6" w:themeColor="accent5"/>
+        <w:top w:val="single" w:color="4BACC6" w:themeColor="accent5" w:sz="8" w:space="0"/>
+        <w:bottom w:val="single" w:color="4BACC6" w:themeColor="accent5" w:sz="8" w:space="0"/>
       </w:tblBorders>
       <w:tblCellMar>
         <w:top w:w="0" w:type="dxa"/>
@@ -7212,13 +7430,13 @@
     </w:tblPr>
     <w:tblStylePr w:type="firstRow">
       <w:rPr>
-        <w:rFonts w:asciiTheme="majorHAnsi" w:eastAsiaTheme="majorEastAsia" w:hAnsiTheme="majorHAnsi" w:cstheme="majorBidi"/>
-      </w:rPr>
-      <w:tblPr/>
-      <w:tcPr>
-        <w:tcBorders>
-          <w:top w:val="nil"/>
-          <w:bottom w:val="single" w:sz="8" w:space="0" w:color="4BACC6" w:themeColor="accent5"/>
+        <w:rFonts w:asciiTheme="majorHAnsi" w:hAnsiTheme="majorHAnsi" w:eastAsiaTheme="majorEastAsia" w:cstheme="majorBidi"/>
+      </w:rPr>
+      <w:tblPr/>
+      <w:tcPr>
+        <w:tcBorders>
+          <w:top w:val="nil"/>
+          <w:bottom w:val="single" w:color="4BACC6" w:themeColor="accent5" w:sz="8" w:space="0"/>
         </w:tcBorders>
       </w:tcPr>
     </w:tblStylePr>
@@ -7231,8 +7449,8 @@
       <w:tblPr/>
       <w:tcPr>
         <w:tcBorders>
-          <w:top w:val="single" w:sz="8" w:space="0" w:color="4BACC6" w:themeColor="accent5"/>
-          <w:bottom w:val="single" w:sz="8" w:space="0" w:color="4BACC6" w:themeColor="accent5"/>
+          <w:top w:val="single" w:color="4BACC6" w:themeColor="accent5" w:sz="8" w:space="0"/>
+          <w:bottom w:val="single" w:color="4BACC6" w:themeColor="accent5" w:sz="8" w:space="0"/>
         </w:tcBorders>
       </w:tcPr>
     </w:tblStylePr>
@@ -7250,8 +7468,8 @@
       <w:tblPr/>
       <w:tcPr>
         <w:tcBorders>
-          <w:top w:val="single" w:sz="8" w:space="0" w:color="4BACC6" w:themeColor="accent5"/>
-          <w:bottom w:val="single" w:sz="8" w:space="0" w:color="4BACC6" w:themeColor="accent5"/>
+          <w:top w:val="single" w:color="4BACC6" w:themeColor="accent5" w:sz="8" w:space="0"/>
+          <w:bottom w:val="single" w:color="4BACC6" w:themeColor="accent5" w:sz="8" w:space="0"/>
         </w:tcBorders>
       </w:tcPr>
     </w:tblStylePr>
@@ -7284,8 +7502,8 @@
       <w:tblStyleColBandSize w:val="1"/>
       <w:tblInd w:w="0" w:type="dxa"/>
       <w:tblBorders>
-        <w:top w:val="single" w:sz="8" w:space="0" w:color="F79646" w:themeColor="accent6"/>
-        <w:bottom w:val="single" w:sz="8" w:space="0" w:color="F79646" w:themeColor="accent6"/>
+        <w:top w:val="single" w:color="F79646" w:themeColor="accent6" w:sz="8" w:space="0"/>
+        <w:bottom w:val="single" w:color="F79646" w:themeColor="accent6" w:sz="8" w:space="0"/>
       </w:tblBorders>
       <w:tblCellMar>
         <w:top w:w="0" w:type="dxa"/>
@@ -7296,13 +7514,13 @@
     </w:tblPr>
     <w:tblStylePr w:type="firstRow">
       <w:rPr>
-        <w:rFonts w:asciiTheme="majorHAnsi" w:eastAsiaTheme="majorEastAsia" w:hAnsiTheme="majorHAnsi" w:cstheme="majorBidi"/>
-      </w:rPr>
-      <w:tblPr/>
-      <w:tcPr>
-        <w:tcBorders>
-          <w:top w:val="nil"/>
-          <w:bottom w:val="single" w:sz="8" w:space="0" w:color="F79646" w:themeColor="accent6"/>
+        <w:rFonts w:asciiTheme="majorHAnsi" w:hAnsiTheme="majorHAnsi" w:eastAsiaTheme="majorEastAsia" w:cstheme="majorBidi"/>
+      </w:rPr>
+      <w:tblPr/>
+      <w:tcPr>
+        <w:tcBorders>
+          <w:top w:val="nil"/>
+          <w:bottom w:val="single" w:color="F79646" w:themeColor="accent6" w:sz="8" w:space="0"/>
         </w:tcBorders>
       </w:tcPr>
     </w:tblStylePr>
@@ -7315,8 +7533,8 @@
       <w:tblPr/>
       <w:tcPr>
         <w:tcBorders>
-          <w:top w:val="single" w:sz="8" w:space="0" w:color="F79646" w:themeColor="accent6"/>
-          <w:bottom w:val="single" w:sz="8" w:space="0" w:color="F79646" w:themeColor="accent6"/>
+          <w:top w:val="single" w:color="F79646" w:themeColor="accent6" w:sz="8" w:space="0"/>
+          <w:bottom w:val="single" w:color="F79646" w:themeColor="accent6" w:sz="8" w:space="0"/>
         </w:tcBorders>
       </w:tcPr>
     </w:tblStylePr>
@@ -7334,8 +7552,8 @@
       <w:tblPr/>
       <w:tcPr>
         <w:tcBorders>
-          <w:top w:val="single" w:sz="8" w:space="0" w:color="F79646" w:themeColor="accent6"/>
-          <w:bottom w:val="single" w:sz="8" w:space="0" w:color="F79646" w:themeColor="accent6"/>
+          <w:top w:val="single" w:color="F79646" w:themeColor="accent6" w:sz="8" w:space="0"/>
+          <w:bottom w:val="single" w:color="F79646" w:themeColor="accent6" w:sz="8" w:space="0"/>
         </w:tcBorders>
       </w:tcPr>
     </w:tblStylePr>
@@ -7361,7 +7579,7 @@
       <w:spacing w:after="0" w:line="240" w:lineRule="auto"/>
     </w:pPr>
     <w:rPr>
-      <w:rFonts w:asciiTheme="majorHAnsi" w:eastAsiaTheme="majorEastAsia" w:hAnsiTheme="majorHAnsi" w:cstheme="majorBidi"/>
+      <w:rFonts w:asciiTheme="majorHAnsi" w:hAnsiTheme="majorHAnsi" w:eastAsiaTheme="majorEastAsia" w:cstheme="majorBidi"/>
       <w:color w:val="000000" w:themeColor="text1"/>
     </w:rPr>
     <w:tblPr>
@@ -7369,10 +7587,10 @@
       <w:tblStyleColBandSize w:val="1"/>
       <w:tblInd w:w="0" w:type="dxa"/>
       <w:tblBorders>
-        <w:top w:val="single" w:sz="8" w:space="0" w:color="000000" w:themeColor="text1"/>
-        <w:left w:val="single" w:sz="8" w:space="0" w:color="000000" w:themeColor="text1"/>
-        <w:bottom w:val="single" w:sz="8" w:space="0" w:color="000000" w:themeColor="text1"/>
-        <w:right w:val="single" w:sz="8" w:space="0" w:color="000000" w:themeColor="text1"/>
+        <w:top w:val="single" w:color="000000" w:themeColor="text1" w:sz="8" w:space="0"/>
+        <w:left w:val="single" w:color="000000" w:themeColor="text1" w:sz="8" w:space="0"/>
+        <w:bottom w:val="single" w:color="000000" w:themeColor="text1" w:sz="8" w:space="0"/>
+        <w:right w:val="single" w:color="000000" w:themeColor="text1" w:sz="8" w:space="0"/>
       </w:tblBorders>
       <w:tblCellMar>
         <w:top w:w="0" w:type="dxa"/>
@@ -7391,7 +7609,7 @@
         <w:tcBorders>
           <w:top w:val="nil"/>
           <w:left w:val="nil"/>
-          <w:bottom w:val="single" w:sz="24" w:space="0" w:color="000000" w:themeColor="text1"/>
+          <w:bottom w:val="single" w:color="000000" w:themeColor="text1" w:sz="24" w:space="0"/>
           <w:right w:val="nil"/>
           <w:insideH w:val="nil"/>
           <w:insideV w:val="nil"/>
@@ -7403,7 +7621,7 @@
       <w:tblPr/>
       <w:tcPr>
         <w:tcBorders>
-          <w:top w:val="single" w:sz="8" w:space="0" w:color="000000" w:themeColor="text1"/>
+          <w:top w:val="single" w:color="000000" w:themeColor="text1" w:sz="8" w:space="0"/>
           <w:left w:val="nil"/>
           <w:bottom w:val="nil"/>
           <w:right w:val="nil"/>
@@ -7420,7 +7638,7 @@
           <w:top w:val="nil"/>
           <w:left w:val="nil"/>
           <w:bottom w:val="nil"/>
-          <w:right w:val="single" w:sz="8" w:space="0" w:color="000000" w:themeColor="text1"/>
+          <w:right w:val="single" w:color="000000" w:themeColor="text1" w:sz="8" w:space="0"/>
           <w:insideH w:val="nil"/>
           <w:insideV w:val="nil"/>
         </w:tcBorders>
@@ -7432,7 +7650,7 @@
       <w:tcPr>
         <w:tcBorders>
           <w:top w:val="nil"/>
-          <w:left w:val="single" w:sz="8" w:space="0" w:color="000000" w:themeColor="text1"/>
+          <w:left w:val="single" w:color="000000" w:themeColor="text1" w:sz="8" w:space="0"/>
           <w:bottom w:val="nil"/>
           <w:right w:val="nil"/>
           <w:insideH w:val="nil"/>
@@ -7489,7 +7707,7 @@
       <w:spacing w:after="0" w:line="240" w:lineRule="auto"/>
     </w:pPr>
     <w:rPr>
-      <w:rFonts w:asciiTheme="majorHAnsi" w:eastAsiaTheme="majorEastAsia" w:hAnsiTheme="majorHAnsi" w:cstheme="majorBidi"/>
+      <w:rFonts w:asciiTheme="majorHAnsi" w:hAnsiTheme="majorHAnsi" w:eastAsiaTheme="majorEastAsia" w:cstheme="majorBidi"/>
       <w:color w:val="000000" w:themeColor="text1"/>
     </w:rPr>
     <w:tblPr>
@@ -7497,10 +7715,10 @@
       <w:tblStyleColBandSize w:val="1"/>
       <w:tblInd w:w="0" w:type="dxa"/>
       <w:tblBorders>
-        <w:top w:val="single" w:sz="8" w:space="0" w:color="4F81BD" w:themeColor="accent1"/>
-        <w:left w:val="single" w:sz="8" w:space="0" w:color="4F81BD" w:themeColor="accent1"/>
-        <w:bottom w:val="single" w:sz="8" w:space="0" w:color="4F81BD" w:themeColor="accent1"/>
-        <w:right w:val="single" w:sz="8" w:space="0" w:color="4F81BD" w:themeColor="accent1"/>
+        <w:top w:val="single" w:color="4F81BD" w:themeColor="accent1" w:sz="8" w:space="0"/>
+        <w:left w:val="single" w:color="4F81BD" w:themeColor="accent1" w:sz="8" w:space="0"/>
+        <w:bottom w:val="single" w:color="4F81BD" w:themeColor="accent1" w:sz="8" w:space="0"/>
+        <w:right w:val="single" w:color="4F81BD" w:themeColor="accent1" w:sz="8" w:space="0"/>
       </w:tblBorders>
       <w:tblCellMar>
         <w:top w:w="0" w:type="dxa"/>
@@ -7519,7 +7737,7 @@
         <w:tcBorders>
           <w:top w:val="nil"/>
           <w:left w:val="nil"/>
-          <w:bottom w:val="single" w:sz="24" w:space="0" w:color="4F81BD" w:themeColor="accent1"/>
+          <w:bottom w:val="single" w:color="4F81BD" w:themeColor="accent1" w:sz="24" w:space="0"/>
           <w:right w:val="nil"/>
           <w:insideH w:val="nil"/>
           <w:insideV w:val="nil"/>
@@ -7531,7 +7749,7 @@
       <w:tblPr/>
       <w:tcPr>
         <w:tcBorders>
-          <w:top w:val="single" w:sz="8" w:space="0" w:color="4F81BD" w:themeColor="accent1"/>
+          <w:top w:val="single" w:color="4F81BD" w:themeColor="accent1" w:sz="8" w:space="0"/>
           <w:left w:val="nil"/>
           <w:bottom w:val="nil"/>
           <w:right w:val="nil"/>
@@ -7548,7 +7766,7 @@
           <w:top w:val="nil"/>
           <w:left w:val="nil"/>
           <w:bottom w:val="nil"/>
-          <w:right w:val="single" w:sz="8" w:space="0" w:color="4F81BD" w:themeColor="accent1"/>
+          <w:right w:val="single" w:color="4F81BD" w:themeColor="accent1" w:sz="8" w:space="0"/>
           <w:insideH w:val="nil"/>
           <w:insideV w:val="nil"/>
         </w:tcBorders>
@@ -7560,7 +7778,7 @@
       <w:tcPr>
         <w:tcBorders>
           <w:top w:val="nil"/>
-          <w:left w:val="single" w:sz="8" w:space="0" w:color="4F81BD" w:themeColor="accent1"/>
+          <w:left w:val="single" w:color="4F81BD" w:themeColor="accent1" w:sz="8" w:space="0"/>
           <w:bottom w:val="nil"/>
           <w:right w:val="nil"/>
           <w:insideH w:val="nil"/>
@@ -7617,7 +7835,7 @@
       <w:spacing w:after="0" w:line="240" w:lineRule="auto"/>
     </w:pPr>
     <w:rPr>
-      <w:rFonts w:asciiTheme="majorHAnsi" w:eastAsiaTheme="majorEastAsia" w:hAnsiTheme="majorHAnsi" w:cstheme="majorBidi"/>
+      <w:rFonts w:asciiTheme="majorHAnsi" w:hAnsiTheme="majorHAnsi" w:eastAsiaTheme="majorEastAsia" w:cstheme="majorBidi"/>
       <w:color w:val="000000" w:themeColor="text1"/>
     </w:rPr>
     <w:tblPr>
@@ -7625,10 +7843,10 @@
       <w:tblStyleColBandSize w:val="1"/>
       <w:tblInd w:w="0" w:type="dxa"/>
       <w:tblBorders>
-        <w:top w:val="single" w:sz="8" w:space="0" w:color="C0504D" w:themeColor="accent2"/>
-        <w:left w:val="single" w:sz="8" w:space="0" w:color="C0504D" w:themeColor="accent2"/>
-        <w:bottom w:val="single" w:sz="8" w:space="0" w:color="C0504D" w:themeColor="accent2"/>
-        <w:right w:val="single" w:sz="8" w:space="0" w:color="C0504D" w:themeColor="accent2"/>
+        <w:top w:val="single" w:color="C0504D" w:themeColor="accent2" w:sz="8" w:space="0"/>
+        <w:left w:val="single" w:color="C0504D" w:themeColor="accent2" w:sz="8" w:space="0"/>
+        <w:bottom w:val="single" w:color="C0504D" w:themeColor="accent2" w:sz="8" w:space="0"/>
+        <w:right w:val="single" w:color="C0504D" w:themeColor="accent2" w:sz="8" w:space="0"/>
       </w:tblBorders>
       <w:tblCellMar>
         <w:top w:w="0" w:type="dxa"/>
@@ -7647,7 +7865,7 @@
         <w:tcBorders>
           <w:top w:val="nil"/>
           <w:left w:val="nil"/>
-          <w:bottom w:val="single" w:sz="24" w:space="0" w:color="C0504D" w:themeColor="accent2"/>
+          <w:bottom w:val="single" w:color="C0504D" w:themeColor="accent2" w:sz="24" w:space="0"/>
           <w:right w:val="nil"/>
           <w:insideH w:val="nil"/>
           <w:insideV w:val="nil"/>
@@ -7659,7 +7877,7 @@
       <w:tblPr/>
       <w:tcPr>
         <w:tcBorders>
-          <w:top w:val="single" w:sz="8" w:space="0" w:color="C0504D" w:themeColor="accent2"/>
+          <w:top w:val="single" w:color="C0504D" w:themeColor="accent2" w:sz="8" w:space="0"/>
           <w:left w:val="nil"/>
           <w:bottom w:val="nil"/>
           <w:right w:val="nil"/>
@@ -7676,7 +7894,7 @@
           <w:top w:val="nil"/>
           <w:left w:val="nil"/>
           <w:bottom w:val="nil"/>
-          <w:right w:val="single" w:sz="8" w:space="0" w:color="C0504D" w:themeColor="accent2"/>
+          <w:right w:val="single" w:color="C0504D" w:themeColor="accent2" w:sz="8" w:space="0"/>
           <w:insideH w:val="nil"/>
           <w:insideV w:val="nil"/>
         </w:tcBorders>
@@ -7688,7 +7906,7 @@
       <w:tcPr>
         <w:tcBorders>
           <w:top w:val="nil"/>
-          <w:left w:val="single" w:sz="8" w:space="0" w:color="C0504D" w:themeColor="accent2"/>
+          <w:left w:val="single" w:color="C0504D" w:themeColor="accent2" w:sz="8" w:space="0"/>
           <w:bottom w:val="nil"/>
           <w:right w:val="nil"/>
           <w:insideH w:val="nil"/>
@@ -7745,7 +7963,7 @@
       <w:spacing w:after="0" w:line="240" w:lineRule="auto"/>
     </w:pPr>
     <w:rPr>
-      <w:rFonts w:asciiTheme="majorHAnsi" w:eastAsiaTheme="majorEastAsia" w:hAnsiTheme="majorHAnsi" w:cstheme="majorBidi"/>
+      <w:rFonts w:asciiTheme="majorHAnsi" w:hAnsiTheme="majorHAnsi" w:eastAsiaTheme="majorEastAsia" w:cstheme="majorBidi"/>
       <w:color w:val="000000" w:themeColor="text1"/>
     </w:rPr>
     <w:tblPr>
@@ -7753,10 +7971,10 @@
       <w:tblStyleColBandSize w:val="1"/>
       <w:tblInd w:w="0" w:type="dxa"/>
       <w:tblBorders>
-        <w:top w:val="single" w:sz="8" w:space="0" w:color="9BBB59" w:themeColor="accent3"/>
-        <w:left w:val="single" w:sz="8" w:space="0" w:color="9BBB59" w:themeColor="accent3"/>
-        <w:bottom w:val="single" w:sz="8" w:space="0" w:color="9BBB59" w:themeColor="accent3"/>
-        <w:right w:val="single" w:sz="8" w:space="0" w:color="9BBB59" w:themeColor="accent3"/>
+        <w:top w:val="single" w:color="9BBB59" w:themeColor="accent3" w:sz="8" w:space="0"/>
+        <w:left w:val="single" w:color="9BBB59" w:themeColor="accent3" w:sz="8" w:space="0"/>
+        <w:bottom w:val="single" w:color="9BBB59" w:themeColor="accent3" w:sz="8" w:space="0"/>
+        <w:right w:val="single" w:color="9BBB59" w:themeColor="accent3" w:sz="8" w:space="0"/>
       </w:tblBorders>
       <w:tblCellMar>
         <w:top w:w="0" w:type="dxa"/>
@@ -7775,7 +7993,7 @@
         <w:tcBorders>
           <w:top w:val="nil"/>
           <w:left w:val="nil"/>
-          <w:bottom w:val="single" w:sz="24" w:space="0" w:color="9BBB59" w:themeColor="accent3"/>
+          <w:bottom w:val="single" w:color="9BBB59" w:themeColor="accent3" w:sz="24" w:space="0"/>
           <w:right w:val="nil"/>
           <w:insideH w:val="nil"/>
           <w:insideV w:val="nil"/>
@@ -7787,7 +8005,7 @@
       <w:tblPr/>
       <w:tcPr>
         <w:tcBorders>
-          <w:top w:val="single" w:sz="8" w:space="0" w:color="9BBB59" w:themeColor="accent3"/>
+          <w:top w:val="single" w:color="9BBB59" w:themeColor="accent3" w:sz="8" w:space="0"/>
           <w:left w:val="nil"/>
           <w:bottom w:val="nil"/>
           <w:right w:val="nil"/>
@@ -7804,7 +8022,7 @@
           <w:top w:val="nil"/>
           <w:left w:val="nil"/>
           <w:bottom w:val="nil"/>
-          <w:right w:val="single" w:sz="8" w:space="0" w:color="9BBB59" w:themeColor="accent3"/>
+          <w:right w:val="single" w:color="9BBB59" w:themeColor="accent3" w:sz="8" w:space="0"/>
           <w:insideH w:val="nil"/>
           <w:insideV w:val="nil"/>
         </w:tcBorders>
@@ -7816,7 +8034,7 @@
       <w:tcPr>
         <w:tcBorders>
           <w:top w:val="nil"/>
-          <w:left w:val="single" w:sz="8" w:space="0" w:color="9BBB59" w:themeColor="accent3"/>
+          <w:left w:val="single" w:color="9BBB59" w:themeColor="accent3" w:sz="8" w:space="0"/>
           <w:bottom w:val="nil"/>
           <w:right w:val="nil"/>
           <w:insideH w:val="nil"/>
@@ -7873,7 +8091,7 @@
       <w:spacing w:after="0" w:line="240" w:lineRule="auto"/>
     </w:pPr>
     <w:rPr>
-      <w:rFonts w:asciiTheme="majorHAnsi" w:eastAsiaTheme="majorEastAsia" w:hAnsiTheme="majorHAnsi" w:cstheme="majorBidi"/>
+      <w:rFonts w:asciiTheme="majorHAnsi" w:hAnsiTheme="majorHAnsi" w:eastAsiaTheme="majorEastAsia" w:cstheme="majorBidi"/>
       <w:color w:val="000000" w:themeColor="text1"/>
     </w:rPr>
     <w:tblPr>
@@ -7881,10 +8099,10 @@
       <w:tblStyleColBandSize w:val="1"/>
       <w:tblInd w:w="0" w:type="dxa"/>
       <w:tblBorders>
-        <w:top w:val="single" w:sz="8" w:space="0" w:color="8064A2" w:themeColor="accent4"/>
-        <w:left w:val="single" w:sz="8" w:space="0" w:color="8064A2" w:themeColor="accent4"/>
-        <w:bottom w:val="single" w:sz="8" w:space="0" w:color="8064A2" w:themeColor="accent4"/>
-        <w:right w:val="single" w:sz="8" w:space="0" w:color="8064A2" w:themeColor="accent4"/>
+        <w:top w:val="single" w:color="8064A2" w:themeColor="accent4" w:sz="8" w:space="0"/>
+        <w:left w:val="single" w:color="8064A2" w:themeColor="accent4" w:sz="8" w:space="0"/>
+        <w:bottom w:val="single" w:color="8064A2" w:themeColor="accent4" w:sz="8" w:space="0"/>
+        <w:right w:val="single" w:color="8064A2" w:themeColor="accent4" w:sz="8" w:space="0"/>
       </w:tblBorders>
       <w:tblCellMar>
         <w:top w:w="0" w:type="dxa"/>
@@ -7903,7 +8121,7 @@
         <w:tcBorders>
           <w:top w:val="nil"/>
           <w:left w:val="nil"/>
-          <w:bottom w:val="single" w:sz="24" w:space="0" w:color="8064A2" w:themeColor="accent4"/>
+          <w:bottom w:val="single" w:color="8064A2" w:themeColor="accent4" w:sz="24" w:space="0"/>
           <w:right w:val="nil"/>
           <w:insideH w:val="nil"/>
           <w:insideV w:val="nil"/>
@@ -7915,7 +8133,7 @@
       <w:tblPr/>
       <w:tcPr>
         <w:tcBorders>
-          <w:top w:val="single" w:sz="8" w:space="0" w:color="8064A2" w:themeColor="accent4"/>
+          <w:top w:val="single" w:color="8064A2" w:themeColor="accent4" w:sz="8" w:space="0"/>
           <w:left w:val="nil"/>
           <w:bottom w:val="nil"/>
           <w:right w:val="nil"/>
@@ -7932,7 +8150,7 @@
           <w:top w:val="nil"/>
           <w:left w:val="nil"/>
           <w:bottom w:val="nil"/>
-          <w:right w:val="single" w:sz="8" w:space="0" w:color="8064A2" w:themeColor="accent4"/>
+          <w:right w:val="single" w:color="8064A2" w:themeColor="accent4" w:sz="8" w:space="0"/>
           <w:insideH w:val="nil"/>
           <w:insideV w:val="nil"/>
         </w:tcBorders>
@@ -7944,7 +8162,7 @@
       <w:tcPr>
         <w:tcBorders>
           <w:top w:val="nil"/>
-          <w:left w:val="single" w:sz="8" w:space="0" w:color="8064A2" w:themeColor="accent4"/>
+          <w:left w:val="single" w:color="8064A2" w:themeColor="accent4" w:sz="8" w:space="0"/>
           <w:bottom w:val="nil"/>
           <w:right w:val="nil"/>
           <w:insideH w:val="nil"/>
@@ -8001,7 +8219,7 @@
       <w:spacing w:after="0" w:line="240" w:lineRule="auto"/>
     </w:pPr>
     <w:rPr>
-      <w:rFonts w:asciiTheme="majorHAnsi" w:eastAsiaTheme="majorEastAsia" w:hAnsiTheme="majorHAnsi" w:cstheme="majorBidi"/>
+      <w:rFonts w:asciiTheme="majorHAnsi" w:hAnsiTheme="majorHAnsi" w:eastAsiaTheme="majorEastAsia" w:cstheme="majorBidi"/>
       <w:color w:val="000000" w:themeColor="text1"/>
     </w:rPr>
     <w:tblPr>
@@ -8009,10 +8227,10 @@
       <w:tblStyleColBandSize w:val="1"/>
       <w:tblInd w:w="0" w:type="dxa"/>
       <w:tblBorders>
-        <w:top w:val="single" w:sz="8" w:space="0" w:color="4BACC6" w:themeColor="accent5"/>
-        <w:left w:val="single" w:sz="8" w:space="0" w:color="4BACC6" w:themeColor="accent5"/>
-        <w:bottom w:val="single" w:sz="8" w:space="0" w:color="4BACC6" w:themeColor="accent5"/>
-        <w:right w:val="single" w:sz="8" w:space="0" w:color="4BACC6" w:themeColor="accent5"/>
+        <w:top w:val="single" w:color="4BACC6" w:themeColor="accent5" w:sz="8" w:space="0"/>
+        <w:left w:val="single" w:color="4BACC6" w:themeColor="accent5" w:sz="8" w:space="0"/>
+        <w:bottom w:val="single" w:color="4BACC6" w:themeColor="accent5" w:sz="8" w:space="0"/>
+        <w:right w:val="single" w:color="4BACC6" w:themeColor="accent5" w:sz="8" w:space="0"/>
       </w:tblBorders>
       <w:tblCellMar>
         <w:top w:w="0" w:type="dxa"/>
@@ -8031,7 +8249,7 @@
         <w:tcBorders>
           <w:top w:val="nil"/>
           <w:left w:val="nil"/>
-          <w:bottom w:val="single" w:sz="24" w:space="0" w:color="4BACC6" w:themeColor="accent5"/>
+          <w:bottom w:val="single" w:color="4BACC6" w:themeColor="accent5" w:sz="24" w:space="0"/>
           <w:right w:val="nil"/>
           <w:insideH w:val="nil"/>
           <w:insideV w:val="nil"/>
@@ -8043,7 +8261,7 @@
       <w:tblPr/>
       <w:tcPr>
         <w:tcBorders>
-          <w:top w:val="single" w:sz="8" w:space="0" w:color="4BACC6" w:themeColor="accent5"/>
+          <w:top w:val="single" w:color="4BACC6" w:themeColor="accent5" w:sz="8" w:space="0"/>
           <w:left w:val="nil"/>
           <w:bottom w:val="nil"/>
           <w:right w:val="nil"/>
@@ -8060,7 +8278,7 @@
           <w:top w:val="nil"/>
           <w:left w:val="nil"/>
           <w:bottom w:val="nil"/>
-          <w:right w:val="single" w:sz="8" w:space="0" w:color="4BACC6" w:themeColor="accent5"/>
+          <w:right w:val="single" w:color="4BACC6" w:themeColor="accent5" w:sz="8" w:space="0"/>
           <w:insideH w:val="nil"/>
           <w:insideV w:val="nil"/>
         </w:tcBorders>
@@ -8072,7 +8290,7 @@
       <w:tcPr>
         <w:tcBorders>
           <w:top w:val="nil"/>
-          <w:left w:val="single" w:sz="8" w:space="0" w:color="4BACC6" w:themeColor="accent5"/>
+          <w:left w:val="single" w:color="4BACC6" w:themeColor="accent5" w:sz="8" w:space="0"/>
           <w:bottom w:val="nil"/>
           <w:right w:val="nil"/>
           <w:insideH w:val="nil"/>
@@ -8129,7 +8347,7 @@
       <w:spacing w:after="0" w:line="240" w:lineRule="auto"/>
     </w:pPr>
     <w:rPr>
-      <w:rFonts w:asciiTheme="majorHAnsi" w:eastAsiaTheme="majorEastAsia" w:hAnsiTheme="majorHAnsi" w:cstheme="majorBidi"/>
+      <w:rFonts w:asciiTheme="majorHAnsi" w:hAnsiTheme="majorHAnsi" w:eastAsiaTheme="majorEastAsia" w:cstheme="majorBidi"/>
       <w:color w:val="000000" w:themeColor="text1"/>
     </w:rPr>
     <w:tblPr>
@@ -8137,10 +8355,10 @@
       <w:tblStyleColBandSize w:val="1"/>
       <w:tblInd w:w="0" w:type="dxa"/>
       <w:tblBorders>
-        <w:top w:val="single" w:sz="8" w:space="0" w:color="F79646" w:themeColor="accent6"/>
-        <w:left w:val="single" w:sz="8" w:space="0" w:color="F79646" w:themeColor="accent6"/>
-        <w:bottom w:val="single" w:sz="8" w:space="0" w:color="F79646" w:themeColor="accent6"/>
-        <w:right w:val="single" w:sz="8" w:space="0" w:color="F79646" w:themeColor="accent6"/>
+        <w:top w:val="single" w:color="F79646" w:themeColor="accent6" w:sz="8" w:space="0"/>
+        <w:left w:val="single" w:color="F79646" w:themeColor="accent6" w:sz="8" w:space="0"/>
+        <w:bottom w:val="single" w:color="F79646" w:themeColor="accent6" w:sz="8" w:space="0"/>
+        <w:right w:val="single" w:color="F79646" w:themeColor="accent6" w:sz="8" w:space="0"/>
       </w:tblBorders>
       <w:tblCellMar>
         <w:top w:w="0" w:type="dxa"/>
@@ -8159,7 +8377,7 @@
         <w:tcBorders>
           <w:top w:val="nil"/>
           <w:left w:val="nil"/>
-          <w:bottom w:val="single" w:sz="24" w:space="0" w:color="F79646" w:themeColor="accent6"/>
+          <w:bottom w:val="single" w:color="F79646" w:themeColor="accent6" w:sz="24" w:space="0"/>
           <w:right w:val="nil"/>
           <w:insideH w:val="nil"/>
           <w:insideV w:val="nil"/>
@@ -8171,7 +8389,7 @@
       <w:tblPr/>
       <w:tcPr>
         <w:tcBorders>
-          <w:top w:val="single" w:sz="8" w:space="0" w:color="F79646" w:themeColor="accent6"/>
+          <w:top w:val="single" w:color="F79646" w:themeColor="accent6" w:sz="8" w:space="0"/>
           <w:left w:val="nil"/>
           <w:bottom w:val="nil"/>
           <w:right w:val="nil"/>
@@ -8188,7 +8406,7 @@
           <w:top w:val="nil"/>
           <w:left w:val="nil"/>
           <w:bottom w:val="nil"/>
-          <w:right w:val="single" w:sz="8" w:space="0" w:color="F79646" w:themeColor="accent6"/>
+          <w:right w:val="single" w:color="F79646" w:themeColor="accent6" w:sz="8" w:space="0"/>
           <w:insideH w:val="nil"/>
           <w:insideV w:val="nil"/>
         </w:tcBorders>
@@ -8200,7 +8418,7 @@
       <w:tcPr>
         <w:tcBorders>
           <w:top w:val="nil"/>
-          <w:left w:val="single" w:sz="8" w:space="0" w:color="F79646" w:themeColor="accent6"/>
+          <w:left w:val="single" w:color="F79646" w:themeColor="accent6" w:sz="8" w:space="0"/>
           <w:bottom w:val="nil"/>
           <w:right w:val="nil"/>
           <w:insideH w:val="nil"/>
@@ -8261,12 +8479,12 @@
       <w:tblStyleColBandSize w:val="1"/>
       <w:tblInd w:w="0" w:type="dxa"/>
       <w:tblBorders>
-        <w:top w:val="single" w:sz="8" w:space="0" w:color="404040" w:themeColor="text1" w:themeTint="BF"/>
-        <w:left w:val="single" w:sz="8" w:space="0" w:color="404040" w:themeColor="text1" w:themeTint="BF"/>
-        <w:bottom w:val="single" w:sz="8" w:space="0" w:color="404040" w:themeColor="text1" w:themeTint="BF"/>
-        <w:right w:val="single" w:sz="8" w:space="0" w:color="404040" w:themeColor="text1" w:themeTint="BF"/>
-        <w:insideH w:val="single" w:sz="8" w:space="0" w:color="404040" w:themeColor="text1" w:themeTint="BF"/>
-        <w:insideV w:val="single" w:sz="8" w:space="0" w:color="404040" w:themeColor="text1" w:themeTint="BF"/>
+        <w:top w:val="single" w:color="404040" w:themeColor="text1" w:themeTint="BF" w:sz="8" w:space="0"/>
+        <w:left w:val="single" w:color="404040" w:themeColor="text1" w:themeTint="BF" w:sz="8" w:space="0"/>
+        <w:bottom w:val="single" w:color="404040" w:themeColor="text1" w:themeTint="BF" w:sz="8" w:space="0"/>
+        <w:right w:val="single" w:color="404040" w:themeColor="text1" w:themeTint="BF" w:sz="8" w:space="0"/>
+        <w:insideH w:val="single" w:color="404040" w:themeColor="text1" w:themeTint="BF" w:sz="8" w:space="0"/>
+        <w:insideV w:val="single" w:color="404040" w:themeColor="text1" w:themeTint="BF" w:sz="8" w:space="0"/>
       </w:tblBorders>
       <w:tblCellMar>
         <w:top w:w="0" w:type="dxa"/>
@@ -8292,7 +8510,7 @@
       <w:tblPr/>
       <w:tcPr>
         <w:tcBorders>
-          <w:top w:val="single" w:sz="18" w:space="0" w:color="404040" w:themeColor="text1" w:themeTint="BF"/>
+          <w:top w:val="single" w:color="404040" w:themeColor="text1" w:themeTint="BF" w:sz="18" w:space="0"/>
         </w:tcBorders>
       </w:tcPr>
     </w:tblStylePr>
@@ -8334,12 +8552,12 @@
       <w:tblStyleColBandSize w:val="1"/>
       <w:tblInd w:w="0" w:type="dxa"/>
       <w:tblBorders>
-        <w:top w:val="single" w:sz="8" w:space="0" w:color="7BA0CD" w:themeColor="accent1" w:themeTint="BF"/>
-        <w:left w:val="single" w:sz="8" w:space="0" w:color="7BA0CD" w:themeColor="accent1" w:themeTint="BF"/>
-        <w:bottom w:val="single" w:sz="8" w:space="0" w:color="7BA0CD" w:themeColor="accent1" w:themeTint="BF"/>
-        <w:right w:val="single" w:sz="8" w:space="0" w:color="7BA0CD" w:themeColor="accent1" w:themeTint="BF"/>
-        <w:insideH w:val="single" w:sz="8" w:space="0" w:color="7BA0CD" w:themeColor="accent1" w:themeTint="BF"/>
-        <w:insideV w:val="single" w:sz="8" w:space="0" w:color="7BA0CD" w:themeColor="accent1" w:themeTint="BF"/>
+        <w:top w:val="single" w:color="7BA0CD" w:themeColor="accent1" w:themeTint="BF" w:sz="8" w:space="0"/>
+        <w:left w:val="single" w:color="7BA0CD" w:themeColor="accent1" w:themeTint="BF" w:sz="8" w:space="0"/>
+        <w:bottom w:val="single" w:color="7BA0CD" w:themeColor="accent1" w:themeTint="BF" w:sz="8" w:space="0"/>
+        <w:right w:val="single" w:color="7BA0CD" w:themeColor="accent1" w:themeTint="BF" w:sz="8" w:space="0"/>
+        <w:insideH w:val="single" w:color="7BA0CD" w:themeColor="accent1" w:themeTint="BF" w:sz="8" w:space="0"/>
+        <w:insideV w:val="single" w:color="7BA0CD" w:themeColor="accent1" w:themeTint="BF" w:sz="8" w:space="0"/>
       </w:tblBorders>
       <w:tblCellMar>
         <w:top w:w="0" w:type="dxa"/>
@@ -8365,7 +8583,7 @@
       <w:tblPr/>
       <w:tcPr>
         <w:tcBorders>
-          <w:top w:val="single" w:sz="18" w:space="0" w:color="7BA0CD" w:themeColor="accent1" w:themeTint="BF"/>
+          <w:top w:val="single" w:color="7BA0CD" w:themeColor="accent1" w:themeTint="BF" w:sz="18" w:space="0"/>
         </w:tcBorders>
       </w:tcPr>
     </w:tblStylePr>
@@ -8407,12 +8625,12 @@
       <w:tblStyleColBandSize w:val="1"/>
       <w:tblInd w:w="0" w:type="dxa"/>
       <w:tblBorders>
-        <w:top w:val="single" w:sz="8" w:space="0" w:color="CF7B79" w:themeColor="accent2" w:themeTint="BF"/>
-        <w:left w:val="single" w:sz="8" w:space="0" w:color="CF7B79" w:themeColor="accent2" w:themeTint="BF"/>
-        <w:bottom w:val="single" w:sz="8" w:space="0" w:color="CF7B79" w:themeColor="accent2" w:themeTint="BF"/>
-        <w:right w:val="single" w:sz="8" w:space="0" w:color="CF7B79" w:themeColor="accent2" w:themeTint="BF"/>
-        <w:insideH w:val="single" w:sz="8" w:space="0" w:color="CF7B79" w:themeColor="accent2" w:themeTint="BF"/>
-        <w:insideV w:val="single" w:sz="8" w:space="0" w:color="CF7B79" w:themeColor="accent2" w:themeTint="BF"/>
+        <w:top w:val="single" w:color="CF7B79" w:themeColor="accent2" w:themeTint="BF" w:sz="8" w:space="0"/>
+        <w:left w:val="single" w:color="CF7B79" w:themeColor="accent2" w:themeTint="BF" w:sz="8" w:space="0"/>
+        <w:bottom w:val="single" w:color="CF7B79" w:themeColor="accent2" w:themeTint="BF" w:sz="8" w:space="0"/>
+        <w:right w:val="single" w:color="CF7B79" w:themeColor="accent2" w:themeTint="BF" w:sz="8" w:space="0"/>
+        <w:insideH w:val="single" w:color="CF7B79" w:themeColor="accent2" w:themeTint="BF" w:sz="8" w:space="0"/>
+        <w:insideV w:val="single" w:color="CF7B79" w:themeColor="accent2" w:themeTint="BF" w:sz="8" w:space="0"/>
       </w:tblBorders>
       <w:tblCellMar>
         <w:top w:w="0" w:type="dxa"/>
@@ -8438,7 +8656,7 @@
       <w:tblPr/>
       <w:tcPr>
         <w:tcBorders>
-          <w:top w:val="single" w:sz="18" w:space="0" w:color="CF7B79" w:themeColor="accent2" w:themeTint="BF"/>
+          <w:top w:val="single" w:color="CF7B79" w:themeColor="accent2" w:themeTint="BF" w:sz="18" w:space="0"/>
         </w:tcBorders>
       </w:tcPr>
     </w:tblStylePr>
@@ -8480,12 +8698,12 @@
       <w:tblStyleColBandSize w:val="1"/>
       <w:tblInd w:w="0" w:type="dxa"/>
       <w:tblBorders>
-        <w:top w:val="single" w:sz="8" w:space="0" w:color="B3CC82" w:themeColor="accent3" w:themeTint="BF"/>
-        <w:left w:val="single" w:sz="8" w:space="0" w:color="B3CC82" w:themeColor="accent3" w:themeTint="BF"/>
-        <w:bottom w:val="single" w:sz="8" w:space="0" w:color="B3CC82" w:themeColor="accent3" w:themeTint="BF"/>
-        <w:right w:val="single" w:sz="8" w:space="0" w:color="B3CC82" w:themeColor="accent3" w:themeTint="BF"/>
-        <w:insideH w:val="single" w:sz="8" w:space="0" w:color="B3CC82" w:themeColor="accent3" w:themeTint="BF"/>
-        <w:insideV w:val="single" w:sz="8" w:space="0" w:color="B3CC82" w:themeColor="accent3" w:themeTint="BF"/>
+        <w:top w:val="single" w:color="B3CC82" w:themeColor="accent3" w:themeTint="BF" w:sz="8" w:space="0"/>
+        <w:left w:val="single" w:color="B3CC82" w:themeColor="accent3" w:themeTint="BF" w:sz="8" w:space="0"/>
+        <w:bottom w:val="single" w:color="B3CC82" w:themeColor="accent3" w:themeTint="BF" w:sz="8" w:space="0"/>
+        <w:right w:val="single" w:color="B3CC82" w:themeColor="accent3" w:themeTint="BF" w:sz="8" w:space="0"/>
+        <w:insideH w:val="single" w:color="B3CC82" w:themeColor="accent3" w:themeTint="BF" w:sz="8" w:space="0"/>
+        <w:insideV w:val="single" w:color="B3CC82" w:themeColor="accent3" w:themeTint="BF" w:sz="8" w:space="0"/>
       </w:tblBorders>
       <w:tblCellMar>
         <w:top w:w="0" w:type="dxa"/>
@@ -8511,7 +8729,7 @@
       <w:tblPr/>
       <w:tcPr>
         <w:tcBorders>
-          <w:top w:val="single" w:sz="18" w:space="0" w:color="B3CC82" w:themeColor="accent3" w:themeTint="BF"/>
+          <w:top w:val="single" w:color="B3CC82" w:themeColor="accent3" w:themeTint="BF" w:sz="18" w:space="0"/>
         </w:tcBorders>
       </w:tcPr>
     </w:tblStylePr>
@@ -8553,12 +8771,12 @@
       <w:tblStyleColBandSize w:val="1"/>
       <w:tblInd w:w="0" w:type="dxa"/>
       <w:tblBorders>
-        <w:top w:val="single" w:sz="8" w:space="0" w:color="9F8AB9" w:themeColor="accent4" w:themeTint="BF"/>
-        <w:left w:val="single" w:sz="8" w:space="0" w:color="9F8AB9" w:themeColor="accent4" w:themeTint="BF"/>
-        <w:bottom w:val="single" w:sz="8" w:space="0" w:color="9F8AB9" w:themeColor="accent4" w:themeTint="BF"/>
-        <w:right w:val="single" w:sz="8" w:space="0" w:color="9F8AB9" w:themeColor="accent4" w:themeTint="BF"/>
-        <w:insideH w:val="single" w:sz="8" w:space="0" w:color="9F8AB9" w:themeColor="accent4" w:themeTint="BF"/>
-        <w:insideV w:val="single" w:sz="8" w:space="0" w:color="9F8AB9" w:themeColor="accent4" w:themeTint="BF"/>
+        <w:top w:val="single" w:color="9F8AB9" w:themeColor="accent4" w:themeTint="BF" w:sz="8" w:space="0"/>
+        <w:left w:val="single" w:color="9F8AB9" w:themeColor="accent4" w:themeTint="BF" w:sz="8" w:space="0"/>
+        <w:bottom w:val="single" w:color="9F8AB9" w:themeColor="accent4" w:themeTint="BF" w:sz="8" w:space="0"/>
+        <w:right w:val="single" w:color="9F8AB9" w:themeColor="accent4" w:themeTint="BF" w:sz="8" w:space="0"/>
+        <w:insideH w:val="single" w:color="9F8AB9" w:themeColor="accent4" w:themeTint="BF" w:sz="8" w:space="0"/>
+        <w:insideV w:val="single" w:color="9F8AB9" w:themeColor="accent4" w:themeTint="BF" w:sz="8" w:space="0"/>
       </w:tblBorders>
       <w:tblCellMar>
         <w:top w:w="0" w:type="dxa"/>
@@ -8584,7 +8802,7 @@
       <w:tblPr/>
       <w:tcPr>
         <w:tcBorders>
-          <w:top w:val="single" w:sz="18" w:space="0" w:color="9F8AB9" w:themeColor="accent4" w:themeTint="BF"/>
+          <w:top w:val="single" w:color="9F8AB9" w:themeColor="accent4" w:themeTint="BF" w:sz="18" w:space="0"/>
         </w:tcBorders>
       </w:tcPr>
     </w:tblStylePr>
@@ -8626,12 +8844,12 @@
       <w:tblStyleColBandSize w:val="1"/>
       <w:tblInd w:w="0" w:type="dxa"/>
       <w:tblBorders>
-        <w:top w:val="single" w:sz="8" w:space="0" w:color="78C0D4" w:themeColor="accent5" w:themeTint="BF"/>
-        <w:left w:val="single" w:sz="8" w:space="0" w:color="78C0D4" w:themeColor="accent5" w:themeTint="BF"/>
-        <w:bottom w:val="single" w:sz="8" w:space="0" w:color="78C0D4" w:themeColor="accent5" w:themeTint="BF"/>
-        <w:right w:val="single" w:sz="8" w:space="0" w:color="78C0D4" w:themeColor="accent5" w:themeTint="BF"/>
-        <w:insideH w:val="single" w:sz="8" w:space="0" w:color="78C0D4" w:themeColor="accent5" w:themeTint="BF"/>
-        <w:insideV w:val="single" w:sz="8" w:space="0" w:color="78C0D4" w:themeColor="accent5" w:themeTint="BF"/>
+        <w:top w:val="single" w:color="78C0D4" w:themeColor="accent5" w:themeTint="BF" w:sz="8" w:space="0"/>
+        <w:left w:val="single" w:color="78C0D4" w:themeColor="accent5" w:themeTint="BF" w:sz="8" w:space="0"/>
+        <w:bottom w:val="single" w:color="78C0D4" w:themeColor="accent5" w:themeTint="BF" w:sz="8" w:space="0"/>
+        <w:right w:val="single" w:color="78C0D4" w:themeColor="accent5" w:themeTint="BF" w:sz="8" w:space="0"/>
+        <w:insideH w:val="single" w:color="78C0D4" w:themeColor="accent5" w:themeTint="BF" w:sz="8" w:space="0"/>
+        <w:insideV w:val="single" w:color="78C0D4" w:themeColor="accent5" w:themeTint="BF" w:sz="8" w:space="0"/>
       </w:tblBorders>
       <w:tblCellMar>
         <w:top w:w="0" w:type="dxa"/>
@@ -8657,7 +8875,7 @@
       <w:tblPr/>
       <w:tcPr>
         <w:tcBorders>
-          <w:top w:val="single" w:sz="18" w:space="0" w:color="78C0D4" w:themeColor="accent5" w:themeTint="BF"/>
+          <w:top w:val="single" w:color="78C0D4" w:themeColor="accent5" w:themeTint="BF" w:sz="18" w:space="0"/>
         </w:tcBorders>
       </w:tcPr>
     </w:tblStylePr>
@@ -8699,12 +8917,12 @@
       <w:tblStyleColBandSize w:val="1"/>
       <w:tblInd w:w="0" w:type="dxa"/>
       <w:tblBorders>
-        <w:top w:val="single" w:sz="8" w:space="0" w:color="F9B074" w:themeColor="accent6" w:themeTint="BF"/>
-        <w:left w:val="single" w:sz="8" w:space="0" w:color="F9B074" w:themeColor="accent6" w:themeTint="BF"/>
-        <w:bottom w:val="single" w:sz="8" w:space="0" w:color="F9B074" w:themeColor="accent6" w:themeTint="BF"/>
-        <w:right w:val="single" w:sz="8" w:space="0" w:color="F9B074" w:themeColor="accent6" w:themeTint="BF"/>
-        <w:insideH w:val="single" w:sz="8" w:space="0" w:color="F9B074" w:themeColor="accent6" w:themeTint="BF"/>
-        <w:insideV w:val="single" w:sz="8" w:space="0" w:color="F9B074" w:themeColor="accent6" w:themeTint="BF"/>
+        <w:top w:val="single" w:color="F9B074" w:themeColor="accent6" w:themeTint="BF" w:sz="8" w:space="0"/>
+        <w:left w:val="single" w:color="F9B074" w:themeColor="accent6" w:themeTint="BF" w:sz="8" w:space="0"/>
+        <w:bottom w:val="single" w:color="F9B074" w:themeColor="accent6" w:themeTint="BF" w:sz="8" w:space="0"/>
+        <w:right w:val="single" w:color="F9B074" w:themeColor="accent6" w:themeTint="BF" w:sz="8" w:space="0"/>
+        <w:insideH w:val="single" w:color="F9B074" w:themeColor="accent6" w:themeTint="BF" w:sz="8" w:space="0"/>
+        <w:insideV w:val="single" w:color="F9B074" w:themeColor="accent6" w:themeTint="BF" w:sz="8" w:space="0"/>
       </w:tblBorders>
       <w:tblCellMar>
         <w:top w:w="0" w:type="dxa"/>
@@ -8730,7 +8948,7 @@
       <w:tblPr/>
       <w:tcPr>
         <w:tcBorders>
-          <w:top w:val="single" w:sz="18" w:space="0" w:color="F9B074" w:themeColor="accent6" w:themeTint="BF"/>
+          <w:top w:val="single" w:color="F9B074" w:themeColor="accent6" w:themeTint="BF" w:sz="18" w:space="0"/>
         </w:tcBorders>
       </w:tcPr>
     </w:tblStylePr>
@@ -8768,7 +8986,7 @@
       <w:spacing w:after="0" w:line="240" w:lineRule="auto"/>
     </w:pPr>
     <w:rPr>
-      <w:rFonts w:asciiTheme="majorHAnsi" w:eastAsiaTheme="majorEastAsia" w:hAnsiTheme="majorHAnsi" w:cstheme="majorBidi"/>
+      <w:rFonts w:asciiTheme="majorHAnsi" w:hAnsiTheme="majorHAnsi" w:eastAsiaTheme="majorEastAsia" w:cstheme="majorBidi"/>
       <w:color w:val="000000" w:themeColor="text1"/>
     </w:rPr>
     <w:tblPr>
@@ -8776,12 +8994,12 @@
       <w:tblStyleColBandSize w:val="1"/>
       <w:tblInd w:w="0" w:type="dxa"/>
       <w:tblBorders>
-        <w:top w:val="single" w:sz="8" w:space="0" w:color="000000" w:themeColor="text1"/>
-        <w:left w:val="single" w:sz="8" w:space="0" w:color="000000" w:themeColor="text1"/>
-        <w:bottom w:val="single" w:sz="8" w:space="0" w:color="000000" w:themeColor="text1"/>
-        <w:right w:val="single" w:sz="8" w:space="0" w:color="000000" w:themeColor="text1"/>
-        <w:insideH w:val="single" w:sz="8" w:space="0" w:color="000000" w:themeColor="text1"/>
-        <w:insideV w:val="single" w:sz="8" w:space="0" w:color="000000" w:themeColor="text1"/>
+        <w:top w:val="single" w:color="000000" w:themeColor="text1" w:sz="8" w:space="0"/>
+        <w:left w:val="single" w:color="000000" w:themeColor="text1" w:sz="8" w:space="0"/>
+        <w:bottom w:val="single" w:color="000000" w:themeColor="text1" w:sz="8" w:space="0"/>
+        <w:right w:val="single" w:color="000000" w:themeColor="text1" w:sz="8" w:space="0"/>
+        <w:insideH w:val="single" w:color="000000" w:themeColor="text1" w:sz="8" w:space="0"/>
+        <w:insideV w:val="single" w:color="000000" w:themeColor="text1" w:sz="8" w:space="0"/>
       </w:tblBorders>
       <w:tblCellMar>
         <w:top w:w="0" w:type="dxa"/>
@@ -8813,7 +9031,7 @@
       <w:tblPr/>
       <w:tcPr>
         <w:tcBorders>
-          <w:top w:val="single" w:sz="12" w:space="0" w:color="000000" w:themeColor="text1"/>
+          <w:top w:val="single" w:color="000000" w:themeColor="text1" w:sz="12" w:space="0"/>
           <w:left w:val="nil"/>
           <w:bottom w:val="nil"/>
           <w:right w:val="nil"/>
@@ -8871,8 +9089,8 @@
       <w:tblPr/>
       <w:tcPr>
         <w:tcBorders>
-          <w:insideH w:val="single" w:sz="6" w:space="0" w:color="000000" w:themeColor="text1"/>
-          <w:insideV w:val="single" w:sz="6" w:space="0" w:color="000000" w:themeColor="text1"/>
+          <w:insideH w:val="single" w:color="000000" w:themeColor="text1" w:sz="6" w:space="0"/>
+          <w:insideV w:val="single" w:color="000000" w:themeColor="text1" w:sz="6" w:space="0"/>
         </w:tcBorders>
         <w:shd w:val="clear" w:color="auto" w:fill="808080" w:themeFill="text1" w:themeFillTint="7F"/>
       </w:tcPr>
@@ -8893,7 +9111,7 @@
       <w:spacing w:after="0" w:line="240" w:lineRule="auto"/>
     </w:pPr>
     <w:rPr>
-      <w:rFonts w:asciiTheme="majorHAnsi" w:eastAsiaTheme="majorEastAsia" w:hAnsiTheme="majorHAnsi" w:cstheme="majorBidi"/>
+      <w:rFonts w:asciiTheme="majorHAnsi" w:hAnsiTheme="majorHAnsi" w:eastAsiaTheme="majorEastAsia" w:cstheme="majorBidi"/>
       <w:color w:val="000000" w:themeColor="text1"/>
     </w:rPr>
     <w:tblPr>
@@ -8901,12 +9119,12 @@
       <w:tblStyleColBandSize w:val="1"/>
       <w:tblInd w:w="0" w:type="dxa"/>
       <w:tblBorders>
-        <w:top w:val="single" w:sz="8" w:space="0" w:color="4F81BD" w:themeColor="accent1"/>
-        <w:left w:val="single" w:sz="8" w:space="0" w:color="4F81BD" w:themeColor="accent1"/>
-        <w:bottom w:val="single" w:sz="8" w:space="0" w:color="4F81BD" w:themeColor="accent1"/>
-        <w:right w:val="single" w:sz="8" w:space="0" w:color="4F81BD" w:themeColor="accent1"/>
-        <w:insideH w:val="single" w:sz="8" w:space="0" w:color="4F81BD" w:themeColor="accent1"/>
-        <w:insideV w:val="single" w:sz="8" w:space="0" w:color="4F81BD" w:themeColor="accent1"/>
+        <w:top w:val="single" w:color="4F81BD" w:themeColor="accent1" w:sz="8" w:space="0"/>
+        <w:left w:val="single" w:color="4F81BD" w:themeColor="accent1" w:sz="8" w:space="0"/>
+        <w:bottom w:val="single" w:color="4F81BD" w:themeColor="accent1" w:sz="8" w:space="0"/>
+        <w:right w:val="single" w:color="4F81BD" w:themeColor="accent1" w:sz="8" w:space="0"/>
+        <w:insideH w:val="single" w:color="4F81BD" w:themeColor="accent1" w:sz="8" w:space="0"/>
+        <w:insideV w:val="single" w:color="4F81BD" w:themeColor="accent1" w:sz="8" w:space="0"/>
       </w:tblBorders>
       <w:tblCellMar>
         <w:top w:w="0" w:type="dxa"/>
@@ -8938,7 +9156,7 @@
       <w:tblPr/>
       <w:tcPr>
         <w:tcBorders>
-          <w:top w:val="single" w:sz="12" w:space="0" w:color="000000" w:themeColor="text1"/>
+          <w:top w:val="single" w:color="000000" w:themeColor="text1" w:sz="12" w:space="0"/>
           <w:left w:val="nil"/>
           <w:bottom w:val="nil"/>
           <w:right w:val="nil"/>
@@ -8996,8 +9214,8 @@
       <w:tblPr/>
       <w:tcPr>
         <w:tcBorders>
-          <w:insideH w:val="single" w:sz="6" w:space="0" w:color="4F81BD" w:themeColor="accent1"/>
-          <w:insideV w:val="single" w:sz="6" w:space="0" w:color="4F81BD" w:themeColor="accent1"/>
+          <w:insideH w:val="single" w:color="4F81BD" w:themeColor="accent1" w:sz="6" w:space="0"/>
+          <w:insideV w:val="single" w:color="4F81BD" w:themeColor="accent1" w:sz="6" w:space="0"/>
         </w:tcBorders>
         <w:shd w:val="clear" w:color="auto" w:fill="A7BFDE" w:themeFill="accent1" w:themeFillTint="7F"/>
       </w:tcPr>
@@ -9018,7 +9236,7 @@
       <w:spacing w:after="0" w:line="240" w:lineRule="auto"/>
     </w:pPr>
     <w:rPr>
-      <w:rFonts w:asciiTheme="majorHAnsi" w:eastAsiaTheme="majorEastAsia" w:hAnsiTheme="majorHAnsi" w:cstheme="majorBidi"/>
+      <w:rFonts w:asciiTheme="majorHAnsi" w:hAnsiTheme="majorHAnsi" w:eastAsiaTheme="majorEastAsia" w:cstheme="majorBidi"/>
       <w:color w:val="000000" w:themeColor="text1"/>
     </w:rPr>
     <w:tblPr>
@@ -9026,12 +9244,12 @@
       <w:tblStyleColBandSize w:val="1"/>
       <w:tblInd w:w="0" w:type="dxa"/>
       <w:tblBorders>
-        <w:top w:val="single" w:sz="8" w:space="0" w:color="C0504D" w:themeColor="accent2"/>
-        <w:left w:val="single" w:sz="8" w:space="0" w:color="C0504D" w:themeColor="accent2"/>
-        <w:bottom w:val="single" w:sz="8" w:space="0" w:color="C0504D" w:themeColor="accent2"/>
-        <w:right w:val="single" w:sz="8" w:space="0" w:color="C0504D" w:themeColor="accent2"/>
-        <w:insideH w:val="single" w:sz="8" w:space="0" w:color="C0504D" w:themeColor="accent2"/>
-        <w:insideV w:val="single" w:sz="8" w:space="0" w:color="C0504D" w:themeColor="accent2"/>
+        <w:top w:val="single" w:color="C0504D" w:themeColor="accent2" w:sz="8" w:space="0"/>
+        <w:left w:val="single" w:color="C0504D" w:themeColor="accent2" w:sz="8" w:space="0"/>
+        <w:bottom w:val="single" w:color="C0504D" w:themeColor="accent2" w:sz="8" w:space="0"/>
+        <w:right w:val="single" w:color="C0504D" w:themeColor="accent2" w:sz="8" w:space="0"/>
+        <w:insideH w:val="single" w:color="C0504D" w:themeColor="accent2" w:sz="8" w:space="0"/>
+        <w:insideV w:val="single" w:color="C0504D" w:themeColor="accent2" w:sz="8" w:space="0"/>
       </w:tblBorders>
       <w:tblCellMar>
         <w:top w:w="0" w:type="dxa"/>
@@ -9063,7 +9281,7 @@
       <w:tblPr/>
       <w:tcPr>
         <w:tcBorders>
-          <w:top w:val="single" w:sz="12" w:space="0" w:color="000000" w:themeColor="text1"/>
+          <w:top w:val="single" w:color="000000" w:themeColor="text1" w:sz="12" w:space="0"/>
           <w:left w:val="nil"/>
           <w:bottom w:val="nil"/>
           <w:right w:val="nil"/>
@@ -9121,8 +9339,8 @@
       <w:tblPr/>
       <w:tcPr>
         <w:tcBorders>
-          <w:insideH w:val="single" w:sz="6" w:space="0" w:color="C0504D" w:themeColor="accent2"/>
-          <w:insideV w:val="single" w:sz="6" w:space="0" w:color="C0504D" w:themeColor="accent2"/>
+          <w:insideH w:val="single" w:color="C0504D" w:themeColor="accent2" w:sz="6" w:space="0"/>
+          <w:insideV w:val="single" w:color="C0504D" w:themeColor="accent2" w:sz="6" w:space="0"/>
         </w:tcBorders>
         <w:shd w:val="clear" w:color="auto" w:fill="DFA7A6" w:themeFill="accent2" w:themeFillTint="7F"/>
       </w:tcPr>
@@ -9143,7 +9361,7 @@
       <w:spacing w:after="0" w:line="240" w:lineRule="auto"/>
     </w:pPr>
     <w:rPr>
-      <w:rFonts w:asciiTheme="majorHAnsi" w:eastAsiaTheme="majorEastAsia" w:hAnsiTheme="majorHAnsi" w:cstheme="majorBidi"/>
+      <w:rFonts w:asciiTheme="majorHAnsi" w:hAnsiTheme="majorHAnsi" w:eastAsiaTheme="majorEastAsia" w:cstheme="majorBidi"/>
       <w:color w:val="000000" w:themeColor="text1"/>
     </w:rPr>
     <w:tblPr>
@@ -9151,12 +9369,12 @@
       <w:tblStyleColBandSize w:val="1"/>
       <w:tblInd w:w="0" w:type="dxa"/>
       <w:tblBorders>
-        <w:top w:val="single" w:sz="8" w:space="0" w:color="9BBB59" w:themeColor="accent3"/>
-        <w:left w:val="single" w:sz="8" w:space="0" w:color="9BBB59" w:themeColor="accent3"/>
-        <w:bottom w:val="single" w:sz="8" w:space="0" w:color="9BBB59" w:themeColor="accent3"/>
-        <w:right w:val="single" w:sz="8" w:space="0" w:color="9BBB59" w:themeColor="accent3"/>
-        <w:insideH w:val="single" w:sz="8" w:space="0" w:color="9BBB59" w:themeColor="accent3"/>
-        <w:insideV w:val="single" w:sz="8" w:space="0" w:color="9BBB59" w:themeColor="accent3"/>
+        <w:top w:val="single" w:color="9BBB59" w:themeColor="accent3" w:sz="8" w:space="0"/>
+        <w:left w:val="single" w:color="9BBB59" w:themeColor="accent3" w:sz="8" w:space="0"/>
+        <w:bottom w:val="single" w:color="9BBB59" w:themeColor="accent3" w:sz="8" w:space="0"/>
+        <w:right w:val="single" w:color="9BBB59" w:themeColor="accent3" w:sz="8" w:space="0"/>
+        <w:insideH w:val="single" w:color="9BBB59" w:themeColor="accent3" w:sz="8" w:space="0"/>
+        <w:insideV w:val="single" w:color="9BBB59" w:themeColor="accent3" w:sz="8" w:space="0"/>
       </w:tblBorders>
       <w:tblCellMar>
         <w:top w:w="0" w:type="dxa"/>
@@ -9188,7 +9406,7 @@
       <w:tblPr/>
       <w:tcPr>
         <w:tcBorders>
-          <w:top w:val="single" w:sz="12" w:space="0" w:color="000000" w:themeColor="text1"/>
+          <w:top w:val="single" w:color="000000" w:themeColor="text1" w:sz="12" w:space="0"/>
           <w:left w:val="nil"/>
           <w:bottom w:val="nil"/>
           <w:right w:val="nil"/>
@@ -9246,8 +9464,8 @@
       <w:tblPr/>
       <w:tcPr>
         <w:tcBorders>
-          <w:insideH w:val="single" w:sz="6" w:space="0" w:color="9BBB59" w:themeColor="accent3"/>
-          <w:insideV w:val="single" w:sz="6" w:space="0" w:color="9BBB59" w:themeColor="accent3"/>
+          <w:insideH w:val="single" w:color="9BBB59" w:themeColor="accent3" w:sz="6" w:space="0"/>
+          <w:insideV w:val="single" w:color="9BBB59" w:themeColor="accent3" w:sz="6" w:space="0"/>
         </w:tcBorders>
         <w:shd w:val="clear" w:color="auto" w:fill="CDDDAC" w:themeFill="accent3" w:themeFillTint="7F"/>
       </w:tcPr>
@@ -9268,7 +9486,7 @@
       <w:spacing w:after="0" w:line="240" w:lineRule="auto"/>
     </w:pPr>
     <w:rPr>
-      <w:rFonts w:asciiTheme="majorHAnsi" w:eastAsiaTheme="majorEastAsia" w:hAnsiTheme="majorHAnsi" w:cstheme="majorBidi"/>
+      <w:rFonts w:asciiTheme="majorHAnsi" w:hAnsiTheme="majorHAnsi" w:eastAsiaTheme="majorEastAsia" w:cstheme="majorBidi"/>
       <w:color w:val="000000" w:themeColor="text1"/>
     </w:rPr>
     <w:tblPr>
@@ -9276,12 +9494,12 @@
       <w:tblStyleColBandSize w:val="1"/>
       <w:tblInd w:w="0" w:type="dxa"/>
       <w:tblBorders>
-        <w:top w:val="single" w:sz="8" w:space="0" w:color="8064A2" w:themeColor="accent4"/>
-        <w:left w:val="single" w:sz="8" w:space="0" w:color="8064A2" w:themeColor="accent4"/>
-        <w:bottom w:val="single" w:sz="8" w:space="0" w:color="8064A2" w:themeColor="accent4"/>
-        <w:right w:val="single" w:sz="8" w:space="0" w:color="8064A2" w:themeColor="accent4"/>
-        <w:insideH w:val="single" w:sz="8" w:space="0" w:color="8064A2" w:themeColor="accent4"/>
-        <w:insideV w:val="single" w:sz="8" w:space="0" w:color="8064A2" w:themeColor="accent4"/>
+        <w:top w:val="single" w:color="8064A2" w:themeColor="accent4" w:sz="8" w:space="0"/>
+        <w:left w:val="single" w:color="8064A2" w:themeColor="accent4" w:sz="8" w:space="0"/>
+        <w:bottom w:val="single" w:color="8064A2" w:themeColor="accent4" w:sz="8" w:space="0"/>
+        <w:right w:val="single" w:color="8064A2" w:themeColor="accent4" w:sz="8" w:space="0"/>
+        <w:insideH w:val="single" w:color="8064A2" w:themeColor="accent4" w:sz="8" w:space="0"/>
+        <w:insideV w:val="single" w:color="8064A2" w:themeColor="accent4" w:sz="8" w:space="0"/>
       </w:tblBorders>
       <w:tblCellMar>
         <w:top w:w="0" w:type="dxa"/>
@@ -9313,7 +9531,7 @@
       <w:tblPr/>
       <w:tcPr>
         <w:tcBorders>
-          <w:top w:val="single" w:sz="12" w:space="0" w:color="000000" w:themeColor="text1"/>
+          <w:top w:val="single" w:color="000000" w:themeColor="text1" w:sz="12" w:space="0"/>
           <w:left w:val="nil"/>
           <w:bottom w:val="nil"/>
           <w:right w:val="nil"/>
@@ -9371,8 +9589,8 @@
       <w:tblPr/>
       <w:tcPr>
         <w:tcBorders>
-          <w:insideH w:val="single" w:sz="6" w:space="0" w:color="8064A2" w:themeColor="accent4"/>
-          <w:insideV w:val="single" w:sz="6" w:space="0" w:color="8064A2" w:themeColor="accent4"/>
+          <w:insideH w:val="single" w:color="8064A2" w:themeColor="accent4" w:sz="6" w:space="0"/>
+          <w:insideV w:val="single" w:color="8064A2" w:themeColor="accent4" w:sz="6" w:space="0"/>
         </w:tcBorders>
         <w:shd w:val="clear" w:color="auto" w:fill="BFB1D0" w:themeFill="accent4" w:themeFillTint="7F"/>
       </w:tcPr>
@@ -9393,7 +9611,7 @@
       <w:spacing w:after="0" w:line="240" w:lineRule="auto"/>
     </w:pPr>
     <w:rPr>
-      <w:rFonts w:asciiTheme="majorHAnsi" w:eastAsiaTheme="majorEastAsia" w:hAnsiTheme="majorHAnsi" w:cstheme="majorBidi"/>
+      <w:rFonts w:asciiTheme="majorHAnsi" w:hAnsiTheme="majorHAnsi" w:eastAsiaTheme="majorEastAsia" w:cstheme="majorBidi"/>
       <w:color w:val="000000" w:themeColor="text1"/>
     </w:rPr>
     <w:tblPr>
@@ -9401,12 +9619,12 @@
       <w:tblStyleColBandSize w:val="1"/>
       <w:tblInd w:w="0" w:type="dxa"/>
       <w:tblBorders>
-        <w:top w:val="single" w:sz="8" w:space="0" w:color="4BACC6" w:themeColor="accent5"/>
-        <w:left w:val="single" w:sz="8" w:space="0" w:color="4BACC6" w:themeColor="accent5"/>
-        <w:bottom w:val="single" w:sz="8" w:space="0" w:color="4BACC6" w:themeColor="accent5"/>
-        <w:right w:val="single" w:sz="8" w:space="0" w:color="4BACC6" w:themeColor="accent5"/>
-        <w:insideH w:val="single" w:sz="8" w:space="0" w:color="4BACC6" w:themeColor="accent5"/>
-        <w:insideV w:val="single" w:sz="8" w:space="0" w:color="4BACC6" w:themeColor="accent5"/>
+        <w:top w:val="single" w:color="4BACC6" w:themeColor="accent5" w:sz="8" w:space="0"/>
+        <w:left w:val="single" w:color="4BACC6" w:themeColor="accent5" w:sz="8" w:space="0"/>
+        <w:bottom w:val="single" w:color="4BACC6" w:themeColor="accent5" w:sz="8" w:space="0"/>
+        <w:right w:val="single" w:color="4BACC6" w:themeColor="accent5" w:sz="8" w:space="0"/>
+        <w:insideH w:val="single" w:color="4BACC6" w:themeColor="accent5" w:sz="8" w:space="0"/>
+        <w:insideV w:val="single" w:color="4BACC6" w:themeColor="accent5" w:sz="8" w:space="0"/>
       </w:tblBorders>
       <w:tblCellMar>
         <w:top w:w="0" w:type="dxa"/>
@@ -9438,7 +9656,7 @@
       <w:tblPr/>
       <w:tcPr>
         <w:tcBorders>
-          <w:top w:val="single" w:sz="12" w:space="0" w:color="000000" w:themeColor="text1"/>
+          <w:top w:val="single" w:color="000000" w:themeColor="text1" w:sz="12" w:space="0"/>
           <w:left w:val="nil"/>
           <w:bottom w:val="nil"/>
           <w:right w:val="nil"/>
@@ -9496,8 +9714,8 @@
       <w:tblPr/>
       <w:tcPr>
         <w:tcBorders>
-          <w:insideH w:val="single" w:sz="6" w:space="0" w:color="4BACC6" w:themeColor="accent5"/>
-          <w:insideV w:val="single" w:sz="6" w:space="0" w:color="4BACC6" w:themeColor="accent5"/>
+          <w:insideH w:val="single" w:color="4BACC6" w:themeColor="accent5" w:sz="6" w:space="0"/>
+          <w:insideV w:val="single" w:color="4BACC6" w:themeColor="accent5" w:sz="6" w:space="0"/>
         </w:tcBorders>
         <w:shd w:val="clear" w:color="auto" w:fill="A5D5E2" w:themeFill="accent5" w:themeFillTint="7F"/>
       </w:tcPr>
@@ -9518,7 +9736,7 @@
       <w:spacing w:after="0" w:line="240" w:lineRule="auto"/>
     </w:pPr>
     <w:rPr>
-      <w:rFonts w:asciiTheme="majorHAnsi" w:eastAsiaTheme="majorEastAsia" w:hAnsiTheme="majorHAnsi" w:cstheme="majorBidi"/>
+      <w:rFonts w:asciiTheme="majorHAnsi" w:hAnsiTheme="majorHAnsi" w:eastAsiaTheme="majorEastAsia" w:cstheme="majorBidi"/>
       <w:color w:val="000000" w:themeColor="text1"/>
     </w:rPr>
     <w:tblPr>
@@ -9526,12 +9744,12 @@
       <w:tblStyleColBandSize w:val="1"/>
       <w:tblInd w:w="0" w:type="dxa"/>
       <w:tblBorders>
-        <w:top w:val="single" w:sz="8" w:space="0" w:color="F79646" w:themeColor="accent6"/>
-        <w:left w:val="single" w:sz="8" w:space="0" w:color="F79646" w:themeColor="accent6"/>
-        <w:bottom w:val="single" w:sz="8" w:space="0" w:color="F79646" w:themeColor="accent6"/>
-        <w:right w:val="single" w:sz="8" w:space="0" w:color="F79646" w:themeColor="accent6"/>
-        <w:insideH w:val="single" w:sz="8" w:space="0" w:color="F79646" w:themeColor="accent6"/>
-        <w:insideV w:val="single" w:sz="8" w:space="0" w:color="F79646" w:themeColor="accent6"/>
+        <w:top w:val="single" w:color="F79646" w:themeColor="accent6" w:sz="8" w:space="0"/>
+        <w:left w:val="single" w:color="F79646" w:themeColor="accent6" w:sz="8" w:space="0"/>
+        <w:bottom w:val="single" w:color="F79646" w:themeColor="accent6" w:sz="8" w:space="0"/>
+        <w:right w:val="single" w:color="F79646" w:themeColor="accent6" w:sz="8" w:space="0"/>
+        <w:insideH w:val="single" w:color="F79646" w:themeColor="accent6" w:sz="8" w:space="0"/>
+        <w:insideV w:val="single" w:color="F79646" w:themeColor="accent6" w:sz="8" w:space="0"/>
       </w:tblBorders>
       <w:tblCellMar>
         <w:top w:w="0" w:type="dxa"/>
@@ -9563,7 +9781,7 @@
       <w:tblPr/>
       <w:tcPr>
         <w:tcBorders>
-          <w:top w:val="single" w:sz="12" w:space="0" w:color="000000" w:themeColor="text1"/>
+          <w:top w:val="single" w:color="000000" w:themeColor="text1" w:sz="12" w:space="0"/>
           <w:left w:val="nil"/>
           <w:bottom w:val="nil"/>
           <w:right w:val="nil"/>
@@ -9621,8 +9839,8 @@
       <w:tblPr/>
       <w:tcPr>
         <w:tcBorders>
-          <w:insideH w:val="single" w:sz="6" w:space="0" w:color="F79646" w:themeColor="accent6"/>
-          <w:insideV w:val="single" w:sz="6" w:space="0" w:color="F79646" w:themeColor="accent6"/>
+          <w:insideH w:val="single" w:color="F79646" w:themeColor="accent6" w:sz="6" w:space="0"/>
+          <w:insideV w:val="single" w:color="F79646" w:themeColor="accent6" w:sz="6" w:space="0"/>
         </w:tcBorders>
         <w:shd w:val="clear" w:color="auto" w:fill="FBCAA2" w:themeFill="accent6" w:themeFillTint="7F"/>
       </w:tcPr>
@@ -9647,12 +9865,12 @@
       <w:tblStyleColBandSize w:val="1"/>
       <w:tblInd w:w="0" w:type="dxa"/>
       <w:tblBorders>
-        <w:top w:val="single" w:sz="8" w:space="0" w:color="FFFFFF" w:themeColor="background1"/>
-        <w:left w:val="single" w:sz="8" w:space="0" w:color="FFFFFF" w:themeColor="background1"/>
-        <w:bottom w:val="single" w:sz="8" w:space="0" w:color="FFFFFF" w:themeColor="background1"/>
-        <w:right w:val="single" w:sz="8" w:space="0" w:color="FFFFFF" w:themeColor="background1"/>
-        <w:insideH w:val="single" w:sz="6" w:space="0" w:color="FFFFFF" w:themeColor="background1"/>
-        <w:insideV w:val="single" w:sz="6" w:space="0" w:color="FFFFFF" w:themeColor="background1"/>
+        <w:top w:val="single" w:color="FFFFFF" w:themeColor="background1" w:sz="8" w:space="0"/>
+        <w:left w:val="single" w:color="FFFFFF" w:themeColor="background1" w:sz="8" w:space="0"/>
+        <w:bottom w:val="single" w:color="FFFFFF" w:themeColor="background1" w:sz="8" w:space="0"/>
+        <w:right w:val="single" w:color="FFFFFF" w:themeColor="background1" w:sz="8" w:space="0"/>
+        <w:insideH w:val="single" w:color="FFFFFF" w:themeColor="background1" w:sz="6" w:space="0"/>
+        <w:insideV w:val="single" w:color="FFFFFF" w:themeColor="background1" w:sz="6" w:space="0"/>
       </w:tblBorders>
       <w:tblCellMar>
         <w:top w:w="0" w:type="dxa"/>
@@ -9675,12 +9893,12 @@
       <w:tblPr/>
       <w:tcPr>
         <w:tcBorders>
-          <w:top w:val="single" w:sz="8" w:space="0" w:color="FFFFFF" w:themeColor="background1"/>
-          <w:left w:val="single" w:sz="8" w:space="0" w:color="FFFFFF" w:themeColor="background1"/>
-          <w:bottom w:val="single" w:sz="24" w:space="0" w:color="FFFFFF" w:themeColor="background1"/>
-          <w:right w:val="single" w:sz="8" w:space="0" w:color="FFFFFF" w:themeColor="background1"/>
-          <w:insideH w:val="nil"/>
-          <w:insideV w:val="single" w:sz="8" w:space="0" w:color="FFFFFF" w:themeColor="background1"/>
+          <w:top w:val="single" w:color="FFFFFF" w:themeColor="background1" w:sz="8" w:space="0"/>
+          <w:left w:val="single" w:color="FFFFFF" w:themeColor="background1" w:sz="8" w:space="0"/>
+          <w:bottom w:val="single" w:color="FFFFFF" w:themeColor="background1" w:sz="24" w:space="0"/>
+          <w:right w:val="single" w:color="FFFFFF" w:themeColor="background1" w:sz="8" w:space="0"/>
+          <w:insideH w:val="nil"/>
+          <w:insideV w:val="single" w:color="FFFFFF" w:themeColor="background1" w:sz="8" w:space="0"/>
         </w:tcBorders>
         <w:shd w:val="clear" w:color="auto" w:fill="000000" w:themeFill="text1"/>
       </w:tcPr>
@@ -9696,12 +9914,12 @@
       <w:tblPr/>
       <w:tcPr>
         <w:tcBorders>
-          <w:top w:val="single" w:sz="24" w:space="0" w:color="FFFFFF" w:themeColor="background1"/>
-          <w:left w:val="single" w:sz="8" w:space="0" w:color="FFFFFF" w:themeColor="background1"/>
-          <w:bottom w:val="single" w:sz="8" w:space="0" w:color="FFFFFF" w:themeColor="background1"/>
-          <w:right w:val="single" w:sz="8" w:space="0" w:color="FFFFFF" w:themeColor="background1"/>
-          <w:insideH w:val="nil"/>
-          <w:insideV w:val="single" w:sz="8" w:space="0" w:color="FFFFFF" w:themeColor="background1"/>
+          <w:top w:val="single" w:color="FFFFFF" w:themeColor="background1" w:sz="24" w:space="0"/>
+          <w:left w:val="single" w:color="FFFFFF" w:themeColor="background1" w:sz="8" w:space="0"/>
+          <w:bottom w:val="single" w:color="FFFFFF" w:themeColor="background1" w:sz="8" w:space="0"/>
+          <w:right w:val="single" w:color="FFFFFF" w:themeColor="background1" w:sz="8" w:space="0"/>
+          <w:insideH w:val="nil"/>
+          <w:insideV w:val="single" w:color="FFFFFF" w:themeColor="background1" w:sz="8" w:space="0"/>
         </w:tcBorders>
         <w:shd w:val="clear" w:color="auto" w:fill="000000" w:themeFill="text1"/>
       </w:tcPr>
@@ -9717,8 +9935,8 @@
       <w:tblPr/>
       <w:tcPr>
         <w:tcBorders>
-          <w:left w:val="single" w:sz="8" w:space="0" w:color="FFFFFF" w:themeColor="background1"/>
-          <w:right w:val="single" w:sz="24" w:space="0" w:color="FFFFFF" w:themeColor="background1"/>
+          <w:left w:val="single" w:color="FFFFFF" w:themeColor="background1" w:sz="8" w:space="0"/>
+          <w:right w:val="single" w:color="FFFFFF" w:themeColor="background1" w:sz="24" w:space="0"/>
           <w:insideH w:val="nil"/>
           <w:insideV w:val="nil"/>
         </w:tcBorders>
@@ -9737,7 +9955,7 @@
       <w:tcPr>
         <w:tcBorders>
           <w:top w:val="nil"/>
-          <w:left w:val="single" w:sz="24" w:space="0" w:color="FFFFFF" w:themeColor="background1"/>
+          <w:left w:val="single" w:color="FFFFFF" w:themeColor="background1" w:sz="24" w:space="0"/>
           <w:bottom w:val="nil"/>
           <w:right w:val="nil"/>
           <w:insideH w:val="nil"/>
@@ -9750,10 +9968,10 @@
       <w:tblPr/>
       <w:tcPr>
         <w:tcBorders>
-          <w:top w:val="single" w:sz="8" w:space="0" w:color="FFFFFF" w:themeColor="background1"/>
-          <w:left w:val="single" w:sz="8" w:space="0" w:color="FFFFFF" w:themeColor="background1"/>
-          <w:bottom w:val="single" w:sz="8" w:space="0" w:color="FFFFFF" w:themeColor="background1"/>
-          <w:right w:val="single" w:sz="8" w:space="0" w:color="FFFFFF" w:themeColor="background1"/>
+          <w:top w:val="single" w:color="FFFFFF" w:themeColor="background1" w:sz="8" w:space="0"/>
+          <w:left w:val="single" w:color="FFFFFF" w:themeColor="background1" w:sz="8" w:space="0"/>
+          <w:bottom w:val="single" w:color="FFFFFF" w:themeColor="background1" w:sz="8" w:space="0"/>
+          <w:right w:val="single" w:color="FFFFFF" w:themeColor="background1" w:sz="8" w:space="0"/>
           <w:insideH w:val="nil"/>
           <w:insideV w:val="nil"/>
         </w:tcBorders>
@@ -9764,12 +9982,12 @@
       <w:tblPr/>
       <w:tcPr>
         <w:tcBorders>
-          <w:top w:val="single" w:sz="8" w:space="0" w:color="FFFFFF" w:themeColor="background1"/>
-          <w:left w:val="single" w:sz="8" w:space="0" w:color="FFFFFF" w:themeColor="background1"/>
-          <w:bottom w:val="single" w:sz="8" w:space="0" w:color="FFFFFF" w:themeColor="background1"/>
-          <w:right w:val="single" w:sz="8" w:space="0" w:color="FFFFFF" w:themeColor="background1"/>
-          <w:insideH w:val="single" w:sz="8" w:space="0" w:color="FFFFFF" w:themeColor="background1"/>
-          <w:insideV w:val="single" w:sz="8" w:space="0" w:color="FFFFFF" w:themeColor="background1"/>
+          <w:top w:val="single" w:color="FFFFFF" w:themeColor="background1" w:sz="8" w:space="0"/>
+          <w:left w:val="single" w:color="FFFFFF" w:themeColor="background1" w:sz="8" w:space="0"/>
+          <w:bottom w:val="single" w:color="FFFFFF" w:themeColor="background1" w:sz="8" w:space="0"/>
+          <w:right w:val="single" w:color="FFFFFF" w:themeColor="background1" w:sz="8" w:space="0"/>
+          <w:insideH w:val="single" w:color="FFFFFF" w:themeColor="background1" w:sz="8" w:space="0"/>
+          <w:insideV w:val="single" w:color="FFFFFF" w:themeColor="background1" w:sz="8" w:space="0"/>
         </w:tcBorders>
         <w:shd w:val="clear" w:color="auto" w:fill="808080" w:themeFill="text1" w:themeFillTint="7F"/>
       </w:tcPr>
@@ -9788,12 +10006,12 @@
       <w:tblStyleColBandSize w:val="1"/>
       <w:tblInd w:w="0" w:type="dxa"/>
       <w:tblBorders>
-        <w:top w:val="single" w:sz="8" w:space="0" w:color="FFFFFF" w:themeColor="background1"/>
-        <w:left w:val="single" w:sz="8" w:space="0" w:color="FFFFFF" w:themeColor="background1"/>
-        <w:bottom w:val="single" w:sz="8" w:space="0" w:color="FFFFFF" w:themeColor="background1"/>
-        <w:right w:val="single" w:sz="8" w:space="0" w:color="FFFFFF" w:themeColor="background1"/>
-        <w:insideH w:val="single" w:sz="6" w:space="0" w:color="FFFFFF" w:themeColor="background1"/>
-        <w:insideV w:val="single" w:sz="6" w:space="0" w:color="FFFFFF" w:themeColor="background1"/>
+        <w:top w:val="single" w:color="FFFFFF" w:themeColor="background1" w:sz="8" w:space="0"/>
+        <w:left w:val="single" w:color="FFFFFF" w:themeColor="background1" w:sz="8" w:space="0"/>
+        <w:bottom w:val="single" w:color="FFFFFF" w:themeColor="background1" w:sz="8" w:space="0"/>
+        <w:right w:val="single" w:color="FFFFFF" w:themeColor="background1" w:sz="8" w:space="0"/>
+        <w:insideH w:val="single" w:color="FFFFFF" w:themeColor="background1" w:sz="6" w:space="0"/>
+        <w:insideV w:val="single" w:color="FFFFFF" w:themeColor="background1" w:sz="6" w:space="0"/>
       </w:tblBorders>
       <w:tblCellMar>
         <w:top w:w="0" w:type="dxa"/>
@@ -9816,12 +10034,12 @@
       <w:tblPr/>
       <w:tcPr>
         <w:tcBorders>
-          <w:top w:val="single" w:sz="8" w:space="0" w:color="FFFFFF" w:themeColor="background1"/>
-          <w:left w:val="single" w:sz="8" w:space="0" w:color="FFFFFF" w:themeColor="background1"/>
-          <w:bottom w:val="single" w:sz="24" w:space="0" w:color="FFFFFF" w:themeColor="background1"/>
-          <w:right w:val="single" w:sz="8" w:space="0" w:color="FFFFFF" w:themeColor="background1"/>
-          <w:insideH w:val="nil"/>
-          <w:insideV w:val="single" w:sz="8" w:space="0" w:color="FFFFFF" w:themeColor="background1"/>
+          <w:top w:val="single" w:color="FFFFFF" w:themeColor="background1" w:sz="8" w:space="0"/>
+          <w:left w:val="single" w:color="FFFFFF" w:themeColor="background1" w:sz="8" w:space="0"/>
+          <w:bottom w:val="single" w:color="FFFFFF" w:themeColor="background1" w:sz="24" w:space="0"/>
+          <w:right w:val="single" w:color="FFFFFF" w:themeColor="background1" w:sz="8" w:space="0"/>
+          <w:insideH w:val="nil"/>
+          <w:insideV w:val="single" w:color="FFFFFF" w:themeColor="background1" w:sz="8" w:space="0"/>
         </w:tcBorders>
         <w:shd w:val="clear" w:color="auto" w:fill="4F81BD" w:themeFill="accent1"/>
       </w:tcPr>
@@ -9837,12 +10055,12 @@
       <w:tblPr/>
       <w:tcPr>
         <w:tcBorders>
-          <w:top w:val="single" w:sz="24" w:space="0" w:color="FFFFFF" w:themeColor="background1"/>
-          <w:left w:val="single" w:sz="8" w:space="0" w:color="FFFFFF" w:themeColor="background1"/>
-          <w:bottom w:val="single" w:sz="8" w:space="0" w:color="FFFFFF" w:themeColor="background1"/>
-          <w:right w:val="single" w:sz="8" w:space="0" w:color="FFFFFF" w:themeColor="background1"/>
-          <w:insideH w:val="nil"/>
-          <w:insideV w:val="single" w:sz="8" w:space="0" w:color="FFFFFF" w:themeColor="background1"/>
+          <w:top w:val="single" w:color="FFFFFF" w:themeColor="background1" w:sz="24" w:space="0"/>
+          <w:left w:val="single" w:color="FFFFFF" w:themeColor="background1" w:sz="8" w:space="0"/>
+          <w:bottom w:val="single" w:color="FFFFFF" w:themeColor="background1" w:sz="8" w:space="0"/>
+          <w:right w:val="single" w:color="FFFFFF" w:themeColor="background1" w:sz="8" w:space="0"/>
+          <w:insideH w:val="nil"/>
+          <w:insideV w:val="single" w:color="FFFFFF" w:themeColor="background1" w:sz="8" w:space="0"/>
         </w:tcBorders>
         <w:shd w:val="clear" w:color="auto" w:fill="4F81BD" w:themeFill="accent1"/>
       </w:tcPr>
@@ -9858,8 +10076,8 @@
       <w:tblPr/>
       <w:tcPr>
         <w:tcBorders>
-          <w:left w:val="single" w:sz="8" w:space="0" w:color="FFFFFF" w:themeColor="background1"/>
-          <w:right w:val="single" w:sz="24" w:space="0" w:color="FFFFFF" w:themeColor="background1"/>
+          <w:left w:val="single" w:color="FFFFFF" w:themeColor="background1" w:sz="8" w:space="0"/>
+          <w:right w:val="single" w:color="FFFFFF" w:themeColor="background1" w:sz="24" w:space="0"/>
           <w:insideH w:val="nil"/>
           <w:insideV w:val="nil"/>
         </w:tcBorders>
@@ -9878,7 +10096,7 @@
       <w:tcPr>
         <w:tcBorders>
           <w:top w:val="nil"/>
-          <w:left w:val="single" w:sz="24" w:space="0" w:color="FFFFFF" w:themeColor="background1"/>
+          <w:left w:val="single" w:color="FFFFFF" w:themeColor="background1" w:sz="24" w:space="0"/>
           <w:bottom w:val="nil"/>
           <w:right w:val="nil"/>
           <w:insideH w:val="nil"/>
@@ -9891,10 +10109,10 @@
       <w:tblPr/>
       <w:tcPr>
         <w:tcBorders>
-          <w:top w:val="single" w:sz="8" w:space="0" w:color="FFFFFF" w:themeColor="background1"/>
-          <w:left w:val="single" w:sz="8" w:space="0" w:color="FFFFFF" w:themeColor="background1"/>
-          <w:bottom w:val="single" w:sz="8" w:space="0" w:color="FFFFFF" w:themeColor="background1"/>
-          <w:right w:val="single" w:sz="8" w:space="0" w:color="FFFFFF" w:themeColor="background1"/>
+          <w:top w:val="single" w:color="FFFFFF" w:themeColor="background1" w:sz="8" w:space="0"/>
+          <w:left w:val="single" w:color="FFFFFF" w:themeColor="background1" w:sz="8" w:space="0"/>
+          <w:bottom w:val="single" w:color="FFFFFF" w:themeColor="background1" w:sz="8" w:space="0"/>
+          <w:right w:val="single" w:color="FFFFFF" w:themeColor="background1" w:sz="8" w:space="0"/>
           <w:insideH w:val="nil"/>
           <w:insideV w:val="nil"/>
         </w:tcBorders>
@@ -9905,12 +10123,12 @@
       <w:tblPr/>
       <w:tcPr>
         <w:tcBorders>
-          <w:top w:val="single" w:sz="8" w:space="0" w:color="FFFFFF" w:themeColor="background1"/>
-          <w:left w:val="single" w:sz="8" w:space="0" w:color="FFFFFF" w:themeColor="background1"/>
-          <w:bottom w:val="single" w:sz="8" w:space="0" w:color="FFFFFF" w:themeColor="background1"/>
-          <w:right w:val="single" w:sz="8" w:space="0" w:color="FFFFFF" w:themeColor="background1"/>
-          <w:insideH w:val="single" w:sz="8" w:space="0" w:color="FFFFFF" w:themeColor="background1"/>
-          <w:insideV w:val="single" w:sz="8" w:space="0" w:color="FFFFFF" w:themeColor="background1"/>
+          <w:top w:val="single" w:color="FFFFFF" w:themeColor="background1" w:sz="8" w:space="0"/>
+          <w:left w:val="single" w:color="FFFFFF" w:themeColor="background1" w:sz="8" w:space="0"/>
+          <w:bottom w:val="single" w:color="FFFFFF" w:themeColor="background1" w:sz="8" w:space="0"/>
+          <w:right w:val="single" w:color="FFFFFF" w:themeColor="background1" w:sz="8" w:space="0"/>
+          <w:insideH w:val="single" w:color="FFFFFF" w:themeColor="background1" w:sz="8" w:space="0"/>
+          <w:insideV w:val="single" w:color="FFFFFF" w:themeColor="background1" w:sz="8" w:space="0"/>
         </w:tcBorders>
         <w:shd w:val="clear" w:color="auto" w:fill="A7BFDE" w:themeFill="accent1" w:themeFillTint="7F"/>
       </w:tcPr>
@@ -9929,12 +10147,12 @@
       <w:tblStyleColBandSize w:val="1"/>
       <w:tblInd w:w="0" w:type="dxa"/>
       <w:tblBorders>
-        <w:top w:val="single" w:sz="8" w:space="0" w:color="FFFFFF" w:themeColor="background1"/>
-        <w:left w:val="single" w:sz="8" w:space="0" w:color="FFFFFF" w:themeColor="background1"/>
-        <w:bottom w:val="single" w:sz="8" w:space="0" w:color="FFFFFF" w:themeColor="background1"/>
-        <w:right w:val="single" w:sz="8" w:space="0" w:color="FFFFFF" w:themeColor="background1"/>
-        <w:insideH w:val="single" w:sz="6" w:space="0" w:color="FFFFFF" w:themeColor="background1"/>
-        <w:insideV w:val="single" w:sz="6" w:space="0" w:color="FFFFFF" w:themeColor="background1"/>
+        <w:top w:val="single" w:color="FFFFFF" w:themeColor="background1" w:sz="8" w:space="0"/>
+        <w:left w:val="single" w:color="FFFFFF" w:themeColor="background1" w:sz="8" w:space="0"/>
+        <w:bottom w:val="single" w:color="FFFFFF" w:themeColor="background1" w:sz="8" w:space="0"/>
+        <w:right w:val="single" w:color="FFFFFF" w:themeColor="background1" w:sz="8" w:space="0"/>
+        <w:insideH w:val="single" w:color="FFFFFF" w:themeColor="background1" w:sz="6" w:space="0"/>
+        <w:insideV w:val="single" w:color="FFFFFF" w:themeColor="background1" w:sz="6" w:space="0"/>
       </w:tblBorders>
       <w:tblCellMar>
         <w:top w:w="0" w:type="dxa"/>
@@ -9957,12 +10175,12 @@
       <w:tblPr/>
       <w:tcPr>
         <w:tcBorders>
-          <w:top w:val="single" w:sz="8" w:space="0" w:color="FFFFFF" w:themeColor="background1"/>
-          <w:left w:val="single" w:sz="8" w:space="0" w:color="FFFFFF" w:themeColor="background1"/>
-          <w:bottom w:val="single" w:sz="24" w:space="0" w:color="FFFFFF" w:themeColor="background1"/>
-          <w:right w:val="single" w:sz="8" w:space="0" w:color="FFFFFF" w:themeColor="background1"/>
-          <w:insideH w:val="nil"/>
-          <w:insideV w:val="single" w:sz="8" w:space="0" w:color="FFFFFF" w:themeColor="background1"/>
+          <w:top w:val="single" w:color="FFFFFF" w:themeColor="background1" w:sz="8" w:space="0"/>
+          <w:left w:val="single" w:color="FFFFFF" w:themeColor="background1" w:sz="8" w:space="0"/>
+          <w:bottom w:val="single" w:color="FFFFFF" w:themeColor="background1" w:sz="24" w:space="0"/>
+          <w:right w:val="single" w:color="FFFFFF" w:themeColor="background1" w:sz="8" w:space="0"/>
+          <w:insideH w:val="nil"/>
+          <w:insideV w:val="single" w:color="FFFFFF" w:themeColor="background1" w:sz="8" w:space="0"/>
         </w:tcBorders>
         <w:shd w:val="clear" w:color="auto" w:fill="C0504D" w:themeFill="accent2"/>
       </w:tcPr>
@@ -9978,12 +10196,12 @@
       <w:tblPr/>
       <w:tcPr>
         <w:tcBorders>
-          <w:top w:val="single" w:sz="24" w:space="0" w:color="FFFFFF" w:themeColor="background1"/>
-          <w:left w:val="single" w:sz="8" w:space="0" w:color="FFFFFF" w:themeColor="background1"/>
-          <w:bottom w:val="single" w:sz="8" w:space="0" w:color="FFFFFF" w:themeColor="background1"/>
-          <w:right w:val="single" w:sz="8" w:space="0" w:color="FFFFFF" w:themeColor="background1"/>
-          <w:insideH w:val="nil"/>
-          <w:insideV w:val="single" w:sz="8" w:space="0" w:color="FFFFFF" w:themeColor="background1"/>
+          <w:top w:val="single" w:color="FFFFFF" w:themeColor="background1" w:sz="24" w:space="0"/>
+          <w:left w:val="single" w:color="FFFFFF" w:themeColor="background1" w:sz="8" w:space="0"/>
+          <w:bottom w:val="single" w:color="FFFFFF" w:themeColor="background1" w:sz="8" w:space="0"/>
+          <w:right w:val="single" w:color="FFFFFF" w:themeColor="background1" w:sz="8" w:space="0"/>
+          <w:insideH w:val="nil"/>
+          <w:insideV w:val="single" w:color="FFFFFF" w:themeColor="background1" w:sz="8" w:space="0"/>
         </w:tcBorders>
         <w:shd w:val="clear" w:color="auto" w:fill="C0504D" w:themeFill="accent2"/>
       </w:tcPr>
@@ -9999,8 +10217,8 @@
       <w:tblPr/>
       <w:tcPr>
         <w:tcBorders>
-          <w:left w:val="single" w:sz="8" w:space="0" w:color="FFFFFF" w:themeColor="background1"/>
-          <w:right w:val="single" w:sz="24" w:space="0" w:color="FFFFFF" w:themeColor="background1"/>
+          <w:left w:val="single" w:color="FFFFFF" w:themeColor="background1" w:sz="8" w:space="0"/>
+          <w:right w:val="single" w:color="FFFFFF" w:themeColor="background1" w:sz="24" w:space="0"/>
           <w:insideH w:val="nil"/>
           <w:insideV w:val="nil"/>
         </w:tcBorders>
@@ -10019,7 +10237,7 @@
       <w:tcPr>
         <w:tcBorders>
           <w:top w:val="nil"/>
-          <w:left w:val="single" w:sz="24" w:space="0" w:color="FFFFFF" w:themeColor="background1"/>
+          <w:left w:val="single" w:color="FFFFFF" w:themeColor="background1" w:sz="24" w:space="0"/>
           <w:bottom w:val="nil"/>
           <w:right w:val="nil"/>
           <w:insideH w:val="nil"/>
@@ -10032,10 +10250,10 @@
       <w:tblPr/>
       <w:tcPr>
         <w:tcBorders>
-          <w:top w:val="single" w:sz="8" w:space="0" w:color="FFFFFF" w:themeColor="background1"/>
-          <w:left w:val="single" w:sz="8" w:space="0" w:color="FFFFFF" w:themeColor="background1"/>
-          <w:bottom w:val="single" w:sz="8" w:space="0" w:color="FFFFFF" w:themeColor="background1"/>
-          <w:right w:val="single" w:sz="8" w:space="0" w:color="FFFFFF" w:themeColor="background1"/>
+          <w:top w:val="single" w:color="FFFFFF" w:themeColor="background1" w:sz="8" w:space="0"/>
+          <w:left w:val="single" w:color="FFFFFF" w:themeColor="background1" w:sz="8" w:space="0"/>
+          <w:bottom w:val="single" w:color="FFFFFF" w:themeColor="background1" w:sz="8" w:space="0"/>
+          <w:right w:val="single" w:color="FFFFFF" w:themeColor="background1" w:sz="8" w:space="0"/>
           <w:insideH w:val="nil"/>
           <w:insideV w:val="nil"/>
         </w:tcBorders>
@@ -10046,12 +10264,12 @@
       <w:tblPr/>
       <w:tcPr>
         <w:tcBorders>
-          <w:top w:val="single" w:sz="8" w:space="0" w:color="FFFFFF" w:themeColor="background1"/>
-          <w:left w:val="single" w:sz="8" w:space="0" w:color="FFFFFF" w:themeColor="background1"/>
-          <w:bottom w:val="single" w:sz="8" w:space="0" w:color="FFFFFF" w:themeColor="background1"/>
-          <w:right w:val="single" w:sz="8" w:space="0" w:color="FFFFFF" w:themeColor="background1"/>
-          <w:insideH w:val="single" w:sz="8" w:space="0" w:color="FFFFFF" w:themeColor="background1"/>
-          <w:insideV w:val="single" w:sz="8" w:space="0" w:color="FFFFFF" w:themeColor="background1"/>
+          <w:top w:val="single" w:color="FFFFFF" w:themeColor="background1" w:sz="8" w:space="0"/>
+          <w:left w:val="single" w:color="FFFFFF" w:themeColor="background1" w:sz="8" w:space="0"/>
+          <w:bottom w:val="single" w:color="FFFFFF" w:themeColor="background1" w:sz="8" w:space="0"/>
+          <w:right w:val="single" w:color="FFFFFF" w:themeColor="background1" w:sz="8" w:space="0"/>
+          <w:insideH w:val="single" w:color="FFFFFF" w:themeColor="background1" w:sz="8" w:space="0"/>
+          <w:insideV w:val="single" w:color="FFFFFF" w:themeColor="background1" w:sz="8" w:space="0"/>
         </w:tcBorders>
         <w:shd w:val="clear" w:color="auto" w:fill="DFA7A6" w:themeFill="accent2" w:themeFillTint="7F"/>
       </w:tcPr>
@@ -10070,12 +10288,12 @@
       <w:tblStyleColBandSize w:val="1"/>
       <w:tblInd w:w="0" w:type="dxa"/>
       <w:tblBorders>
-        <w:top w:val="single" w:sz="8" w:space="0" w:color="FFFFFF" w:themeColor="background1"/>
-        <w:left w:val="single" w:sz="8" w:space="0" w:color="FFFFFF" w:themeColor="background1"/>
-        <w:bottom w:val="single" w:sz="8" w:space="0" w:color="FFFFFF" w:themeColor="background1"/>
-        <w:right w:val="single" w:sz="8" w:space="0" w:color="FFFFFF" w:themeColor="background1"/>
-        <w:insideH w:val="single" w:sz="6" w:space="0" w:color="FFFFFF" w:themeColor="background1"/>
-        <w:insideV w:val="single" w:sz="6" w:space="0" w:color="FFFFFF" w:themeColor="background1"/>
+        <w:top w:val="single" w:color="FFFFFF" w:themeColor="background1" w:sz="8" w:space="0"/>
+        <w:left w:val="single" w:color="FFFFFF" w:themeColor="background1" w:sz="8" w:space="0"/>
+        <w:bottom w:val="single" w:color="FFFFFF" w:themeColor="background1" w:sz="8" w:space="0"/>
+        <w:right w:val="single" w:color="FFFFFF" w:themeColor="background1" w:sz="8" w:space="0"/>
+        <w:insideH w:val="single" w:color="FFFFFF" w:themeColor="background1" w:sz="6" w:space="0"/>
+        <w:insideV w:val="single" w:color="FFFFFF" w:themeColor="background1" w:sz="6" w:space="0"/>
       </w:tblBorders>
       <w:tblCellMar>
         <w:top w:w="0" w:type="dxa"/>
@@ -10098,12 +10316,12 @@
       <w:tblPr/>
       <w:tcPr>
         <w:tcBorders>
-          <w:top w:val="single" w:sz="8" w:space="0" w:color="FFFFFF" w:themeColor="background1"/>
-          <w:left w:val="single" w:sz="8" w:space="0" w:color="FFFFFF" w:themeColor="background1"/>
-          <w:bottom w:val="single" w:sz="24" w:space="0" w:color="FFFFFF" w:themeColor="background1"/>
-          <w:right w:val="single" w:sz="8" w:space="0" w:color="FFFFFF" w:themeColor="background1"/>
-          <w:insideH w:val="nil"/>
-          <w:insideV w:val="single" w:sz="8" w:space="0" w:color="FFFFFF" w:themeColor="background1"/>
+          <w:top w:val="single" w:color="FFFFFF" w:themeColor="background1" w:sz="8" w:space="0"/>
+          <w:left w:val="single" w:color="FFFFFF" w:themeColor="background1" w:sz="8" w:space="0"/>
+          <w:bottom w:val="single" w:color="FFFFFF" w:themeColor="background1" w:sz="24" w:space="0"/>
+          <w:right w:val="single" w:color="FFFFFF" w:themeColor="background1" w:sz="8" w:space="0"/>
+          <w:insideH w:val="nil"/>
+          <w:insideV w:val="single" w:color="FFFFFF" w:themeColor="background1" w:sz="8" w:space="0"/>
         </w:tcBorders>
         <w:shd w:val="clear" w:color="auto" w:fill="9BBB59" w:themeFill="accent3"/>
       </w:tcPr>
@@ -10119,12 +10337,12 @@
       <w:tblPr/>
       <w:tcPr>
         <w:tcBorders>
-          <w:top w:val="single" w:sz="24" w:space="0" w:color="FFFFFF" w:themeColor="background1"/>
-          <w:left w:val="single" w:sz="8" w:space="0" w:color="FFFFFF" w:themeColor="background1"/>
-          <w:bottom w:val="single" w:sz="8" w:space="0" w:color="FFFFFF" w:themeColor="background1"/>
-          <w:right w:val="single" w:sz="8" w:space="0" w:color="FFFFFF" w:themeColor="background1"/>
-          <w:insideH w:val="nil"/>
-          <w:insideV w:val="single" w:sz="8" w:space="0" w:color="FFFFFF" w:themeColor="background1"/>
+          <w:top w:val="single" w:color="FFFFFF" w:themeColor="background1" w:sz="24" w:space="0"/>
+          <w:left w:val="single" w:color="FFFFFF" w:themeColor="background1" w:sz="8" w:space="0"/>
+          <w:bottom w:val="single" w:color="FFFFFF" w:themeColor="background1" w:sz="8" w:space="0"/>
+          <w:right w:val="single" w:color="FFFFFF" w:themeColor="background1" w:sz="8" w:space="0"/>
+          <w:insideH w:val="nil"/>
+          <w:insideV w:val="single" w:color="FFFFFF" w:themeColor="background1" w:sz="8" w:space="0"/>
         </w:tcBorders>
         <w:shd w:val="clear" w:color="auto" w:fill="9BBB59" w:themeFill="accent3"/>
       </w:tcPr>
@@ -10140,8 +10358,8 @@
       <w:tblPr/>
       <w:tcPr>
         <w:tcBorders>
-          <w:left w:val="single" w:sz="8" w:space="0" w:color="FFFFFF" w:themeColor="background1"/>
-          <w:right w:val="single" w:sz="24" w:space="0" w:color="FFFFFF" w:themeColor="background1"/>
+          <w:left w:val="single" w:color="FFFFFF" w:themeColor="background1" w:sz="8" w:space="0"/>
+          <w:right w:val="single" w:color="FFFFFF" w:themeColor="background1" w:sz="24" w:space="0"/>
           <w:insideH w:val="nil"/>
           <w:insideV w:val="nil"/>
         </w:tcBorders>
@@ -10160,7 +10378,7 @@
       <w:tcPr>
         <w:tcBorders>
           <w:top w:val="nil"/>
-          <w:left w:val="single" w:sz="24" w:space="0" w:color="FFFFFF" w:themeColor="background1"/>
+          <w:left w:val="single" w:color="FFFFFF" w:themeColor="background1" w:sz="24" w:space="0"/>
           <w:bottom w:val="nil"/>
           <w:right w:val="nil"/>
           <w:insideH w:val="nil"/>
@@ -10173,10 +10391,10 @@
       <w:tblPr/>
       <w:tcPr>
         <w:tcBorders>
-          <w:top w:val="single" w:sz="8" w:space="0" w:color="FFFFFF" w:themeColor="background1"/>
-          <w:left w:val="single" w:sz="8" w:space="0" w:color="FFFFFF" w:themeColor="background1"/>
-          <w:bottom w:val="single" w:sz="8" w:space="0" w:color="FFFFFF" w:themeColor="background1"/>
-          <w:right w:val="single" w:sz="8" w:space="0" w:color="FFFFFF" w:themeColor="background1"/>
+          <w:top w:val="single" w:color="FFFFFF" w:themeColor="background1" w:sz="8" w:space="0"/>
+          <w:left w:val="single" w:color="FFFFFF" w:themeColor="background1" w:sz="8" w:space="0"/>
+          <w:bottom w:val="single" w:color="FFFFFF" w:themeColor="background1" w:sz="8" w:space="0"/>
+          <w:right w:val="single" w:color="FFFFFF" w:themeColor="background1" w:sz="8" w:space="0"/>
           <w:insideH w:val="nil"/>
           <w:insideV w:val="nil"/>
         </w:tcBorders>
@@ -10187,12 +10405,12 @@
       <w:tblPr/>
       <w:tcPr>
         <w:tcBorders>
-          <w:top w:val="single" w:sz="8" w:space="0" w:color="FFFFFF" w:themeColor="background1"/>
-          <w:left w:val="single" w:sz="8" w:space="0" w:color="FFFFFF" w:themeColor="background1"/>
-          <w:bottom w:val="single" w:sz="8" w:space="0" w:color="FFFFFF" w:themeColor="background1"/>
-          <w:right w:val="single" w:sz="8" w:space="0" w:color="FFFFFF" w:themeColor="background1"/>
-          <w:insideH w:val="single" w:sz="8" w:space="0" w:color="FFFFFF" w:themeColor="background1"/>
-          <w:insideV w:val="single" w:sz="8" w:space="0" w:color="FFFFFF" w:themeColor="background1"/>
+          <w:top w:val="single" w:color="FFFFFF" w:themeColor="background1" w:sz="8" w:space="0"/>
+          <w:left w:val="single" w:color="FFFFFF" w:themeColor="background1" w:sz="8" w:space="0"/>
+          <w:bottom w:val="single" w:color="FFFFFF" w:themeColor="background1" w:sz="8" w:space="0"/>
+          <w:right w:val="single" w:color="FFFFFF" w:themeColor="background1" w:sz="8" w:space="0"/>
+          <w:insideH w:val="single" w:color="FFFFFF" w:themeColor="background1" w:sz="8" w:space="0"/>
+          <w:insideV w:val="single" w:color="FFFFFF" w:themeColor="background1" w:sz="8" w:space="0"/>
         </w:tcBorders>
         <w:shd w:val="clear" w:color="auto" w:fill="CDDDAC" w:themeFill="accent3" w:themeFillTint="7F"/>
       </w:tcPr>
@@ -10211,12 +10429,12 @@
       <w:tblStyleColBandSize w:val="1"/>
       <w:tblInd w:w="0" w:type="dxa"/>
       <w:tblBorders>
-        <w:top w:val="single" w:sz="8" w:space="0" w:color="FFFFFF" w:themeColor="background1"/>
-        <w:left w:val="single" w:sz="8" w:space="0" w:color="FFFFFF" w:themeColor="background1"/>
-        <w:bottom w:val="single" w:sz="8" w:space="0" w:color="FFFFFF" w:themeColor="background1"/>
-        <w:right w:val="single" w:sz="8" w:space="0" w:color="FFFFFF" w:themeColor="background1"/>
-        <w:insideH w:val="single" w:sz="6" w:space="0" w:color="FFFFFF" w:themeColor="background1"/>
-        <w:insideV w:val="single" w:sz="6" w:space="0" w:color="FFFFFF" w:themeColor="background1"/>
+        <w:top w:val="single" w:color="FFFFFF" w:themeColor="background1" w:sz="8" w:space="0"/>
+        <w:left w:val="single" w:color="FFFFFF" w:themeColor="background1" w:sz="8" w:space="0"/>
+        <w:bottom w:val="single" w:color="FFFFFF" w:themeColor="background1" w:sz="8" w:space="0"/>
+        <w:right w:val="single" w:color="FFFFFF" w:themeColor="background1" w:sz="8" w:space="0"/>
+        <w:insideH w:val="single" w:color="FFFFFF" w:themeColor="background1" w:sz="6" w:space="0"/>
+        <w:insideV w:val="single" w:color="FFFFFF" w:themeColor="background1" w:sz="6" w:space="0"/>
       </w:tblBorders>
       <w:tblCellMar>
         <w:top w:w="0" w:type="dxa"/>
@@ -10239,12 +10457,12 @@
       <w:tblPr/>
       <w:tcPr>
         <w:tcBorders>
-          <w:top w:val="single" w:sz="8" w:space="0" w:color="FFFFFF" w:themeColor="background1"/>
-          <w:left w:val="single" w:sz="8" w:space="0" w:color="FFFFFF" w:themeColor="background1"/>
-          <w:bottom w:val="single" w:sz="24" w:space="0" w:color="FFFFFF" w:themeColor="background1"/>
-          <w:right w:val="single" w:sz="8" w:space="0" w:color="FFFFFF" w:themeColor="background1"/>
-          <w:insideH w:val="nil"/>
-          <w:insideV w:val="single" w:sz="8" w:space="0" w:color="FFFFFF" w:themeColor="background1"/>
+          <w:top w:val="single" w:color="FFFFFF" w:themeColor="background1" w:sz="8" w:space="0"/>
+          <w:left w:val="single" w:color="FFFFFF" w:themeColor="background1" w:sz="8" w:space="0"/>
+          <w:bottom w:val="single" w:color="FFFFFF" w:themeColor="background1" w:sz="24" w:space="0"/>
+          <w:right w:val="single" w:color="FFFFFF" w:themeColor="background1" w:sz="8" w:space="0"/>
+          <w:insideH w:val="nil"/>
+          <w:insideV w:val="single" w:color="FFFFFF" w:themeColor="background1" w:sz="8" w:space="0"/>
         </w:tcBorders>
         <w:shd w:val="clear" w:color="auto" w:fill="8064A2" w:themeFill="accent4"/>
       </w:tcPr>
@@ -10260,12 +10478,12 @@
       <w:tblPr/>
       <w:tcPr>
         <w:tcBorders>
-          <w:top w:val="single" w:sz="24" w:space="0" w:color="FFFFFF" w:themeColor="background1"/>
-          <w:left w:val="single" w:sz="8" w:space="0" w:color="FFFFFF" w:themeColor="background1"/>
-          <w:bottom w:val="single" w:sz="8" w:space="0" w:color="FFFFFF" w:themeColor="background1"/>
-          <w:right w:val="single" w:sz="8" w:space="0" w:color="FFFFFF" w:themeColor="background1"/>
-          <w:insideH w:val="nil"/>
-          <w:insideV w:val="single" w:sz="8" w:space="0" w:color="FFFFFF" w:themeColor="background1"/>
+          <w:top w:val="single" w:color="FFFFFF" w:themeColor="background1" w:sz="24" w:space="0"/>
+          <w:left w:val="single" w:color="FFFFFF" w:themeColor="background1" w:sz="8" w:space="0"/>
+          <w:bottom w:val="single" w:color="FFFFFF" w:themeColor="background1" w:sz="8" w:space="0"/>
+          <w:right w:val="single" w:color="FFFFFF" w:themeColor="background1" w:sz="8" w:space="0"/>
+          <w:insideH w:val="nil"/>
+          <w:insideV w:val="single" w:color="FFFFFF" w:themeColor="background1" w:sz="8" w:space="0"/>
         </w:tcBorders>
         <w:shd w:val="clear" w:color="auto" w:fill="8064A2" w:themeFill="accent4"/>
       </w:tcPr>
@@ -10281,8 +10499,8 @@
       <w:tblPr/>
       <w:tcPr>
         <w:tcBorders>
-          <w:left w:val="single" w:sz="8" w:space="0" w:color="FFFFFF" w:themeColor="background1"/>
-          <w:right w:val="single" w:sz="24" w:space="0" w:color="FFFFFF" w:themeColor="background1"/>
+          <w:left w:val="single" w:color="FFFFFF" w:themeColor="background1" w:sz="8" w:space="0"/>
+          <w:right w:val="single" w:color="FFFFFF" w:themeColor="background1" w:sz="24" w:space="0"/>
           <w:insideH w:val="nil"/>
           <w:insideV w:val="nil"/>
         </w:tcBorders>
@@ -10301,7 +10519,7 @@
       <w:tcPr>
         <w:tcBorders>
           <w:top w:val="nil"/>
-          <w:left w:val="single" w:sz="24" w:space="0" w:color="FFFFFF" w:themeColor="background1"/>
+          <w:left w:val="single" w:color="FFFFFF" w:themeColor="background1" w:sz="24" w:space="0"/>
           <w:bottom w:val="nil"/>
           <w:right w:val="nil"/>
           <w:insideH w:val="nil"/>
@@ -10314,10 +10532,10 @@
       <w:tblPr/>
       <w:tcPr>
         <w:tcBorders>
-          <w:top w:val="single" w:sz="8" w:space="0" w:color="FFFFFF" w:themeColor="background1"/>
-          <w:left w:val="single" w:sz="8" w:space="0" w:color="FFFFFF" w:themeColor="background1"/>
-          <w:bottom w:val="single" w:sz="8" w:space="0" w:color="FFFFFF" w:themeColor="background1"/>
-          <w:right w:val="single" w:sz="8" w:space="0" w:color="FFFFFF" w:themeColor="background1"/>
+          <w:top w:val="single" w:color="FFFFFF" w:themeColor="background1" w:sz="8" w:space="0"/>
+          <w:left w:val="single" w:color="FFFFFF" w:themeColor="background1" w:sz="8" w:space="0"/>
+          <w:bottom w:val="single" w:color="FFFFFF" w:themeColor="background1" w:sz="8" w:space="0"/>
+          <w:right w:val="single" w:color="FFFFFF" w:themeColor="background1" w:sz="8" w:space="0"/>
           <w:insideH w:val="nil"/>
           <w:insideV w:val="nil"/>
         </w:tcBorders>
@@ -10328,12 +10546,12 @@
       <w:tblPr/>
       <w:tcPr>
         <w:tcBorders>
-          <w:top w:val="single" w:sz="8" w:space="0" w:color="FFFFFF" w:themeColor="background1"/>
-          <w:left w:val="single" w:sz="8" w:space="0" w:color="FFFFFF" w:themeColor="background1"/>
-          <w:bottom w:val="single" w:sz="8" w:space="0" w:color="FFFFFF" w:themeColor="background1"/>
-          <w:right w:val="single" w:sz="8" w:space="0" w:color="FFFFFF" w:themeColor="background1"/>
-          <w:insideH w:val="single" w:sz="8" w:space="0" w:color="FFFFFF" w:themeColor="background1"/>
-          <w:insideV w:val="single" w:sz="8" w:space="0" w:color="FFFFFF" w:themeColor="background1"/>
+          <w:top w:val="single" w:color="FFFFFF" w:themeColor="background1" w:sz="8" w:space="0"/>
+          <w:left w:val="single" w:color="FFFFFF" w:themeColor="background1" w:sz="8" w:space="0"/>
+          <w:bottom w:val="single" w:color="FFFFFF" w:themeColor="background1" w:sz="8" w:space="0"/>
+          <w:right w:val="single" w:color="FFFFFF" w:themeColor="background1" w:sz="8" w:space="0"/>
+          <w:insideH w:val="single" w:color="FFFFFF" w:themeColor="background1" w:sz="8" w:space="0"/>
+          <w:insideV w:val="single" w:color="FFFFFF" w:themeColor="background1" w:sz="8" w:space="0"/>
         </w:tcBorders>
         <w:shd w:val="clear" w:color="auto" w:fill="BFB1D0" w:themeFill="accent4" w:themeFillTint="7F"/>
       </w:tcPr>
@@ -10352,12 +10570,12 @@
       <w:tblStyleColBandSize w:val="1"/>
       <w:tblInd w:w="0" w:type="dxa"/>
       <w:tblBorders>
-        <w:top w:val="single" w:sz="8" w:space="0" w:color="FFFFFF" w:themeColor="background1"/>
-        <w:left w:val="single" w:sz="8" w:space="0" w:color="FFFFFF" w:themeColor="background1"/>
-        <w:bottom w:val="single" w:sz="8" w:space="0" w:color="FFFFFF" w:themeColor="background1"/>
-        <w:right w:val="single" w:sz="8" w:space="0" w:color="FFFFFF" w:themeColor="background1"/>
-        <w:insideH w:val="single" w:sz="6" w:space="0" w:color="FFFFFF" w:themeColor="background1"/>
-        <w:insideV w:val="single" w:sz="6" w:space="0" w:color="FFFFFF" w:themeColor="background1"/>
+        <w:top w:val="single" w:color="FFFFFF" w:themeColor="background1" w:sz="8" w:space="0"/>
+        <w:left w:val="single" w:color="FFFFFF" w:themeColor="background1" w:sz="8" w:space="0"/>
+        <w:bottom w:val="single" w:color="FFFFFF" w:themeColor="background1" w:sz="8" w:space="0"/>
+        <w:right w:val="single" w:color="FFFFFF" w:themeColor="background1" w:sz="8" w:space="0"/>
+        <w:insideH w:val="single" w:color="FFFFFF" w:themeColor="background1" w:sz="6" w:space="0"/>
+        <w:insideV w:val="single" w:color="FFFFFF" w:themeColor="background1" w:sz="6" w:space="0"/>
       </w:tblBorders>
       <w:tblCellMar>
         <w:top w:w="0" w:type="dxa"/>
@@ -10380,12 +10598,12 @@
       <w:tblPr/>
       <w:tcPr>
         <w:tcBorders>
-          <w:top w:val="single" w:sz="8" w:space="0" w:color="FFFFFF" w:themeColor="background1"/>
-          <w:left w:val="single" w:sz="8" w:space="0" w:color="FFFFFF" w:themeColor="background1"/>
-          <w:bottom w:val="single" w:sz="24" w:space="0" w:color="FFFFFF" w:themeColor="background1"/>
-          <w:right w:val="single" w:sz="8" w:space="0" w:color="FFFFFF" w:themeColor="background1"/>
-          <w:insideH w:val="nil"/>
-          <w:insideV w:val="single" w:sz="8" w:space="0" w:color="FFFFFF" w:themeColor="background1"/>
+          <w:top w:val="single" w:color="FFFFFF" w:themeColor="background1" w:sz="8" w:space="0"/>
+          <w:left w:val="single" w:color="FFFFFF" w:themeColor="background1" w:sz="8" w:space="0"/>
+          <w:bottom w:val="single" w:color="FFFFFF" w:themeColor="background1" w:sz="24" w:space="0"/>
+          <w:right w:val="single" w:color="FFFFFF" w:themeColor="background1" w:sz="8" w:space="0"/>
+          <w:insideH w:val="nil"/>
+          <w:insideV w:val="single" w:color="FFFFFF" w:themeColor="background1" w:sz="8" w:space="0"/>
         </w:tcBorders>
         <w:shd w:val="clear" w:color="auto" w:fill="4BACC6" w:themeFill="accent5"/>
       </w:tcPr>
@@ -10401,12 +10619,12 @@
       <w:tblPr/>
       <w:tcPr>
         <w:tcBorders>
-          <w:top w:val="single" w:sz="24" w:space="0" w:color="FFFFFF" w:themeColor="background1"/>
-          <w:left w:val="single" w:sz="8" w:space="0" w:color="FFFFFF" w:themeColor="background1"/>
-          <w:bottom w:val="single" w:sz="8" w:space="0" w:color="FFFFFF" w:themeColor="background1"/>
-          <w:right w:val="single" w:sz="8" w:space="0" w:color="FFFFFF" w:themeColor="background1"/>
-          <w:insideH w:val="nil"/>
-          <w:insideV w:val="single" w:sz="8" w:space="0" w:color="FFFFFF" w:themeColor="background1"/>
+          <w:top w:val="single" w:color="FFFFFF" w:themeColor="background1" w:sz="24" w:space="0"/>
+          <w:left w:val="single" w:color="FFFFFF" w:themeColor="background1" w:sz="8" w:space="0"/>
+          <w:bottom w:val="single" w:color="FFFFFF" w:themeColor="background1" w:sz="8" w:space="0"/>
+          <w:right w:val="single" w:color="FFFFFF" w:themeColor="background1" w:sz="8" w:space="0"/>
+          <w:insideH w:val="nil"/>
+          <w:insideV w:val="single" w:color="FFFFFF" w:themeColor="background1" w:sz="8" w:space="0"/>
         </w:tcBorders>
         <w:shd w:val="clear" w:color="auto" w:fill="4BACC6" w:themeFill="accent5"/>
       </w:tcPr>
@@ -10422,8 +10640,8 @@
       <w:tblPr/>
       <w:tcPr>
         <w:tcBorders>
-          <w:left w:val="single" w:sz="8" w:space="0" w:color="FFFFFF" w:themeColor="background1"/>
-          <w:right w:val="single" w:sz="24" w:space="0" w:color="FFFFFF" w:themeColor="background1"/>
+          <w:left w:val="single" w:color="FFFFFF" w:themeColor="background1" w:sz="8" w:space="0"/>
+          <w:right w:val="single" w:color="FFFFFF" w:themeColor="background1" w:sz="24" w:space="0"/>
           <w:insideH w:val="nil"/>
           <w:insideV w:val="nil"/>
         </w:tcBorders>
@@ -10442,7 +10660,7 @@
       <w:tcPr>
         <w:tcBorders>
           <w:top w:val="nil"/>
-          <w:left w:val="single" w:sz="24" w:space="0" w:color="FFFFFF" w:themeColor="background1"/>
+          <w:left w:val="single" w:color="FFFFFF" w:themeColor="background1" w:sz="24" w:space="0"/>
           <w:bottom w:val="nil"/>
           <w:right w:val="nil"/>
           <w:insideH w:val="nil"/>
@@ -10455,10 +10673,10 @@
       <w:tblPr/>
       <w:tcPr>
         <w:tcBorders>
-          <w:top w:val="single" w:sz="8" w:space="0" w:color="FFFFFF" w:themeColor="background1"/>
-          <w:left w:val="single" w:sz="8" w:space="0" w:color="FFFFFF" w:themeColor="background1"/>
-          <w:bottom w:val="single" w:sz="8" w:space="0" w:color="FFFFFF" w:themeColor="background1"/>
-          <w:right w:val="single" w:sz="8" w:space="0" w:color="FFFFFF" w:themeColor="background1"/>
+          <w:top w:val="single" w:color="FFFFFF" w:themeColor="background1" w:sz="8" w:space="0"/>
+          <w:left w:val="single" w:color="FFFFFF" w:themeColor="background1" w:sz="8" w:space="0"/>
+          <w:bottom w:val="single" w:color="FFFFFF" w:themeColor="background1" w:sz="8" w:space="0"/>
+          <w:right w:val="single" w:color="FFFFFF" w:themeColor="background1" w:sz="8" w:space="0"/>
           <w:insideH w:val="nil"/>
           <w:insideV w:val="nil"/>
         </w:tcBorders>
@@ -10469,12 +10687,12 @@
       <w:tblPr/>
       <w:tcPr>
         <w:tcBorders>
-          <w:top w:val="single" w:sz="8" w:space="0" w:color="FFFFFF" w:themeColor="background1"/>
-          <w:left w:val="single" w:sz="8" w:space="0" w:color="FFFFFF" w:themeColor="background1"/>
-          <w:bottom w:val="single" w:sz="8" w:space="0" w:color="FFFFFF" w:themeColor="background1"/>
-          <w:right w:val="single" w:sz="8" w:space="0" w:color="FFFFFF" w:themeColor="background1"/>
-          <w:insideH w:val="single" w:sz="8" w:space="0" w:color="FFFFFF" w:themeColor="background1"/>
-          <w:insideV w:val="single" w:sz="8" w:space="0" w:color="FFFFFF" w:themeColor="background1"/>
+          <w:top w:val="single" w:color="FFFFFF" w:themeColor="background1" w:sz="8" w:space="0"/>
+          <w:left w:val="single" w:color="FFFFFF" w:themeColor="background1" w:sz="8" w:space="0"/>
+          <w:bottom w:val="single" w:color="FFFFFF" w:themeColor="background1" w:sz="8" w:space="0"/>
+          <w:right w:val="single" w:color="FFFFFF" w:themeColor="background1" w:sz="8" w:space="0"/>
+          <w:insideH w:val="single" w:color="FFFFFF" w:themeColor="background1" w:sz="8" w:space="0"/>
+          <w:insideV w:val="single" w:color="FFFFFF" w:themeColor="background1" w:sz="8" w:space="0"/>
         </w:tcBorders>
         <w:shd w:val="clear" w:color="auto" w:fill="A5D5E2" w:themeFill="accent5" w:themeFillTint="7F"/>
       </w:tcPr>
@@ -10493,12 +10711,12 @@
       <w:tblStyleColBandSize w:val="1"/>
       <w:tblInd w:w="0" w:type="dxa"/>
       <w:tblBorders>
-        <w:top w:val="single" w:sz="8" w:space="0" w:color="FFFFFF" w:themeColor="background1"/>
-        <w:left w:val="single" w:sz="8" w:space="0" w:color="FFFFFF" w:themeColor="background1"/>
-        <w:bottom w:val="single" w:sz="8" w:space="0" w:color="FFFFFF" w:themeColor="background1"/>
-        <w:right w:val="single" w:sz="8" w:space="0" w:color="FFFFFF" w:themeColor="background1"/>
-        <w:insideH w:val="single" w:sz="6" w:space="0" w:color="FFFFFF" w:themeColor="background1"/>
-        <w:insideV w:val="single" w:sz="6" w:space="0" w:color="FFFFFF" w:themeColor="background1"/>
+        <w:top w:val="single" w:color="FFFFFF" w:themeColor="background1" w:sz="8" w:space="0"/>
+        <w:left w:val="single" w:color="FFFFFF" w:themeColor="background1" w:sz="8" w:space="0"/>
+        <w:bottom w:val="single" w:color="FFFFFF" w:themeColor="background1" w:sz="8" w:space="0"/>
+        <w:right w:val="single" w:color="FFFFFF" w:themeColor="background1" w:sz="8" w:space="0"/>
+        <w:insideH w:val="single" w:color="FFFFFF" w:themeColor="background1" w:sz="6" w:space="0"/>
+        <w:insideV w:val="single" w:color="FFFFFF" w:themeColor="background1" w:sz="6" w:space="0"/>
       </w:tblBorders>
       <w:tblCellMar>
         <w:top w:w="0" w:type="dxa"/>
@@ -10521,12 +10739,12 @@
       <w:tblPr/>
       <w:tcPr>
         <w:tcBorders>
-          <w:top w:val="single" w:sz="8" w:space="0" w:color="FFFFFF" w:themeColor="background1"/>
-          <w:left w:val="single" w:sz="8" w:space="0" w:color="FFFFFF" w:themeColor="background1"/>
-          <w:bottom w:val="single" w:sz="24" w:space="0" w:color="FFFFFF" w:themeColor="background1"/>
-          <w:right w:val="single" w:sz="8" w:space="0" w:color="FFFFFF" w:themeColor="background1"/>
-          <w:insideH w:val="nil"/>
-          <w:insideV w:val="single" w:sz="8" w:space="0" w:color="FFFFFF" w:themeColor="background1"/>
+          <w:top w:val="single" w:color="FFFFFF" w:themeColor="background1" w:sz="8" w:space="0"/>
+          <w:left w:val="single" w:color="FFFFFF" w:themeColor="background1" w:sz="8" w:space="0"/>
+          <w:bottom w:val="single" w:color="FFFFFF" w:themeColor="background1" w:sz="24" w:space="0"/>
+          <w:right w:val="single" w:color="FFFFFF" w:themeColor="background1" w:sz="8" w:space="0"/>
+          <w:insideH w:val="nil"/>
+          <w:insideV w:val="single" w:color="FFFFFF" w:themeColor="background1" w:sz="8" w:space="0"/>
         </w:tcBorders>
         <w:shd w:val="clear" w:color="auto" w:fill="F79646" w:themeFill="accent6"/>
       </w:tcPr>
@@ -10542,12 +10760,12 @@
       <w:tblPr/>
       <w:tcPr>
         <w:tcBorders>
-          <w:top w:val="single" w:sz="24" w:space="0" w:color="FFFFFF" w:themeColor="background1"/>
-          <w:left w:val="single" w:sz="8" w:space="0" w:color="FFFFFF" w:themeColor="background1"/>
-          <w:bottom w:val="single" w:sz="8" w:space="0" w:color="FFFFFF" w:themeColor="background1"/>
-          <w:right w:val="single" w:sz="8" w:space="0" w:color="FFFFFF" w:themeColor="background1"/>
-          <w:insideH w:val="nil"/>
-          <w:insideV w:val="single" w:sz="8" w:space="0" w:color="FFFFFF" w:themeColor="background1"/>
+          <w:top w:val="single" w:color="FFFFFF" w:themeColor="background1" w:sz="24" w:space="0"/>
+          <w:left w:val="single" w:color="FFFFFF" w:themeColor="background1" w:sz="8" w:space="0"/>
+          <w:bottom w:val="single" w:color="FFFFFF" w:themeColor="background1" w:sz="8" w:space="0"/>
+          <w:right w:val="single" w:color="FFFFFF" w:themeColor="background1" w:sz="8" w:space="0"/>
+          <w:insideH w:val="nil"/>
+          <w:insideV w:val="single" w:color="FFFFFF" w:themeColor="background1" w:sz="8" w:space="0"/>
         </w:tcBorders>
         <w:shd w:val="clear" w:color="auto" w:fill="F79646" w:themeFill="accent6"/>
       </w:tcPr>
@@ -10563,8 +10781,8 @@
       <w:tblPr/>
       <w:tcPr>
         <w:tcBorders>
-          <w:left w:val="single" w:sz="8" w:space="0" w:color="FFFFFF" w:themeColor="background1"/>
-          <w:right w:val="single" w:sz="24" w:space="0" w:color="FFFFFF" w:themeColor="background1"/>
+          <w:left w:val="single" w:color="FFFFFF" w:themeColor="background1" w:sz="8" w:space="0"/>
+          <w:right w:val="single" w:color="FFFFFF" w:themeColor="background1" w:sz="24" w:space="0"/>
           <w:insideH w:val="nil"/>
           <w:insideV w:val="nil"/>
         </w:tcBorders>
@@ -10583,7 +10801,7 @@
       <w:tcPr>
         <w:tcBorders>
           <w:top w:val="nil"/>
-          <w:left w:val="single" w:sz="24" w:space="0" w:color="FFFFFF" w:themeColor="background1"/>
+          <w:left w:val="single" w:color="FFFFFF" w:themeColor="background1" w:sz="24" w:space="0"/>
           <w:bottom w:val="nil"/>
           <w:right w:val="nil"/>
           <w:insideH w:val="nil"/>
@@ -10596,10 +10814,10 @@
       <w:tblPr/>
       <w:tcPr>
         <w:tcBorders>
-          <w:top w:val="single" w:sz="8" w:space="0" w:color="FFFFFF" w:themeColor="background1"/>
-          <w:left w:val="single" w:sz="8" w:space="0" w:color="FFFFFF" w:themeColor="background1"/>
-          <w:bottom w:val="single" w:sz="8" w:space="0" w:color="FFFFFF" w:themeColor="background1"/>
-          <w:right w:val="single" w:sz="8" w:space="0" w:color="FFFFFF" w:themeColor="background1"/>
+          <w:top w:val="single" w:color="FFFFFF" w:themeColor="background1" w:sz="8" w:space="0"/>
+          <w:left w:val="single" w:color="FFFFFF" w:themeColor="background1" w:sz="8" w:space="0"/>
+          <w:bottom w:val="single" w:color="FFFFFF" w:themeColor="background1" w:sz="8" w:space="0"/>
+          <w:right w:val="single" w:color="FFFFFF" w:themeColor="background1" w:sz="8" w:space="0"/>
           <w:insideH w:val="nil"/>
           <w:insideV w:val="nil"/>
         </w:tcBorders>
@@ -10610,12 +10828,12 @@
       <w:tblPr/>
       <w:tcPr>
         <w:tcBorders>
-          <w:top w:val="single" w:sz="8" w:space="0" w:color="FFFFFF" w:themeColor="background1"/>
-          <w:left w:val="single" w:sz="8" w:space="0" w:color="FFFFFF" w:themeColor="background1"/>
-          <w:bottom w:val="single" w:sz="8" w:space="0" w:color="FFFFFF" w:themeColor="background1"/>
-          <w:right w:val="single" w:sz="8" w:space="0" w:color="FFFFFF" w:themeColor="background1"/>
-          <w:insideH w:val="single" w:sz="8" w:space="0" w:color="FFFFFF" w:themeColor="background1"/>
-          <w:insideV w:val="single" w:sz="8" w:space="0" w:color="FFFFFF" w:themeColor="background1"/>
+          <w:top w:val="single" w:color="FFFFFF" w:themeColor="background1" w:sz="8" w:space="0"/>
+          <w:left w:val="single" w:color="FFFFFF" w:themeColor="background1" w:sz="8" w:space="0"/>
+          <w:bottom w:val="single" w:color="FFFFFF" w:themeColor="background1" w:sz="8" w:space="0"/>
+          <w:right w:val="single" w:color="FFFFFF" w:themeColor="background1" w:sz="8" w:space="0"/>
+          <w:insideH w:val="single" w:color="FFFFFF" w:themeColor="background1" w:sz="8" w:space="0"/>
+          <w:insideV w:val="single" w:color="FFFFFF" w:themeColor="background1" w:sz="8" w:space="0"/>
         </w:tcBorders>
         <w:shd w:val="clear" w:color="auto" w:fill="FBCAA2" w:themeFill="accent6" w:themeFillTint="7F"/>
       </w:tcPr>
@@ -10656,7 +10874,7 @@
         <w:tcBorders>
           <w:top w:val="nil"/>
           <w:left w:val="nil"/>
-          <w:bottom w:val="single" w:sz="18" w:space="0" w:color="FFFFFF" w:themeColor="background1"/>
+          <w:bottom w:val="single" w:color="FFFFFF" w:themeColor="background1" w:sz="18" w:space="0"/>
           <w:right w:val="nil"/>
           <w:insideH w:val="nil"/>
           <w:insideV w:val="nil"/>
@@ -10668,7 +10886,7 @@
       <w:tblPr/>
       <w:tcPr>
         <w:tcBorders>
-          <w:top w:val="single" w:sz="18" w:space="0" w:color="FFFFFF" w:themeColor="background1"/>
+          <w:top w:val="single" w:color="FFFFFF" w:themeColor="background1" w:sz="18" w:space="0"/>
           <w:left w:val="nil"/>
           <w:bottom w:val="nil"/>
           <w:right w:val="nil"/>
@@ -10685,7 +10903,7 @@
           <w:top w:val="nil"/>
           <w:left w:val="nil"/>
           <w:bottom w:val="nil"/>
-          <w:right w:val="single" w:sz="18" w:space="0" w:color="FFFFFF" w:themeColor="background1"/>
+          <w:right w:val="single" w:color="FFFFFF" w:themeColor="background1" w:sz="18" w:space="0"/>
           <w:insideH w:val="nil"/>
           <w:insideV w:val="nil"/>
         </w:tcBorders>
@@ -10697,7 +10915,7 @@
       <w:tcPr>
         <w:tcBorders>
           <w:top w:val="nil"/>
-          <w:left w:val="single" w:sz="18" w:space="0" w:color="FFFFFF" w:themeColor="background1"/>
+          <w:left w:val="single" w:color="FFFFFF" w:themeColor="background1" w:sz="18" w:space="0"/>
           <w:bottom w:val="nil"/>
           <w:right w:val="nil"/>
           <w:insideH w:val="nil"/>
@@ -10770,7 +10988,7 @@
         <w:tcBorders>
           <w:top w:val="nil"/>
           <w:left w:val="nil"/>
-          <w:bottom w:val="single" w:sz="18" w:space="0" w:color="FFFFFF" w:themeColor="background1"/>
+          <w:bottom w:val="single" w:color="FFFFFF" w:themeColor="background1" w:sz="18" w:space="0"/>
           <w:right w:val="nil"/>
           <w:insideH w:val="nil"/>
           <w:insideV w:val="nil"/>
@@ -10782,7 +11000,7 @@
       <w:tblPr/>
       <w:tcPr>
         <w:tcBorders>
-          <w:top w:val="single" w:sz="18" w:space="0" w:color="FFFFFF" w:themeColor="background1"/>
+          <w:top w:val="single" w:color="FFFFFF" w:themeColor="background1" w:sz="18" w:space="0"/>
           <w:left w:val="nil"/>
           <w:bottom w:val="nil"/>
           <w:right w:val="nil"/>
@@ -10799,7 +11017,7 @@
           <w:top w:val="nil"/>
           <w:left w:val="nil"/>
           <w:bottom w:val="nil"/>
-          <w:right w:val="single" w:sz="18" w:space="0" w:color="FFFFFF" w:themeColor="background1"/>
+          <w:right w:val="single" w:color="FFFFFF" w:themeColor="background1" w:sz="18" w:space="0"/>
           <w:insideH w:val="nil"/>
           <w:insideV w:val="nil"/>
         </w:tcBorders>
@@ -10811,7 +11029,7 @@
       <w:tcPr>
         <w:tcBorders>
           <w:top w:val="nil"/>
-          <w:left w:val="single" w:sz="18" w:space="0" w:color="FFFFFF" w:themeColor="background1"/>
+          <w:left w:val="single" w:color="FFFFFF" w:themeColor="background1" w:sz="18" w:space="0"/>
           <w:bottom w:val="nil"/>
           <w:right w:val="nil"/>
           <w:insideH w:val="nil"/>
@@ -10884,7 +11102,7 @@
         <w:tcBorders>
           <w:top w:val="nil"/>
           <w:left w:val="nil"/>
-          <w:bottom w:val="single" w:sz="18" w:space="0" w:color="FFFFFF" w:themeColor="background1"/>
+          <w:bottom w:val="single" w:color="FFFFFF" w:themeColor="background1" w:sz="18" w:space="0"/>
           <w:right w:val="nil"/>
           <w:insideH w:val="nil"/>
           <w:insideV w:val="nil"/>
@@ -10896,7 +11114,7 @@
       <w:tblPr/>
       <w:tcPr>
         <w:tcBorders>
-          <w:top w:val="single" w:sz="18" w:space="0" w:color="FFFFFF" w:themeColor="background1"/>
+          <w:top w:val="single" w:color="FFFFFF" w:themeColor="background1" w:sz="18" w:space="0"/>
           <w:left w:val="nil"/>
           <w:bottom w:val="nil"/>
           <w:right w:val="nil"/>
@@ -10913,7 +11131,7 @@
           <w:top w:val="nil"/>
           <w:left w:val="nil"/>
           <w:bottom w:val="nil"/>
-          <w:right w:val="single" w:sz="18" w:space="0" w:color="FFFFFF" w:themeColor="background1"/>
+          <w:right w:val="single" w:color="FFFFFF" w:themeColor="background1" w:sz="18" w:space="0"/>
           <w:insideH w:val="nil"/>
           <w:insideV w:val="nil"/>
         </w:tcBorders>
@@ -10925,7 +11143,7 @@
       <w:tcPr>
         <w:tcBorders>
           <w:top w:val="nil"/>
-          <w:left w:val="single" w:sz="18" w:space="0" w:color="FFFFFF" w:themeColor="background1"/>
+          <w:left w:val="single" w:color="FFFFFF" w:themeColor="background1" w:sz="18" w:space="0"/>
           <w:bottom w:val="nil"/>
           <w:right w:val="nil"/>
           <w:insideH w:val="nil"/>
@@ -10998,7 +11216,7 @@
         <w:tcBorders>
           <w:top w:val="nil"/>
           <w:left w:val="nil"/>
-          <w:bottom w:val="single" w:sz="18" w:space="0" w:color="FFFFFF" w:themeColor="background1"/>
+          <w:bottom w:val="single" w:color="FFFFFF" w:themeColor="background1" w:sz="18" w:space="0"/>
           <w:right w:val="nil"/>
           <w:insideH w:val="nil"/>
           <w:insideV w:val="nil"/>
@@ -11010,7 +11228,7 @@
       <w:tblPr/>
       <w:tcPr>
         <w:tcBorders>
-          <w:top w:val="single" w:sz="18" w:space="0" w:color="FFFFFF" w:themeColor="background1"/>
+          <w:top w:val="single" w:color="FFFFFF" w:themeColor="background1" w:sz="18" w:space="0"/>
           <w:left w:val="nil"/>
           <w:bottom w:val="nil"/>
           <w:right w:val="nil"/>
@@ -11027,7 +11245,7 @@
           <w:top w:val="nil"/>
           <w:left w:val="nil"/>
           <w:bottom w:val="nil"/>
-          <w:right w:val="single" w:sz="18" w:space="0" w:color="FFFFFF" w:themeColor="background1"/>
+          <w:right w:val="single" w:color="FFFFFF" w:themeColor="background1" w:sz="18" w:space="0"/>
           <w:insideH w:val="nil"/>
           <w:insideV w:val="nil"/>
         </w:tcBorders>
@@ -11039,7 +11257,7 @@
       <w:tcPr>
         <w:tcBorders>
           <w:top w:val="nil"/>
-          <w:left w:val="single" w:sz="18" w:space="0" w:color="FFFFFF" w:themeColor="background1"/>
+          <w:left w:val="single" w:color="FFFFFF" w:themeColor="background1" w:sz="18" w:space="0"/>
           <w:bottom w:val="nil"/>
           <w:right w:val="nil"/>
           <w:insideH w:val="nil"/>
@@ -11112,7 +11330,7 @@
         <w:tcBorders>
           <w:top w:val="nil"/>
           <w:left w:val="nil"/>
-          <w:bottom w:val="single" w:sz="18" w:space="0" w:color="FFFFFF" w:themeColor="background1"/>
+          <w:bottom w:val="single" w:color="FFFFFF" w:themeColor="background1" w:sz="18" w:space="0"/>
           <w:right w:val="nil"/>
           <w:insideH w:val="nil"/>
           <w:insideV w:val="nil"/>
@@ -11124,7 +11342,7 @@
       <w:tblPr/>
       <w:tcPr>
         <w:tcBorders>
-          <w:top w:val="single" w:sz="18" w:space="0" w:color="FFFFFF" w:themeColor="background1"/>
+          <w:top w:val="single" w:color="FFFFFF" w:themeColor="background1" w:sz="18" w:space="0"/>
           <w:left w:val="nil"/>
           <w:bottom w:val="nil"/>
           <w:right w:val="nil"/>
@@ -11141,7 +11359,7 @@
           <w:top w:val="nil"/>
           <w:left w:val="nil"/>
           <w:bottom w:val="nil"/>
-          <w:right w:val="single" w:sz="18" w:space="0" w:color="FFFFFF" w:themeColor="background1"/>
+          <w:right w:val="single" w:color="FFFFFF" w:themeColor="background1" w:sz="18" w:space="0"/>
           <w:insideH w:val="nil"/>
           <w:insideV w:val="nil"/>
         </w:tcBorders>
@@ -11153,7 +11371,7 @@
       <w:tcPr>
         <w:tcBorders>
           <w:top w:val="nil"/>
-          <w:left w:val="single" w:sz="18" w:space="0" w:color="FFFFFF" w:themeColor="background1"/>
+          <w:left w:val="single" w:color="FFFFFF" w:themeColor="background1" w:sz="18" w:space="0"/>
           <w:bottom w:val="nil"/>
           <w:right w:val="nil"/>
           <w:insideH w:val="nil"/>
@@ -11226,7 +11444,7 @@
         <w:tcBorders>
           <w:top w:val="nil"/>
           <w:left w:val="nil"/>
-          <w:bottom w:val="single" w:sz="18" w:space="0" w:color="FFFFFF" w:themeColor="background1"/>
+          <w:bottom w:val="single" w:color="FFFFFF" w:themeColor="background1" w:sz="18" w:space="0"/>
           <w:right w:val="nil"/>
           <w:insideH w:val="nil"/>
           <w:insideV w:val="nil"/>
@@ -11238,7 +11456,7 @@
       <w:tblPr/>
       <w:tcPr>
         <w:tcBorders>
-          <w:top w:val="single" w:sz="18" w:space="0" w:color="FFFFFF" w:themeColor="background1"/>
+          <w:top w:val="single" w:color="FFFFFF" w:themeColor="background1" w:sz="18" w:space="0"/>
           <w:left w:val="nil"/>
           <w:bottom w:val="nil"/>
           <w:right w:val="nil"/>
@@ -11255,7 +11473,7 @@
           <w:top w:val="nil"/>
           <w:left w:val="nil"/>
           <w:bottom w:val="nil"/>
-          <w:right w:val="single" w:sz="18" w:space="0" w:color="FFFFFF" w:themeColor="background1"/>
+          <w:right w:val="single" w:color="FFFFFF" w:themeColor="background1" w:sz="18" w:space="0"/>
           <w:insideH w:val="nil"/>
           <w:insideV w:val="nil"/>
         </w:tcBorders>
@@ -11267,7 +11485,7 @@
       <w:tcPr>
         <w:tcBorders>
           <w:top w:val="nil"/>
-          <w:left w:val="single" w:sz="18" w:space="0" w:color="FFFFFF" w:themeColor="background1"/>
+          <w:left w:val="single" w:color="FFFFFF" w:themeColor="background1" w:sz="18" w:space="0"/>
           <w:bottom w:val="nil"/>
           <w:right w:val="nil"/>
           <w:insideH w:val="nil"/>
@@ -11340,7 +11558,7 @@
         <w:tcBorders>
           <w:top w:val="nil"/>
           <w:left w:val="nil"/>
-          <w:bottom w:val="single" w:sz="18" w:space="0" w:color="FFFFFF" w:themeColor="background1"/>
+          <w:bottom w:val="single" w:color="FFFFFF" w:themeColor="background1" w:sz="18" w:space="0"/>
           <w:right w:val="nil"/>
           <w:insideH w:val="nil"/>
           <w:insideV w:val="nil"/>
@@ -11352,7 +11570,7 @@
       <w:tblPr/>
       <w:tcPr>
         <w:tcBorders>
-          <w:top w:val="single" w:sz="18" w:space="0" w:color="FFFFFF" w:themeColor="background1"/>
+          <w:top w:val="single" w:color="FFFFFF" w:themeColor="background1" w:sz="18" w:space="0"/>
           <w:left w:val="nil"/>
           <w:bottom w:val="nil"/>
           <w:right w:val="nil"/>
@@ -11369,7 +11587,7 @@
           <w:top w:val="nil"/>
           <w:left w:val="nil"/>
           <w:bottom w:val="nil"/>
-          <w:right w:val="single" w:sz="18" w:space="0" w:color="FFFFFF" w:themeColor="background1"/>
+          <w:right w:val="single" w:color="FFFFFF" w:themeColor="background1" w:sz="18" w:space="0"/>
           <w:insideH w:val="nil"/>
           <w:insideV w:val="nil"/>
         </w:tcBorders>
@@ -11381,7 +11599,7 @@
       <w:tcPr>
         <w:tcBorders>
           <w:top w:val="nil"/>
-          <w:left w:val="single" w:sz="18" w:space="0" w:color="FFFFFF" w:themeColor="background1"/>
+          <w:left w:val="single" w:color="FFFFFF" w:themeColor="background1" w:sz="18" w:space="0"/>
           <w:bottom w:val="nil"/>
           <w:right w:val="nil"/>
           <w:insideH w:val="nil"/>
@@ -11435,12 +11653,12 @@
       <w:tblStyleColBandSize w:val="1"/>
       <w:tblInd w:w="0" w:type="dxa"/>
       <w:tblBorders>
-        <w:top w:val="single" w:sz="24" w:space="0" w:color="C0504D" w:themeColor="accent2"/>
-        <w:left w:val="single" w:sz="4" w:space="0" w:color="000000" w:themeColor="text1"/>
-        <w:bottom w:val="single" w:sz="4" w:space="0" w:color="000000" w:themeColor="text1"/>
-        <w:right w:val="single" w:sz="4" w:space="0" w:color="000000" w:themeColor="text1"/>
-        <w:insideH w:val="single" w:sz="4" w:space="0" w:color="FFFFFF" w:themeColor="background1"/>
-        <w:insideV w:val="single" w:sz="4" w:space="0" w:color="FFFFFF" w:themeColor="background1"/>
+        <w:top w:val="single" w:color="C0504D" w:themeColor="accent2" w:sz="24" w:space="0"/>
+        <w:left w:val="single" w:color="000000" w:themeColor="text1" w:sz="4" w:space="0"/>
+        <w:bottom w:val="single" w:color="000000" w:themeColor="text1" w:sz="4" w:space="0"/>
+        <w:right w:val="single" w:color="000000" w:themeColor="text1" w:sz="4" w:space="0"/>
+        <w:insideH w:val="single" w:color="FFFFFF" w:themeColor="background1" w:sz="4" w:space="0"/>
+        <w:insideV w:val="single" w:color="FFFFFF" w:themeColor="background1" w:sz="4" w:space="0"/>
       </w:tblBorders>
       <w:tblCellMar>
         <w:top w:w="0" w:type="dxa"/>
@@ -11462,7 +11680,7 @@
         <w:tcBorders>
           <w:top w:val="nil"/>
           <w:left w:val="nil"/>
-          <w:bottom w:val="single" w:sz="24" w:space="0" w:color="C0504D" w:themeColor="accent2"/>
+          <w:bottom w:val="single" w:color="C0504D" w:themeColor="accent2" w:sz="24" w:space="0"/>
           <w:right w:val="nil"/>
           <w:insideH w:val="nil"/>
           <w:insideV w:val="nil"/>
@@ -11479,7 +11697,7 @@
       <w:tblPr/>
       <w:tcPr>
         <w:tcBorders>
-          <w:top w:val="single" w:sz="6" w:space="0" w:color="FFFFFF" w:themeColor="background1"/>
+          <w:top w:val="single" w:color="FFFFFF" w:themeColor="background1" w:sz="6" w:space="0"/>
         </w:tcBorders>
         <w:shd w:val="clear" w:color="auto" w:fill="000000" w:themeFill="text1" w:themeFillShade="99"/>
       </w:tcPr>
@@ -11495,7 +11713,7 @@
           <w:left w:val="nil"/>
           <w:bottom w:val="nil"/>
           <w:right w:val="nil"/>
-          <w:insideH w:val="single" w:sz="4" w:space="0" w:color="000000" w:themeColor="text1" w:themeShade="99"/>
+          <w:insideH w:val="single" w:color="000000" w:themeColor="text1" w:themeShade="99" w:sz="4" w:space="0"/>
           <w:insideV w:val="nil"/>
         </w:tcBorders>
         <w:shd w:val="clear" w:color="auto" w:fill="000000" w:themeFill="text1" w:themeFillShade="99"/>
@@ -11557,12 +11775,12 @@
       <w:tblStyleColBandSize w:val="1"/>
       <w:tblInd w:w="0" w:type="dxa"/>
       <w:tblBorders>
-        <w:top w:val="single" w:sz="24" w:space="0" w:color="C0504D" w:themeColor="accent2"/>
-        <w:left w:val="single" w:sz="4" w:space="0" w:color="4F81BD" w:themeColor="accent1"/>
-        <w:bottom w:val="single" w:sz="4" w:space="0" w:color="4F81BD" w:themeColor="accent1"/>
-        <w:right w:val="single" w:sz="4" w:space="0" w:color="4F81BD" w:themeColor="accent1"/>
-        <w:insideH w:val="single" w:sz="4" w:space="0" w:color="FFFFFF" w:themeColor="background1"/>
-        <w:insideV w:val="single" w:sz="4" w:space="0" w:color="FFFFFF" w:themeColor="background1"/>
+        <w:top w:val="single" w:color="C0504D" w:themeColor="accent2" w:sz="24" w:space="0"/>
+        <w:left w:val="single" w:color="4F81BD" w:themeColor="accent1" w:sz="4" w:space="0"/>
+        <w:bottom w:val="single" w:color="4F81BD" w:themeColor="accent1" w:sz="4" w:space="0"/>
+        <w:right w:val="single" w:color="4F81BD" w:themeColor="accent1" w:sz="4" w:space="0"/>
+        <w:insideH w:val="single" w:color="FFFFFF" w:themeColor="background1" w:sz="4" w:space="0"/>
+        <w:insideV w:val="single" w:color="FFFFFF" w:themeColor="background1" w:sz="4" w:space="0"/>
       </w:tblBorders>
       <w:tblCellMar>
         <w:top w:w="0" w:type="dxa"/>
@@ -11584,7 +11802,7 @@
         <w:tcBorders>
           <w:top w:val="nil"/>
           <w:left w:val="nil"/>
-          <w:bottom w:val="single" w:sz="24" w:space="0" w:color="C0504D" w:themeColor="accent2"/>
+          <w:bottom w:val="single" w:color="C0504D" w:themeColor="accent2" w:sz="24" w:space="0"/>
           <w:right w:val="nil"/>
           <w:insideH w:val="nil"/>
           <w:insideV w:val="nil"/>
@@ -11601,7 +11819,7 @@
       <w:tblPr/>
       <w:tcPr>
         <w:tcBorders>
-          <w:top w:val="single" w:sz="6" w:space="0" w:color="FFFFFF" w:themeColor="background1"/>
+          <w:top w:val="single" w:color="FFFFFF" w:themeColor="background1" w:sz="6" w:space="0"/>
         </w:tcBorders>
         <w:shd w:val="clear" w:color="auto" w:fill="2C4C74" w:themeFill="accent1" w:themeFillShade="99"/>
       </w:tcPr>
@@ -11617,7 +11835,7 @@
           <w:left w:val="nil"/>
           <w:bottom w:val="nil"/>
           <w:right w:val="nil"/>
-          <w:insideH w:val="single" w:sz="4" w:space="0" w:color="2C4C74" w:themeColor="accent1" w:themeShade="99"/>
+          <w:insideH w:val="single" w:color="2C4C74" w:themeColor="accent1" w:themeShade="99" w:sz="4" w:space="0"/>
           <w:insideV w:val="nil"/>
         </w:tcBorders>
         <w:shd w:val="clear" w:color="auto" w:fill="2C4C74" w:themeFill="accent1" w:themeFillShade="99"/>
@@ -11679,12 +11897,12 @@
       <w:tblStyleColBandSize w:val="1"/>
       <w:tblInd w:w="0" w:type="dxa"/>
       <w:tblBorders>
-        <w:top w:val="single" w:sz="24" w:space="0" w:color="C0504D" w:themeColor="accent2"/>
-        <w:left w:val="single" w:sz="4" w:space="0" w:color="C0504D" w:themeColor="accent2"/>
-        <w:bottom w:val="single" w:sz="4" w:space="0" w:color="C0504D" w:themeColor="accent2"/>
-        <w:right w:val="single" w:sz="4" w:space="0" w:color="C0504D" w:themeColor="accent2"/>
-        <w:insideH w:val="single" w:sz="4" w:space="0" w:color="FFFFFF" w:themeColor="background1"/>
-        <w:insideV w:val="single" w:sz="4" w:space="0" w:color="FFFFFF" w:themeColor="background1"/>
+        <w:top w:val="single" w:color="C0504D" w:themeColor="accent2" w:sz="24" w:space="0"/>
+        <w:left w:val="single" w:color="C0504D" w:themeColor="accent2" w:sz="4" w:space="0"/>
+        <w:bottom w:val="single" w:color="C0504D" w:themeColor="accent2" w:sz="4" w:space="0"/>
+        <w:right w:val="single" w:color="C0504D" w:themeColor="accent2" w:sz="4" w:space="0"/>
+        <w:insideH w:val="single" w:color="FFFFFF" w:themeColor="background1" w:sz="4" w:space="0"/>
+        <w:insideV w:val="single" w:color="FFFFFF" w:themeColor="background1" w:sz="4" w:space="0"/>
       </w:tblBorders>
       <w:tblCellMar>
         <w:top w:w="0" w:type="dxa"/>
@@ -11706,7 +11924,7 @@
         <w:tcBorders>
           <w:top w:val="nil"/>
           <w:left w:val="nil"/>
-          <w:bottom w:val="single" w:sz="24" w:space="0" w:color="C0504D" w:themeColor="accent2"/>
+          <w:bottom w:val="single" w:color="C0504D" w:themeColor="accent2" w:sz="24" w:space="0"/>
           <w:right w:val="nil"/>
           <w:insideH w:val="nil"/>
           <w:insideV w:val="nil"/>
@@ -11723,7 +11941,7 @@
       <w:tblPr/>
       <w:tcPr>
         <w:tcBorders>
-          <w:top w:val="single" w:sz="6" w:space="0" w:color="FFFFFF" w:themeColor="background1"/>
+          <w:top w:val="single" w:color="FFFFFF" w:themeColor="background1" w:sz="6" w:space="0"/>
         </w:tcBorders>
         <w:shd w:val="clear" w:color="auto" w:fill="772C2A" w:themeFill="accent2" w:themeFillShade="99"/>
       </w:tcPr>
@@ -11739,7 +11957,7 @@
           <w:left w:val="nil"/>
           <w:bottom w:val="nil"/>
           <w:right w:val="nil"/>
-          <w:insideH w:val="single" w:sz="4" w:space="0" w:color="772C2A" w:themeColor="accent2" w:themeShade="99"/>
+          <w:insideH w:val="single" w:color="772C2A" w:themeColor="accent2" w:themeShade="99" w:sz="4" w:space="0"/>
           <w:insideV w:val="nil"/>
         </w:tcBorders>
         <w:shd w:val="clear" w:color="auto" w:fill="772C2A" w:themeFill="accent2" w:themeFillShade="99"/>
@@ -11801,12 +12019,12 @@
       <w:tblStyleColBandSize w:val="1"/>
       <w:tblInd w:w="0" w:type="dxa"/>
       <w:tblBorders>
-        <w:top w:val="single" w:sz="24" w:space="0" w:color="8064A2" w:themeColor="accent4"/>
-        <w:left w:val="single" w:sz="4" w:space="0" w:color="9BBB59" w:themeColor="accent3"/>
-        <w:bottom w:val="single" w:sz="4" w:space="0" w:color="9BBB59" w:themeColor="accent3"/>
-        <w:right w:val="single" w:sz="4" w:space="0" w:color="9BBB59" w:themeColor="accent3"/>
-        <w:insideH w:val="single" w:sz="4" w:space="0" w:color="FFFFFF" w:themeColor="background1"/>
-        <w:insideV w:val="single" w:sz="4" w:space="0" w:color="FFFFFF" w:themeColor="background1"/>
+        <w:top w:val="single" w:color="8064A2" w:themeColor="accent4" w:sz="24" w:space="0"/>
+        <w:left w:val="single" w:color="9BBB59" w:themeColor="accent3" w:sz="4" w:space="0"/>
+        <w:bottom w:val="single" w:color="9BBB59" w:themeColor="accent3" w:sz="4" w:space="0"/>
+        <w:right w:val="single" w:color="9BBB59" w:themeColor="accent3" w:sz="4" w:space="0"/>
+        <w:insideH w:val="single" w:color="FFFFFF" w:themeColor="background1" w:sz="4" w:space="0"/>
+        <w:insideV w:val="single" w:color="FFFFFF" w:themeColor="background1" w:sz="4" w:space="0"/>
       </w:tblBorders>
       <w:tblCellMar>
         <w:top w:w="0" w:type="dxa"/>
@@ -11828,7 +12046,7 @@
         <w:tcBorders>
           <w:top w:val="nil"/>
           <w:left w:val="nil"/>
-          <w:bottom w:val="single" w:sz="24" w:space="0" w:color="8064A2" w:themeColor="accent4"/>
+          <w:bottom w:val="single" w:color="8064A2" w:themeColor="accent4" w:sz="24" w:space="0"/>
           <w:right w:val="nil"/>
           <w:insideH w:val="nil"/>
           <w:insideV w:val="nil"/>
@@ -11845,7 +12063,7 @@
       <w:tblPr/>
       <w:tcPr>
         <w:tcBorders>
-          <w:top w:val="single" w:sz="6" w:space="0" w:color="FFFFFF" w:themeColor="background1"/>
+          <w:top w:val="single" w:color="FFFFFF" w:themeColor="background1" w:sz="6" w:space="0"/>
         </w:tcBorders>
         <w:shd w:val="clear" w:color="auto" w:fill="5E7530" w:themeFill="accent3" w:themeFillShade="99"/>
       </w:tcPr>
@@ -11861,7 +12079,7 @@
           <w:left w:val="nil"/>
           <w:bottom w:val="nil"/>
           <w:right w:val="nil"/>
-          <w:insideH w:val="single" w:sz="4" w:space="0" w:color="5E7530" w:themeColor="accent3" w:themeShade="99"/>
+          <w:insideH w:val="single" w:color="5E7530" w:themeColor="accent3" w:themeShade="99" w:sz="4" w:space="0"/>
           <w:insideV w:val="nil"/>
         </w:tcBorders>
         <w:shd w:val="clear" w:color="auto" w:fill="5E7530" w:themeFill="accent3" w:themeFillShade="99"/>
@@ -11913,12 +12131,12 @@
       <w:tblStyleColBandSize w:val="1"/>
       <w:tblInd w:w="0" w:type="dxa"/>
       <w:tblBorders>
-        <w:top w:val="single" w:sz="24" w:space="0" w:color="9BBB59" w:themeColor="accent3"/>
-        <w:left w:val="single" w:sz="4" w:space="0" w:color="8064A2" w:themeColor="accent4"/>
-        <w:bottom w:val="single" w:sz="4" w:space="0" w:color="8064A2" w:themeColor="accent4"/>
-        <w:right w:val="single" w:sz="4" w:space="0" w:color="8064A2" w:themeColor="accent4"/>
-        <w:insideH w:val="single" w:sz="4" w:space="0" w:color="FFFFFF" w:themeColor="background1"/>
-        <w:insideV w:val="single" w:sz="4" w:space="0" w:color="FFFFFF" w:themeColor="background1"/>
+        <w:top w:val="single" w:color="9BBB59" w:themeColor="accent3" w:sz="24" w:space="0"/>
+        <w:left w:val="single" w:color="8064A2" w:themeColor="accent4" w:sz="4" w:space="0"/>
+        <w:bottom w:val="single" w:color="8064A2" w:themeColor="accent4" w:sz="4" w:space="0"/>
+        <w:right w:val="single" w:color="8064A2" w:themeColor="accent4" w:sz="4" w:space="0"/>
+        <w:insideH w:val="single" w:color="FFFFFF" w:themeColor="background1" w:sz="4" w:space="0"/>
+        <w:insideV w:val="single" w:color="FFFFFF" w:themeColor="background1" w:sz="4" w:space="0"/>
       </w:tblBorders>
       <w:tblCellMar>
         <w:top w:w="0" w:type="dxa"/>
@@ -11940,7 +12158,7 @@
         <w:tcBorders>
           <w:top w:val="nil"/>
           <w:left w:val="nil"/>
-          <w:bottom w:val="single" w:sz="24" w:space="0" w:color="9BBB59" w:themeColor="accent3"/>
+          <w:bottom w:val="single" w:color="9BBB59" w:themeColor="accent3" w:sz="24" w:space="0"/>
           <w:right w:val="nil"/>
           <w:insideH w:val="nil"/>
           <w:insideV w:val="nil"/>
@@ -11957,7 +12175,7 @@
       <w:tblPr/>
       <w:tcPr>
         <w:tcBorders>
-          <w:top w:val="single" w:sz="6" w:space="0" w:color="FFFFFF" w:themeColor="background1"/>
+          <w:top w:val="single" w:color="FFFFFF" w:themeColor="background1" w:sz="6" w:space="0"/>
         </w:tcBorders>
         <w:shd w:val="clear" w:color="auto" w:fill="4C3B62" w:themeFill="accent4" w:themeFillShade="99"/>
       </w:tcPr>
@@ -11973,7 +12191,7 @@
           <w:left w:val="nil"/>
           <w:bottom w:val="nil"/>
           <w:right w:val="nil"/>
-          <w:insideH w:val="single" w:sz="4" w:space="0" w:color="4C3B62" w:themeColor="accent4" w:themeShade="99"/>
+          <w:insideH w:val="single" w:color="4C3B62" w:themeColor="accent4" w:themeShade="99" w:sz="4" w:space="0"/>
           <w:insideV w:val="nil"/>
         </w:tcBorders>
         <w:shd w:val="clear" w:color="auto" w:fill="4C3B62" w:themeFill="accent4" w:themeFillShade="99"/>
@@ -12035,12 +12253,12 @@
       <w:tblStyleColBandSize w:val="1"/>
       <w:tblInd w:w="0" w:type="dxa"/>
       <w:tblBorders>
-        <w:top w:val="single" w:sz="24" w:space="0" w:color="F79646" w:themeColor="accent6"/>
-        <w:left w:val="single" w:sz="4" w:space="0" w:color="4BACC6" w:themeColor="accent5"/>
-        <w:bottom w:val="single" w:sz="4" w:space="0" w:color="4BACC6" w:themeColor="accent5"/>
-        <w:right w:val="single" w:sz="4" w:space="0" w:color="4BACC6" w:themeColor="accent5"/>
-        <w:insideH w:val="single" w:sz="4" w:space="0" w:color="FFFFFF" w:themeColor="background1"/>
-        <w:insideV w:val="single" w:sz="4" w:space="0" w:color="FFFFFF" w:themeColor="background1"/>
+        <w:top w:val="single" w:color="F79646" w:themeColor="accent6" w:sz="24" w:space="0"/>
+        <w:left w:val="single" w:color="4BACC6" w:themeColor="accent5" w:sz="4" w:space="0"/>
+        <w:bottom w:val="single" w:color="4BACC6" w:themeColor="accent5" w:sz="4" w:space="0"/>
+        <w:right w:val="single" w:color="4BACC6" w:themeColor="accent5" w:sz="4" w:space="0"/>
+        <w:insideH w:val="single" w:color="FFFFFF" w:themeColor="background1" w:sz="4" w:space="0"/>
+        <w:insideV w:val="single" w:color="FFFFFF" w:themeColor="background1" w:sz="4" w:space="0"/>
       </w:tblBorders>
       <w:tblCellMar>
         <w:top w:w="0" w:type="dxa"/>
@@ -12062,7 +12280,7 @@
         <w:tcBorders>
           <w:top w:val="nil"/>
           <w:left w:val="nil"/>
-          <w:bottom w:val="single" w:sz="24" w:space="0" w:color="F79646" w:themeColor="accent6"/>
+          <w:bottom w:val="single" w:color="F79646" w:themeColor="accent6" w:sz="24" w:space="0"/>
           <w:right w:val="nil"/>
           <w:insideH w:val="nil"/>
           <w:insideV w:val="nil"/>
@@ -12079,7 +12297,7 @@
       <w:tblPr/>
       <w:tcPr>
         <w:tcBorders>
-          <w:top w:val="single" w:sz="6" w:space="0" w:color="FFFFFF" w:themeColor="background1"/>
+          <w:top w:val="single" w:color="FFFFFF" w:themeColor="background1" w:sz="6" w:space="0"/>
         </w:tcBorders>
         <w:shd w:val="clear" w:color="auto" w:fill="276A7C" w:themeFill="accent5" w:themeFillShade="99"/>
       </w:tcPr>
@@ -12095,7 +12313,7 @@
           <w:left w:val="nil"/>
           <w:bottom w:val="nil"/>
           <w:right w:val="nil"/>
-          <w:insideH w:val="single" w:sz="4" w:space="0" w:color="276A7C" w:themeColor="accent5" w:themeShade="99"/>
+          <w:insideH w:val="single" w:color="276A7C" w:themeColor="accent5" w:themeShade="99" w:sz="4" w:space="0"/>
           <w:insideV w:val="nil"/>
         </w:tcBorders>
         <w:shd w:val="clear" w:color="auto" w:fill="276A7C" w:themeFill="accent5" w:themeFillShade="99"/>
@@ -12157,12 +12375,12 @@
       <w:tblStyleColBandSize w:val="1"/>
       <w:tblInd w:w="0" w:type="dxa"/>
       <w:tblBorders>
-        <w:top w:val="single" w:sz="24" w:space="0" w:color="4BACC6" w:themeColor="accent5"/>
-        <w:left w:val="single" w:sz="4" w:space="0" w:color="F79646" w:themeColor="accent6"/>
-        <w:bottom w:val="single" w:sz="4" w:space="0" w:color="F79646" w:themeColor="accent6"/>
-        <w:right w:val="single" w:sz="4" w:space="0" w:color="F79646" w:themeColor="accent6"/>
-        <w:insideH w:val="single" w:sz="4" w:space="0" w:color="FFFFFF" w:themeColor="background1"/>
-        <w:insideV w:val="single" w:sz="4" w:space="0" w:color="FFFFFF" w:themeColor="background1"/>
+        <w:top w:val="single" w:color="4BACC6" w:themeColor="accent5" w:sz="24" w:space="0"/>
+        <w:left w:val="single" w:color="F79646" w:themeColor="accent6" w:sz="4" w:space="0"/>
+        <w:bottom w:val="single" w:color="F79646" w:themeColor="accent6" w:sz="4" w:space="0"/>
+        <w:right w:val="single" w:color="F79646" w:themeColor="accent6" w:sz="4" w:space="0"/>
+        <w:insideH w:val="single" w:color="FFFFFF" w:themeColor="background1" w:sz="4" w:space="0"/>
+        <w:insideV w:val="single" w:color="FFFFFF" w:themeColor="background1" w:sz="4" w:space="0"/>
       </w:tblBorders>
       <w:tblCellMar>
         <w:top w:w="0" w:type="dxa"/>
@@ -12184,7 +12402,7 @@
         <w:tcBorders>
           <w:top w:val="nil"/>
           <w:left w:val="nil"/>
-          <w:bottom w:val="single" w:sz="24" w:space="0" w:color="4BACC6" w:themeColor="accent5"/>
+          <w:bottom w:val="single" w:color="4BACC6" w:themeColor="accent5" w:sz="24" w:space="0"/>
           <w:right w:val="nil"/>
           <w:insideH w:val="nil"/>
           <w:insideV w:val="nil"/>
@@ -12201,7 +12419,7 @@
       <w:tblPr/>
       <w:tcPr>
         <w:tcBorders>
-          <w:top w:val="single" w:sz="6" w:space="0" w:color="FFFFFF" w:themeColor="background1"/>
+          <w:top w:val="single" w:color="FFFFFF" w:themeColor="background1" w:sz="6" w:space="0"/>
         </w:tcBorders>
         <w:shd w:val="clear" w:color="auto" w:fill="B65608" w:themeFill="accent6" w:themeFillShade="99"/>
       </w:tcPr>
@@ -12217,7 +12435,7 @@
           <w:left w:val="nil"/>
           <w:bottom w:val="nil"/>
           <w:right w:val="nil"/>
-          <w:insideH w:val="single" w:sz="4" w:space="0" w:color="B65608" w:themeColor="accent6" w:themeShade="99"/>
+          <w:insideH w:val="single" w:color="B65608" w:themeColor="accent6" w:themeShade="99" w:sz="4" w:space="0"/>
           <w:insideV w:val="nil"/>
         </w:tcBorders>
         <w:shd w:val="clear" w:color="auto" w:fill="B65608" w:themeFill="accent6" w:themeFillShade="99"/>
@@ -12297,7 +12515,7 @@
       <w:tblPr/>
       <w:tcPr>
         <w:tcBorders>
-          <w:bottom w:val="single" w:sz="12" w:space="0" w:color="FFFFFF" w:themeColor="background1"/>
+          <w:bottom w:val="single" w:color="FFFFFF" w:themeColor="background1" w:sz="12" w:space="0"/>
         </w:tcBorders>
         <w:shd w:val="clear" w:color="auto" w:fill="9E3A38" w:themeFill="accent2" w:themeFillShade="CC"/>
       </w:tcPr>
@@ -12311,7 +12529,7 @@
       <w:tblPr/>
       <w:tcPr>
         <w:tcBorders>
-          <w:top w:val="single" w:sz="12" w:space="0" w:color="000000" w:themeColor="text1"/>
+          <w:top w:val="single" w:color="000000" w:themeColor="text1" w:sz="12" w:space="0"/>
         </w:tcBorders>
         <w:shd w:val="clear" w:color="auto" w:fill="FFFFFF" w:themeFill="background1"/>
       </w:tcPr>
@@ -12383,7 +12601,7 @@
       <w:tblPr/>
       <w:tcPr>
         <w:tcBorders>
-          <w:bottom w:val="single" w:sz="12" w:space="0" w:color="FFFFFF" w:themeColor="background1"/>
+          <w:bottom w:val="single" w:color="FFFFFF" w:themeColor="background1" w:sz="12" w:space="0"/>
         </w:tcBorders>
         <w:shd w:val="clear" w:color="auto" w:fill="9E3A38" w:themeFill="accent2" w:themeFillShade="CC"/>
       </w:tcPr>
@@ -12397,7 +12615,7 @@
       <w:tblPr/>
       <w:tcPr>
         <w:tcBorders>
-          <w:top w:val="single" w:sz="12" w:space="0" w:color="000000" w:themeColor="text1"/>
+          <w:top w:val="single" w:color="000000" w:themeColor="text1" w:sz="12" w:space="0"/>
         </w:tcBorders>
         <w:shd w:val="clear" w:color="auto" w:fill="FFFFFF" w:themeFill="background1"/>
       </w:tcPr>
@@ -12469,7 +12687,7 @@
       <w:tblPr/>
       <w:tcPr>
         <w:tcBorders>
-          <w:bottom w:val="single" w:sz="12" w:space="0" w:color="FFFFFF" w:themeColor="background1"/>
+          <w:bottom w:val="single" w:color="FFFFFF" w:themeColor="background1" w:sz="12" w:space="0"/>
         </w:tcBorders>
         <w:shd w:val="clear" w:color="auto" w:fill="9E3A38" w:themeFill="accent2" w:themeFillShade="CC"/>
       </w:tcPr>
@@ -12483,7 +12701,7 @@
       <w:tblPr/>
       <w:tcPr>
         <w:tcBorders>
-          <w:top w:val="single" w:sz="12" w:space="0" w:color="000000" w:themeColor="text1"/>
+          <w:top w:val="single" w:color="000000" w:themeColor="text1" w:sz="12" w:space="0"/>
         </w:tcBorders>
         <w:shd w:val="clear" w:color="auto" w:fill="FFFFFF" w:themeFill="background1"/>
       </w:tcPr>
@@ -12555,7 +12773,7 @@
       <w:tblPr/>
       <w:tcPr>
         <w:tcBorders>
-          <w:bottom w:val="single" w:sz="12" w:space="0" w:color="FFFFFF" w:themeColor="background1"/>
+          <w:bottom w:val="single" w:color="FFFFFF" w:themeColor="background1" w:sz="12" w:space="0"/>
         </w:tcBorders>
         <w:shd w:val="clear" w:color="auto" w:fill="664E82" w:themeFill="accent4" w:themeFillShade="CC"/>
       </w:tcPr>
@@ -12569,7 +12787,7 @@
       <w:tblPr/>
       <w:tcPr>
         <w:tcBorders>
-          <w:top w:val="single" w:sz="12" w:space="0" w:color="000000" w:themeColor="text1"/>
+          <w:top w:val="single" w:color="000000" w:themeColor="text1" w:sz="12" w:space="0"/>
         </w:tcBorders>
         <w:shd w:val="clear" w:color="auto" w:fill="FFFFFF" w:themeFill="background1"/>
       </w:tcPr>
@@ -12641,7 +12859,7 @@
       <w:tblPr/>
       <w:tcPr>
         <w:tcBorders>
-          <w:bottom w:val="single" w:sz="12" w:space="0" w:color="FFFFFF" w:themeColor="background1"/>
+          <w:bottom w:val="single" w:color="FFFFFF" w:themeColor="background1" w:sz="12" w:space="0"/>
         </w:tcBorders>
         <w:shd w:val="clear" w:color="auto" w:fill="7E9C40" w:themeFill="accent3" w:themeFillShade="CC"/>
       </w:tcPr>
@@ -12655,7 +12873,7 @@
       <w:tblPr/>
       <w:tcPr>
         <w:tcBorders>
-          <w:top w:val="single" w:sz="12" w:space="0" w:color="000000" w:themeColor="text1"/>
+          <w:top w:val="single" w:color="000000" w:themeColor="text1" w:sz="12" w:space="0"/>
         </w:tcBorders>
         <w:shd w:val="clear" w:color="auto" w:fill="FFFFFF" w:themeFill="background1"/>
       </w:tcPr>
@@ -12727,7 +12945,7 @@
       <w:tblPr/>
       <w:tcPr>
         <w:tcBorders>
-          <w:bottom w:val="single" w:sz="12" w:space="0" w:color="FFFFFF" w:themeColor="background1"/>
+          <w:bottom w:val="single" w:color="FFFFFF" w:themeColor="background1" w:sz="12" w:space="0"/>
         </w:tcBorders>
         <w:shd w:val="clear" w:color="auto" w:fill="F2730A" w:themeFill="accent6" w:themeFillShade="CC"/>
       </w:tcPr>
@@ -12741,7 +12959,7 @@
       <w:tblPr/>
       <w:tcPr>
         <w:tcBorders>
-          <w:top w:val="single" w:sz="12" w:space="0" w:color="000000" w:themeColor="text1"/>
+          <w:top w:val="single" w:color="000000" w:themeColor="text1" w:sz="12" w:space="0"/>
         </w:tcBorders>
         <w:shd w:val="clear" w:color="auto" w:fill="FFFFFF" w:themeFill="background1"/>
       </w:tcPr>
@@ -12813,7 +13031,7 @@
       <w:tblPr/>
       <w:tcPr>
         <w:tcBorders>
-          <w:bottom w:val="single" w:sz="12" w:space="0" w:color="FFFFFF" w:themeColor="background1"/>
+          <w:bottom w:val="single" w:color="FFFFFF" w:themeColor="background1" w:sz="12" w:space="0"/>
         </w:tcBorders>
         <w:shd w:val="clear" w:color="auto" w:fill="348DA5" w:themeFill="accent5" w:themeFillShade="CC"/>
       </w:tcPr>
@@ -12827,7 +13045,7 @@
       <w:tblPr/>
       <w:tcPr>
         <w:tcBorders>
-          <w:top w:val="single" w:sz="12" w:space="0" w:color="000000" w:themeColor="text1"/>
+          <w:top w:val="single" w:color="000000" w:themeColor="text1" w:sz="12" w:space="0"/>
         </w:tcBorders>
         <w:shd w:val="clear" w:color="auto" w:fill="FFFFFF" w:themeFill="background1"/>
       </w:tcPr>
@@ -12881,7 +13099,7 @@
       <w:tblStyleColBandSize w:val="1"/>
       <w:tblInd w:w="0" w:type="dxa"/>
       <w:tblBorders>
-        <w:insideH w:val="single" w:sz="4" w:space="0" w:color="FFFFFF" w:themeColor="background1"/>
+        <w:insideH w:val="single" w:color="FFFFFF" w:themeColor="background1" w:sz="4" w:space="0"/>
       </w:tblBorders>
       <w:tblCellMar>
         <w:top w:w="0" w:type="dxa"/>
@@ -12961,7 +13179,7 @@
       <w:tblStyleColBandSize w:val="1"/>
       <w:tblInd w:w="0" w:type="dxa"/>
       <w:tblBorders>
-        <w:insideH w:val="single" w:sz="4" w:space="0" w:color="FFFFFF" w:themeColor="background1"/>
+        <w:insideH w:val="single" w:color="FFFFFF" w:themeColor="background1" w:sz="4" w:space="0"/>
       </w:tblBorders>
       <w:tblCellMar>
         <w:top w:w="0" w:type="dxa"/>
@@ -13041,7 +13259,7 @@
       <w:tblStyleColBandSize w:val="1"/>
       <w:tblInd w:w="0" w:type="dxa"/>
       <w:tblBorders>
-        <w:insideH w:val="single" w:sz="4" w:space="0" w:color="FFFFFF" w:themeColor="background1"/>
+        <w:insideH w:val="single" w:color="FFFFFF" w:themeColor="background1" w:sz="4" w:space="0"/>
       </w:tblBorders>
       <w:tblCellMar>
         <w:top w:w="0" w:type="dxa"/>
@@ -13121,7 +13339,7 @@
       <w:tblStyleColBandSize w:val="1"/>
       <w:tblInd w:w="0" w:type="dxa"/>
       <w:tblBorders>
-        <w:insideH w:val="single" w:sz="4" w:space="0" w:color="FFFFFF" w:themeColor="background1"/>
+        <w:insideH w:val="single" w:color="FFFFFF" w:themeColor="background1" w:sz="4" w:space="0"/>
       </w:tblBorders>
       <w:tblCellMar>
         <w:top w:w="0" w:type="dxa"/>
@@ -13201,7 +13419,7 @@
       <w:tblStyleColBandSize w:val="1"/>
       <w:tblInd w:w="0" w:type="dxa"/>
       <w:tblBorders>
-        <w:insideH w:val="single" w:sz="4" w:space="0" w:color="FFFFFF" w:themeColor="background1"/>
+        <w:insideH w:val="single" w:color="FFFFFF" w:themeColor="background1" w:sz="4" w:space="0"/>
       </w:tblBorders>
       <w:tblCellMar>
         <w:top w:w="0" w:type="dxa"/>
@@ -13281,7 +13499,7 @@
       <w:tblStyleColBandSize w:val="1"/>
       <w:tblInd w:w="0" w:type="dxa"/>
       <w:tblBorders>
-        <w:insideH w:val="single" w:sz="4" w:space="0" w:color="FFFFFF" w:themeColor="background1"/>
+        <w:insideH w:val="single" w:color="FFFFFF" w:themeColor="background1" w:sz="4" w:space="0"/>
       </w:tblBorders>
       <w:tblCellMar>
         <w:top w:w="0" w:type="dxa"/>
@@ -13361,7 +13579,7 @@
       <w:tblStyleColBandSize w:val="1"/>
       <w:tblInd w:w="0" w:type="dxa"/>
       <w:tblBorders>
-        <w:insideH w:val="single" w:sz="4" w:space="0" w:color="FFFFFF" w:themeColor="background1"/>
+        <w:insideH w:val="single" w:color="FFFFFF" w:themeColor="background1" w:sz="4" w:space="0"/>
       </w:tblBorders>
       <w:tblCellMar>
         <w:top w:w="0" w:type="dxa"/>
